--- a/4.质量管理/2.运行记录类文件/TXHS-04-11-2025年度运维服务质量管理内审计划.docx
+++ b/4.质量管理/2.运行记录类文件/TXHS-04-11-2025年度运维服务质量管理内审计划.docx
@@ -351,6 +351,12 @@
             <w:insideH w:val="none" w:color="auto" w:sz="0" w:space="0"/>
             <w:insideV w:val="none" w:color="auto" w:sz="0" w:space="0"/>
           </w:tblBorders>
+          <w:tblCellMar>
+            <w:top w:w="0" w:type="dxa"/>
+            <w:left w:w="108" w:type="dxa"/>
+            <w:bottom w:w="0" w:type="dxa"/>
+            <w:right w:w="108" w:type="dxa"/>
+          </w:tblCellMar>
         </w:tblPrEx>
         <w:trPr>
           <w:trHeight w:val="810" w:hRule="atLeast"/>
@@ -1353,7 +1359,7 @@
                 <w:vertAlign w:val="baseline"/>
                 <w:lang w:val="en-US" w:eastAsia="zh-CN"/>
               </w:rPr>
-              <w:t>沈坚</w:t>
+              <w:t>李伟</w:t>
             </w:r>
           </w:p>
         </w:tc>
@@ -1396,7 +1402,7 @@
                 <w:vertAlign w:val="baseline"/>
                 <w:lang w:val="en-US" w:eastAsia="zh-CN"/>
               </w:rPr>
-              <w:t>茅建根</w:t>
+              <w:t>陈凯</w:t>
             </w:r>
           </w:p>
         </w:tc>
@@ -2567,6 +2573,7 @@
           <w:lang w:val="en-US" w:eastAsia="zh-CN"/>
         </w:rPr>
       </w:pPr>
+      <w:bookmarkStart w:id="6" w:name="_GoBack"/>
       <w:r>
         <w:rPr>
           <w:rFonts w:hint="eastAsia"/>
@@ -2575,6 +2582,7 @@
         <w:t>为验证公司运维工作的规范性、准确性及在实际场景中的应用效果，确保其符合公司既定的服务标准与沟通规范，并能有效支撑运维服务质量的统一交付与客户体验的提升，特制定本年度内部审核计划。</w:t>
       </w:r>
     </w:p>
+    <w:bookmarkEnd w:id="6"/>
     <w:p>
       <w:pPr>
         <w:pStyle w:val="30"/>
@@ -3016,12 +3024,6 @@
             <w:insideH w:val="single" w:color="auto" w:sz="4" w:space="0"/>
             <w:insideV w:val="single" w:color="auto" w:sz="4" w:space="0"/>
           </w:tblBorders>
-          <w:tblCellMar>
-            <w:top w:w="0" w:type="dxa"/>
-            <w:left w:w="108" w:type="dxa"/>
-            <w:bottom w:w="0" w:type="dxa"/>
-            <w:right w:w="108" w:type="dxa"/>
-          </w:tblCellMar>
         </w:tblPrEx>
         <w:trPr>
           <w:trHeight w:val="331" w:hRule="atLeast"/>
@@ -3075,7 +3077,7 @@
                 <w:vertAlign w:val="baseline"/>
                 <w:lang w:val="en-US" w:eastAsia="zh-CN"/>
               </w:rPr>
-              <w:t>程方（A）、吴桀（B）、吴夤（C）、沈坚（D）</w:t>
+              <w:t>强宇涛（A）、金天宇（B）、平湾（C）、李伟（D）</w:t>
             </w:r>
           </w:p>
         </w:tc>
@@ -4266,17 +4268,7 @@
                 <w:sz w:val="22"/>
                 <w:szCs w:val="22"/>
               </w:rPr>
-              <w:t>9:30</w:t>
-            </w:r>
-            <w:bookmarkStart w:id="6" w:name="_GoBack"/>
-            <w:bookmarkEnd w:id="6"/>
-            <w:r>
-              <w:rPr>
-                <w:spacing w:val="-2"/>
-                <w:sz w:val="22"/>
-                <w:szCs w:val="22"/>
-              </w:rPr>
-              <w:t>-17:00</w:t>
+              <w:t>9:30-17:00</w:t>
             </w:r>
           </w:p>
         </w:tc>

--- a/4.质量管理/2.运行记录类文件/TXHS-04-11-2025年度运维服务质量管理内审计划.docx
+++ b/4.质量管理/2.运行记录类文件/TXHS-04-11-2025年度运维服务质量管理内审计划.docx
@@ -1,10 +1,11 @@
 
 <file path=word/document.xml><?xml version="1.0" encoding="utf-8"?>
-<w:document xmlns:wpc="http://schemas.microsoft.com/office/word/2010/wordprocessingCanvas" xmlns:mc="http://schemas.openxmlformats.org/markup-compatibility/2006" xmlns:o="urn:schemas-microsoft-com:office:office" xmlns:r="http://schemas.openxmlformats.org/officeDocument/2006/relationships" xmlns:m="http://schemas.openxmlformats.org/officeDocument/2006/math" xmlns:v="urn:schemas-microsoft-com:vml" xmlns:wp14="http://schemas.microsoft.com/office/word/2010/wordprocessingDrawing" xmlns:wp="http://schemas.openxmlformats.org/drawingml/2006/wordprocessingDrawing" xmlns:w="http://schemas.openxmlformats.org/wordprocessingml/2006/main" xmlns:w14="http://schemas.microsoft.com/office/word/2010/wordml" xmlns:w10="urn:schemas-microsoft-com:office:word" xmlns:w15="http://schemas.microsoft.com/office/word/2012/wordml" xmlns:wpg="http://schemas.microsoft.com/office/word/2010/wordprocessingGroup" xmlns:wpi="http://schemas.microsoft.com/office/word/2010/wordprocessingInk" xmlns:wne="http://schemas.microsoft.com/office/word/2006/wordml" xmlns:wps="http://schemas.microsoft.com/office/word/2010/wordprocessingShape" xmlns:wpsCustomData="http://www.wps.cn/officeDocument/2013/wpsCustomData" mc:Ignorable="w14 w15 wp14">
+<w:document xmlns:wpc="http://schemas.microsoft.com/office/word/2010/wordprocessingCanvas" xmlns:mc="http://schemas.openxmlformats.org/markup-compatibility/2006" xmlns:o="urn:schemas-microsoft-com:office:office" xmlns:r="http://schemas.openxmlformats.org/officeDocument/2006/relationships" xmlns:m="http://schemas.openxmlformats.org/officeDocument/2006/math" xmlns:v="urn:schemas-microsoft-com:vml" xmlns:wp14="http://schemas.microsoft.com/office/word/2010/wordprocessingDrawing" xmlns:wp="http://schemas.openxmlformats.org/drawingml/2006/wordprocessingDrawing" xmlns:w10="urn:schemas-microsoft-com:office:word" xmlns:w="http://schemas.openxmlformats.org/wordprocessingml/2006/main" xmlns:w14="http://schemas.microsoft.com/office/word/2010/wordml" xmlns:w15="http://schemas.microsoft.com/office/word/2012/wordml" xmlns:wne="http://schemas.microsoft.com/office/word/2006/wordml" xmlns:wpg="http://schemas.microsoft.com/office/word/2010/wordprocessingGroup" xmlns:wpi="http://schemas.microsoft.com/office/word/2010/wordprocessingInk" xmlns:wps="http://schemas.microsoft.com/office/word/2010/wordprocessingShape" mc:Ignorable="w14 w15 wp14">
+  <!-- Generated by Aspose.Words for .NET 13.3.0.1 -->
   <w:body>
     <w:p>
       <w:pPr>
-        <w:pStyle w:val="24"/>
+        <w:pStyle w:val="a"/>
         <w:keepNext w:val="0"/>
         <w:keepLines w:val="0"/>
         <w:pageBreakBefore w:val="0"/>
@@ -24,7 +25,7 @@
       <w:bookmarkStart w:id="0" w:name="_Toc32014"/>
       <w:r>
         <w:drawing>
-          <wp:anchor distT="0" distB="0" distL="114300" distR="114300" simplePos="0" relativeHeight="251661312" behindDoc="1" locked="0" layoutInCell="1" allowOverlap="1">
+          <wp:anchor distT="0" distB="0" distL="114300" distR="114300" simplePos="0" relativeHeight="251660288" behindDoc="1" locked="0" layoutInCell="1" allowOverlap="1">
             <wp:simplePos x="0" y="0"/>
             <wp:positionH relativeFrom="column">
               <wp:posOffset>-19050</wp:posOffset>
@@ -49,7 +50,7 @@
                     </pic:cNvPicPr>
                   </pic:nvPicPr>
                   <pic:blipFill>
-                    <a:blip r:embed="rId7"/>
+                    <a:blip xmlns:r="http://schemas.openxmlformats.org/officeDocument/2006/relationships" r:embed="rId4"/>
                     <a:stretch>
                       <a:fillRect/>
                     </a:stretch>
@@ -75,7 +76,7 @@
       </w:r>
       <w:r>
         <w:drawing>
-          <wp:anchor distT="0" distB="0" distL="114300" distR="114300" simplePos="0" relativeHeight="251660288" behindDoc="1" locked="0" layoutInCell="1" allowOverlap="1">
+          <wp:anchor distT="0" distB="0" distL="114300" distR="114300" simplePos="0" relativeHeight="251659264" behindDoc="1" locked="0" layoutInCell="1" allowOverlap="1">
             <wp:simplePos x="0" y="0"/>
             <wp:positionH relativeFrom="column">
               <wp:posOffset>0</wp:posOffset>
@@ -100,7 +101,7 @@
                     </pic:cNvPicPr>
                   </pic:nvPicPr>
                   <pic:blipFill>
-                    <a:blip r:embed="rId8"/>
+                    <a:blip xmlns:r="http://schemas.openxmlformats.org/officeDocument/2006/relationships" r:embed="rId5"/>
                     <a:stretch>
                       <a:fillRect/>
                     </a:stretch>
@@ -130,7 +131,7 @@
           <w:lang w:val="en-US" w:eastAsia="zh-CN"/>
         </w:rPr>
         <w:drawing>
-          <wp:anchor distT="0" distB="0" distL="114300" distR="114300" simplePos="0" relativeHeight="251659264" behindDoc="1" locked="0" layoutInCell="1" allowOverlap="1">
+          <wp:anchor distT="0" distB="0" distL="114300" distR="114300" simplePos="0" relativeHeight="251658240" behindDoc="1" locked="0" layoutInCell="1" allowOverlap="1">
             <wp:simplePos x="0" y="0"/>
             <wp:positionH relativeFrom="column">
               <wp:posOffset>635</wp:posOffset>
@@ -155,7 +156,7 @@
                     </pic:cNvPicPr>
                   </pic:nvPicPr>
                   <pic:blipFill>
-                    <a:blip r:embed="rId9">
+                    <a:blip xmlns:r="http://schemas.openxmlformats.org/officeDocument/2006/relationships" r:embed="rId6">
                       <a:alphaModFix amt="58000"/>
                       <a:lum contrast="-52000"/>
                     </a:blip>
@@ -189,7 +190,7 @@
     </w:p>
     <w:p>
       <w:pPr>
-        <w:pStyle w:val="25"/>
+        <w:pStyle w:val="a0"/>
         <w:keepNext w:val="0"/>
         <w:keepLines w:val="0"/>
         <w:pageBreakBefore w:val="0"/>
@@ -236,11 +237,11 @@
         <w:adjustRightInd w:val="0"/>
         <w:snapToGrid w:val="0"/>
         <w:spacing w:after="624" w:afterLines="200" w:line="219" w:lineRule="auto"/>
-        <w:ind w:left="0" w:leftChars="0" w:right="0" w:rightChars="0" w:firstLine="0" w:firstLineChars="0"/>
+        <w:ind w:left="0" w:right="0" w:firstLine="0" w:leftChars="0" w:rightChars="0" w:firstLineChars="0"/>
         <w:jc w:val="center"/>
         <w:textAlignment w:val="baseline"/>
         <w:rPr>
-          <w:rFonts w:hint="default" w:ascii="宋体" w:hAnsi="宋体" w:eastAsia="宋体" w:cs="宋体"/>
+          <w:rFonts w:ascii="宋体" w:eastAsia="宋体" w:hAnsi="宋体" w:cs="宋体" w:hint="default"/>
           <w:sz w:val="24"/>
           <w:szCs w:val="24"/>
           <w:lang w:val="en-US" w:eastAsia="zh-CN"/>
@@ -248,7 +249,7 @@
       </w:pPr>
       <w:r>
         <w:rPr>
-          <w:rFonts w:ascii="宋体" w:hAnsi="宋体" w:eastAsia="宋体" w:cs="宋体"/>
+          <w:rFonts w:ascii="宋体" w:eastAsia="宋体" w:hAnsi="宋体" w:cs="宋体"/>
           <w:b/>
           <w:bCs/>
           <w:spacing w:val="-3"/>
@@ -259,7 +260,7 @@
       </w:r>
       <w:r>
         <w:rPr>
-          <w:rFonts w:hint="eastAsia" w:ascii="宋体" w:hAnsi="宋体" w:eastAsia="宋体" w:cs="宋体"/>
+          <w:rFonts w:ascii="宋体" w:eastAsia="宋体" w:hAnsi="宋体" w:cs="宋体" w:hint="eastAsia"/>
           <w:b/>
           <w:bCs/>
           <w:spacing w:val="-3"/>
@@ -271,7 +272,7 @@
       </w:r>
       <w:r>
         <w:rPr>
-          <w:rFonts w:ascii="宋体" w:hAnsi="宋体" w:eastAsia="宋体" w:cs="宋体"/>
+          <w:rFonts w:ascii="宋体" w:eastAsia="宋体" w:hAnsi="宋体" w:cs="宋体"/>
           <w:b/>
           <w:bCs/>
           <w:spacing w:val="-3"/>
@@ -282,7 +283,7 @@
       </w:r>
       <w:r>
         <w:rPr>
-          <w:rFonts w:hint="eastAsia" w:ascii="宋体" w:hAnsi="宋体" w:cs="宋体"/>
+          <w:rFonts w:ascii="宋体" w:hAnsi="宋体" w:cs="宋体" w:hint="eastAsia"/>
           <w:b/>
           <w:bCs/>
           <w:spacing w:val="-3"/>
@@ -294,7 +295,7 @@
       </w:r>
       <w:r>
         <w:rPr>
-          <w:rFonts w:ascii="宋体" w:hAnsi="宋体" w:eastAsia="宋体" w:cs="宋体"/>
+          <w:rFonts w:ascii="宋体" w:eastAsia="宋体" w:hAnsi="宋体" w:cs="宋体"/>
           <w:b/>
           <w:bCs/>
           <w:spacing w:val="-3"/>
@@ -305,7 +306,7 @@
       </w:r>
       <w:r>
         <w:rPr>
-          <w:rFonts w:hint="eastAsia" w:ascii="宋体" w:hAnsi="宋体" w:cs="宋体"/>
+          <w:rFonts w:ascii="宋体" w:hAnsi="宋体" w:cs="宋体" w:hint="eastAsia"/>
           <w:b/>
           <w:bCs/>
           <w:spacing w:val="-3"/>
@@ -318,18 +319,17 @@
     </w:p>
     <w:tbl>
       <w:tblPr>
-        <w:tblStyle w:val="21"/>
+        <w:tblStyle w:val="TableGrid"/>
         <w:tblW w:w="0" w:type="auto"/>
         <w:jc w:val="center"/>
         <w:tblBorders>
-          <w:top w:val="none" w:color="auto" w:sz="0" w:space="0"/>
-          <w:left w:val="none" w:color="auto" w:sz="0" w:space="0"/>
-          <w:bottom w:val="none" w:color="auto" w:sz="0" w:space="0"/>
-          <w:right w:val="none" w:color="auto" w:sz="0" w:space="0"/>
-          <w:insideH w:val="none" w:color="auto" w:sz="0" w:space="0"/>
-          <w:insideV w:val="none" w:color="auto" w:sz="0" w:space="0"/>
+          <w:top w:val="nil"/>
+          <w:left w:val="nil"/>
+          <w:bottom w:val="nil"/>
+          <w:right w:val="nil"/>
+          <w:insideH w:val="nil"/>
+          <w:insideV w:val="nil"/>
         </w:tblBorders>
-        <w:tblLayout w:type="autofit"/>
         <w:tblCellMar>
           <w:top w:w="0" w:type="dxa"/>
           <w:left w:w="108" w:type="dxa"/>
@@ -343,13 +343,15 @@
       </w:tblGrid>
       <w:tr>
         <w:tblPrEx>
+          <w:tblW w:w="0" w:type="auto"/>
+          <w:jc w:val="center"/>
           <w:tblBorders>
-            <w:top w:val="none" w:color="auto" w:sz="0" w:space="0"/>
-            <w:left w:val="none" w:color="auto" w:sz="0" w:space="0"/>
-            <w:bottom w:val="none" w:color="auto" w:sz="0" w:space="0"/>
-            <w:right w:val="none" w:color="auto" w:sz="0" w:space="0"/>
-            <w:insideH w:val="none" w:color="auto" w:sz="0" w:space="0"/>
-            <w:insideV w:val="none" w:color="auto" w:sz="0" w:space="0"/>
+            <w:top w:val="nil"/>
+            <w:left w:val="nil"/>
+            <w:bottom w:val="nil"/>
+            <w:right w:val="nil"/>
+            <w:insideH w:val="nil"/>
+            <w:insideV w:val="nil"/>
           </w:tblBorders>
           <w:tblCellMar>
             <w:top w:w="0" w:type="dxa"/>
@@ -359,7 +361,7 @@
           </w:tblCellMar>
         </w:tblPrEx>
         <w:trPr>
-          <w:trHeight w:val="810" w:hRule="atLeast"/>
+          <w:trHeight w:val="810"/>
           <w:jc w:val="center"/>
         </w:trPr>
         <w:tc>
@@ -397,7 +399,7 @@
             </w:r>
             <w:r>
               <w:rPr>
-                <w:rFonts w:hint="default" w:asciiTheme="minorAscii" w:hAnsiTheme="minorAscii" w:eastAsiaTheme="minorEastAsia"/>
+                <w:rFonts w:asciiTheme="minorAscii" w:eastAsiaTheme="minorEastAsia" w:hAnsiTheme="minorAscii" w:hint="default"/>
                 <w:spacing w:val="227"/>
                 <w:sz w:val="21"/>
                 <w:vertAlign w:val="baseline"/>
@@ -451,7 +453,7 @@
             </w:r>
             <w:r>
               <w:rPr>
-                <w:rFonts w:hint="eastAsia" w:asciiTheme="minorAscii" w:hAnsiTheme="minorAscii" w:eastAsiaTheme="minorEastAsia"/>
+                <w:rFonts w:asciiTheme="minorAscii" w:eastAsiaTheme="minorEastAsia" w:hAnsiTheme="minorAscii" w:hint="eastAsia"/>
                 <w:spacing w:val="227"/>
                 <w:sz w:val="21"/>
                 <w:vertAlign w:val="baseline"/>
@@ -473,14 +475,8 @@
       </w:tr>
       <w:tr>
         <w:tblPrEx>
-          <w:tblBorders>
-            <w:top w:val="none" w:color="auto" w:sz="0" w:space="0"/>
-            <w:left w:val="none" w:color="auto" w:sz="0" w:space="0"/>
-            <w:bottom w:val="none" w:color="auto" w:sz="0" w:space="0"/>
-            <w:right w:val="none" w:color="auto" w:sz="0" w:space="0"/>
-            <w:insideH w:val="none" w:color="auto" w:sz="0" w:space="0"/>
-            <w:insideV w:val="none" w:color="auto" w:sz="0" w:space="0"/>
-          </w:tblBorders>
+          <w:tblW w:w="0" w:type="auto"/>
+          <w:jc w:val="center"/>
           <w:tblCellMar>
             <w:top w:w="0" w:type="dxa"/>
             <w:left w:w="108" w:type="dxa"/>
@@ -489,7 +485,7 @@
           </w:tblCellMar>
         </w:tblPrEx>
         <w:trPr>
-          <w:trHeight w:val="810" w:hRule="atLeast"/>
+          <w:trHeight w:val="810"/>
           <w:jc w:val="center"/>
         </w:trPr>
         <w:tc>
@@ -513,7 +509,7 @@
               <w:snapToGrid w:val="0"/>
               <w:textAlignment w:val="baseline"/>
               <w:rPr>
-                <w:rFonts w:hint="default" w:ascii="Arial" w:hAnsi="Arial" w:eastAsia="Arial" w:cs="Arial"/>
+                <w:rFonts w:ascii="Arial" w:eastAsia="Arial" w:hAnsi="Arial" w:cs="Arial" w:hint="default"/>
                 <w:snapToGrid w:val="0"/>
                 <w:color w:val="000000"/>
                 <w:kern w:val="0"/>
@@ -545,7 +541,7 @@
             </w:r>
             <w:r>
               <w:rPr>
-                <w:rFonts w:hint="default" w:asciiTheme="minorAscii" w:hAnsiTheme="minorAscii" w:eastAsiaTheme="minorEastAsia"/>
+                <w:rFonts w:asciiTheme="minorAscii" w:eastAsiaTheme="minorEastAsia" w:hAnsiTheme="minorAscii" w:hint="default"/>
                 <w:spacing w:val="227"/>
                 <w:sz w:val="21"/>
                 <w:vertAlign w:val="baseline"/>
@@ -598,7 +594,7 @@
               <w:snapToGrid w:val="0"/>
               <w:textAlignment w:val="baseline"/>
               <w:rPr>
-                <w:rFonts w:hint="default" w:ascii="Arial" w:hAnsi="Arial" w:eastAsia="Arial" w:cs="Arial"/>
+                <w:rFonts w:ascii="Arial" w:eastAsia="Arial" w:hAnsi="Arial" w:cs="Arial" w:hint="default"/>
                 <w:snapToGrid w:val="0"/>
                 <w:color w:val="000000"/>
                 <w:kern w:val="0"/>
@@ -618,7 +614,7 @@
             </w:r>
             <w:r>
               <w:rPr>
-                <w:rFonts w:hint="eastAsia" w:asciiTheme="minorAscii" w:hAnsiTheme="minorAscii" w:eastAsiaTheme="minorEastAsia"/>
+                <w:rFonts w:asciiTheme="minorAscii" w:eastAsiaTheme="minorEastAsia" w:hAnsiTheme="minorAscii" w:hint="eastAsia"/>
                 <w:spacing w:val="227"/>
                 <w:sz w:val="21"/>
                 <w:vertAlign w:val="baseline"/>
@@ -640,14 +636,8 @@
       </w:tr>
       <w:tr>
         <w:tblPrEx>
-          <w:tblBorders>
-            <w:top w:val="none" w:color="auto" w:sz="0" w:space="0"/>
-            <w:left w:val="none" w:color="auto" w:sz="0" w:space="0"/>
-            <w:bottom w:val="none" w:color="auto" w:sz="0" w:space="0"/>
-            <w:right w:val="none" w:color="auto" w:sz="0" w:space="0"/>
-            <w:insideH w:val="none" w:color="auto" w:sz="0" w:space="0"/>
-            <w:insideV w:val="none" w:color="auto" w:sz="0" w:space="0"/>
-          </w:tblBorders>
+          <w:tblW w:w="0" w:type="auto"/>
+          <w:jc w:val="center"/>
           <w:tblCellMar>
             <w:top w:w="0" w:type="dxa"/>
             <w:left w:w="108" w:type="dxa"/>
@@ -656,7 +646,7 @@
           </w:tblCellMar>
         </w:tblPrEx>
         <w:trPr>
-          <w:trHeight w:val="635" w:hRule="atLeast"/>
+          <w:trHeight w:val="635"/>
           <w:jc w:val="center"/>
         </w:trPr>
         <w:tc>
@@ -706,7 +696,7 @@
             </w:r>
             <w:r>
               <w:rPr>
-                <w:rFonts w:hint="eastAsia" w:asciiTheme="minorAscii" w:hAnsiTheme="minorAscii" w:eastAsiaTheme="minorEastAsia"/>
+                <w:rFonts w:asciiTheme="minorAscii" w:eastAsiaTheme="minorEastAsia" w:hAnsiTheme="minorAscii" w:hint="eastAsia"/>
                 <w:spacing w:val="227"/>
                 <w:sz w:val="21"/>
                 <w:vertAlign w:val="baseline"/>
@@ -759,7 +749,7 @@
             </w:r>
             <w:r>
               <w:rPr>
-                <w:rFonts w:hint="eastAsia" w:asciiTheme="minorAscii" w:hAnsiTheme="minorAscii" w:eastAsiaTheme="minorEastAsia"/>
+                <w:rFonts w:asciiTheme="minorAscii" w:eastAsiaTheme="minorEastAsia" w:hAnsiTheme="minorAscii" w:hint="eastAsia"/>
                 <w:spacing w:val="227"/>
                 <w:sz w:val="21"/>
                 <w:vertAlign w:val="baseline"/>
@@ -818,14 +808,14 @@
         <w:ind w:left="3634"/>
         <w:textAlignment w:val="baseline"/>
         <w:rPr>
-          <w:rFonts w:ascii="宋体" w:hAnsi="宋体" w:eastAsia="宋体" w:cs="宋体"/>
+          <w:rFonts w:ascii="宋体" w:eastAsia="宋体" w:hAnsi="宋体" w:cs="宋体"/>
           <w:sz w:val="31"/>
           <w:szCs w:val="31"/>
         </w:rPr>
       </w:pPr>
       <w:r>
         <w:rPr>
-          <w:rFonts w:ascii="宋体" w:hAnsi="宋体" w:eastAsia="宋体" w:cs="宋体"/>
+          <w:rFonts w:ascii="宋体" w:eastAsia="宋体" w:hAnsi="宋体" w:cs="宋体"/>
           <w:b/>
           <w:bCs/>
           <w:spacing w:val="4"/>
@@ -837,16 +827,16 @@
     </w:p>
     <w:tbl>
       <w:tblPr>
-        <w:tblStyle w:val="26"/>
+        <w:tblStyle w:val="TableNormal0"/>
         <w:tblW w:w="8214" w:type="dxa"/>
         <w:jc w:val="center"/>
         <w:tblBorders>
-          <w:top w:val="single" w:color="000000" w:sz="2" w:space="0"/>
-          <w:left w:val="single" w:color="000000" w:sz="2" w:space="0"/>
-          <w:bottom w:val="single" w:color="000000" w:sz="2" w:space="0"/>
-          <w:right w:val="single" w:color="000000" w:sz="2" w:space="0"/>
-          <w:insideH w:val="single" w:color="000000" w:sz="2" w:space="0"/>
-          <w:insideV w:val="single" w:color="000000" w:sz="2" w:space="0"/>
+          <w:top w:val="single" w:sz="2" w:space="0" w:color="000000"/>
+          <w:left w:val="single" w:sz="2" w:space="0" w:color="000000"/>
+          <w:bottom w:val="single" w:sz="2" w:space="0" w:color="000000"/>
+          <w:right w:val="single" w:sz="2" w:space="0" w:color="000000"/>
+          <w:insideH w:val="single" w:sz="2" w:space="0" w:color="000000"/>
+          <w:insideV w:val="single" w:sz="2" w:space="0" w:color="000000"/>
         </w:tblBorders>
         <w:tblLayout w:type="fixed"/>
         <w:tblCellMar>
@@ -866,14 +856,17 @@
       </w:tblGrid>
       <w:tr>
         <w:tblPrEx>
+          <w:tblW w:w="8214" w:type="dxa"/>
+          <w:jc w:val="center"/>
           <w:tblBorders>
-            <w:top w:val="single" w:color="000000" w:sz="2" w:space="0"/>
-            <w:left w:val="single" w:color="000000" w:sz="2" w:space="0"/>
-            <w:bottom w:val="single" w:color="000000" w:sz="2" w:space="0"/>
-            <w:right w:val="single" w:color="000000" w:sz="2" w:space="0"/>
-            <w:insideH w:val="single" w:color="000000" w:sz="2" w:space="0"/>
-            <w:insideV w:val="single" w:color="000000" w:sz="2" w:space="0"/>
+            <w:top w:val="single" w:sz="2" w:space="0" w:color="000000"/>
+            <w:left w:val="single" w:sz="2" w:space="0" w:color="000000"/>
+            <w:bottom w:val="single" w:sz="2" w:space="0" w:color="000000"/>
+            <w:right w:val="single" w:sz="2" w:space="0" w:color="000000"/>
+            <w:insideH w:val="single" w:sz="2" w:space="0" w:color="000000"/>
+            <w:insideV w:val="single" w:sz="2" w:space="0" w:color="000000"/>
           </w:tblBorders>
+          <w:tblLayout w:type="fixed"/>
           <w:tblCellMar>
             <w:top w:w="0" w:type="dxa"/>
             <w:left w:w="0" w:type="dxa"/>
@@ -882,7 +875,7 @@
           </w:tblCellMar>
         </w:tblPrEx>
         <w:trPr>
-          <w:trHeight w:val="593" w:hRule="atLeast"/>
+          <w:trHeight w:val="593"/>
           <w:jc w:val="center"/>
         </w:trPr>
         <w:tc>
@@ -904,18 +897,18 @@
               <w:adjustRightInd w:val="0"/>
               <w:snapToGrid w:val="0"/>
               <w:spacing w:before="176" w:line="228" w:lineRule="auto"/>
-              <w:ind w:left="0" w:leftChars="0" w:right="0" w:rightChars="0" w:firstLine="0" w:firstLineChars="0"/>
+              <w:ind w:left="0" w:right="0" w:firstLine="0" w:leftChars="0" w:rightChars="0" w:firstLineChars="0"/>
               <w:jc w:val="center"/>
               <w:textAlignment w:val="baseline"/>
               <w:rPr>
-                <w:rFonts w:ascii="宋体" w:hAnsi="宋体" w:eastAsia="宋体" w:cs="宋体"/>
+                <w:rFonts w:ascii="宋体" w:eastAsia="宋体" w:hAnsi="宋体" w:cs="宋体"/>
                 <w:sz w:val="20"/>
                 <w:szCs w:val="20"/>
               </w:rPr>
             </w:pPr>
             <w:r>
               <w:rPr>
-                <w:rFonts w:hint="eastAsia" w:ascii="宋体" w:hAnsi="宋体" w:cs="宋体"/>
+                <w:rFonts w:ascii="宋体" w:hAnsi="宋体" w:cs="宋体" w:hint="eastAsia"/>
                 <w:spacing w:val="-14"/>
                 <w:sz w:val="20"/>
                 <w:szCs w:val="20"/>
@@ -925,7 +918,7 @@
             </w:r>
             <w:r>
               <w:rPr>
-                <w:rFonts w:ascii="宋体" w:hAnsi="宋体" w:eastAsia="宋体" w:cs="宋体"/>
+                <w:rFonts w:ascii="宋体" w:eastAsia="宋体" w:hAnsi="宋体" w:cs="宋体"/>
                 <w:spacing w:val="-14"/>
                 <w:sz w:val="20"/>
                 <w:szCs w:val="20"/>
@@ -953,18 +946,18 @@
               <w:adjustRightInd w:val="0"/>
               <w:snapToGrid w:val="0"/>
               <w:spacing w:before="175" w:line="227" w:lineRule="auto"/>
-              <w:ind w:left="0" w:leftChars="0" w:right="0" w:rightChars="0" w:firstLine="0" w:firstLineChars="0"/>
+              <w:ind w:left="0" w:right="0" w:firstLine="0" w:leftChars="0" w:rightChars="0" w:firstLineChars="0"/>
               <w:jc w:val="center"/>
               <w:textAlignment w:val="baseline"/>
               <w:rPr>
-                <w:rFonts w:ascii="宋体" w:hAnsi="宋体" w:eastAsia="宋体" w:cs="宋体"/>
+                <w:rFonts w:ascii="宋体" w:eastAsia="宋体" w:hAnsi="宋体" w:cs="宋体"/>
                 <w:sz w:val="20"/>
                 <w:szCs w:val="20"/>
               </w:rPr>
             </w:pPr>
             <w:r>
               <w:rPr>
-                <w:rFonts w:ascii="宋体" w:hAnsi="宋体" w:eastAsia="宋体" w:cs="宋体"/>
+                <w:rFonts w:ascii="宋体" w:eastAsia="宋体" w:hAnsi="宋体" w:cs="宋体"/>
                 <w:spacing w:val="4"/>
                 <w:sz w:val="20"/>
                 <w:szCs w:val="20"/>
@@ -992,18 +985,18 @@
               <w:adjustRightInd w:val="0"/>
               <w:snapToGrid w:val="0"/>
               <w:spacing w:before="175" w:line="228" w:lineRule="auto"/>
-              <w:ind w:left="0" w:leftChars="0" w:right="0" w:rightChars="0" w:firstLine="0" w:firstLineChars="0"/>
+              <w:ind w:left="0" w:right="0" w:firstLine="0" w:leftChars="0" w:rightChars="0" w:firstLineChars="0"/>
               <w:jc w:val="center"/>
               <w:textAlignment w:val="baseline"/>
               <w:rPr>
-                <w:rFonts w:ascii="宋体" w:hAnsi="宋体" w:eastAsia="宋体" w:cs="宋体"/>
+                <w:rFonts w:ascii="宋体" w:eastAsia="宋体" w:hAnsi="宋体" w:cs="宋体"/>
                 <w:sz w:val="20"/>
                 <w:szCs w:val="20"/>
               </w:rPr>
             </w:pPr>
             <w:r>
               <w:rPr>
-                <w:rFonts w:ascii="宋体" w:hAnsi="宋体" w:eastAsia="宋体" w:cs="宋体"/>
+                <w:rFonts w:ascii="宋体" w:eastAsia="宋体" w:hAnsi="宋体" w:cs="宋体"/>
                 <w:spacing w:val="7"/>
                 <w:sz w:val="20"/>
                 <w:szCs w:val="20"/>
@@ -1031,11 +1024,11 @@
               <w:adjustRightInd w:val="0"/>
               <w:snapToGrid w:val="0"/>
               <w:spacing w:before="175" w:line="228" w:lineRule="auto"/>
-              <w:ind w:left="0" w:leftChars="0" w:right="0" w:rightChars="0" w:firstLine="0" w:firstLineChars="0"/>
+              <w:ind w:left="0" w:right="0" w:firstLine="0" w:leftChars="0" w:rightChars="0" w:firstLineChars="0"/>
               <w:jc w:val="center"/>
               <w:textAlignment w:val="baseline"/>
               <w:rPr>
-                <w:rFonts w:hint="eastAsia" w:ascii="宋体" w:hAnsi="宋体" w:eastAsia="宋体" w:cs="宋体"/>
+                <w:rFonts w:ascii="宋体" w:eastAsia="宋体" w:hAnsi="宋体" w:cs="宋体" w:hint="eastAsia"/>
                 <w:spacing w:val="7"/>
                 <w:sz w:val="20"/>
                 <w:szCs w:val="20"/>
@@ -1044,7 +1037,7 @@
             </w:pPr>
             <w:r>
               <w:rPr>
-                <w:rFonts w:hint="eastAsia" w:ascii="宋体" w:hAnsi="宋体" w:cs="宋体"/>
+                <w:rFonts w:ascii="宋体" w:hAnsi="宋体" w:cs="宋体" w:hint="eastAsia"/>
                 <w:spacing w:val="7"/>
                 <w:sz w:val="20"/>
                 <w:szCs w:val="20"/>
@@ -1073,11 +1066,11 @@
               <w:adjustRightInd w:val="0"/>
               <w:snapToGrid w:val="0"/>
               <w:spacing w:before="175" w:line="228" w:lineRule="auto"/>
-              <w:ind w:left="0" w:leftChars="0" w:right="0" w:rightChars="0" w:firstLine="0" w:firstLineChars="0"/>
+              <w:ind w:left="0" w:right="0" w:firstLine="0" w:leftChars="0" w:rightChars="0" w:firstLineChars="0"/>
               <w:jc w:val="center"/>
               <w:textAlignment w:val="baseline"/>
               <w:rPr>
-                <w:rFonts w:hint="default" w:ascii="宋体" w:hAnsi="宋体" w:cs="宋体"/>
+                <w:rFonts w:ascii="宋体" w:hAnsi="宋体" w:cs="宋体" w:hint="default"/>
                 <w:spacing w:val="7"/>
                 <w:sz w:val="20"/>
                 <w:szCs w:val="20"/>
@@ -1086,7 +1079,7 @@
             </w:pPr>
             <w:r>
               <w:rPr>
-                <w:rFonts w:hint="eastAsia" w:ascii="宋体" w:hAnsi="宋体" w:cs="宋体"/>
+                <w:rFonts w:ascii="宋体" w:hAnsi="宋体" w:cs="宋体" w:hint="eastAsia"/>
                 <w:spacing w:val="7"/>
                 <w:sz w:val="20"/>
                 <w:szCs w:val="20"/>
@@ -1115,18 +1108,18 @@
               <w:adjustRightInd w:val="0"/>
               <w:snapToGrid w:val="0"/>
               <w:spacing w:before="176" w:line="229" w:lineRule="auto"/>
-              <w:ind w:left="0" w:leftChars="0" w:right="0" w:rightChars="0" w:firstLine="0" w:firstLineChars="0"/>
+              <w:ind w:left="0" w:right="0" w:firstLine="0" w:leftChars="0" w:rightChars="0" w:firstLineChars="0"/>
               <w:jc w:val="center"/>
               <w:textAlignment w:val="baseline"/>
               <w:rPr>
-                <w:rFonts w:ascii="宋体" w:hAnsi="宋体" w:eastAsia="宋体" w:cs="宋体"/>
+                <w:rFonts w:ascii="宋体" w:eastAsia="宋体" w:hAnsi="宋体" w:cs="宋体"/>
                 <w:sz w:val="20"/>
                 <w:szCs w:val="20"/>
               </w:rPr>
             </w:pPr>
             <w:r>
               <w:rPr>
-                <w:rFonts w:ascii="宋体" w:hAnsi="宋体" w:eastAsia="宋体" w:cs="宋体"/>
+                <w:rFonts w:ascii="宋体" w:eastAsia="宋体" w:hAnsi="宋体" w:cs="宋体"/>
                 <w:spacing w:val="7"/>
                 <w:sz w:val="20"/>
                 <w:szCs w:val="20"/>
@@ -1138,14 +1131,9 @@
       </w:tr>
       <w:tr>
         <w:tblPrEx>
-          <w:tblBorders>
-            <w:top w:val="single" w:color="000000" w:sz="2" w:space="0"/>
-            <w:left w:val="single" w:color="000000" w:sz="2" w:space="0"/>
-            <w:bottom w:val="single" w:color="000000" w:sz="2" w:space="0"/>
-            <w:right w:val="single" w:color="000000" w:sz="2" w:space="0"/>
-            <w:insideH w:val="single" w:color="000000" w:sz="2" w:space="0"/>
-            <w:insideV w:val="single" w:color="000000" w:sz="2" w:space="0"/>
-          </w:tblBorders>
+          <w:tblW w:w="8214" w:type="dxa"/>
+          <w:jc w:val="center"/>
+          <w:tblLayout w:type="fixed"/>
           <w:tblCellMar>
             <w:top w:w="0" w:type="dxa"/>
             <w:left w:w="0" w:type="dxa"/>
@@ -1154,7 +1142,7 @@
           </w:tblCellMar>
         </w:tblPrEx>
         <w:trPr>
-          <w:trHeight w:val="516" w:hRule="atLeast"/>
+          <w:trHeight w:val="516"/>
           <w:jc w:val="center"/>
         </w:trPr>
         <w:tc>
@@ -1176,11 +1164,11 @@
               <w:adjustRightInd w:val="0"/>
               <w:snapToGrid w:val="0"/>
               <w:spacing w:before="173" w:line="267" w:lineRule="exact"/>
-              <w:ind w:left="0" w:leftChars="0" w:right="0" w:rightChars="0" w:firstLine="0" w:firstLineChars="0"/>
+              <w:ind w:left="0" w:right="0" w:firstLine="0" w:leftChars="0" w:rightChars="0" w:firstLineChars="0"/>
               <w:jc w:val="center"/>
               <w:textAlignment w:val="baseline"/>
               <w:rPr>
-                <w:rFonts w:hint="default" w:ascii="宋体" w:hAnsi="宋体" w:eastAsia="宋体" w:cs="宋体"/>
+                <w:rFonts w:ascii="宋体" w:eastAsia="宋体" w:hAnsi="宋体" w:cs="宋体" w:hint="default"/>
                 <w:sz w:val="20"/>
                 <w:szCs w:val="20"/>
                 <w:lang w:val="en-US"/>
@@ -1188,7 +1176,7 @@
             </w:pPr>
             <w:r>
               <w:rPr>
-                <w:rFonts w:ascii="宋体" w:hAnsi="宋体" w:eastAsia="宋体" w:cs="宋体"/>
+                <w:rFonts w:ascii="宋体" w:eastAsia="宋体" w:hAnsi="宋体" w:cs="宋体"/>
                 <w:spacing w:val="3"/>
                 <w:position w:val="1"/>
                 <w:sz w:val="20"/>
@@ -1198,7 +1186,7 @@
             </w:r>
             <w:r>
               <w:rPr>
-                <w:rFonts w:hint="eastAsia" w:ascii="宋体" w:hAnsi="宋体" w:cs="宋体"/>
+                <w:rFonts w:ascii="宋体" w:hAnsi="宋体" w:cs="宋体" w:hint="eastAsia"/>
                 <w:spacing w:val="3"/>
                 <w:position w:val="1"/>
                 <w:sz w:val="20"/>
@@ -1209,7 +1197,7 @@
             </w:r>
             <w:r>
               <w:rPr>
-                <w:rFonts w:ascii="宋体" w:hAnsi="宋体" w:eastAsia="宋体" w:cs="宋体"/>
+                <w:rFonts w:ascii="宋体" w:eastAsia="宋体" w:hAnsi="宋体" w:cs="宋体"/>
                 <w:spacing w:val="3"/>
                 <w:position w:val="1"/>
                 <w:sz w:val="20"/>
@@ -1219,7 +1207,7 @@
             </w:r>
             <w:r>
               <w:rPr>
-                <w:rFonts w:hint="eastAsia" w:ascii="宋体" w:hAnsi="宋体" w:cs="宋体"/>
+                <w:rFonts w:ascii="宋体" w:hAnsi="宋体" w:cs="宋体" w:hint="eastAsia"/>
                 <w:spacing w:val="3"/>
                 <w:position w:val="1"/>
                 <w:sz w:val="20"/>
@@ -1249,18 +1237,18 @@
               <w:adjustRightInd w:val="0"/>
               <w:snapToGrid w:val="0"/>
               <w:spacing w:before="173" w:line="267" w:lineRule="exact"/>
-              <w:ind w:left="0" w:leftChars="0" w:right="0" w:rightChars="0" w:firstLine="0" w:firstLineChars="0"/>
+              <w:ind w:left="0" w:right="0" w:firstLine="0" w:leftChars="0" w:rightChars="0" w:firstLineChars="0"/>
               <w:jc w:val="center"/>
               <w:textAlignment w:val="baseline"/>
               <w:rPr>
-                <w:rFonts w:ascii="宋体" w:hAnsi="宋体" w:eastAsia="宋体" w:cs="宋体"/>
+                <w:rFonts w:ascii="宋体" w:eastAsia="宋体" w:hAnsi="宋体" w:cs="宋体"/>
                 <w:sz w:val="20"/>
                 <w:szCs w:val="20"/>
               </w:rPr>
             </w:pPr>
             <w:r>
               <w:rPr>
-                <w:rFonts w:ascii="宋体" w:hAnsi="宋体" w:eastAsia="宋体" w:cs="宋体"/>
+                <w:rFonts w:ascii="宋体" w:eastAsia="宋体" w:hAnsi="宋体" w:cs="宋体"/>
                 <w:spacing w:val="4"/>
                 <w:position w:val="1"/>
                 <w:sz w:val="20"/>
@@ -1289,18 +1277,18 @@
               <w:adjustRightInd w:val="0"/>
               <w:snapToGrid w:val="0"/>
               <w:spacing w:before="172" w:line="228" w:lineRule="auto"/>
-              <w:ind w:left="0" w:leftChars="0" w:right="0" w:rightChars="0" w:firstLine="0" w:firstLineChars="0"/>
+              <w:ind w:left="0" w:right="0" w:firstLine="0" w:leftChars="0" w:rightChars="0" w:firstLineChars="0"/>
               <w:jc w:val="center"/>
               <w:textAlignment w:val="baseline"/>
               <w:rPr>
-                <w:rFonts w:ascii="宋体" w:hAnsi="宋体" w:eastAsia="宋体" w:cs="宋体"/>
+                <w:rFonts w:ascii="宋体" w:eastAsia="宋体" w:hAnsi="宋体" w:cs="宋体"/>
                 <w:sz w:val="20"/>
                 <w:szCs w:val="20"/>
               </w:rPr>
             </w:pPr>
             <w:r>
               <w:rPr>
-                <w:rFonts w:ascii="宋体" w:hAnsi="宋体" w:eastAsia="宋体" w:cs="宋体"/>
+                <w:rFonts w:ascii="宋体" w:eastAsia="宋体" w:hAnsi="宋体" w:cs="宋体"/>
                 <w:spacing w:val="200"/>
                 <w:kern w:val="0"/>
                 <w:sz w:val="20"/>
@@ -1310,7 +1298,7 @@
             </w:r>
             <w:r>
               <w:rPr>
-                <w:rFonts w:ascii="宋体" w:hAnsi="宋体" w:eastAsia="宋体" w:cs="宋体"/>
+                <w:rFonts w:ascii="宋体" w:eastAsia="宋体" w:hAnsi="宋体" w:cs="宋体"/>
                 <w:spacing w:val="0"/>
                 <w:kern w:val="0"/>
                 <w:sz w:val="20"/>
@@ -1339,11 +1327,11 @@
               <w:adjustRightInd w:val="0"/>
               <w:snapToGrid w:val="0"/>
               <w:spacing w:before="173" w:line="229" w:lineRule="auto"/>
-              <w:ind w:left="0" w:leftChars="0" w:right="0" w:rightChars="0" w:firstLine="0" w:firstLineChars="0"/>
+              <w:ind w:left="0" w:right="0" w:firstLine="0" w:leftChars="0" w:rightChars="0" w:firstLineChars="0"/>
               <w:jc w:val="center"/>
               <w:textAlignment w:val="baseline"/>
               <w:rPr>
-                <w:rFonts w:ascii="宋体" w:hAnsi="宋体" w:eastAsia="宋体" w:cs="宋体"/>
+                <w:rFonts w:ascii="宋体" w:eastAsia="宋体" w:hAnsi="宋体" w:cs="宋体"/>
                 <w:spacing w:val="200"/>
                 <w:kern w:val="0"/>
                 <w:sz w:val="20"/>
@@ -1352,14 +1340,14 @@
             </w:pPr>
             <w:r>
               <w:rPr>
-                <w:rFonts w:hint="eastAsia" w:asciiTheme="minorAscii" w:hAnsiTheme="minorAscii" w:eastAsiaTheme="minorEastAsia"/>
+                <w:rFonts w:asciiTheme="minorAscii" w:eastAsiaTheme="minorEastAsia" w:hAnsiTheme="minorAscii" w:hint="eastAsia"/>
                 <w:spacing w:val="0"/>
                 <w:kern w:val="0"/>
                 <w:sz w:val="21"/>
                 <w:vertAlign w:val="baseline"/>
                 <w:lang w:val="en-US" w:eastAsia="zh-CN"/>
               </w:rPr>
-              <w:t>李伟</w:t>
+              <w:t>沈晓晖</w:t>
             </w:r>
           </w:p>
         </w:tc>
@@ -1382,11 +1370,11 @@
               <w:adjustRightInd w:val="0"/>
               <w:snapToGrid w:val="0"/>
               <w:spacing w:before="173" w:line="229" w:lineRule="auto"/>
-              <w:ind w:left="0" w:leftChars="0" w:right="0" w:rightChars="0" w:firstLine="0" w:firstLineChars="0"/>
+              <w:ind w:left="0" w:right="0" w:firstLine="0" w:leftChars="0" w:rightChars="0" w:firstLineChars="0"/>
               <w:jc w:val="center"/>
               <w:textAlignment w:val="baseline"/>
               <w:rPr>
-                <w:rFonts w:ascii="宋体" w:hAnsi="宋体" w:eastAsia="宋体" w:cs="宋体"/>
+                <w:rFonts w:ascii="宋体" w:eastAsia="宋体" w:hAnsi="宋体" w:cs="宋体"/>
                 <w:spacing w:val="200"/>
                 <w:kern w:val="0"/>
                 <w:sz w:val="20"/>
@@ -1395,14 +1383,14 @@
             </w:pPr>
             <w:r>
               <w:rPr>
-                <w:rFonts w:hint="eastAsia" w:asciiTheme="minorAscii" w:hAnsiTheme="minorAscii" w:eastAsiaTheme="minorEastAsia"/>
+                <w:rFonts w:asciiTheme="minorAscii" w:eastAsiaTheme="minorEastAsia" w:hAnsiTheme="minorAscii" w:hint="eastAsia"/>
                 <w:spacing w:val="0"/>
                 <w:kern w:val="0"/>
                 <w:sz w:val="21"/>
                 <w:vertAlign w:val="baseline"/>
                 <w:lang w:val="en-US" w:eastAsia="zh-CN"/>
               </w:rPr>
-              <w:t>陈凯</w:t>
+              <w:t>茅建根</w:t>
             </w:r>
           </w:p>
         </w:tc>
@@ -1425,18 +1413,18 @@
               <w:adjustRightInd w:val="0"/>
               <w:snapToGrid w:val="0"/>
               <w:spacing w:before="173" w:line="229" w:lineRule="auto"/>
-              <w:ind w:left="0" w:leftChars="0" w:right="0" w:rightChars="0" w:firstLine="0" w:firstLineChars="0"/>
+              <w:ind w:left="0" w:right="0" w:firstLine="0" w:leftChars="0" w:rightChars="0" w:firstLineChars="0"/>
               <w:jc w:val="center"/>
               <w:textAlignment w:val="baseline"/>
               <w:rPr>
-                <w:rFonts w:ascii="宋体" w:hAnsi="宋体" w:eastAsia="宋体" w:cs="宋体"/>
+                <w:rFonts w:ascii="宋体" w:eastAsia="宋体" w:hAnsi="宋体" w:cs="宋体"/>
                 <w:sz w:val="20"/>
                 <w:szCs w:val="20"/>
               </w:rPr>
             </w:pPr>
             <w:r>
               <w:rPr>
-                <w:rFonts w:hint="eastAsia" w:asciiTheme="minorAscii" w:hAnsiTheme="minorAscii" w:eastAsiaTheme="minorEastAsia"/>
+                <w:rFonts w:asciiTheme="minorAscii" w:eastAsiaTheme="minorEastAsia" w:hAnsiTheme="minorAscii" w:hint="eastAsia"/>
                 <w:spacing w:val="0"/>
                 <w:kern w:val="0"/>
                 <w:sz w:val="21"/>
@@ -1450,14 +1438,9 @@
       </w:tr>
       <w:tr>
         <w:tblPrEx>
-          <w:tblBorders>
-            <w:top w:val="single" w:color="000000" w:sz="2" w:space="0"/>
-            <w:left w:val="single" w:color="000000" w:sz="2" w:space="0"/>
-            <w:bottom w:val="single" w:color="000000" w:sz="2" w:space="0"/>
-            <w:right w:val="single" w:color="000000" w:sz="2" w:space="0"/>
-            <w:insideH w:val="single" w:color="000000" w:sz="2" w:space="0"/>
-            <w:insideV w:val="single" w:color="000000" w:sz="2" w:space="0"/>
-          </w:tblBorders>
+          <w:tblW w:w="8214" w:type="dxa"/>
+          <w:jc w:val="center"/>
+          <w:tblLayout w:type="fixed"/>
           <w:tblCellMar>
             <w:top w:w="0" w:type="dxa"/>
             <w:left w:w="0" w:type="dxa"/>
@@ -1466,7 +1449,7 @@
           </w:tblCellMar>
         </w:tblPrEx>
         <w:trPr>
-          <w:trHeight w:val="556" w:hRule="atLeast"/>
+          <w:trHeight w:val="556"/>
           <w:jc w:val="center"/>
         </w:trPr>
         <w:tc>
@@ -1475,7 +1458,7 @@
           </w:tcPr>
           <w:p>
             <w:pPr>
-              <w:pStyle w:val="27"/>
+              <w:pStyle w:val="TableText"/>
               <w:keepNext w:val="0"/>
               <w:keepLines w:val="0"/>
               <w:pageBreakBefore w:val="0"/>
@@ -1488,7 +1471,7 @@
               <w:bidi w:val="0"/>
               <w:adjustRightInd w:val="0"/>
               <w:snapToGrid w:val="0"/>
-              <w:ind w:left="0" w:leftChars="0" w:right="0" w:rightChars="0" w:firstLine="0" w:firstLineChars="0"/>
+              <w:ind w:left="0" w:right="0" w:firstLine="0" w:leftChars="0" w:rightChars="0" w:firstLineChars="0"/>
               <w:jc w:val="center"/>
               <w:textAlignment w:val="baseline"/>
             </w:pPr>
@@ -1500,7 +1483,7 @@
           </w:tcPr>
           <w:p>
             <w:pPr>
-              <w:pStyle w:val="27"/>
+              <w:pStyle w:val="TableText"/>
               <w:keepNext w:val="0"/>
               <w:keepLines w:val="0"/>
               <w:pageBreakBefore w:val="0"/>
@@ -1513,7 +1496,7 @@
               <w:bidi w:val="0"/>
               <w:adjustRightInd w:val="0"/>
               <w:snapToGrid w:val="0"/>
-              <w:ind w:left="0" w:leftChars="0" w:right="0" w:rightChars="0" w:firstLine="0" w:firstLineChars="0"/>
+              <w:ind w:left="0" w:right="0" w:firstLine="0" w:leftChars="0" w:rightChars="0" w:firstLineChars="0"/>
               <w:jc w:val="center"/>
               <w:textAlignment w:val="baseline"/>
             </w:pPr>
@@ -1525,7 +1508,7 @@
           </w:tcPr>
           <w:p>
             <w:pPr>
-              <w:pStyle w:val="27"/>
+              <w:pStyle w:val="TableText"/>
               <w:keepNext w:val="0"/>
               <w:keepLines w:val="0"/>
               <w:pageBreakBefore w:val="0"/>
@@ -1538,7 +1521,7 @@
               <w:bidi w:val="0"/>
               <w:adjustRightInd w:val="0"/>
               <w:snapToGrid w:val="0"/>
-              <w:ind w:left="0" w:leftChars="0" w:right="0" w:rightChars="0" w:firstLine="0" w:firstLineChars="0"/>
+              <w:ind w:left="0" w:right="0" w:firstLine="0" w:leftChars="0" w:rightChars="0" w:firstLineChars="0"/>
               <w:jc w:val="center"/>
               <w:textAlignment w:val="baseline"/>
             </w:pPr>
@@ -1550,7 +1533,7 @@
           </w:tcPr>
           <w:p>
             <w:pPr>
-              <w:pStyle w:val="27"/>
+              <w:pStyle w:val="TableText"/>
               <w:keepNext w:val="0"/>
               <w:keepLines w:val="0"/>
               <w:pageBreakBefore w:val="0"/>
@@ -1563,7 +1546,7 @@
               <w:bidi w:val="0"/>
               <w:adjustRightInd w:val="0"/>
               <w:snapToGrid w:val="0"/>
-              <w:ind w:left="0" w:leftChars="0" w:right="0" w:rightChars="0" w:firstLine="0" w:firstLineChars="0"/>
+              <w:ind w:left="0" w:right="0" w:firstLine="0" w:leftChars="0" w:rightChars="0" w:firstLineChars="0"/>
               <w:jc w:val="center"/>
               <w:textAlignment w:val="baseline"/>
             </w:pPr>
@@ -1575,7 +1558,7 @@
           </w:tcPr>
           <w:p>
             <w:pPr>
-              <w:pStyle w:val="27"/>
+              <w:pStyle w:val="TableText"/>
               <w:keepNext w:val="0"/>
               <w:keepLines w:val="0"/>
               <w:pageBreakBefore w:val="0"/>
@@ -1588,7 +1571,7 @@
               <w:bidi w:val="0"/>
               <w:adjustRightInd w:val="0"/>
               <w:snapToGrid w:val="0"/>
-              <w:ind w:left="0" w:leftChars="0" w:right="0" w:rightChars="0" w:firstLine="0" w:firstLineChars="0"/>
+              <w:ind w:left="0" w:right="0" w:firstLine="0" w:leftChars="0" w:rightChars="0" w:firstLineChars="0"/>
               <w:jc w:val="center"/>
               <w:textAlignment w:val="baseline"/>
             </w:pPr>
@@ -1600,7 +1583,7 @@
           </w:tcPr>
           <w:p>
             <w:pPr>
-              <w:pStyle w:val="27"/>
+              <w:pStyle w:val="TableText"/>
               <w:keepNext w:val="0"/>
               <w:keepLines w:val="0"/>
               <w:pageBreakBefore w:val="0"/>
@@ -1613,7 +1596,7 @@
               <w:bidi w:val="0"/>
               <w:adjustRightInd w:val="0"/>
               <w:snapToGrid w:val="0"/>
-              <w:ind w:left="0" w:leftChars="0" w:right="0" w:rightChars="0" w:firstLine="0" w:firstLineChars="0"/>
+              <w:ind w:left="0" w:right="0" w:firstLine="0" w:leftChars="0" w:rightChars="0" w:firstLineChars="0"/>
               <w:jc w:val="center"/>
               <w:textAlignment w:val="baseline"/>
             </w:pPr>
@@ -1622,14 +1605,9 @@
       </w:tr>
       <w:tr>
         <w:tblPrEx>
-          <w:tblBorders>
-            <w:top w:val="single" w:color="000000" w:sz="2" w:space="0"/>
-            <w:left w:val="single" w:color="000000" w:sz="2" w:space="0"/>
-            <w:bottom w:val="single" w:color="000000" w:sz="2" w:space="0"/>
-            <w:right w:val="single" w:color="000000" w:sz="2" w:space="0"/>
-            <w:insideH w:val="single" w:color="000000" w:sz="2" w:space="0"/>
-            <w:insideV w:val="single" w:color="000000" w:sz="2" w:space="0"/>
-          </w:tblBorders>
+          <w:tblW w:w="8214" w:type="dxa"/>
+          <w:jc w:val="center"/>
+          <w:tblLayout w:type="fixed"/>
           <w:tblCellMar>
             <w:top w:w="0" w:type="dxa"/>
             <w:left w:w="0" w:type="dxa"/>
@@ -1638,7 +1616,7 @@
           </w:tblCellMar>
         </w:tblPrEx>
         <w:trPr>
-          <w:trHeight w:val="556" w:hRule="atLeast"/>
+          <w:trHeight w:val="556"/>
           <w:jc w:val="center"/>
         </w:trPr>
         <w:tc>
@@ -1647,7 +1625,7 @@
           </w:tcPr>
           <w:p>
             <w:pPr>
-              <w:pStyle w:val="27"/>
+              <w:pStyle w:val="TableText"/>
               <w:keepNext w:val="0"/>
               <w:keepLines w:val="0"/>
               <w:pageBreakBefore w:val="0"/>
@@ -1660,7 +1638,7 @@
               <w:bidi w:val="0"/>
               <w:adjustRightInd w:val="0"/>
               <w:snapToGrid w:val="0"/>
-              <w:ind w:left="0" w:leftChars="0" w:right="0" w:rightChars="0" w:firstLine="0" w:firstLineChars="0"/>
+              <w:ind w:left="0" w:right="0" w:firstLine="0" w:leftChars="0" w:rightChars="0" w:firstLineChars="0"/>
               <w:jc w:val="center"/>
               <w:textAlignment w:val="baseline"/>
             </w:pPr>
@@ -1672,7 +1650,7 @@
           </w:tcPr>
           <w:p>
             <w:pPr>
-              <w:pStyle w:val="27"/>
+              <w:pStyle w:val="TableText"/>
               <w:keepNext w:val="0"/>
               <w:keepLines w:val="0"/>
               <w:pageBreakBefore w:val="0"/>
@@ -1685,7 +1663,7 @@
               <w:bidi w:val="0"/>
               <w:adjustRightInd w:val="0"/>
               <w:snapToGrid w:val="0"/>
-              <w:ind w:left="0" w:leftChars="0" w:right="0" w:rightChars="0" w:firstLine="0" w:firstLineChars="0"/>
+              <w:ind w:left="0" w:right="0" w:firstLine="0" w:leftChars="0" w:rightChars="0" w:firstLineChars="0"/>
               <w:jc w:val="center"/>
               <w:textAlignment w:val="baseline"/>
             </w:pPr>
@@ -1697,7 +1675,7 @@
           </w:tcPr>
           <w:p>
             <w:pPr>
-              <w:pStyle w:val="27"/>
+              <w:pStyle w:val="TableText"/>
               <w:keepNext w:val="0"/>
               <w:keepLines w:val="0"/>
               <w:pageBreakBefore w:val="0"/>
@@ -1710,7 +1688,7 @@
               <w:bidi w:val="0"/>
               <w:adjustRightInd w:val="0"/>
               <w:snapToGrid w:val="0"/>
-              <w:ind w:left="0" w:leftChars="0" w:right="0" w:rightChars="0" w:firstLine="0" w:firstLineChars="0"/>
+              <w:ind w:left="0" w:right="0" w:firstLine="0" w:leftChars="0" w:rightChars="0" w:firstLineChars="0"/>
               <w:jc w:val="center"/>
               <w:textAlignment w:val="baseline"/>
             </w:pPr>
@@ -1722,7 +1700,7 @@
           </w:tcPr>
           <w:p>
             <w:pPr>
-              <w:pStyle w:val="27"/>
+              <w:pStyle w:val="TableText"/>
               <w:keepNext w:val="0"/>
               <w:keepLines w:val="0"/>
               <w:pageBreakBefore w:val="0"/>
@@ -1735,7 +1713,7 @@
               <w:bidi w:val="0"/>
               <w:adjustRightInd w:val="0"/>
               <w:snapToGrid w:val="0"/>
-              <w:ind w:left="0" w:leftChars="0" w:right="0" w:rightChars="0" w:firstLine="0" w:firstLineChars="0"/>
+              <w:ind w:left="0" w:right="0" w:firstLine="0" w:leftChars="0" w:rightChars="0" w:firstLineChars="0"/>
               <w:jc w:val="center"/>
               <w:textAlignment w:val="baseline"/>
             </w:pPr>
@@ -1747,7 +1725,7 @@
           </w:tcPr>
           <w:p>
             <w:pPr>
-              <w:pStyle w:val="27"/>
+              <w:pStyle w:val="TableText"/>
               <w:keepNext w:val="0"/>
               <w:keepLines w:val="0"/>
               <w:pageBreakBefore w:val="0"/>
@@ -1760,7 +1738,7 @@
               <w:bidi w:val="0"/>
               <w:adjustRightInd w:val="0"/>
               <w:snapToGrid w:val="0"/>
-              <w:ind w:left="0" w:leftChars="0" w:right="0" w:rightChars="0" w:firstLine="0" w:firstLineChars="0"/>
+              <w:ind w:left="0" w:right="0" w:firstLine="0" w:leftChars="0" w:rightChars="0" w:firstLineChars="0"/>
               <w:jc w:val="center"/>
               <w:textAlignment w:val="baseline"/>
             </w:pPr>
@@ -1772,7 +1750,7 @@
           </w:tcPr>
           <w:p>
             <w:pPr>
-              <w:pStyle w:val="27"/>
+              <w:pStyle w:val="TableText"/>
               <w:keepNext w:val="0"/>
               <w:keepLines w:val="0"/>
               <w:pageBreakBefore w:val="0"/>
@@ -1785,7 +1763,7 @@
               <w:bidi w:val="0"/>
               <w:adjustRightInd w:val="0"/>
               <w:snapToGrid w:val="0"/>
-              <w:ind w:left="0" w:leftChars="0" w:right="0" w:rightChars="0" w:firstLine="0" w:firstLineChars="0"/>
+              <w:ind w:left="0" w:right="0" w:firstLine="0" w:leftChars="0" w:rightChars="0" w:firstLineChars="0"/>
               <w:jc w:val="center"/>
               <w:textAlignment w:val="baseline"/>
             </w:pPr>
@@ -1794,14 +1772,9 @@
       </w:tr>
       <w:tr>
         <w:tblPrEx>
-          <w:tblBorders>
-            <w:top w:val="single" w:color="000000" w:sz="2" w:space="0"/>
-            <w:left w:val="single" w:color="000000" w:sz="2" w:space="0"/>
-            <w:bottom w:val="single" w:color="000000" w:sz="2" w:space="0"/>
-            <w:right w:val="single" w:color="000000" w:sz="2" w:space="0"/>
-            <w:insideH w:val="single" w:color="000000" w:sz="2" w:space="0"/>
-            <w:insideV w:val="single" w:color="000000" w:sz="2" w:space="0"/>
-          </w:tblBorders>
+          <w:tblW w:w="8214" w:type="dxa"/>
+          <w:jc w:val="center"/>
+          <w:tblLayout w:type="fixed"/>
           <w:tblCellMar>
             <w:top w:w="0" w:type="dxa"/>
             <w:left w:w="0" w:type="dxa"/>
@@ -1810,7 +1783,7 @@
           </w:tblCellMar>
         </w:tblPrEx>
         <w:trPr>
-          <w:trHeight w:val="557" w:hRule="atLeast"/>
+          <w:trHeight w:val="557"/>
           <w:jc w:val="center"/>
         </w:trPr>
         <w:tc>
@@ -1819,7 +1792,7 @@
           </w:tcPr>
           <w:p>
             <w:pPr>
-              <w:pStyle w:val="27"/>
+              <w:pStyle w:val="TableText"/>
               <w:keepNext w:val="0"/>
               <w:keepLines w:val="0"/>
               <w:pageBreakBefore w:val="0"/>
@@ -1832,7 +1805,7 @@
               <w:bidi w:val="0"/>
               <w:adjustRightInd w:val="0"/>
               <w:snapToGrid w:val="0"/>
-              <w:ind w:left="0" w:leftChars="0" w:right="0" w:rightChars="0" w:firstLine="0" w:firstLineChars="0"/>
+              <w:ind w:left="0" w:right="0" w:firstLine="0" w:leftChars="0" w:rightChars="0" w:firstLineChars="0"/>
               <w:jc w:val="center"/>
               <w:textAlignment w:val="baseline"/>
             </w:pPr>
@@ -1844,7 +1817,7 @@
           </w:tcPr>
           <w:p>
             <w:pPr>
-              <w:pStyle w:val="27"/>
+              <w:pStyle w:val="TableText"/>
               <w:keepNext w:val="0"/>
               <w:keepLines w:val="0"/>
               <w:pageBreakBefore w:val="0"/>
@@ -1857,7 +1830,7 @@
               <w:bidi w:val="0"/>
               <w:adjustRightInd w:val="0"/>
               <w:snapToGrid w:val="0"/>
-              <w:ind w:left="0" w:leftChars="0" w:right="0" w:rightChars="0" w:firstLine="0" w:firstLineChars="0"/>
+              <w:ind w:left="0" w:right="0" w:firstLine="0" w:leftChars="0" w:rightChars="0" w:firstLineChars="0"/>
               <w:jc w:val="center"/>
               <w:textAlignment w:val="baseline"/>
             </w:pPr>
@@ -1869,7 +1842,7 @@
           </w:tcPr>
           <w:p>
             <w:pPr>
-              <w:pStyle w:val="27"/>
+              <w:pStyle w:val="TableText"/>
               <w:keepNext w:val="0"/>
               <w:keepLines w:val="0"/>
               <w:pageBreakBefore w:val="0"/>
@@ -1882,7 +1855,7 @@
               <w:bidi w:val="0"/>
               <w:adjustRightInd w:val="0"/>
               <w:snapToGrid w:val="0"/>
-              <w:ind w:left="0" w:leftChars="0" w:right="0" w:rightChars="0" w:firstLine="0" w:firstLineChars="0"/>
+              <w:ind w:left="0" w:right="0" w:firstLine="0" w:leftChars="0" w:rightChars="0" w:firstLineChars="0"/>
               <w:jc w:val="center"/>
               <w:textAlignment w:val="baseline"/>
             </w:pPr>
@@ -1894,7 +1867,7 @@
           </w:tcPr>
           <w:p>
             <w:pPr>
-              <w:pStyle w:val="27"/>
+              <w:pStyle w:val="TableText"/>
               <w:keepNext w:val="0"/>
               <w:keepLines w:val="0"/>
               <w:pageBreakBefore w:val="0"/>
@@ -1907,7 +1880,7 @@
               <w:bidi w:val="0"/>
               <w:adjustRightInd w:val="0"/>
               <w:snapToGrid w:val="0"/>
-              <w:ind w:left="0" w:leftChars="0" w:right="0" w:rightChars="0" w:firstLine="0" w:firstLineChars="0"/>
+              <w:ind w:left="0" w:right="0" w:firstLine="0" w:leftChars="0" w:rightChars="0" w:firstLineChars="0"/>
               <w:jc w:val="center"/>
               <w:textAlignment w:val="baseline"/>
             </w:pPr>
@@ -1919,7 +1892,7 @@
           </w:tcPr>
           <w:p>
             <w:pPr>
-              <w:pStyle w:val="27"/>
+              <w:pStyle w:val="TableText"/>
               <w:keepNext w:val="0"/>
               <w:keepLines w:val="0"/>
               <w:pageBreakBefore w:val="0"/>
@@ -1932,7 +1905,7 @@
               <w:bidi w:val="0"/>
               <w:adjustRightInd w:val="0"/>
               <w:snapToGrid w:val="0"/>
-              <w:ind w:left="0" w:leftChars="0" w:right="0" w:rightChars="0" w:firstLine="0" w:firstLineChars="0"/>
+              <w:ind w:left="0" w:right="0" w:firstLine="0" w:leftChars="0" w:rightChars="0" w:firstLineChars="0"/>
               <w:jc w:val="center"/>
               <w:textAlignment w:val="baseline"/>
             </w:pPr>
@@ -1944,7 +1917,7 @@
           </w:tcPr>
           <w:p>
             <w:pPr>
-              <w:pStyle w:val="27"/>
+              <w:pStyle w:val="TableText"/>
               <w:keepNext w:val="0"/>
               <w:keepLines w:val="0"/>
               <w:pageBreakBefore w:val="0"/>
@@ -1957,7 +1930,7 @@
               <w:bidi w:val="0"/>
               <w:adjustRightInd w:val="0"/>
               <w:snapToGrid w:val="0"/>
-              <w:ind w:left="0" w:leftChars="0" w:right="0" w:rightChars="0" w:firstLine="0" w:firstLineChars="0"/>
+              <w:ind w:left="0" w:right="0" w:firstLine="0" w:leftChars="0" w:rightChars="0" w:firstLineChars="0"/>
               <w:jc w:val="center"/>
               <w:textAlignment w:val="baseline"/>
             </w:pPr>
@@ -1988,7 +1961,7 @@
     <w:sdt>
       <w:sdtPr>
         <w:rPr>
-          <w:rFonts w:ascii="宋体" w:hAnsi="宋体" w:eastAsia="宋体" w:cs="Arial"/>
+          <w:rFonts w:ascii="宋体" w:eastAsia="宋体" w:hAnsi="宋体" w:cs="Arial"/>
           <w:snapToGrid w:val="0"/>
           <w:color w:val="000000"/>
           <w:kern w:val="0"/>
@@ -2004,7 +1977,7 @@
       </w:sdtPr>
       <w:sdtEndPr>
         <w:rPr>
-          <w:rFonts w:hint="eastAsia" w:ascii="宋体" w:hAnsi="宋体" w:eastAsia="宋体" w:cs="宋体"/>
+          <w:rFonts w:ascii="宋体" w:eastAsia="宋体" w:hAnsi="宋体" w:cs="宋体" w:hint="eastAsia"/>
           <w:snapToGrid w:val="0"/>
           <w:color w:val="000000"/>
           <w:kern w:val="0"/>
@@ -2029,18 +2002,18 @@
             <w:adjustRightInd w:val="0"/>
             <w:snapToGrid w:val="0"/>
             <w:spacing w:before="0" w:beforeLines="0" w:after="0" w:afterLines="0" w:line="240" w:lineRule="auto"/>
-            <w:ind w:left="0" w:leftChars="0" w:right="0" w:rightChars="0" w:firstLine="0" w:firstLineChars="0"/>
+            <w:ind w:left="0" w:right="0" w:firstLine="0" w:leftChars="0" w:rightChars="0" w:firstLineChars="0"/>
             <w:jc w:val="center"/>
             <w:textAlignment w:val="baseline"/>
             <w:rPr>
-              <w:rFonts w:hint="eastAsia" w:ascii="宋体" w:hAnsi="宋体" w:eastAsia="宋体" w:cs="宋体"/>
+              <w:rFonts w:ascii="宋体" w:eastAsia="宋体" w:hAnsi="宋体" w:cs="宋体" w:hint="eastAsia"/>
               <w:sz w:val="24"/>
               <w:szCs w:val="24"/>
             </w:rPr>
           </w:pPr>
           <w:r>
             <w:rPr>
-              <w:rFonts w:hint="eastAsia" w:ascii="宋体" w:hAnsi="宋体" w:eastAsia="宋体" w:cs="宋体"/>
+              <w:rFonts w:ascii="宋体" w:eastAsia="宋体" w:hAnsi="宋体" w:cs="宋体" w:hint="eastAsia"/>
               <w:sz w:val="24"/>
               <w:szCs w:val="24"/>
             </w:rPr>
@@ -2049,14 +2022,14 @@
         </w:p>
         <w:p>
           <w:pPr>
-            <w:pStyle w:val="16"/>
+            <w:pStyle w:val="TOC1"/>
             <w:tabs>
               <w:tab w:val="right" w:leader="dot" w:pos="8306"/>
             </w:tabs>
           </w:pPr>
           <w:r>
             <w:rPr>
-              <w:rFonts w:hint="eastAsia" w:ascii="宋体" w:hAnsi="宋体" w:eastAsia="宋体" w:cs="宋体"/>
+              <w:rFonts w:ascii="宋体" w:eastAsia="宋体" w:hAnsi="宋体" w:cs="宋体" w:hint="eastAsia"/>
               <w:sz w:val="24"/>
               <w:szCs w:val="24"/>
             </w:rPr>
@@ -2064,7 +2037,7 @@
           </w:r>
           <w:r>
             <w:rPr>
-              <w:rFonts w:hint="eastAsia" w:ascii="宋体" w:hAnsi="宋体" w:eastAsia="宋体" w:cs="宋体"/>
+              <w:rFonts w:ascii="宋体" w:eastAsia="宋体" w:hAnsi="宋体" w:cs="宋体" w:hint="eastAsia"/>
               <w:sz w:val="24"/>
               <w:szCs w:val="24"/>
             </w:rPr>
@@ -2072,7 +2045,7 @@
           </w:r>
           <w:r>
             <w:rPr>
-              <w:rFonts w:hint="eastAsia" w:ascii="宋体" w:hAnsi="宋体" w:eastAsia="宋体" w:cs="宋体"/>
+              <w:rFonts w:ascii="宋体" w:eastAsia="宋体" w:hAnsi="宋体" w:cs="宋体" w:hint="eastAsia"/>
               <w:sz w:val="24"/>
               <w:szCs w:val="24"/>
             </w:rPr>
@@ -2080,21 +2053,21 @@
           </w:r>
           <w:r>
             <w:rPr>
-              <w:rFonts w:hint="eastAsia" w:ascii="宋体" w:hAnsi="宋体" w:eastAsia="宋体" w:cs="宋体"/>
+              <w:rFonts w:ascii="宋体" w:eastAsia="宋体" w:hAnsi="宋体" w:cs="宋体" w:hint="eastAsia"/>
               <w:szCs w:val="24"/>
             </w:rPr>
             <w:fldChar w:fldCharType="begin"/>
           </w:r>
           <w:r>
             <w:rPr>
-              <w:rFonts w:hint="eastAsia" w:ascii="宋体" w:hAnsi="宋体" w:eastAsia="宋体" w:cs="宋体"/>
+              <w:rFonts w:ascii="宋体" w:eastAsia="宋体" w:hAnsi="宋体" w:cs="宋体" w:hint="eastAsia"/>
               <w:szCs w:val="24"/>
             </w:rPr>
             <w:instrText xml:space="preserve"> HYPERLINK \l _Toc32014 </w:instrText>
           </w:r>
           <w:r>
             <w:rPr>
-              <w:rFonts w:hint="eastAsia" w:ascii="宋体" w:hAnsi="宋体" w:eastAsia="宋体" w:cs="宋体"/>
+              <w:rFonts w:ascii="宋体" w:eastAsia="宋体" w:hAnsi="宋体" w:cs="宋体" w:hint="eastAsia"/>
               <w:szCs w:val="24"/>
             </w:rPr>
             <w:fldChar w:fldCharType="separate"/>
@@ -2126,7 +2099,7 @@
           </w:r>
           <w:r>
             <w:rPr>
-              <w:rFonts w:hint="eastAsia" w:ascii="宋体" w:hAnsi="宋体" w:eastAsia="宋体" w:cs="宋体"/>
+              <w:rFonts w:ascii="宋体" w:eastAsia="宋体" w:hAnsi="宋体" w:cs="宋体" w:hint="eastAsia"/>
               <w:szCs w:val="24"/>
             </w:rPr>
             <w:fldChar w:fldCharType="end"/>
@@ -2134,28 +2107,28 @@
         </w:p>
         <w:p>
           <w:pPr>
-            <w:pStyle w:val="16"/>
+            <w:pStyle w:val="TOC1"/>
             <w:tabs>
               <w:tab w:val="right" w:leader="dot" w:pos="8306"/>
             </w:tabs>
           </w:pPr>
           <w:r>
             <w:rPr>
-              <w:rFonts w:hint="eastAsia" w:ascii="宋体" w:hAnsi="宋体" w:eastAsia="宋体" w:cs="宋体"/>
+              <w:rFonts w:ascii="宋体" w:eastAsia="宋体" w:hAnsi="宋体" w:cs="宋体" w:hint="eastAsia"/>
               <w:szCs w:val="24"/>
             </w:rPr>
             <w:fldChar w:fldCharType="begin"/>
           </w:r>
           <w:r>
             <w:rPr>
-              <w:rFonts w:hint="eastAsia" w:ascii="宋体" w:hAnsi="宋体" w:eastAsia="宋体" w:cs="宋体"/>
+              <w:rFonts w:ascii="宋体" w:eastAsia="宋体" w:hAnsi="宋体" w:cs="宋体" w:hint="eastAsia"/>
               <w:szCs w:val="24"/>
             </w:rPr>
             <w:instrText xml:space="preserve"> HYPERLINK \l _Toc22317 </w:instrText>
           </w:r>
           <w:r>
             <w:rPr>
-              <w:rFonts w:hint="eastAsia" w:ascii="宋体" w:hAnsi="宋体" w:eastAsia="宋体" w:cs="宋体"/>
+              <w:rFonts w:ascii="宋体" w:eastAsia="宋体" w:hAnsi="宋体" w:cs="宋体" w:hint="eastAsia"/>
               <w:szCs w:val="24"/>
             </w:rPr>
             <w:fldChar w:fldCharType="separate"/>
@@ -2187,7 +2160,7 @@
           </w:r>
           <w:r>
             <w:rPr>
-              <w:rFonts w:hint="eastAsia" w:ascii="宋体" w:hAnsi="宋体" w:eastAsia="宋体" w:cs="宋体"/>
+              <w:rFonts w:ascii="宋体" w:eastAsia="宋体" w:hAnsi="宋体" w:cs="宋体" w:hint="eastAsia"/>
               <w:szCs w:val="24"/>
             </w:rPr>
             <w:fldChar w:fldCharType="end"/>
@@ -2195,28 +2168,28 @@
         </w:p>
         <w:p>
           <w:pPr>
-            <w:pStyle w:val="16"/>
+            <w:pStyle w:val="TOC1"/>
             <w:tabs>
               <w:tab w:val="right" w:leader="dot" w:pos="8306"/>
             </w:tabs>
           </w:pPr>
           <w:r>
             <w:rPr>
-              <w:rFonts w:hint="eastAsia" w:ascii="宋体" w:hAnsi="宋体" w:eastAsia="宋体" w:cs="宋体"/>
+              <w:rFonts w:ascii="宋体" w:eastAsia="宋体" w:hAnsi="宋体" w:cs="宋体" w:hint="eastAsia"/>
               <w:szCs w:val="24"/>
             </w:rPr>
             <w:fldChar w:fldCharType="begin"/>
           </w:r>
           <w:r>
             <w:rPr>
-              <w:rFonts w:hint="eastAsia" w:ascii="宋体" w:hAnsi="宋体" w:eastAsia="宋体" w:cs="宋体"/>
+              <w:rFonts w:ascii="宋体" w:eastAsia="宋体" w:hAnsi="宋体" w:cs="宋体" w:hint="eastAsia"/>
               <w:szCs w:val="24"/>
             </w:rPr>
             <w:instrText xml:space="preserve"> HYPERLINK \l _Toc14942 </w:instrText>
           </w:r>
           <w:r>
             <w:rPr>
-              <w:rFonts w:hint="eastAsia" w:ascii="宋体" w:hAnsi="宋体" w:eastAsia="宋体" w:cs="宋体"/>
+              <w:rFonts w:ascii="宋体" w:eastAsia="宋体" w:hAnsi="宋体" w:cs="宋体" w:hint="eastAsia"/>
               <w:szCs w:val="24"/>
             </w:rPr>
             <w:fldChar w:fldCharType="separate"/>
@@ -2254,7 +2227,7 @@
           </w:r>
           <w:r>
             <w:rPr>
-              <w:rFonts w:hint="eastAsia" w:ascii="宋体" w:hAnsi="宋体" w:eastAsia="宋体" w:cs="宋体"/>
+              <w:rFonts w:ascii="宋体" w:eastAsia="宋体" w:hAnsi="宋体" w:cs="宋体" w:hint="eastAsia"/>
               <w:szCs w:val="24"/>
             </w:rPr>
             <w:fldChar w:fldCharType="end"/>
@@ -2262,28 +2235,28 @@
         </w:p>
         <w:p>
           <w:pPr>
-            <w:pStyle w:val="17"/>
+            <w:pStyle w:val="TOC2"/>
             <w:tabs>
               <w:tab w:val="right" w:leader="dot" w:pos="8306"/>
             </w:tabs>
           </w:pPr>
           <w:r>
             <w:rPr>
-              <w:rFonts w:hint="eastAsia" w:ascii="宋体" w:hAnsi="宋体" w:eastAsia="宋体" w:cs="宋体"/>
+              <w:rFonts w:ascii="宋体" w:eastAsia="宋体" w:hAnsi="宋体" w:cs="宋体" w:hint="eastAsia"/>
               <w:szCs w:val="24"/>
             </w:rPr>
             <w:fldChar w:fldCharType="begin"/>
           </w:r>
           <w:r>
             <w:rPr>
-              <w:rFonts w:hint="eastAsia" w:ascii="宋体" w:hAnsi="宋体" w:eastAsia="宋体" w:cs="宋体"/>
+              <w:rFonts w:ascii="宋体" w:eastAsia="宋体" w:hAnsi="宋体" w:cs="宋体" w:hint="eastAsia"/>
               <w:szCs w:val="24"/>
             </w:rPr>
             <w:instrText xml:space="preserve"> HYPERLINK \l _Toc30415 </w:instrText>
           </w:r>
           <w:r>
             <w:rPr>
-              <w:rFonts w:hint="eastAsia" w:ascii="宋体" w:hAnsi="宋体" w:eastAsia="宋体" w:cs="宋体"/>
+              <w:rFonts w:ascii="宋体" w:eastAsia="宋体" w:hAnsi="宋体" w:cs="宋体" w:hint="eastAsia"/>
               <w:szCs w:val="24"/>
             </w:rPr>
             <w:fldChar w:fldCharType="separate"/>
@@ -2322,7 +2295,7 @@
           </w:r>
           <w:r>
             <w:rPr>
-              <w:rFonts w:hint="eastAsia" w:ascii="宋体" w:hAnsi="宋体" w:eastAsia="宋体" w:cs="宋体"/>
+              <w:rFonts w:ascii="宋体" w:eastAsia="宋体" w:hAnsi="宋体" w:cs="宋体" w:hint="eastAsia"/>
               <w:szCs w:val="24"/>
             </w:rPr>
             <w:fldChar w:fldCharType="end"/>
@@ -2330,28 +2303,28 @@
         </w:p>
         <w:p>
           <w:pPr>
-            <w:pStyle w:val="17"/>
+            <w:pStyle w:val="TOC2"/>
             <w:tabs>
               <w:tab w:val="right" w:leader="dot" w:pos="8306"/>
             </w:tabs>
           </w:pPr>
           <w:r>
             <w:rPr>
-              <w:rFonts w:hint="eastAsia" w:ascii="宋体" w:hAnsi="宋体" w:eastAsia="宋体" w:cs="宋体"/>
+              <w:rFonts w:ascii="宋体" w:eastAsia="宋体" w:hAnsi="宋体" w:cs="宋体" w:hint="eastAsia"/>
               <w:szCs w:val="24"/>
             </w:rPr>
             <w:fldChar w:fldCharType="begin"/>
           </w:r>
           <w:r>
             <w:rPr>
-              <w:rFonts w:hint="eastAsia" w:ascii="宋体" w:hAnsi="宋体" w:eastAsia="宋体" w:cs="宋体"/>
+              <w:rFonts w:ascii="宋体" w:eastAsia="宋体" w:hAnsi="宋体" w:cs="宋体" w:hint="eastAsia"/>
               <w:szCs w:val="24"/>
             </w:rPr>
             <w:instrText xml:space="preserve"> HYPERLINK \l _Toc8035 </w:instrText>
           </w:r>
           <w:r>
             <w:rPr>
-              <w:rFonts w:hint="eastAsia" w:ascii="宋体" w:hAnsi="宋体" w:eastAsia="宋体" w:cs="宋体"/>
+              <w:rFonts w:ascii="宋体" w:eastAsia="宋体" w:hAnsi="宋体" w:cs="宋体" w:hint="eastAsia"/>
               <w:szCs w:val="24"/>
             </w:rPr>
             <w:fldChar w:fldCharType="separate"/>
@@ -2390,7 +2363,7 @@
           </w:r>
           <w:r>
             <w:rPr>
-              <w:rFonts w:hint="eastAsia" w:ascii="宋体" w:hAnsi="宋体" w:eastAsia="宋体" w:cs="宋体"/>
+              <w:rFonts w:ascii="宋体" w:eastAsia="宋体" w:hAnsi="宋体" w:cs="宋体" w:hint="eastAsia"/>
               <w:szCs w:val="24"/>
             </w:rPr>
             <w:fldChar w:fldCharType="end"/>
@@ -2398,28 +2371,28 @@
         </w:p>
         <w:p>
           <w:pPr>
-            <w:pStyle w:val="17"/>
+            <w:pStyle w:val="TOC2"/>
             <w:tabs>
               <w:tab w:val="right" w:leader="dot" w:pos="8306"/>
             </w:tabs>
           </w:pPr>
           <w:r>
             <w:rPr>
-              <w:rFonts w:hint="eastAsia" w:ascii="宋体" w:hAnsi="宋体" w:eastAsia="宋体" w:cs="宋体"/>
+              <w:rFonts w:ascii="宋体" w:eastAsia="宋体" w:hAnsi="宋体" w:cs="宋体" w:hint="eastAsia"/>
               <w:szCs w:val="24"/>
             </w:rPr>
             <w:fldChar w:fldCharType="begin"/>
           </w:r>
           <w:r>
             <w:rPr>
-              <w:rFonts w:hint="eastAsia" w:ascii="宋体" w:hAnsi="宋体" w:eastAsia="宋体" w:cs="宋体"/>
+              <w:rFonts w:ascii="宋体" w:eastAsia="宋体" w:hAnsi="宋体" w:cs="宋体" w:hint="eastAsia"/>
               <w:szCs w:val="24"/>
             </w:rPr>
             <w:instrText xml:space="preserve"> HYPERLINK \l _Toc7204 </w:instrText>
           </w:r>
           <w:r>
             <w:rPr>
-              <w:rFonts w:hint="eastAsia" w:ascii="宋体" w:hAnsi="宋体" w:eastAsia="宋体" w:cs="宋体"/>
+              <w:rFonts w:ascii="宋体" w:eastAsia="宋体" w:hAnsi="宋体" w:cs="宋体" w:hint="eastAsia"/>
               <w:szCs w:val="24"/>
             </w:rPr>
             <w:fldChar w:fldCharType="separate"/>
@@ -2458,7 +2431,7 @@
           </w:r>
           <w:r>
             <w:rPr>
-              <w:rFonts w:hint="eastAsia" w:ascii="宋体" w:hAnsi="宋体" w:eastAsia="宋体" w:cs="宋体"/>
+              <w:rFonts w:ascii="宋体" w:eastAsia="宋体" w:hAnsi="宋体" w:cs="宋体" w:hint="eastAsia"/>
               <w:szCs w:val="24"/>
             </w:rPr>
             <w:fldChar w:fldCharType="end"/>
@@ -2480,7 +2453,7 @@
             <w:snapToGrid w:val="0"/>
             <w:textAlignment w:val="baseline"/>
             <w:rPr>
-              <w:rFonts w:hint="eastAsia" w:ascii="宋体" w:hAnsi="宋体" w:eastAsia="宋体" w:cs="宋体"/>
+              <w:rFonts w:ascii="宋体" w:eastAsia="宋体" w:hAnsi="宋体" w:cs="宋体" w:hint="eastAsia"/>
               <w:snapToGrid w:val="0"/>
               <w:color w:val="000000"/>
               <w:kern w:val="0"/>
@@ -2491,7 +2464,7 @@
           </w:pPr>
           <w:r>
             <w:rPr>
-              <w:rFonts w:hint="eastAsia" w:ascii="宋体" w:hAnsi="宋体" w:eastAsia="宋体" w:cs="宋体"/>
+              <w:rFonts w:ascii="宋体" w:eastAsia="宋体" w:hAnsi="宋体" w:cs="宋体" w:hint="eastAsia"/>
               <w:szCs w:val="24"/>
             </w:rPr>
             <w:fldChar w:fldCharType="end"/>
@@ -2515,7 +2488,7 @@
         <w:snapToGrid w:val="0"/>
         <w:textAlignment w:val="baseline"/>
         <w:rPr>
-          <w:rFonts w:ascii="Arial" w:hAnsi="Arial" w:eastAsia="Arial" w:cs="Arial"/>
+          <w:rFonts w:ascii="Arial" w:eastAsia="Arial" w:hAnsi="Arial" w:cs="Arial"/>
           <w:snapToGrid w:val="0"/>
           <w:color w:val="000000"/>
           <w:kern w:val="0"/>
@@ -2526,7 +2499,7 @@
       </w:pPr>
       <w:r>
         <w:rPr>
-          <w:rFonts w:ascii="Arial" w:hAnsi="Arial" w:eastAsia="Arial" w:cs="Arial"/>
+          <w:rFonts w:ascii="Arial" w:eastAsia="Arial" w:hAnsi="Arial" w:cs="Arial"/>
           <w:snapToGrid w:val="0"/>
           <w:color w:val="000000"/>
           <w:kern w:val="0"/>
@@ -2539,7 +2512,7 @@
     </w:p>
     <w:p>
       <w:pPr>
-        <w:pStyle w:val="28"/>
+        <w:pStyle w:val="1"/>
         <w:keepNext w:val="0"/>
         <w:keepLines w:val="0"/>
         <w:pageBreakBefore w:val="0"/>
@@ -2566,14 +2539,14 @@
     </w:p>
     <w:p>
       <w:pPr>
-        <w:pStyle w:val="29"/>
+        <w:pStyle w:val="a1"/>
         <w:bidi w:val="0"/>
         <w:rPr>
           <w:rFonts w:hint="default"/>
           <w:lang w:val="en-US" w:eastAsia="zh-CN"/>
         </w:rPr>
       </w:pPr>
-      <w:bookmarkStart w:id="6" w:name="_GoBack"/>
+      <w:bookmarkStart w:id="3" w:name="_GoBack"/>
       <w:r>
         <w:rPr>
           <w:rFonts w:hint="eastAsia"/>
@@ -2581,209 +2554,48 @@
         </w:rPr>
         <w:t>为验证公司运维工作的规范性、准确性及在实际场景中的应用效果，确保其符合公司既定的服务标准与沟通规范，并能有效支撑运维服务质量的统一交付与客户体验的提升，特制定本年度内部审核计划。</w:t>
       </w:r>
-    </w:p>
-    <w:bookmarkEnd w:id="6"/>
-    <w:p>
-      <w:pPr>
-        <w:pStyle w:val="30"/>
-        <w:bidi w:val="0"/>
-        <w:rPr>
-          <w:rFonts w:hint="eastAsia"/>
-          <w:lang w:val="en-US" w:eastAsia="zh-CN"/>
-        </w:rPr>
-      </w:pPr>
-      <w:bookmarkStart w:id="3" w:name="_Toc30415"/>
-      <w:r>
-        <w:rPr>
-          <w:rFonts w:hint="eastAsia"/>
-          <w:lang w:val="en-US" w:eastAsia="zh-CN"/>
-        </w:rPr>
-        <w:t>审核基本信息</w:t>
-      </w:r>
-      <w:bookmarkEnd w:id="3"/>
     </w:p>
     <w:p>
       <w:pPr>
-        <w:pStyle w:val="29"/>
-        <w:rPr>
-          <w:rFonts w:hint="default"/>
+        <w:pStyle w:val="2"/>
+        <w:bidi w:val="0"/>
+        <w:rPr>
+          <w:rFonts w:hint="eastAsia"/>
           <w:lang w:val="en-US" w:eastAsia="zh-CN"/>
         </w:rPr>
       </w:pPr>
+      <w:bookmarkEnd w:id="3"/>
+      <w:bookmarkStart w:id="4" w:name="_Toc30415"/>
       <w:r>
         <w:rPr>
           <w:rFonts w:hint="eastAsia"/>
           <w:lang w:val="en-US" w:eastAsia="zh-CN"/>
         </w:rPr>
-        <w:t>时间安排：2025.12.15-2025.12.16</w:t>
-      </w:r>
-    </w:p>
-    <w:p>
-      <w:pPr>
-        <w:pStyle w:val="29"/>
-        <w:rPr>
-          <w:rFonts w:hint="eastAsia"/>
-          <w:lang w:val="en-US" w:eastAsia="zh-CN"/>
-        </w:rPr>
-      </w:pPr>
-      <w:r>
-        <w:rPr>
-          <w:rFonts w:hint="eastAsia"/>
-          <w:lang w:val="en-US" w:eastAsia="zh-CN"/>
-        </w:rPr>
-        <w:t>首次会议：2025.12.15 9:30</w:t>
-      </w:r>
-    </w:p>
-    <w:p>
-      <w:pPr>
-        <w:pStyle w:val="29"/>
-        <w:rPr>
-          <w:rFonts w:hint="eastAsia"/>
-          <w:lang w:val="en-US" w:eastAsia="zh-CN"/>
-        </w:rPr>
-      </w:pPr>
-      <w:r>
-        <w:rPr>
-          <w:rFonts w:hint="eastAsia"/>
-          <w:lang w:val="en-US" w:eastAsia="zh-CN"/>
-        </w:rPr>
-        <w:t>末次会议：2025.12.16 17:30</w:t>
-      </w:r>
-    </w:p>
-    <w:p>
-      <w:pPr>
-        <w:pStyle w:val="29"/>
-        <w:rPr>
-          <w:rFonts w:hint="eastAsia"/>
-          <w:lang w:val="en-US" w:eastAsia="zh-CN"/>
-        </w:rPr>
-      </w:pPr>
-      <w:r>
-        <w:rPr>
-          <w:rFonts w:hint="eastAsia"/>
-          <w:lang w:val="en-US" w:eastAsia="zh-CN"/>
-        </w:rPr>
-        <w:t>审核依据：公司质量管理体系文件、SLA协议、ITSS标准、相关法律法规</w:t>
-      </w:r>
-    </w:p>
-    <w:p>
-      <w:pPr>
-        <w:pStyle w:val="29"/>
-        <w:rPr>
-          <w:rFonts w:hint="default"/>
-          <w:lang w:val="en-US" w:eastAsia="zh-CN"/>
-        </w:rPr>
-      </w:pPr>
-      <w:r>
-        <w:rPr>
-          <w:rFonts w:hint="eastAsia"/>
-          <w:lang w:val="en-US" w:eastAsia="zh-CN"/>
-        </w:rPr>
-        <w:t>审核范围：公司所有与运维服务相关的部门及过程</w:t>
-      </w:r>
-    </w:p>
-    <w:p>
-      <w:pPr>
-        <w:pStyle w:val="30"/>
-        <w:bidi w:val="0"/>
-        <w:rPr>
-          <w:rFonts w:hint="eastAsia"/>
-          <w:lang w:val="en-US" w:eastAsia="zh-CN"/>
-        </w:rPr>
-      </w:pPr>
-      <w:bookmarkStart w:id="4" w:name="_Toc8035"/>
-      <w:r>
-        <w:rPr>
-          <w:rFonts w:hint="eastAsia"/>
-          <w:lang w:val="en-US" w:eastAsia="zh-CN"/>
-        </w:rPr>
-        <w:t>审核组成员</w:t>
+        <w:t>审核基本信息</w:t>
       </w:r>
       <w:bookmarkEnd w:id="4"/>
     </w:p>
     <w:p>
       <w:pPr>
-        <w:pStyle w:val="29"/>
+        <w:pStyle w:val="a1"/>
+        <w:rPr>
+          <w:rFonts w:hint="default"/>
+          <w:lang w:val="en-US" w:eastAsia="zh-CN"/>
+        </w:rPr>
+      </w:pPr>
+      <w:r>
         <w:rPr>
           <w:rFonts w:hint="eastAsia"/>
           <w:lang w:val="en-US" w:eastAsia="zh-CN"/>
         </w:rPr>
-      </w:pPr>
-      <w:r>
-        <w:rPr>
-          <w:rFonts w:hint="eastAsia"/>
-          <w:lang w:val="en-US" w:eastAsia="zh-CN"/>
-        </w:rPr>
-        <w:t>审核组由组长和组员构成，组长由管代担任，运维部经理</w:t>
-      </w:r>
-      <w:r>
-        <w:rPr>
-          <w:rFonts w:hint="eastAsia"/>
-          <w:vertAlign w:val="baseline"/>
-          <w:lang w:val="en-US" w:eastAsia="zh-CN"/>
-        </w:rPr>
-        <w:t>（A）</w:t>
-      </w:r>
-      <w:r>
-        <w:rPr>
-          <w:rFonts w:hint="eastAsia"/>
-          <w:lang w:val="en-US" w:eastAsia="zh-CN"/>
-        </w:rPr>
-        <w:t>、研发部经理</w:t>
-      </w:r>
-      <w:r>
-        <w:rPr>
-          <w:rFonts w:hint="eastAsia"/>
-          <w:vertAlign w:val="baseline"/>
-          <w:lang w:val="en-US" w:eastAsia="zh-CN"/>
-        </w:rPr>
-        <w:t>（B）</w:t>
-      </w:r>
-      <w:r>
-        <w:rPr>
-          <w:rFonts w:hint="eastAsia"/>
-          <w:lang w:val="en-US" w:eastAsia="zh-CN"/>
-        </w:rPr>
-        <w:t>、人力资源部经理</w:t>
-      </w:r>
-      <w:r>
-        <w:rPr>
-          <w:rFonts w:hint="eastAsia"/>
-          <w:vertAlign w:val="baseline"/>
-          <w:lang w:val="en-US" w:eastAsia="zh-CN"/>
-        </w:rPr>
-        <w:t>（C）</w:t>
-      </w:r>
-      <w:r>
-        <w:rPr>
-          <w:rFonts w:hint="eastAsia"/>
-          <w:lang w:val="en-US" w:eastAsia="zh-CN"/>
-        </w:rPr>
-        <w:t>、质量管理部经理</w:t>
-      </w:r>
-      <w:r>
-        <w:rPr>
-          <w:rFonts w:hint="eastAsia"/>
-          <w:vertAlign w:val="baseline"/>
-          <w:lang w:val="en-US" w:eastAsia="zh-CN"/>
-        </w:rPr>
-        <w:t>（D）</w:t>
-      </w:r>
-      <w:r>
-        <w:rPr>
-          <w:rFonts w:hint="eastAsia"/>
-          <w:lang w:val="en-US" w:eastAsia="zh-CN"/>
-        </w:rPr>
-        <w:t>担任组员。审核组信息如表4-1所示</w:t>
+        <w:t>时间安排：2025.12.15-2025.12.16</w:t>
       </w:r>
     </w:p>
     <w:p>
       <w:pPr>
-        <w:pStyle w:val="29"/>
-        <w:ind w:left="0" w:leftChars="0" w:right="0" w:rightChars="0" w:firstLine="0" w:firstLineChars="0"/>
-        <w:jc w:val="center"/>
-        <w:rPr>
-          <w:rFonts w:hint="default"/>
+        <w:pStyle w:val="a1"/>
+        <w:rPr>
+          <w:rFonts w:hint="eastAsia"/>
           <w:lang w:val="en-US" w:eastAsia="zh-CN"/>
         </w:rPr>
       </w:pPr>
@@ -2792,37 +2604,14 @@
           <w:rFonts w:hint="eastAsia"/>
           <w:lang w:val="en-US" w:eastAsia="zh-CN"/>
         </w:rPr>
-        <w:t>表</w:t>
-      </w:r>
-      <w:r>
-        <w:rPr>
-          <w:rFonts w:hint="eastAsia"/>
-          <w:lang w:val="en-US" w:eastAsia="zh-CN"/>
-        </w:rPr>
-        <w:fldChar w:fldCharType="begin"/>
-      </w:r>
-      <w:r>
-        <w:rPr>
-          <w:rFonts w:hint="eastAsia"/>
-          <w:lang w:val="en-US" w:eastAsia="zh-CN"/>
-        </w:rPr>
-        <w:instrText xml:space="preserve"> </w:instrText>
-      </w:r>
-      <w:r>
-        <w:rPr>
-          <w:rFonts w:hint="default"/>
-          <w:lang w:val="en-US" w:eastAsia="zh-CN"/>
-        </w:rPr>
-        <w:instrText xml:space="preserve"> STYLEREF "柴_标题1" \n \* Charformat</w:instrText>
+        <w:t>首次会议：2025.12.15 9:30</w:t>
       </w:r>
     </w:p>
     <w:p>
       <w:pPr>
-        <w:pStyle w:val="29"/>
-        <w:ind w:left="0" w:leftChars="0" w:right="0" w:rightChars="0" w:firstLine="0" w:firstLineChars="0"/>
-        <w:jc w:val="center"/>
-        <w:rPr>
-          <w:rFonts w:hint="default"/>
+        <w:pStyle w:val="a1"/>
+        <w:rPr>
+          <w:rFonts w:hint="eastAsia"/>
           <w:lang w:val="en-US" w:eastAsia="zh-CN"/>
         </w:rPr>
       </w:pPr>
@@ -2831,55 +2620,239 @@
           <w:rFonts w:hint="eastAsia"/>
           <w:lang w:val="en-US" w:eastAsia="zh-CN"/>
         </w:rPr>
-        <w:fldChar w:fldCharType="separate"/>
-      </w:r>
-      <w:r>
-        <w:rPr>
-          <w:rFonts w:hint="default"/>
-          <w:lang w:val="en-US" w:eastAsia="zh-CN"/>
-        </w:rPr>
-        <w:t>4</w:t>
-      </w:r>
-      <w:r>
-        <w:rPr>
-          <w:rFonts w:hint="eastAsia"/>
-          <w:lang w:val="en-US" w:eastAsia="zh-CN"/>
-        </w:rPr>
-        <w:fldChar w:fldCharType="end"/>
-      </w:r>
-      <w:r>
-        <w:rPr>
-          <w:rFonts w:hint="eastAsia"/>
-          <w:lang w:val="en-US" w:eastAsia="zh-CN"/>
-        </w:rPr>
-        <w:t xml:space="preserve"> -</w:t>
-      </w:r>
-      <w:r>
-        <w:rPr>
-          <w:rFonts w:hint="eastAsia"/>
-          <w:lang w:val="en-US" w:eastAsia="zh-CN"/>
-        </w:rPr>
-        <w:fldChar w:fldCharType="begin"/>
-      </w:r>
-      <w:r>
-        <w:rPr>
-          <w:rFonts w:hint="eastAsia"/>
-          <w:lang w:val="en-US" w:eastAsia="zh-CN"/>
-        </w:rPr>
-        <w:instrText xml:space="preserve"> </w:instrText>
-      </w:r>
-      <w:r>
-        <w:rPr>
-          <w:rFonts w:hint="default"/>
-          <w:lang w:val="en-US" w:eastAsia="zh-CN"/>
-        </w:rPr>
-        <w:instrText xml:space="preserve">  SEQ 图表 \* ARABIC  \s 1</w:instrText>
+        <w:t>末次会议：2025.12.16 17:30</w:t>
       </w:r>
     </w:p>
     <w:p>
       <w:pPr>
-        <w:pStyle w:val="29"/>
-        <w:ind w:left="0" w:leftChars="0" w:right="0" w:rightChars="0" w:firstLine="0" w:firstLineChars="0"/>
+        <w:pStyle w:val="a1"/>
+        <w:rPr>
+          <w:rFonts w:hint="eastAsia"/>
+          <w:lang w:val="en-US" w:eastAsia="zh-CN"/>
+        </w:rPr>
+      </w:pPr>
+      <w:r>
+        <w:rPr>
+          <w:rFonts w:hint="eastAsia"/>
+          <w:lang w:val="en-US" w:eastAsia="zh-CN"/>
+        </w:rPr>
+        <w:t>审核依据：公司质量管理体系文件、SLA协议、ITSS标准、相关法律法规</w:t>
+      </w:r>
+    </w:p>
+    <w:p>
+      <w:pPr>
+        <w:pStyle w:val="a1"/>
+        <w:rPr>
+          <w:rFonts w:hint="default"/>
+          <w:lang w:val="en-US" w:eastAsia="zh-CN"/>
+        </w:rPr>
+      </w:pPr>
+      <w:r>
+        <w:rPr>
+          <w:rFonts w:hint="eastAsia"/>
+          <w:lang w:val="en-US" w:eastAsia="zh-CN"/>
+        </w:rPr>
+        <w:t>审核范围：公司所有与运维服务相关的部门及过程</w:t>
+      </w:r>
+    </w:p>
+    <w:p>
+      <w:pPr>
+        <w:pStyle w:val="2"/>
+        <w:bidi w:val="0"/>
+        <w:rPr>
+          <w:rFonts w:hint="eastAsia"/>
+          <w:lang w:val="en-US" w:eastAsia="zh-CN"/>
+        </w:rPr>
+      </w:pPr>
+      <w:bookmarkStart w:id="5" w:name="_Toc8035"/>
+      <w:r>
+        <w:rPr>
+          <w:rFonts w:hint="eastAsia"/>
+          <w:lang w:val="en-US" w:eastAsia="zh-CN"/>
+        </w:rPr>
+        <w:t>审核组成员</w:t>
+      </w:r>
+      <w:bookmarkEnd w:id="5"/>
+    </w:p>
+    <w:p>
+      <w:pPr>
+        <w:pStyle w:val="a1"/>
+        <w:rPr>
+          <w:rFonts w:hint="eastAsia"/>
+          <w:lang w:val="en-US" w:eastAsia="zh-CN"/>
+        </w:rPr>
+      </w:pPr>
+      <w:r>
+        <w:rPr>
+          <w:rFonts w:hint="eastAsia"/>
+          <w:lang w:val="en-US" w:eastAsia="zh-CN"/>
+        </w:rPr>
+        <w:t>审核组由组长和组员构成，组长由管代担任，运维部经理</w:t>
+      </w:r>
+      <w:r>
+        <w:rPr>
+          <w:rFonts w:hint="eastAsia"/>
+          <w:vertAlign w:val="baseline"/>
+          <w:lang w:val="en-US" w:eastAsia="zh-CN"/>
+        </w:rPr>
+        <w:t>（A）</w:t>
+      </w:r>
+      <w:r>
+        <w:rPr>
+          <w:rFonts w:hint="eastAsia"/>
+          <w:lang w:val="en-US" w:eastAsia="zh-CN"/>
+        </w:rPr>
+        <w:t>、研发部经理</w:t>
+      </w:r>
+      <w:r>
+        <w:rPr>
+          <w:rFonts w:hint="eastAsia"/>
+          <w:vertAlign w:val="baseline"/>
+          <w:lang w:val="en-US" w:eastAsia="zh-CN"/>
+        </w:rPr>
+        <w:t>（B）</w:t>
+      </w:r>
+      <w:r>
+        <w:rPr>
+          <w:rFonts w:hint="eastAsia"/>
+          <w:lang w:val="en-US" w:eastAsia="zh-CN"/>
+        </w:rPr>
+        <w:t>、人力资源部经理</w:t>
+      </w:r>
+      <w:r>
+        <w:rPr>
+          <w:rFonts w:hint="eastAsia"/>
+          <w:vertAlign w:val="baseline"/>
+          <w:lang w:val="en-US" w:eastAsia="zh-CN"/>
+        </w:rPr>
+        <w:t>（C）</w:t>
+      </w:r>
+      <w:r>
+        <w:rPr>
+          <w:rFonts w:hint="eastAsia"/>
+          <w:lang w:val="en-US" w:eastAsia="zh-CN"/>
+        </w:rPr>
+        <w:t>、质量管理部经理</w:t>
+      </w:r>
+      <w:r>
+        <w:rPr>
+          <w:rFonts w:hint="eastAsia"/>
+          <w:vertAlign w:val="baseline"/>
+          <w:lang w:val="en-US" w:eastAsia="zh-CN"/>
+        </w:rPr>
+        <w:t>（D）</w:t>
+      </w:r>
+      <w:r>
+        <w:rPr>
+          <w:rFonts w:hint="eastAsia"/>
+          <w:lang w:val="en-US" w:eastAsia="zh-CN"/>
+        </w:rPr>
+        <w:t>担任组员。审核组信息如表4-1所示</w:t>
+      </w:r>
+    </w:p>
+    <w:p>
+      <w:pPr>
+        <w:pStyle w:val="a1"/>
+        <w:ind w:left="0" w:right="0" w:firstLine="0" w:leftChars="0" w:rightChars="0" w:firstLineChars="0"/>
+        <w:jc w:val="center"/>
+        <w:rPr>
+          <w:rFonts w:hint="default"/>
+          <w:lang w:val="en-US" w:eastAsia="zh-CN"/>
+        </w:rPr>
+      </w:pPr>
+      <w:r>
+        <w:rPr>
+          <w:rFonts w:hint="eastAsia"/>
+          <w:lang w:val="en-US" w:eastAsia="zh-CN"/>
+        </w:rPr>
+        <w:t>表</w:t>
+      </w:r>
+      <w:r>
+        <w:rPr>
+          <w:rFonts w:hint="eastAsia"/>
+          <w:lang w:val="en-US" w:eastAsia="zh-CN"/>
+        </w:rPr>
+        <w:fldChar w:fldCharType="begin"/>
+      </w:r>
+      <w:r>
+        <w:rPr>
+          <w:rFonts w:hint="eastAsia"/>
+          <w:lang w:val="en-US" w:eastAsia="zh-CN"/>
+        </w:rPr>
+        <w:instrText xml:space="preserve"> </w:instrText>
+      </w:r>
+      <w:r>
+        <w:rPr>
+          <w:rFonts w:hint="default"/>
+          <w:lang w:val="en-US" w:eastAsia="zh-CN"/>
+        </w:rPr>
+        <w:instrText xml:space="preserve"> STYLEREF "柴_标题1" \n \* Charformat</w:instrText>
+      </w:r>
+    </w:p>
+    <w:p>
+      <w:pPr>
+        <w:pStyle w:val="a1"/>
+        <w:ind w:left="0" w:right="0" w:firstLine="0" w:leftChars="0" w:rightChars="0" w:firstLineChars="0"/>
+        <w:jc w:val="center"/>
+        <w:rPr>
+          <w:rFonts w:hint="default"/>
+          <w:lang w:val="en-US" w:eastAsia="zh-CN"/>
+        </w:rPr>
+      </w:pPr>
+      <w:r>
+        <w:rPr>
+          <w:rFonts w:hint="eastAsia"/>
+          <w:lang w:val="en-US" w:eastAsia="zh-CN"/>
+        </w:rPr>
+        <w:fldChar w:fldCharType="separate"/>
+      </w:r>
+      <w:r>
+        <w:rPr>
+          <w:rFonts w:hint="default"/>
+          <w:lang w:val="en-US" w:eastAsia="zh-CN"/>
+        </w:rPr>
+        <w:t>4</w:t>
+      </w:r>
+      <w:r>
+        <w:rPr>
+          <w:rFonts w:hint="eastAsia"/>
+          <w:lang w:val="en-US" w:eastAsia="zh-CN"/>
+        </w:rPr>
+        <w:fldChar w:fldCharType="end"/>
+      </w:r>
+      <w:r>
+        <w:rPr>
+          <w:rFonts w:hint="eastAsia"/>
+          <w:lang w:val="en-US" w:eastAsia="zh-CN"/>
+        </w:rPr>
+        <w:t xml:space="preserve"> -</w:t>
+      </w:r>
+      <w:r>
+        <w:rPr>
+          <w:rFonts w:hint="eastAsia"/>
+          <w:lang w:val="en-US" w:eastAsia="zh-CN"/>
+        </w:rPr>
+        <w:fldChar w:fldCharType="begin"/>
+      </w:r>
+      <w:r>
+        <w:rPr>
+          <w:rFonts w:hint="eastAsia"/>
+          <w:lang w:val="en-US" w:eastAsia="zh-CN"/>
+        </w:rPr>
+        <w:instrText xml:space="preserve"> </w:instrText>
+      </w:r>
+      <w:r>
+        <w:rPr>
+          <w:rFonts w:hint="default"/>
+          <w:lang w:val="en-US" w:eastAsia="zh-CN"/>
+        </w:rPr>
+        <w:instrText xml:space="preserve">  SEQ 图表 \* ARABIC  \s 1</w:instrText>
+      </w:r>
+    </w:p>
+    <w:p>
+      <w:pPr>
+        <w:pStyle w:val="a1"/>
+        <w:ind w:left="0" w:right="0" w:firstLine="0" w:leftChars="0" w:rightChars="0" w:firstLineChars="0"/>
         <w:jc w:val="center"/>
         <w:rPr>
           <w:rFonts w:hint="eastAsia"/>
@@ -2917,18 +2890,17 @@
     </w:p>
     <w:tbl>
       <w:tblPr>
-        <w:tblStyle w:val="21"/>
+        <w:tblStyle w:val="TableGrid"/>
         <w:tblW w:w="0" w:type="auto"/>
         <w:jc w:val="center"/>
         <w:tblBorders>
-          <w:top w:val="single" w:color="auto" w:sz="4" w:space="0"/>
-          <w:left w:val="single" w:color="auto" w:sz="4" w:space="0"/>
-          <w:bottom w:val="single" w:color="auto" w:sz="4" w:space="0"/>
-          <w:right w:val="single" w:color="auto" w:sz="4" w:space="0"/>
-          <w:insideH w:val="single" w:color="auto" w:sz="4" w:space="0"/>
-          <w:insideV w:val="single" w:color="auto" w:sz="4" w:space="0"/>
+          <w:top w:val="single" w:sz="4" w:space="0" w:color="auto"/>
+          <w:left w:val="single" w:sz="4" w:space="0" w:color="auto"/>
+          <w:bottom w:val="single" w:sz="4" w:space="0" w:color="auto"/>
+          <w:right w:val="single" w:sz="4" w:space="0" w:color="auto"/>
+          <w:insideH w:val="single" w:sz="4" w:space="0" w:color="auto"/>
+          <w:insideV w:val="single" w:sz="4" w:space="0" w:color="auto"/>
         </w:tblBorders>
-        <w:tblLayout w:type="autofit"/>
         <w:tblCellMar>
           <w:top w:w="0" w:type="dxa"/>
           <w:left w:w="108" w:type="dxa"/>
@@ -2942,13 +2914,15 @@
       </w:tblGrid>
       <w:tr>
         <w:tblPrEx>
+          <w:tblW w:w="0" w:type="auto"/>
+          <w:jc w:val="center"/>
           <w:tblBorders>
-            <w:top w:val="single" w:color="auto" w:sz="4" w:space="0"/>
-            <w:left w:val="single" w:color="auto" w:sz="4" w:space="0"/>
-            <w:bottom w:val="single" w:color="auto" w:sz="4" w:space="0"/>
-            <w:right w:val="single" w:color="auto" w:sz="4" w:space="0"/>
-            <w:insideH w:val="single" w:color="auto" w:sz="4" w:space="0"/>
-            <w:insideV w:val="single" w:color="auto" w:sz="4" w:space="0"/>
+            <w:top w:val="single" w:sz="4" w:space="0" w:color="auto"/>
+            <w:left w:val="single" w:sz="4" w:space="0" w:color="auto"/>
+            <w:bottom w:val="single" w:sz="4" w:space="0" w:color="auto"/>
+            <w:right w:val="single" w:sz="4" w:space="0" w:color="auto"/>
+            <w:insideH w:val="single" w:sz="4" w:space="0" w:color="auto"/>
+            <w:insideV w:val="single" w:sz="4" w:space="0" w:color="auto"/>
           </w:tblBorders>
           <w:tblCellMar>
             <w:top w:w="0" w:type="dxa"/>
@@ -2958,7 +2932,7 @@
           </w:tblCellMar>
         </w:tblPrEx>
         <w:trPr>
-          <w:trHeight w:val="309" w:hRule="atLeast"/>
+          <w:trHeight w:val="309"/>
           <w:jc w:val="center"/>
         </w:trPr>
         <w:tc>
@@ -2967,9 +2941,9 @@
           </w:tcPr>
           <w:p>
             <w:pPr>
-              <w:pStyle w:val="29"/>
+              <w:pStyle w:val="a1"/>
               <w:widowControl w:val="0"/>
-              <w:ind w:left="0" w:leftChars="0" w:right="0" w:rightChars="0" w:firstLine="0" w:firstLineChars="0"/>
+              <w:ind w:left="0" w:right="0" w:firstLine="0" w:leftChars="0" w:rightChars="0" w:firstLineChars="0"/>
               <w:jc w:val="both"/>
               <w:rPr>
                 <w:rFonts w:hint="default"/>
@@ -2993,9 +2967,9 @@
           </w:tcPr>
           <w:p>
             <w:pPr>
-              <w:pStyle w:val="29"/>
+              <w:pStyle w:val="a1"/>
               <w:widowControl w:val="0"/>
-              <w:ind w:left="0" w:leftChars="0" w:right="0" w:rightChars="0" w:firstLine="0" w:firstLineChars="0"/>
+              <w:ind w:left="0" w:right="0" w:firstLine="0" w:leftChars="0" w:rightChars="0" w:firstLineChars="0"/>
               <w:jc w:val="both"/>
               <w:rPr>
                 <w:rFonts w:hint="default"/>
@@ -3016,17 +2990,17 @@
       </w:tr>
       <w:tr>
         <w:tblPrEx>
-          <w:tblBorders>
-            <w:top w:val="single" w:color="auto" w:sz="4" w:space="0"/>
-            <w:left w:val="single" w:color="auto" w:sz="4" w:space="0"/>
-            <w:bottom w:val="single" w:color="auto" w:sz="4" w:space="0"/>
-            <w:right w:val="single" w:color="auto" w:sz="4" w:space="0"/>
-            <w:insideH w:val="single" w:color="auto" w:sz="4" w:space="0"/>
-            <w:insideV w:val="single" w:color="auto" w:sz="4" w:space="0"/>
-          </w:tblBorders>
+          <w:tblW w:w="0" w:type="auto"/>
+          <w:jc w:val="center"/>
+          <w:tblCellMar>
+            <w:top w:w="0" w:type="dxa"/>
+            <w:left w:w="108" w:type="dxa"/>
+            <w:bottom w:w="0" w:type="dxa"/>
+            <w:right w:w="108" w:type="dxa"/>
+          </w:tblCellMar>
         </w:tblPrEx>
         <w:trPr>
-          <w:trHeight w:val="331" w:hRule="atLeast"/>
+          <w:trHeight w:val="331"/>
           <w:jc w:val="center"/>
         </w:trPr>
         <w:tc>
@@ -3035,9 +3009,9 @@
           </w:tcPr>
           <w:p>
             <w:pPr>
-              <w:pStyle w:val="29"/>
+              <w:pStyle w:val="a1"/>
               <w:widowControl w:val="0"/>
-              <w:ind w:left="0" w:leftChars="0" w:right="0" w:rightChars="0" w:firstLine="0" w:firstLineChars="0"/>
+              <w:ind w:left="0" w:right="0" w:firstLine="0" w:leftChars="0" w:rightChars="0" w:firstLineChars="0"/>
               <w:jc w:val="both"/>
               <w:rPr>
                 <w:rFonts w:hint="default"/>
@@ -3061,9 +3035,9 @@
           </w:tcPr>
           <w:p>
             <w:pPr>
-              <w:pStyle w:val="29"/>
+              <w:pStyle w:val="a1"/>
               <w:widowControl w:val="0"/>
-              <w:ind w:left="0" w:leftChars="0" w:right="0" w:rightChars="0" w:firstLine="0" w:firstLineChars="0"/>
+              <w:ind w:left="0" w:right="0" w:firstLine="0" w:leftChars="0" w:rightChars="0" w:firstLineChars="0"/>
               <w:jc w:val="both"/>
               <w:rPr>
                 <w:rFonts w:hint="default"/>
@@ -3077,7 +3051,7 @@
                 <w:vertAlign w:val="baseline"/>
                 <w:lang w:val="en-US" w:eastAsia="zh-CN"/>
               </w:rPr>
-              <w:t>强宇涛（A）、金天宇（B）、平湾（C）、李伟（D）</w:t>
+              <w:t>程方（A）、吴桀（B）、平湾（C）、沈晓晖（D）</w:t>
             </w:r>
           </w:p>
         </w:tc>
@@ -3085,14 +3059,14 @@
     </w:tbl>
     <w:p>
       <w:pPr>
-        <w:pStyle w:val="30"/>
+        <w:pStyle w:val="2"/>
         <w:bidi w:val="0"/>
         <w:rPr>
           <w:rFonts w:hint="default"/>
           <w:lang w:val="en-US" w:eastAsia="zh-CN"/>
         </w:rPr>
       </w:pPr>
-      <w:bookmarkStart w:id="5" w:name="_Toc7204"/>
+      <w:bookmarkStart w:id="6" w:name="_Toc7204"/>
       <w:r>
         <w:rPr>
           <w:rFonts w:hint="eastAsia"/>
@@ -3100,12 +3074,12 @@
         </w:rPr>
         <w:t>审核日程进度</w:t>
       </w:r>
-      <w:bookmarkEnd w:id="5"/>
+      <w:bookmarkEnd w:id="6"/>
     </w:p>
     <w:p>
       <w:pPr>
-        <w:pStyle w:val="29"/>
-        <w:ind w:left="0" w:leftChars="0" w:right="0" w:rightChars="0" w:firstLine="0" w:firstLineChars="0"/>
+        <w:pStyle w:val="a1"/>
+        <w:ind w:left="0" w:right="0" w:firstLine="0" w:leftChars="0" w:rightChars="0" w:firstLineChars="0"/>
         <w:jc w:val="center"/>
         <w:rPr>
           <w:rFonts w:hint="default"/>
@@ -3143,8 +3117,8 @@
     </w:p>
     <w:p>
       <w:pPr>
-        <w:pStyle w:val="29"/>
-        <w:ind w:left="0" w:leftChars="0" w:right="0" w:rightChars="0" w:firstLine="0" w:firstLineChars="0"/>
+        <w:pStyle w:val="a1"/>
+        <w:ind w:left="0" w:right="0" w:firstLine="0" w:leftChars="0" w:rightChars="0" w:firstLineChars="0"/>
         <w:jc w:val="center"/>
         <w:rPr>
           <w:rFonts w:hint="default"/>
@@ -3203,8 +3177,8 @@
     </w:p>
     <w:p>
       <w:pPr>
-        <w:pStyle w:val="29"/>
-        <w:ind w:left="0" w:leftChars="0" w:right="0" w:rightChars="0" w:firstLine="0" w:firstLineChars="0"/>
+        <w:pStyle w:val="a1"/>
+        <w:ind w:left="0" w:right="0" w:firstLine="0" w:leftChars="0" w:rightChars="0" w:firstLineChars="0"/>
         <w:jc w:val="center"/>
         <w:rPr>
           <w:rFonts w:hint="eastAsia"/>
@@ -3242,16 +3216,16 @@
     </w:p>
     <w:tbl>
       <w:tblPr>
-        <w:tblStyle w:val="26"/>
+        <w:tblStyle w:val="TableNormal0"/>
         <w:tblW w:w="9679" w:type="dxa"/>
         <w:tblInd w:w="2" w:type="dxa"/>
         <w:tblBorders>
-          <w:top w:val="single" w:color="000000" w:sz="2" w:space="0"/>
-          <w:left w:val="single" w:color="000000" w:sz="2" w:space="0"/>
-          <w:bottom w:val="single" w:color="000000" w:sz="2" w:space="0"/>
-          <w:right w:val="single" w:color="000000" w:sz="2" w:space="0"/>
-          <w:insideH w:val="single" w:color="000000" w:sz="2" w:space="0"/>
-          <w:insideV w:val="single" w:color="000000" w:sz="2" w:space="0"/>
+          <w:top w:val="single" w:sz="2" w:space="0" w:color="000000"/>
+          <w:left w:val="single" w:sz="2" w:space="0" w:color="000000"/>
+          <w:bottom w:val="single" w:sz="2" w:space="0" w:color="000000"/>
+          <w:right w:val="single" w:sz="2" w:space="0" w:color="000000"/>
+          <w:insideH w:val="single" w:sz="2" w:space="0" w:color="000000"/>
+          <w:insideV w:val="single" w:sz="2" w:space="0" w:color="000000"/>
         </w:tblBorders>
         <w:tblLayout w:type="fixed"/>
         <w:tblCellMar>
@@ -3270,14 +3244,17 @@
       </w:tblGrid>
       <w:tr>
         <w:tblPrEx>
+          <w:tblW w:w="9679" w:type="dxa"/>
+          <w:tblInd w:w="2" w:type="dxa"/>
           <w:tblBorders>
-            <w:top w:val="single" w:color="000000" w:sz="2" w:space="0"/>
-            <w:left w:val="single" w:color="000000" w:sz="2" w:space="0"/>
-            <w:bottom w:val="single" w:color="000000" w:sz="2" w:space="0"/>
-            <w:right w:val="single" w:color="000000" w:sz="2" w:space="0"/>
-            <w:insideH w:val="single" w:color="000000" w:sz="2" w:space="0"/>
-            <w:insideV w:val="single" w:color="000000" w:sz="2" w:space="0"/>
+            <w:top w:val="single" w:sz="2" w:space="0" w:color="000000"/>
+            <w:left w:val="single" w:sz="2" w:space="0" w:color="000000"/>
+            <w:bottom w:val="single" w:sz="2" w:space="0" w:color="000000"/>
+            <w:right w:val="single" w:sz="2" w:space="0" w:color="000000"/>
+            <w:insideH w:val="single" w:sz="2" w:space="0" w:color="000000"/>
+            <w:insideV w:val="single" w:sz="2" w:space="0" w:color="000000"/>
           </w:tblBorders>
+          <w:tblLayout w:type="fixed"/>
           <w:tblCellMar>
             <w:top w:w="0" w:type="dxa"/>
             <w:left w:w="0" w:type="dxa"/>
@@ -3286,7 +3263,7 @@
           </w:tblCellMar>
         </w:tblPrEx>
         <w:trPr>
-          <w:trHeight w:val="633" w:hRule="atLeast"/>
+          <w:trHeight w:val="633"/>
         </w:trPr>
         <w:tc>
           <w:tcPr>
@@ -3294,7 +3271,7 @@
           </w:tcPr>
           <w:p>
             <w:pPr>
-              <w:pStyle w:val="27"/>
+              <w:pStyle w:val="TableText"/>
               <w:spacing w:before="209" w:line="228" w:lineRule="auto"/>
               <w:jc w:val="center"/>
             </w:pPr>
@@ -3313,7 +3290,7 @@
           </w:tcPr>
           <w:p>
             <w:pPr>
-              <w:pStyle w:val="27"/>
+              <w:pStyle w:val="TableText"/>
               <w:spacing w:before="208" w:line="230" w:lineRule="auto"/>
               <w:jc w:val="center"/>
             </w:pPr>
@@ -3332,7 +3309,7 @@
           </w:tcPr>
           <w:p>
             <w:pPr>
-              <w:pStyle w:val="27"/>
+              <w:pStyle w:val="TableText"/>
               <w:spacing w:before="208" w:line="228" w:lineRule="auto"/>
               <w:jc w:val="center"/>
             </w:pPr>
@@ -3350,7 +3327,7 @@
           </w:tcPr>
           <w:p>
             <w:pPr>
-              <w:pStyle w:val="27"/>
+              <w:pStyle w:val="TableText"/>
               <w:spacing w:before="53" w:line="263" w:lineRule="auto"/>
               <w:ind w:right="316"/>
               <w:jc w:val="center"/>
@@ -3366,14 +3343,9 @@
       </w:tr>
       <w:tr>
         <w:tblPrEx>
-          <w:tblBorders>
-            <w:top w:val="single" w:color="000000" w:sz="2" w:space="0"/>
-            <w:left w:val="single" w:color="000000" w:sz="2" w:space="0"/>
-            <w:bottom w:val="single" w:color="000000" w:sz="2" w:space="0"/>
-            <w:right w:val="single" w:color="000000" w:sz="2" w:space="0"/>
-            <w:insideH w:val="single" w:color="000000" w:sz="2" w:space="0"/>
-            <w:insideV w:val="single" w:color="000000" w:sz="2" w:space="0"/>
-          </w:tblBorders>
+          <w:tblW w:w="9679" w:type="dxa"/>
+          <w:tblInd w:w="2" w:type="dxa"/>
+          <w:tblLayout w:type="fixed"/>
           <w:tblCellMar>
             <w:top w:w="0" w:type="dxa"/>
             <w:left w:w="0" w:type="dxa"/>
@@ -3382,7 +3354,7 @@
           </w:tblCellMar>
         </w:tblPrEx>
         <w:trPr>
-          <w:trHeight w:val="448" w:hRule="atLeast"/>
+          <w:trHeight w:val="448"/>
         </w:trPr>
         <w:tc>
           <w:tcPr>
@@ -3394,7 +3366,7 @@
           </w:tcPr>
           <w:p>
             <w:pPr>
-              <w:pStyle w:val="27"/>
+              <w:pStyle w:val="TableText"/>
               <w:spacing w:before="65" w:line="290" w:lineRule="auto"/>
               <w:ind w:left="113" w:right="324" w:rightChars="0"/>
               <w:jc w:val="both"/>
@@ -3413,12 +3385,12 @@
           </w:p>
           <w:p>
             <w:pPr>
-              <w:pStyle w:val="27"/>
+              <w:pStyle w:val="TableText"/>
               <w:spacing w:before="65" w:line="290" w:lineRule="auto"/>
               <w:ind w:left="113" w:right="324" w:rightChars="0"/>
               <w:jc w:val="both"/>
               <w:rPr>
-                <w:rFonts w:hint="default" w:eastAsia="宋体"/>
+                <w:rFonts w:eastAsia="宋体" w:hint="default"/>
                 <w:lang w:val="en-US" w:eastAsia="zh-CN"/>
               </w:rPr>
             </w:pPr>
@@ -3438,7 +3410,7 @@
           </w:tcPr>
           <w:p>
             <w:pPr>
-              <w:pStyle w:val="27"/>
+              <w:pStyle w:val="TableText"/>
               <w:spacing w:before="115" w:line="264" w:lineRule="exact"/>
               <w:ind w:left="181"/>
             </w:pPr>
@@ -3458,7 +3430,7 @@
           </w:tcPr>
           <w:p>
             <w:pPr>
-              <w:pStyle w:val="27"/>
+              <w:pStyle w:val="TableText"/>
               <w:spacing w:before="115" w:line="227" w:lineRule="auto"/>
               <w:ind w:left="1822"/>
             </w:pPr>
@@ -3476,7 +3448,7 @@
           </w:tcPr>
           <w:p>
             <w:pPr>
-              <w:pStyle w:val="27"/>
+              <w:pStyle w:val="TableText"/>
               <w:spacing w:before="115" w:line="229" w:lineRule="auto"/>
               <w:jc w:val="center"/>
             </w:pPr>
@@ -3488,14 +3460,9 @@
       </w:tr>
       <w:tr>
         <w:tblPrEx>
-          <w:tblBorders>
-            <w:top w:val="single" w:color="000000" w:sz="2" w:space="0"/>
-            <w:left w:val="single" w:color="000000" w:sz="2" w:space="0"/>
-            <w:bottom w:val="single" w:color="000000" w:sz="2" w:space="0"/>
-            <w:right w:val="single" w:color="000000" w:sz="2" w:space="0"/>
-            <w:insideH w:val="single" w:color="000000" w:sz="2" w:space="0"/>
-            <w:insideV w:val="single" w:color="000000" w:sz="2" w:space="0"/>
-          </w:tblBorders>
+          <w:tblW w:w="9679" w:type="dxa"/>
+          <w:tblInd w:w="2" w:type="dxa"/>
+          <w:tblLayout w:type="fixed"/>
           <w:tblCellMar>
             <w:top w:w="0" w:type="dxa"/>
             <w:left w:w="0" w:type="dxa"/>
@@ -3504,12 +3471,12 @@
           </w:tblCellMar>
         </w:tblPrEx>
         <w:trPr>
-          <w:trHeight w:val="1381" w:hRule="atLeast"/>
+          <w:trHeight w:val="1381"/>
         </w:trPr>
         <w:tc>
           <w:tcPr>
             <w:tcW w:w="966" w:type="dxa"/>
-            <w:vMerge w:val="continue"/>
+            <w:vMerge/>
             <w:tcBorders>
               <w:top w:val="nil"/>
               <w:bottom w:val="nil"/>
@@ -3531,7 +3498,7 @@
           </w:tcPr>
           <w:p>
             <w:pPr>
-              <w:pStyle w:val="27"/>
+              <w:pStyle w:val="TableText"/>
               <w:spacing w:before="72"/>
               <w:ind w:left="263"/>
               <w:rPr>
@@ -3556,7 +3523,7 @@
           </w:tcPr>
           <w:p>
             <w:pPr>
-              <w:pStyle w:val="27"/>
+              <w:pStyle w:val="TableText"/>
               <w:spacing w:before="65" w:line="228" w:lineRule="auto"/>
               <w:ind w:left="410"/>
               <w:rPr>
@@ -3574,11 +3541,11 @@
           </w:p>
           <w:p>
             <w:pPr>
-              <w:pStyle w:val="27"/>
+              <w:pStyle w:val="TableText"/>
               <w:spacing w:before="65" w:line="228" w:lineRule="auto"/>
               <w:ind w:left="410"/>
               <w:rPr>
-                <w:rFonts w:hint="eastAsia" w:eastAsia="宋体"/>
+                <w:rFonts w:eastAsia="宋体" w:hint="eastAsia"/>
                 <w:spacing w:val="5"/>
                 <w:lang w:val="en-US" w:eastAsia="zh-CN"/>
               </w:rPr>
@@ -3600,7 +3567,7 @@
           </w:tcPr>
           <w:p>
             <w:pPr>
-              <w:pStyle w:val="27"/>
+              <w:pStyle w:val="TableText"/>
               <w:spacing w:before="65" w:line="289" w:lineRule="auto"/>
               <w:ind w:left="112" w:right="102" w:firstLine="3"/>
             </w:pPr>
@@ -3643,11 +3610,11 @@
           </w:tcPr>
           <w:p>
             <w:pPr>
-              <w:pStyle w:val="27"/>
+              <w:pStyle w:val="TableText"/>
               <w:spacing w:before="65" w:line="228" w:lineRule="auto"/>
               <w:jc w:val="center"/>
               <w:rPr>
-                <w:rFonts w:hint="eastAsia" w:eastAsia="宋体"/>
+                <w:rFonts w:eastAsia="宋体" w:hint="eastAsia"/>
                 <w:lang w:eastAsia="zh-CN"/>
               </w:rPr>
             </w:pPr>
@@ -3663,14 +3630,9 @@
       </w:tr>
       <w:tr>
         <w:tblPrEx>
-          <w:tblBorders>
-            <w:top w:val="single" w:color="000000" w:sz="2" w:space="0"/>
-            <w:left w:val="single" w:color="000000" w:sz="2" w:space="0"/>
-            <w:bottom w:val="single" w:color="000000" w:sz="2" w:space="0"/>
-            <w:right w:val="single" w:color="000000" w:sz="2" w:space="0"/>
-            <w:insideH w:val="single" w:color="000000" w:sz="2" w:space="0"/>
-            <w:insideV w:val="single" w:color="000000" w:sz="2" w:space="0"/>
-          </w:tblBorders>
+          <w:tblW w:w="9679" w:type="dxa"/>
+          <w:tblInd w:w="2" w:type="dxa"/>
+          <w:tblLayout w:type="fixed"/>
           <w:tblCellMar>
             <w:top w:w="0" w:type="dxa"/>
             <w:left w:w="0" w:type="dxa"/>
@@ -3679,12 +3641,12 @@
           </w:tblCellMar>
         </w:tblPrEx>
         <w:trPr>
-          <w:trHeight w:val="1365" w:hRule="atLeast"/>
+          <w:trHeight w:val="1365"/>
         </w:trPr>
         <w:tc>
           <w:tcPr>
             <w:tcW w:w="966" w:type="dxa"/>
-            <w:vMerge w:val="continue"/>
+            <w:vMerge/>
             <w:tcBorders>
               <w:top w:val="nil"/>
               <w:bottom w:val="nil"/>
@@ -3706,7 +3668,7 @@
           </w:tcPr>
           <w:p>
             <w:pPr>
-              <w:pStyle w:val="27"/>
+              <w:pStyle w:val="TableText"/>
               <w:spacing w:before="72"/>
               <w:ind w:left="263"/>
               <w:rPr>
@@ -3731,7 +3693,7 @@
           </w:tcPr>
           <w:p>
             <w:pPr>
-              <w:pStyle w:val="27"/>
+              <w:pStyle w:val="TableText"/>
               <w:spacing w:before="65" w:line="289" w:lineRule="auto"/>
               <w:ind w:left="112" w:right="110" w:firstLine="2"/>
               <w:rPr>
@@ -3757,7 +3719,7 @@
           </w:p>
           <w:p>
             <w:pPr>
-              <w:pStyle w:val="27"/>
+              <w:pStyle w:val="TableText"/>
               <w:spacing w:before="65" w:line="289" w:lineRule="auto"/>
               <w:ind w:left="112" w:right="110" w:firstLine="2"/>
               <w:rPr>
@@ -3783,7 +3745,7 @@
           </w:tcPr>
           <w:p>
             <w:pPr>
-              <w:pStyle w:val="27"/>
+              <w:pStyle w:val="TableText"/>
               <w:spacing w:before="107" w:line="258" w:lineRule="auto"/>
               <w:ind w:left="110" w:right="108" w:firstLine="5"/>
             </w:pPr>
@@ -3826,7 +3788,7 @@
           </w:p>
           <w:p>
             <w:pPr>
-              <w:pStyle w:val="27"/>
+              <w:pStyle w:val="TableText"/>
               <w:spacing w:before="65" w:line="258" w:lineRule="auto"/>
               <w:ind w:left="110" w:right="189" w:firstLine="5"/>
             </w:pPr>
@@ -3845,11 +3807,11 @@
           </w:tcPr>
           <w:p>
             <w:pPr>
-              <w:pStyle w:val="27"/>
+              <w:pStyle w:val="TableText"/>
               <w:spacing w:before="65" w:line="228" w:lineRule="auto"/>
               <w:jc w:val="center"/>
               <w:rPr>
-                <w:rFonts w:hint="default" w:eastAsia="宋体"/>
+                <w:rFonts w:eastAsia="宋体" w:hint="default"/>
                 <w:lang w:val="en-US" w:eastAsia="zh-CN"/>
               </w:rPr>
             </w:pPr>
@@ -3865,14 +3827,9 @@
       </w:tr>
       <w:tr>
         <w:tblPrEx>
-          <w:tblBorders>
-            <w:top w:val="single" w:color="000000" w:sz="2" w:space="0"/>
-            <w:left w:val="single" w:color="000000" w:sz="2" w:space="0"/>
-            <w:bottom w:val="single" w:color="000000" w:sz="2" w:space="0"/>
-            <w:right w:val="single" w:color="000000" w:sz="2" w:space="0"/>
-            <w:insideH w:val="single" w:color="000000" w:sz="2" w:space="0"/>
-            <w:insideV w:val="single" w:color="000000" w:sz="2" w:space="0"/>
-          </w:tblBorders>
+          <w:tblW w:w="9679" w:type="dxa"/>
+          <w:tblInd w:w="2" w:type="dxa"/>
+          <w:tblLayout w:type="fixed"/>
           <w:tblCellMar>
             <w:top w:w="0" w:type="dxa"/>
             <w:left w:w="0" w:type="dxa"/>
@@ -3881,12 +3838,12 @@
           </w:tblCellMar>
         </w:tblPrEx>
         <w:trPr>
-          <w:trHeight w:val="1134" w:hRule="atLeast"/>
+          <w:trHeight w:val="1134"/>
         </w:trPr>
         <w:tc>
           <w:tcPr>
             <w:tcW w:w="966" w:type="dxa"/>
-            <w:vMerge w:val="continue"/>
+            <w:vMerge/>
             <w:tcBorders>
               <w:top w:val="nil"/>
             </w:tcBorders>
@@ -3907,7 +3864,7 @@
           </w:tcPr>
           <w:p>
             <w:pPr>
-              <w:pStyle w:val="27"/>
+              <w:pStyle w:val="TableText"/>
               <w:spacing w:before="72"/>
               <w:ind w:left="263"/>
               <w:rPr>
@@ -3932,11 +3889,11 @@
           </w:tcPr>
           <w:p>
             <w:pPr>
-              <w:pStyle w:val="27"/>
+              <w:pStyle w:val="TableText"/>
               <w:spacing w:before="65" w:line="228" w:lineRule="auto"/>
               <w:ind w:left="408"/>
               <w:rPr>
-                <w:rFonts w:hint="eastAsia" w:eastAsia="宋体"/>
+                <w:rFonts w:eastAsia="宋体" w:hint="eastAsia"/>
                 <w:lang w:eastAsia="zh-CN"/>
               </w:rPr>
             </w:pPr>
@@ -3957,7 +3914,7 @@
           </w:tcPr>
           <w:p>
             <w:pPr>
-              <w:pStyle w:val="27"/>
+              <w:pStyle w:val="TableText"/>
               <w:spacing w:before="305" w:line="289" w:lineRule="auto"/>
               <w:ind w:left="112" w:right="189" w:firstLine="3"/>
             </w:pPr>
@@ -3976,11 +3933,11 @@
           </w:tcPr>
           <w:p>
             <w:pPr>
-              <w:pStyle w:val="27"/>
+              <w:pStyle w:val="TableText"/>
               <w:spacing w:before="65" w:line="228" w:lineRule="auto"/>
               <w:jc w:val="center"/>
               <w:rPr>
-                <w:rFonts w:hint="eastAsia" w:eastAsia="宋体"/>
+                <w:rFonts w:eastAsia="宋体" w:hint="eastAsia"/>
                 <w:lang w:eastAsia="zh-CN"/>
               </w:rPr>
             </w:pPr>
@@ -3996,14 +3953,9 @@
       </w:tr>
       <w:tr>
         <w:tblPrEx>
-          <w:tblBorders>
-            <w:top w:val="single" w:color="000000" w:sz="2" w:space="0"/>
-            <w:left w:val="single" w:color="000000" w:sz="2" w:space="0"/>
-            <w:bottom w:val="single" w:color="000000" w:sz="2" w:space="0"/>
-            <w:right w:val="single" w:color="000000" w:sz="2" w:space="0"/>
-            <w:insideH w:val="single" w:color="000000" w:sz="2" w:space="0"/>
-            <w:insideV w:val="single" w:color="000000" w:sz="2" w:space="0"/>
-          </w:tblBorders>
+          <w:tblW w:w="9679" w:type="dxa"/>
+          <w:tblInd w:w="2" w:type="dxa"/>
+          <w:tblLayout w:type="fixed"/>
           <w:tblCellMar>
             <w:top w:w="0" w:type="dxa"/>
             <w:left w:w="0" w:type="dxa"/>
@@ -4012,7 +3964,7 @@
           </w:tblCellMar>
         </w:tblPrEx>
         <w:trPr>
-          <w:trHeight w:val="1135" w:hRule="atLeast"/>
+          <w:trHeight w:val="1135"/>
         </w:trPr>
         <w:tc>
           <w:tcPr>
@@ -4024,7 +3976,7 @@
           </w:tcPr>
           <w:p>
             <w:pPr>
-              <w:pStyle w:val="27"/>
+              <w:pStyle w:val="TableText"/>
               <w:spacing w:before="65" w:line="290" w:lineRule="auto"/>
               <w:ind w:left="113" w:right="324" w:rightChars="0"/>
               <w:jc w:val="both"/>
@@ -4043,12 +3995,12 @@
           </w:p>
           <w:p>
             <w:pPr>
-              <w:pStyle w:val="27"/>
+              <w:pStyle w:val="TableText"/>
               <w:spacing w:before="65" w:line="290" w:lineRule="auto"/>
               <w:ind w:left="113" w:right="324" w:rightChars="0"/>
               <w:jc w:val="both"/>
               <w:rPr>
-                <w:rFonts w:hint="default" w:eastAsia="宋体"/>
+                <w:rFonts w:eastAsia="宋体" w:hint="default"/>
                 <w:lang w:val="en-US" w:eastAsia="zh-CN"/>
               </w:rPr>
             </w:pPr>
@@ -4068,7 +4020,7 @@
           </w:tcPr>
           <w:p>
             <w:pPr>
-              <w:pStyle w:val="27"/>
+              <w:pStyle w:val="TableText"/>
               <w:spacing w:before="72"/>
               <w:ind w:left="263"/>
               <w:rPr>
@@ -4093,11 +4045,11 @@
           </w:tcPr>
           <w:p>
             <w:pPr>
-              <w:pStyle w:val="27"/>
+              <w:pStyle w:val="TableText"/>
               <w:spacing w:before="65" w:line="228" w:lineRule="auto"/>
               <w:ind w:left="407"/>
               <w:rPr>
-                <w:rFonts w:hint="default" w:eastAsia="宋体"/>
+                <w:rFonts w:eastAsia="宋体" w:hint="default"/>
                 <w:spacing w:val="6"/>
                 <w:lang w:val="en-US" w:eastAsia="zh-CN"/>
               </w:rPr>
@@ -4117,7 +4069,7 @@
           </w:tcPr>
           <w:p>
             <w:pPr>
-              <w:pStyle w:val="27"/>
+              <w:pStyle w:val="TableText"/>
               <w:spacing w:before="65" w:line="289" w:lineRule="auto"/>
               <w:ind w:left="114" w:right="105" w:firstLine="1"/>
             </w:pPr>
@@ -4188,11 +4140,11 @@
           </w:tcPr>
           <w:p>
             <w:pPr>
-              <w:pStyle w:val="27"/>
+              <w:pStyle w:val="TableText"/>
               <w:spacing w:before="65" w:line="228" w:lineRule="auto"/>
               <w:jc w:val="center"/>
               <w:rPr>
-                <w:rFonts w:hint="eastAsia" w:eastAsia="宋体"/>
+                <w:rFonts w:eastAsia="宋体" w:hint="eastAsia"/>
                 <w:lang w:eastAsia="zh-CN"/>
               </w:rPr>
             </w:pPr>
@@ -4208,14 +4160,9 @@
       </w:tr>
       <w:tr>
         <w:tblPrEx>
-          <w:tblBorders>
-            <w:top w:val="single" w:color="000000" w:sz="2" w:space="0"/>
-            <w:left w:val="single" w:color="000000" w:sz="2" w:space="0"/>
-            <w:bottom w:val="single" w:color="000000" w:sz="2" w:space="0"/>
-            <w:right w:val="single" w:color="000000" w:sz="2" w:space="0"/>
-            <w:insideH w:val="single" w:color="000000" w:sz="2" w:space="0"/>
-            <w:insideV w:val="single" w:color="000000" w:sz="2" w:space="0"/>
-          </w:tblBorders>
+          <w:tblW w:w="9679" w:type="dxa"/>
+          <w:tblInd w:w="2" w:type="dxa"/>
+          <w:tblLayout w:type="fixed"/>
           <w:tblCellMar>
             <w:top w:w="0" w:type="dxa"/>
             <w:left w:w="0" w:type="dxa"/>
@@ -4224,12 +4171,12 @@
           </w:tblCellMar>
         </w:tblPrEx>
         <w:trPr>
-          <w:trHeight w:val="1564" w:hRule="atLeast"/>
+          <w:trHeight w:val="1564"/>
         </w:trPr>
         <w:tc>
           <w:tcPr>
             <w:tcW w:w="966" w:type="dxa"/>
-            <w:vMerge w:val="continue"/>
+            <w:vMerge/>
             <w:tcBorders>
               <w:top w:val="nil"/>
               <w:bottom w:val="nil"/>
@@ -4248,13 +4195,13 @@
           <w:tcPr>
             <w:tcW w:w="1512" w:type="dxa"/>
             <w:tcBorders>
-              <w:bottom w:val="single" w:color="auto" w:sz="4" w:space="0"/>
+              <w:bottom w:val="single" w:sz="4" w:space="0" w:color="auto"/>
             </w:tcBorders>
             <w:vAlign w:val="center"/>
           </w:tcPr>
           <w:p>
             <w:pPr>
-              <w:pStyle w:val="27"/>
+              <w:pStyle w:val="TableText"/>
               <w:spacing w:before="72"/>
               <w:ind w:left="263"/>
               <w:rPr>
@@ -4276,13 +4223,13 @@
           <w:tcPr>
             <w:tcW w:w="1693" w:type="dxa"/>
             <w:tcBorders>
-              <w:bottom w:val="single" w:color="auto" w:sz="4" w:space="0"/>
+              <w:bottom w:val="single" w:sz="4" w:space="0" w:color="auto"/>
             </w:tcBorders>
             <w:vAlign w:val="center"/>
           </w:tcPr>
           <w:p>
             <w:pPr>
-              <w:pStyle w:val="27"/>
+              <w:pStyle w:val="TableText"/>
               <w:spacing w:before="65" w:line="228" w:lineRule="auto"/>
               <w:ind w:left="407"/>
               <w:rPr>
@@ -4298,11 +4245,11 @@
           </w:p>
           <w:p>
             <w:pPr>
-              <w:pStyle w:val="27"/>
+              <w:pStyle w:val="TableText"/>
               <w:spacing w:before="65" w:line="228" w:lineRule="auto"/>
               <w:ind w:left="407"/>
               <w:rPr>
-                <w:rFonts w:hint="eastAsia" w:eastAsia="宋体"/>
+                <w:rFonts w:eastAsia="宋体" w:hint="eastAsia"/>
                 <w:spacing w:val="6"/>
                 <w:lang w:val="en-US" w:eastAsia="zh-CN"/>
               </w:rPr>
@@ -4321,13 +4268,13 @@
           <w:tcPr>
             <w:tcW w:w="4066" w:type="dxa"/>
             <w:tcBorders>
-              <w:bottom w:val="single" w:color="auto" w:sz="4" w:space="0"/>
+              <w:bottom w:val="single" w:sz="4" w:space="0" w:color="auto"/>
             </w:tcBorders>
             <w:vAlign w:val="center"/>
           </w:tcPr>
           <w:p>
             <w:pPr>
-              <w:pStyle w:val="27"/>
+              <w:pStyle w:val="TableText"/>
               <w:spacing w:before="53" w:line="268" w:lineRule="auto"/>
               <w:ind w:left="110" w:right="189" w:firstLine="5"/>
             </w:pPr>
@@ -4376,7 +4323,7 @@
           </w:p>
           <w:p>
             <w:pPr>
-              <w:pStyle w:val="27"/>
+              <w:pStyle w:val="TableText"/>
               <w:spacing w:before="65" w:line="258" w:lineRule="auto"/>
               <w:ind w:left="116" w:right="189" w:hanging="1"/>
             </w:pPr>
@@ -4398,13 +4345,13 @@
           <w:tcPr>
             <w:tcW w:w="1442" w:type="dxa"/>
             <w:tcBorders>
-              <w:bottom w:val="single" w:color="auto" w:sz="4" w:space="0"/>
+              <w:bottom w:val="single" w:sz="4" w:space="0" w:color="auto"/>
             </w:tcBorders>
             <w:vAlign w:val="center"/>
           </w:tcPr>
           <w:p>
             <w:pPr>
-              <w:pStyle w:val="27"/>
+              <w:pStyle w:val="TableText"/>
               <w:spacing w:before="65" w:line="228" w:lineRule="auto"/>
               <w:jc w:val="center"/>
             </w:pPr>
@@ -4420,14 +4367,9 @@
       </w:tr>
       <w:tr>
         <w:tblPrEx>
-          <w:tblBorders>
-            <w:top w:val="single" w:color="000000" w:sz="2" w:space="0"/>
-            <w:left w:val="single" w:color="000000" w:sz="2" w:space="0"/>
-            <w:bottom w:val="single" w:color="000000" w:sz="2" w:space="0"/>
-            <w:right w:val="single" w:color="000000" w:sz="2" w:space="0"/>
-            <w:insideH w:val="single" w:color="000000" w:sz="2" w:space="0"/>
-            <w:insideV w:val="single" w:color="000000" w:sz="2" w:space="0"/>
-          </w:tblBorders>
+          <w:tblW w:w="9679" w:type="dxa"/>
+          <w:tblInd w:w="2" w:type="dxa"/>
+          <w:tblLayout w:type="fixed"/>
           <w:tblCellMar>
             <w:top w:w="0" w:type="dxa"/>
             <w:left w:w="0" w:type="dxa"/>
@@ -4436,12 +4378,12 @@
           </w:tblCellMar>
         </w:tblPrEx>
         <w:trPr>
-          <w:trHeight w:val="1878" w:hRule="atLeast"/>
+          <w:trHeight w:val="1878"/>
         </w:trPr>
         <w:tc>
           <w:tcPr>
             <w:tcW w:w="966" w:type="dxa"/>
-            <w:vMerge w:val="continue"/>
+            <w:vMerge/>
             <w:tcBorders>
               <w:top w:val="nil"/>
               <w:bottom w:val="nil"/>
@@ -4460,18 +4402,18 @@
           <w:tcPr>
             <w:tcW w:w="1512" w:type="dxa"/>
             <w:tcBorders>
-              <w:top w:val="single" w:color="auto" w:sz="4" w:space="0"/>
+              <w:top w:val="single" w:sz="4" w:space="0" w:color="auto"/>
             </w:tcBorders>
             <w:shd w:val="clear" w:color="auto" w:fill="auto"/>
             <w:vAlign w:val="center"/>
           </w:tcPr>
           <w:p>
             <w:pPr>
-              <w:pStyle w:val="27"/>
+              <w:pStyle w:val="TableText"/>
               <w:spacing w:before="72"/>
               <w:ind w:left="263" w:leftChars="0"/>
               <w:rPr>
-                <w:rFonts w:ascii="宋体" w:hAnsi="宋体" w:eastAsia="宋体" w:cs="宋体"/>
+                <w:rFonts w:ascii="宋体" w:eastAsia="宋体" w:hAnsi="宋体" w:cs="宋体"/>
                 <w:snapToGrid w:val="0"/>
                 <w:color w:val="000000"/>
                 <w:kern w:val="0"/>
@@ -4494,13 +4436,13 @@
           <w:tcPr>
             <w:tcW w:w="1693" w:type="dxa"/>
             <w:tcBorders>
-              <w:top w:val="single" w:color="auto" w:sz="4" w:space="0"/>
+              <w:top w:val="single" w:sz="4" w:space="0" w:color="auto"/>
             </w:tcBorders>
             <w:vAlign w:val="center"/>
           </w:tcPr>
           <w:p>
             <w:pPr>
-              <w:pStyle w:val="27"/>
+              <w:pStyle w:val="TableText"/>
               <w:spacing w:before="65" w:line="228" w:lineRule="auto"/>
               <w:ind w:left="407"/>
             </w:pPr>
@@ -4516,12 +4458,12 @@
           <w:tcPr>
             <w:tcW w:w="4066" w:type="dxa"/>
             <w:tcBorders>
-              <w:top w:val="single" w:color="auto" w:sz="4" w:space="0"/>
+              <w:top w:val="single" w:sz="4" w:space="0" w:color="auto"/>
             </w:tcBorders>
           </w:tcPr>
           <w:p>
             <w:pPr>
-              <w:pStyle w:val="27"/>
+              <w:pStyle w:val="TableText"/>
               <w:spacing w:before="54" w:line="228" w:lineRule="auto"/>
               <w:ind w:left="115"/>
             </w:pPr>
@@ -4534,7 +4476,7 @@
           </w:p>
           <w:p>
             <w:pPr>
-              <w:pStyle w:val="27"/>
+              <w:pStyle w:val="TableText"/>
               <w:spacing w:before="66" w:line="257" w:lineRule="auto"/>
               <w:ind w:left="133" w:right="35" w:hanging="18"/>
             </w:pPr>
@@ -4553,7 +4495,7 @@
           </w:p>
           <w:p>
             <w:pPr>
-              <w:pStyle w:val="27"/>
+              <w:pStyle w:val="TableText"/>
               <w:spacing w:before="65" w:line="268" w:lineRule="auto"/>
               <w:ind w:left="115" w:right="108"/>
             </w:pPr>
@@ -4593,13 +4535,13 @@
           <w:tcPr>
             <w:tcW w:w="1442" w:type="dxa"/>
             <w:tcBorders>
-              <w:top w:val="single" w:color="auto" w:sz="4" w:space="0"/>
+              <w:top w:val="single" w:sz="4" w:space="0" w:color="auto"/>
             </w:tcBorders>
             <w:vAlign w:val="center"/>
           </w:tcPr>
           <w:p>
             <w:pPr>
-              <w:pStyle w:val="27"/>
+              <w:pStyle w:val="TableText"/>
               <w:spacing w:before="65" w:line="228" w:lineRule="auto"/>
               <w:jc w:val="center"/>
               <w:rPr>
@@ -4617,7 +4559,7 @@
           </w:p>
           <w:p>
             <w:pPr>
-              <w:pStyle w:val="27"/>
+              <w:pStyle w:val="TableText"/>
               <w:spacing w:before="65" w:line="228" w:lineRule="auto"/>
             </w:pPr>
           </w:p>
@@ -4625,14 +4567,9 @@
       </w:tr>
       <w:tr>
         <w:tblPrEx>
-          <w:tblBorders>
-            <w:top w:val="single" w:color="000000" w:sz="2" w:space="0"/>
-            <w:left w:val="single" w:color="000000" w:sz="2" w:space="0"/>
-            <w:bottom w:val="single" w:color="000000" w:sz="2" w:space="0"/>
-            <w:right w:val="single" w:color="000000" w:sz="2" w:space="0"/>
-            <w:insideH w:val="single" w:color="000000" w:sz="2" w:space="0"/>
-            <w:insideV w:val="single" w:color="000000" w:sz="2" w:space="0"/>
-          </w:tblBorders>
+          <w:tblW w:w="9679" w:type="dxa"/>
+          <w:tblInd w:w="2" w:type="dxa"/>
+          <w:tblLayout w:type="fixed"/>
           <w:tblCellMar>
             <w:top w:w="0" w:type="dxa"/>
             <w:left w:w="0" w:type="dxa"/>
@@ -4641,12 +4578,12 @@
           </w:tblCellMar>
         </w:tblPrEx>
         <w:trPr>
-          <w:trHeight w:val="637" w:hRule="atLeast"/>
+          <w:trHeight w:val="637"/>
         </w:trPr>
         <w:tc>
           <w:tcPr>
             <w:tcW w:w="966" w:type="dxa"/>
-            <w:vMerge w:val="continue"/>
+            <w:vMerge/>
             <w:tcBorders>
               <w:top w:val="nil"/>
             </w:tcBorders>
@@ -4667,7 +4604,7 @@
           </w:tcPr>
           <w:p>
             <w:pPr>
-              <w:pStyle w:val="27"/>
+              <w:pStyle w:val="TableText"/>
               <w:spacing w:before="300" w:line="264" w:lineRule="exact"/>
               <w:ind w:left="124"/>
             </w:pPr>
@@ -4687,7 +4624,7 @@
           </w:tcPr>
           <w:p>
             <w:pPr>
-              <w:pStyle w:val="27"/>
+              <w:pStyle w:val="TableText"/>
               <w:spacing w:before="300" w:line="227" w:lineRule="auto"/>
               <w:ind w:left="2249"/>
             </w:pPr>
@@ -4706,11 +4643,11 @@
           </w:tcPr>
           <w:p>
             <w:pPr>
-              <w:pStyle w:val="27"/>
+              <w:pStyle w:val="TableText"/>
               <w:spacing w:before="300" w:line="229" w:lineRule="auto"/>
               <w:ind w:left="321"/>
               <w:rPr>
-                <w:rFonts w:hint="eastAsia" w:eastAsia="宋体"/>
+                <w:rFonts w:eastAsia="宋体" w:hint="eastAsia"/>
                 <w:lang w:eastAsia="zh-CN"/>
               </w:rPr>
             </w:pPr>
@@ -4727,7 +4664,7 @@
     </w:tbl>
     <w:p>
       <w:pPr>
-        <w:pStyle w:val="29"/>
+        <w:pStyle w:val="a1"/>
         <w:rPr>
           <w:rFonts w:hint="default"/>
           <w:lang w:val="en-US" w:eastAsia="zh-CN"/>
@@ -4735,73 +4672,23 @@
       </w:pPr>
     </w:p>
     <w:sectPr>
-      <w:headerReference r:id="rId5" w:type="default"/>
+      <w:headerReference w:type="default" r:id="rId7"/>
       <w:pgSz w:w="11906" w:h="16838"/>
       <w:pgMar w:top="1417" w:right="1800" w:bottom="1440" w:left="1800" w:header="1140" w:footer="992" w:gutter="0"/>
-      <w:cols w:space="425" w:num="1"/>
+      <w:cols w:num="1" w:space="425"/>
       <w:docGrid w:type="lines" w:linePitch="312" w:charSpace="0"/>
     </w:sectPr>
   </w:body>
 </w:document>
 </file>
 
-<file path=word/endnotes.xml><?xml version="1.0" encoding="utf-8"?>
-<w:endnotes xmlns:wpc="http://schemas.microsoft.com/office/word/2010/wordprocessingCanvas" xmlns:mc="http://schemas.openxmlformats.org/markup-compatibility/2006" xmlns:o="urn:schemas-microsoft-com:office:office" xmlns:r="http://schemas.openxmlformats.org/officeDocument/2006/relationships" xmlns:m="http://schemas.openxmlformats.org/officeDocument/2006/math" xmlns:v="urn:schemas-microsoft-com:vml" xmlns:wp14="http://schemas.microsoft.com/office/word/2010/wordprocessingDrawing" xmlns:wp="http://schemas.openxmlformats.org/drawingml/2006/wordprocessingDrawing" xmlns:w="http://schemas.openxmlformats.org/wordprocessingml/2006/main" xmlns:w14="http://schemas.microsoft.com/office/word/2010/wordml" xmlns:w15="http://schemas.microsoft.com/office/word/2012/wordml" xmlns:w10="urn:schemas-microsoft-com:office:word" xmlns:wpg="http://schemas.microsoft.com/office/word/2010/wordprocessingGroup" xmlns:wpi="http://schemas.microsoft.com/office/word/2010/wordprocessingInk" xmlns:wne="http://schemas.microsoft.com/office/word/2006/wordml" xmlns:wps="http://schemas.microsoft.com/office/word/2010/wordprocessingShape" xmlns:wpsCustomData="http://www.wps.cn/officeDocument/2013/wpsCustomData" mc:Ignorable="w14 w15 wp14">
-  <w:endnote w:type="separator" w:id="0">
-    <w:p>
-      <w:pPr>
-        <w:spacing w:line="240" w:lineRule="auto"/>
-      </w:pPr>
-      <w:r>
-        <w:separator/>
-      </w:r>
-    </w:p>
-  </w:endnote>
-  <w:endnote w:type="continuationSeparator" w:id="1">
-    <w:p>
-      <w:pPr>
-        <w:spacing w:line="240" w:lineRule="auto"/>
-      </w:pPr>
-      <w:r>
-        <w:continuationSeparator/>
-      </w:r>
-    </w:p>
-  </w:endnote>
-</w:endnotes>
-</file>
-
-<file path=word/footnotes.xml><?xml version="1.0" encoding="utf-8"?>
-<w:footnotes xmlns:wpc="http://schemas.microsoft.com/office/word/2010/wordprocessingCanvas" xmlns:mc="http://schemas.openxmlformats.org/markup-compatibility/2006" xmlns:o="urn:schemas-microsoft-com:office:office" xmlns:r="http://schemas.openxmlformats.org/officeDocument/2006/relationships" xmlns:m="http://schemas.openxmlformats.org/officeDocument/2006/math" xmlns:v="urn:schemas-microsoft-com:vml" xmlns:wp14="http://schemas.microsoft.com/office/word/2010/wordprocessingDrawing" xmlns:wp="http://schemas.openxmlformats.org/drawingml/2006/wordprocessingDrawing" xmlns:w="http://schemas.openxmlformats.org/wordprocessingml/2006/main" xmlns:w14="http://schemas.microsoft.com/office/word/2010/wordml" xmlns:w15="http://schemas.microsoft.com/office/word/2012/wordml" xmlns:w10="urn:schemas-microsoft-com:office:word" xmlns:wpg="http://schemas.microsoft.com/office/word/2010/wordprocessingGroup" xmlns:wpi="http://schemas.microsoft.com/office/word/2010/wordprocessingInk" xmlns:wne="http://schemas.microsoft.com/office/word/2006/wordml" xmlns:wps="http://schemas.microsoft.com/office/word/2010/wordprocessingShape" xmlns:wpsCustomData="http://www.wps.cn/officeDocument/2013/wpsCustomData" mc:Ignorable="w14 w15 wp14">
-  <w:footnote w:type="separator" w:id="0">
-    <w:p>
-      <w:pPr>
-        <w:spacing w:line="360" w:lineRule="auto"/>
-      </w:pPr>
-      <w:r>
-        <w:separator/>
-      </w:r>
-    </w:p>
-  </w:footnote>
-  <w:footnote w:type="continuationSeparator" w:id="1">
-    <w:p>
-      <w:pPr>
-        <w:spacing w:line="360" w:lineRule="auto"/>
-      </w:pPr>
-      <w:r>
-        <w:continuationSeparator/>
-      </w:r>
-    </w:p>
-  </w:footnote>
-</w:footnotes>
-</file>
-
 <file path=word/header1.xml><?xml version="1.0" encoding="utf-8"?>
-<w:hdr xmlns:wpc="http://schemas.microsoft.com/office/word/2010/wordprocessingCanvas" xmlns:mc="http://schemas.openxmlformats.org/markup-compatibility/2006" xmlns:o="urn:schemas-microsoft-com:office:office" xmlns:r="http://schemas.openxmlformats.org/officeDocument/2006/relationships" xmlns:m="http://schemas.openxmlformats.org/officeDocument/2006/math" xmlns:v="urn:schemas-microsoft-com:vml" xmlns:wp14="http://schemas.microsoft.com/office/word/2010/wordprocessingDrawing" xmlns:wp="http://schemas.openxmlformats.org/drawingml/2006/wordprocessingDrawing" xmlns:w10="urn:schemas-microsoft-com:office:word" xmlns:w="http://schemas.openxmlformats.org/wordprocessingml/2006/main" xmlns:w14="http://schemas.microsoft.com/office/word/2010/wordml" xmlns:w15="http://schemas.microsoft.com/office/word/2012/wordml" xmlns:wpg="http://schemas.microsoft.com/office/word/2010/wordprocessingGroup" xmlns:wpi="http://schemas.microsoft.com/office/word/2010/wordprocessingInk" xmlns:wne="http://schemas.microsoft.com/office/word/2006/wordml" xmlns:wps="http://schemas.microsoft.com/office/word/2010/wordprocessingShape" xmlns:wpsCustomData="http://www.wps.cn/officeDocument/2013/wpsCustomData" mc:Ignorable="w14 w15 wp14">
+<w:hdr xmlns:wpc="http://schemas.microsoft.com/office/word/2010/wordprocessingCanvas" xmlns:mc="http://schemas.openxmlformats.org/markup-compatibility/2006" xmlns:o="urn:schemas-microsoft-com:office:office" xmlns:r="http://schemas.openxmlformats.org/officeDocument/2006/relationships" xmlns:m="http://schemas.openxmlformats.org/officeDocument/2006/math" xmlns:v="urn:schemas-microsoft-com:vml" xmlns:wp14="http://schemas.microsoft.com/office/word/2010/wordprocessingDrawing" xmlns:wp="http://schemas.openxmlformats.org/drawingml/2006/wordprocessingDrawing" xmlns:w10="urn:schemas-microsoft-com:office:word" xmlns:w="http://schemas.openxmlformats.org/wordprocessingml/2006/main" xmlns:w14="http://schemas.microsoft.com/office/word/2010/wordml" xmlns:w15="http://schemas.microsoft.com/office/word/2012/wordml" xmlns:wne="http://schemas.microsoft.com/office/word/2006/wordml" xmlns:wpg="http://schemas.microsoft.com/office/word/2010/wordprocessingGroup" xmlns:wpi="http://schemas.microsoft.com/office/word/2010/wordprocessingInk" xmlns:wps="http://schemas.microsoft.com/office/word/2010/wordprocessingShape" mc:Ignorable="w14 w15 wp14">
   <w:p>
     <w:pPr>
-      <w:pStyle w:val="15"/>
+      <w:pStyle w:val="Header"/>
       <w:pBdr>
-        <w:bottom w:val="single" w:color="auto" w:sz="4" w:space="1"/>
+        <w:bottom w:val="single" w:sz="4" w:space="1" w:color="auto"/>
       </w:pBdr>
       <w:tabs>
         <w:tab w:val="left" w:pos="335"/>
@@ -4809,27 +4696,27 @@
       </w:tabs>
       <w:jc w:val="right"/>
       <w:rPr>
-        <w:rFonts w:hint="eastAsia" w:eastAsiaTheme="minorEastAsia"/>
+        <w:rFonts w:eastAsiaTheme="minorEastAsia" w:hint="eastAsia"/>
         <w:lang w:eastAsia="zh-CN"/>
       </w:rPr>
     </w:pPr>
     <w:r>
       <w:rPr>
-        <w:rFonts w:hint="eastAsia" w:eastAsiaTheme="minorEastAsia"/>
+        <w:rFonts w:eastAsiaTheme="minorEastAsia" w:hint="eastAsia"/>
         <w:lang w:val="en-US" w:eastAsia="zh-CN"/>
       </w:rPr>
       <w:tab/>
     </w:r>
     <w:r>
       <w:rPr>
-        <w:rFonts w:hint="eastAsia" w:eastAsiaTheme="minorEastAsia"/>
+        <w:rFonts w:eastAsiaTheme="minorEastAsia" w:hint="eastAsia"/>
         <w:lang w:val="en-US" w:eastAsia="zh-CN"/>
       </w:rPr>
       <w:tab/>
     </w:r>
     <w:r>
       <w:rPr>
-        <w:rFonts w:hint="eastAsia" w:eastAsiaTheme="minorEastAsia"/>
+        <w:rFonts w:eastAsiaTheme="minorEastAsia" w:hint="eastAsia"/>
         <w:lang w:val="en-US" w:eastAsia="zh-CN"/>
       </w:rPr>
       <w:t>桐乡华数广电网络有限公司</w:t>
@@ -4839,15 +4726,15 @@
 </file>
 
 <file path=word/numbering.xml><?xml version="1.0" encoding="utf-8"?>
-<w:numbering xmlns:wpc="http://schemas.microsoft.com/office/word/2010/wordprocessingCanvas" xmlns:mc="http://schemas.openxmlformats.org/markup-compatibility/2006" xmlns:o="urn:schemas-microsoft-com:office:office" xmlns:r="http://schemas.openxmlformats.org/officeDocument/2006/relationships" xmlns:m="http://schemas.openxmlformats.org/officeDocument/2006/math" xmlns:v="urn:schemas-microsoft-com:vml" xmlns:wp14="http://schemas.microsoft.com/office/word/2010/wordprocessingDrawing" xmlns:wp="http://schemas.openxmlformats.org/drawingml/2006/wordprocessingDrawing" xmlns:w10="urn:schemas-microsoft-com:office:word" xmlns:w="http://schemas.openxmlformats.org/wordprocessingml/2006/main" xmlns:w14="http://schemas.microsoft.com/office/word/2010/wordml" xmlns:wpg="http://schemas.microsoft.com/office/word/2010/wordprocessingGroup" xmlns:wpi="http://schemas.microsoft.com/office/word/2010/wordprocessingInk" xmlns:wne="http://schemas.microsoft.com/office/word/2006/wordml" xmlns:wps="http://schemas.microsoft.com/office/word/2010/wordprocessingShape" xmlns:wpsCustomData="http://www.wps.cn/officeDocument/2013/wpsCustomData" mc:Ignorable="w14 wp14">
+<w:numbering xmlns:wpc="http://schemas.microsoft.com/office/word/2010/wordprocessingCanvas" xmlns:mc="http://schemas.openxmlformats.org/markup-compatibility/2006" xmlns:o="urn:schemas-microsoft-com:office:office" xmlns:r="http://schemas.openxmlformats.org/officeDocument/2006/relationships" xmlns:m="http://schemas.openxmlformats.org/officeDocument/2006/math" xmlns:v="urn:schemas-microsoft-com:vml" xmlns:wp14="http://schemas.microsoft.com/office/word/2010/wordprocessingDrawing" xmlns:wp="http://schemas.openxmlformats.org/drawingml/2006/wordprocessingDrawing" xmlns:w10="urn:schemas-microsoft-com:office:word" xmlns:w="http://schemas.openxmlformats.org/wordprocessingml/2006/main" xmlns:w14="http://schemas.microsoft.com/office/word/2010/wordml" xmlns:w15="http://schemas.microsoft.com/office/word/2012/wordml" xmlns:wne="http://schemas.microsoft.com/office/word/2006/wordml" xmlns:wpg="http://schemas.microsoft.com/office/word/2010/wordprocessingGroup" xmlns:wpi="http://schemas.microsoft.com/office/word/2010/wordprocessingInk" xmlns:wps="http://schemas.microsoft.com/office/word/2010/wordprocessingShape" mc:Ignorable="w14 w15 wp14">
   <w:abstractNum w:abstractNumId="0">
     <w:nsid w:val="8E964DCE"/>
     <w:multiLevelType w:val="multilevel"/>
     <w:tmpl w:val="8E964DCE"/>
-    <w:lvl w:ilvl="0" w:tentative="0">
+    <w:lvl w:ilvl="0">
       <w:start w:val="1"/>
       <w:numFmt w:val="decimal"/>
-      <w:pStyle w:val="2"/>
+      <w:pStyle w:val="Heading1"/>
       <w:lvlText w:val="%1."/>
       <w:lvlJc w:val="left"/>
       <w:pPr>
@@ -4857,10 +4744,10 @@
         <w:rFonts w:hint="default"/>
       </w:rPr>
     </w:lvl>
-    <w:lvl w:ilvl="1" w:tentative="0">
+    <w:lvl w:ilvl="1">
       <w:start w:val="1"/>
       <w:numFmt w:val="decimal"/>
-      <w:pStyle w:val="3"/>
+      <w:pStyle w:val="Heading2"/>
       <w:lvlText w:val="%1.%2."/>
       <w:lvlJc w:val="left"/>
       <w:pPr>
@@ -4870,10 +4757,10 @@
         <w:rFonts w:hint="default"/>
       </w:rPr>
     </w:lvl>
-    <w:lvl w:ilvl="2" w:tentative="0">
+    <w:lvl w:ilvl="2">
       <w:start w:val="1"/>
       <w:numFmt w:val="decimal"/>
-      <w:pStyle w:val="4"/>
+      <w:pStyle w:val="Heading3"/>
       <w:lvlText w:val="%1.%2.%3."/>
       <w:lvlJc w:val="left"/>
       <w:pPr>
@@ -4883,10 +4770,10 @@
         <w:rFonts w:hint="default"/>
       </w:rPr>
     </w:lvl>
-    <w:lvl w:ilvl="3" w:tentative="0">
+    <w:lvl w:ilvl="3">
       <w:start w:val="1"/>
       <w:numFmt w:val="decimal"/>
-      <w:pStyle w:val="5"/>
+      <w:pStyle w:val="Heading4"/>
       <w:lvlText w:val="%1.%2.%3.%4."/>
       <w:lvlJc w:val="left"/>
       <w:pPr>
@@ -4896,10 +4783,10 @@
         <w:rFonts w:hint="default"/>
       </w:rPr>
     </w:lvl>
-    <w:lvl w:ilvl="4" w:tentative="0">
+    <w:lvl w:ilvl="4">
       <w:start w:val="1"/>
       <w:numFmt w:val="decimal"/>
-      <w:pStyle w:val="6"/>
+      <w:pStyle w:val="Heading5"/>
       <w:lvlText w:val="%1.%2.%3.%4.%5."/>
       <w:lvlJc w:val="left"/>
       <w:pPr>
@@ -4909,10 +4796,10 @@
         <w:rFonts w:hint="default"/>
       </w:rPr>
     </w:lvl>
-    <w:lvl w:ilvl="5" w:tentative="0">
+    <w:lvl w:ilvl="5">
       <w:start w:val="1"/>
       <w:numFmt w:val="decimal"/>
-      <w:pStyle w:val="7"/>
+      <w:pStyle w:val="Heading6"/>
       <w:lvlText w:val="%1.%2.%3.%4.%5.%6."/>
       <w:lvlJc w:val="left"/>
       <w:pPr>
@@ -4922,10 +4809,10 @@
         <w:rFonts w:hint="default"/>
       </w:rPr>
     </w:lvl>
-    <w:lvl w:ilvl="6" w:tentative="0">
+    <w:lvl w:ilvl="6">
       <w:start w:val="1"/>
       <w:numFmt w:val="decimal"/>
-      <w:pStyle w:val="8"/>
+      <w:pStyle w:val="Heading7"/>
       <w:lvlText w:val="%1.%2.%3.%4.%5.%6.%7."/>
       <w:lvlJc w:val="left"/>
       <w:pPr>
@@ -4935,10 +4822,10 @@
         <w:rFonts w:hint="default"/>
       </w:rPr>
     </w:lvl>
-    <w:lvl w:ilvl="7" w:tentative="0">
+    <w:lvl w:ilvl="7">
       <w:start w:val="1"/>
       <w:numFmt w:val="decimal"/>
-      <w:pStyle w:val="9"/>
+      <w:pStyle w:val="Heading8"/>
       <w:lvlText w:val="%1.%2.%3.%4.%5.%6.%7.%8."/>
       <w:lvlJc w:val="left"/>
       <w:pPr>
@@ -4948,10 +4835,10 @@
         <w:rFonts w:hint="default"/>
       </w:rPr>
     </w:lvl>
-    <w:lvl w:ilvl="8" w:tentative="0">
+    <w:lvl w:ilvl="8">
       <w:start w:val="1"/>
       <w:numFmt w:val="decimal"/>
-      <w:pStyle w:val="10"/>
+      <w:pStyle w:val="Heading9"/>
       <w:lvlText w:val="%1.%2.%3.%4.%5.%6.%7.%8.%9."/>
       <w:lvlJc w:val="left"/>
       <w:pPr>
@@ -4969,269 +4856,267 @@
 </file>
 
 <file path=word/styles.xml><?xml version="1.0" encoding="utf-8"?>
-<w:styles xmlns:mc="http://schemas.openxmlformats.org/markup-compatibility/2006" xmlns:o="urn:schemas-microsoft-com:office:office" xmlns:r="http://schemas.openxmlformats.org/officeDocument/2006/relationships" xmlns:m="http://schemas.openxmlformats.org/officeDocument/2006/math" xmlns:v="urn:schemas-microsoft-com:vml" xmlns:w="http://schemas.openxmlformats.org/wordprocessingml/2006/main" xmlns:w14="http://schemas.microsoft.com/office/word/2010/wordml" xmlns:w10="urn:schemas-microsoft-com:office:word" xmlns:sl="http://schemas.openxmlformats.org/schemaLibrary/2006/main" xmlns:wpsCustomData="http://www.wps.cn/officeDocument/2013/wpsCustomData" mc:Ignorable="w14">
+<w:styles xmlns:mc="http://schemas.openxmlformats.org/markup-compatibility/2006" xmlns:r="http://schemas.openxmlformats.org/officeDocument/2006/relationships" xmlns:w="http://schemas.openxmlformats.org/wordprocessingml/2006/main" xmlns:w14="http://schemas.microsoft.com/office/word/2010/wordml" xmlns:w15="http://schemas.microsoft.com/office/word/2012/wordml" mc:Ignorable="w14 w15">
   <w:docDefaults>
     <w:rPrDefault>
       <w:rPr>
-        <w:rFonts w:ascii="Times New Roman" w:hAnsi="Times New Roman" w:eastAsia="宋体" w:cs="Times New Roman"/>
+        <w:rFonts w:ascii="Times New Roman" w:eastAsia="宋体" w:hAnsi="Times New Roman" w:cs="Times New Roman"/>
       </w:rPr>
     </w:rPrDefault>
     <w:pPrDefault/>
   </w:docDefaults>
-  <w:latentStyles w:count="260" w:defQFormat="0" w:defUnhideWhenUsed="1" w:defSemiHidden="1" w:defUIPriority="99" w:defLockedState="0">
-    <w:lsdException w:qFormat="1" w:unhideWhenUsed="0" w:uiPriority="0" w:semiHidden="0" w:name="Normal"/>
-    <w:lsdException w:qFormat="1" w:unhideWhenUsed="0" w:uiPriority="0" w:semiHidden="0" w:name="heading 1"/>
-    <w:lsdException w:qFormat="1" w:uiPriority="0" w:semiHidden="0" w:name="heading 2"/>
-    <w:lsdException w:qFormat="1" w:uiPriority="0" w:name="heading 3"/>
-    <w:lsdException w:qFormat="1" w:uiPriority="0" w:semiHidden="0" w:name="heading 4"/>
-    <w:lsdException w:qFormat="1" w:uiPriority="0" w:name="heading 5"/>
-    <w:lsdException w:qFormat="1" w:uiPriority="0" w:name="heading 6"/>
-    <w:lsdException w:qFormat="1" w:uiPriority="0" w:name="heading 7"/>
-    <w:lsdException w:qFormat="1" w:uiPriority="0" w:name="heading 8"/>
-    <w:lsdException w:qFormat="1" w:uiPriority="0" w:name="heading 9"/>
-    <w:lsdException w:unhideWhenUsed="0" w:uiPriority="0" w:semiHidden="0" w:name="index 1"/>
-    <w:lsdException w:unhideWhenUsed="0" w:uiPriority="0" w:semiHidden="0" w:name="index 2"/>
-    <w:lsdException w:unhideWhenUsed="0" w:uiPriority="0" w:semiHidden="0" w:name="index 3"/>
-    <w:lsdException w:unhideWhenUsed="0" w:uiPriority="0" w:semiHidden="0" w:name="index 4"/>
-    <w:lsdException w:unhideWhenUsed="0" w:uiPriority="0" w:semiHidden="0" w:name="index 5"/>
-    <w:lsdException w:unhideWhenUsed="0" w:uiPriority="0" w:semiHidden="0" w:name="index 6"/>
-    <w:lsdException w:unhideWhenUsed="0" w:uiPriority="0" w:semiHidden="0" w:name="index 7"/>
-    <w:lsdException w:unhideWhenUsed="0" w:uiPriority="0" w:semiHidden="0" w:name="index 8"/>
-    <w:lsdException w:unhideWhenUsed="0" w:uiPriority="0" w:semiHidden="0" w:name="index 9"/>
-    <w:lsdException w:qFormat="1" w:unhideWhenUsed="0" w:uiPriority="0" w:semiHidden="0" w:name="toc 1"/>
-    <w:lsdException w:qFormat="1" w:unhideWhenUsed="0" w:uiPriority="0" w:semiHidden="0" w:name="toc 2"/>
-    <w:lsdException w:qFormat="1" w:unhideWhenUsed="0" w:uiPriority="0" w:semiHidden="0" w:name="toc 3"/>
-    <w:lsdException w:unhideWhenUsed="0" w:uiPriority="0" w:semiHidden="0" w:name="toc 4"/>
-    <w:lsdException w:unhideWhenUsed="0" w:uiPriority="0" w:semiHidden="0" w:name="toc 5"/>
-    <w:lsdException w:unhideWhenUsed="0" w:uiPriority="0" w:semiHidden="0" w:name="toc 6"/>
-    <w:lsdException w:unhideWhenUsed="0" w:uiPriority="0" w:semiHidden="0" w:name="toc 7"/>
-    <w:lsdException w:unhideWhenUsed="0" w:uiPriority="0" w:semiHidden="0" w:name="toc 8"/>
-    <w:lsdException w:unhideWhenUsed="0" w:uiPriority="0" w:semiHidden="0" w:name="toc 9"/>
-    <w:lsdException w:unhideWhenUsed="0" w:uiPriority="0" w:semiHidden="0" w:name="Normal Indent"/>
-    <w:lsdException w:unhideWhenUsed="0" w:uiPriority="0" w:semiHidden="0" w:name="footnote text"/>
-    <w:lsdException w:qFormat="1" w:unhideWhenUsed="0" w:uiPriority="0" w:semiHidden="0" w:name="annotation text"/>
-    <w:lsdException w:qFormat="1" w:unhideWhenUsed="0" w:uiPriority="0" w:semiHidden="0" w:name="header"/>
-    <w:lsdException w:qFormat="1" w:unhideWhenUsed="0" w:uiPriority="0" w:semiHidden="0" w:name="footer"/>
-    <w:lsdException w:unhideWhenUsed="0" w:uiPriority="0" w:semiHidden="0" w:name="index heading"/>
-    <w:lsdException w:qFormat="1" w:uiPriority="0" w:name="caption"/>
-    <w:lsdException w:unhideWhenUsed="0" w:uiPriority="0" w:semiHidden="0" w:name="table of figures"/>
-    <w:lsdException w:unhideWhenUsed="0" w:uiPriority="0" w:semiHidden="0" w:name="envelope address"/>
-    <w:lsdException w:unhideWhenUsed="0" w:uiPriority="0" w:semiHidden="0" w:name="envelope return"/>
-    <w:lsdException w:unhideWhenUsed="0" w:uiPriority="0" w:semiHidden="0" w:name="footnote reference"/>
-    <w:lsdException w:unhideWhenUsed="0" w:uiPriority="0" w:semiHidden="0" w:name="annotation reference"/>
-    <w:lsdException w:unhideWhenUsed="0" w:uiPriority="0" w:semiHidden="0" w:name="line number"/>
-    <w:lsdException w:unhideWhenUsed="0" w:uiPriority="0" w:semiHidden="0" w:name="page number"/>
-    <w:lsdException w:unhideWhenUsed="0" w:uiPriority="0" w:semiHidden="0" w:name="endnote reference"/>
-    <w:lsdException w:unhideWhenUsed="0" w:uiPriority="0" w:semiHidden="0" w:name="endnote text"/>
-    <w:lsdException w:unhideWhenUsed="0" w:uiPriority="0" w:semiHidden="0" w:name="table of authorities"/>
-    <w:lsdException w:unhideWhenUsed="0" w:uiPriority="0" w:semiHidden="0" w:name="macro"/>
-    <w:lsdException w:unhideWhenUsed="0" w:uiPriority="0" w:semiHidden="0" w:name="toa heading"/>
-    <w:lsdException w:unhideWhenUsed="0" w:uiPriority="0" w:semiHidden="0" w:name="List"/>
-    <w:lsdException w:unhideWhenUsed="0" w:uiPriority="0" w:semiHidden="0" w:name="List Bullet"/>
-    <w:lsdException w:unhideWhenUsed="0" w:uiPriority="0" w:semiHidden="0" w:name="List Number"/>
-    <w:lsdException w:unhideWhenUsed="0" w:uiPriority="0" w:semiHidden="0" w:name="List 2"/>
-    <w:lsdException w:unhideWhenUsed="0" w:uiPriority="0" w:semiHidden="0" w:name="List 3"/>
-    <w:lsdException w:unhideWhenUsed="0" w:uiPriority="0" w:semiHidden="0" w:name="List 4"/>
-    <w:lsdException w:unhideWhenUsed="0" w:uiPriority="0" w:semiHidden="0" w:name="List 5"/>
-    <w:lsdException w:unhideWhenUsed="0" w:uiPriority="0" w:semiHidden="0" w:name="List Bullet 2"/>
-    <w:lsdException w:unhideWhenUsed="0" w:uiPriority="0" w:semiHidden="0" w:name="List Bullet 3"/>
-    <w:lsdException w:unhideWhenUsed="0" w:uiPriority="0" w:semiHidden="0" w:name="List Bullet 4"/>
-    <w:lsdException w:unhideWhenUsed="0" w:uiPriority="0" w:semiHidden="0" w:name="List Bullet 5"/>
-    <w:lsdException w:unhideWhenUsed="0" w:uiPriority="0" w:semiHidden="0" w:name="List Number 2"/>
-    <w:lsdException w:unhideWhenUsed="0" w:uiPriority="0" w:semiHidden="0" w:name="List Number 3"/>
-    <w:lsdException w:unhideWhenUsed="0" w:uiPriority="0" w:semiHidden="0" w:name="List Number 4"/>
-    <w:lsdException w:unhideWhenUsed="0" w:uiPriority="0" w:semiHidden="0" w:name="List Number 5"/>
-    <w:lsdException w:qFormat="1" w:unhideWhenUsed="0" w:uiPriority="0" w:semiHidden="0" w:name="Title"/>
-    <w:lsdException w:unhideWhenUsed="0" w:uiPriority="0" w:semiHidden="0" w:name="Closing"/>
-    <w:lsdException w:unhideWhenUsed="0" w:uiPriority="0" w:semiHidden="0" w:name="Signature"/>
-    <w:lsdException w:qFormat="1" w:unhideWhenUsed="0" w:uiPriority="0" w:name="Default Paragraph Font"/>
-    <w:lsdException w:qFormat="1" w:unhideWhenUsed="0" w:uiPriority="0" w:name="Body Text"/>
-    <w:lsdException w:unhideWhenUsed="0" w:uiPriority="0" w:semiHidden="0" w:name="Body Text Indent"/>
-    <w:lsdException w:unhideWhenUsed="0" w:uiPriority="0" w:semiHidden="0" w:name="List Continue"/>
-    <w:lsdException w:unhideWhenUsed="0" w:uiPriority="0" w:semiHidden="0" w:name="List Continue 2"/>
-    <w:lsdException w:unhideWhenUsed="0" w:uiPriority="0" w:semiHidden="0" w:name="List Continue 3"/>
-    <w:lsdException w:unhideWhenUsed="0" w:uiPriority="0" w:semiHidden="0" w:name="List Continue 4"/>
-    <w:lsdException w:unhideWhenUsed="0" w:uiPriority="0" w:semiHidden="0" w:name="List Continue 5"/>
-    <w:lsdException w:unhideWhenUsed="0" w:uiPriority="0" w:semiHidden="0" w:name="Message Header"/>
-    <w:lsdException w:qFormat="1" w:unhideWhenUsed="0" w:uiPriority="0" w:semiHidden="0" w:name="Subtitle"/>
-    <w:lsdException w:unhideWhenUsed="0" w:uiPriority="0" w:semiHidden="0" w:name="Salutation"/>
-    <w:lsdException w:unhideWhenUsed="0" w:uiPriority="0" w:semiHidden="0" w:name="Date"/>
-    <w:lsdException w:unhideWhenUsed="0" w:uiPriority="0" w:semiHidden="0" w:name="Body Text First Indent"/>
-    <w:lsdException w:unhideWhenUsed="0" w:uiPriority="0" w:semiHidden="0" w:name="Body Text First Indent 2"/>
-    <w:lsdException w:uiPriority="99" w:name="Note Heading"/>
-    <w:lsdException w:unhideWhenUsed="0" w:uiPriority="0" w:semiHidden="0" w:name="Body Text 2"/>
-    <w:lsdException w:unhideWhenUsed="0" w:uiPriority="0" w:semiHidden="0" w:name="Body Text 3"/>
-    <w:lsdException w:unhideWhenUsed="0" w:uiPriority="0" w:semiHidden="0" w:name="Body Text Indent 2"/>
-    <w:lsdException w:unhideWhenUsed="0" w:uiPriority="0" w:semiHidden="0" w:name="Body Text Indent 3"/>
-    <w:lsdException w:unhideWhenUsed="0" w:uiPriority="0" w:semiHidden="0" w:name="Block Text"/>
-    <w:lsdException w:unhideWhenUsed="0" w:uiPriority="0" w:semiHidden="0" w:name="Hyperlink"/>
-    <w:lsdException w:unhideWhenUsed="0" w:uiPriority="0" w:semiHidden="0" w:name="FollowedHyperlink"/>
-    <w:lsdException w:qFormat="1" w:unhideWhenUsed="0" w:uiPriority="0" w:semiHidden="0" w:name="Strong"/>
-    <w:lsdException w:qFormat="1" w:unhideWhenUsed="0" w:uiPriority="0" w:semiHidden="0" w:name="Emphasis"/>
-    <w:lsdException w:unhideWhenUsed="0" w:uiPriority="0" w:semiHidden="0" w:name="Document Map"/>
-    <w:lsdException w:unhideWhenUsed="0" w:uiPriority="0" w:semiHidden="0" w:name="Plain Text"/>
-    <w:lsdException w:unhideWhenUsed="0" w:uiPriority="0" w:semiHidden="0" w:name="E-mail Signature"/>
-    <w:lsdException w:qFormat="1" w:unhideWhenUsed="0" w:uiPriority="0" w:semiHidden="0" w:name="Normal (Web)"/>
-    <w:lsdException w:unhideWhenUsed="0" w:uiPriority="0" w:semiHidden="0" w:name="HTML Acronym"/>
-    <w:lsdException w:unhideWhenUsed="0" w:uiPriority="0" w:semiHidden="0" w:name="HTML Address"/>
-    <w:lsdException w:unhideWhenUsed="0" w:uiPriority="0" w:semiHidden="0" w:name="HTML Cite"/>
-    <w:lsdException w:unhideWhenUsed="0" w:uiPriority="0" w:semiHidden="0" w:name="HTML Code"/>
-    <w:lsdException w:unhideWhenUsed="0" w:uiPriority="0" w:semiHidden="0" w:name="HTML Definition"/>
-    <w:lsdException w:unhideWhenUsed="0" w:uiPriority="0" w:semiHidden="0" w:name="HTML Keyboard"/>
-    <w:lsdException w:unhideWhenUsed="0" w:uiPriority="0" w:semiHidden="0" w:name="HTML Preformatted"/>
-    <w:lsdException w:unhideWhenUsed="0" w:uiPriority="0" w:semiHidden="0" w:name="HTML Sample"/>
-    <w:lsdException w:unhideWhenUsed="0" w:uiPriority="0" w:semiHidden="0" w:name="HTML Typewriter"/>
-    <w:lsdException w:unhideWhenUsed="0" w:uiPriority="0" w:semiHidden="0" w:name="HTML Variable"/>
-    <w:lsdException w:qFormat="1" w:unhideWhenUsed="0" w:uiPriority="0" w:name="Normal Table"/>
-    <w:lsdException w:unhideWhenUsed="0" w:uiPriority="0" w:semiHidden="0" w:name="annotation subject"/>
-    <w:lsdException w:unhideWhenUsed="0" w:uiPriority="0" w:semiHidden="0" w:name="Table Simple 1"/>
-    <w:lsdException w:unhideWhenUsed="0" w:uiPriority="0" w:semiHidden="0" w:name="Table Simple 2"/>
-    <w:lsdException w:unhideWhenUsed="0" w:uiPriority="0" w:semiHidden="0" w:name="Table Simple 3"/>
-    <w:lsdException w:unhideWhenUsed="0" w:uiPriority="0" w:semiHidden="0" w:name="Table Classic 1"/>
-    <w:lsdException w:unhideWhenUsed="0" w:uiPriority="0" w:semiHidden="0" w:name="Table Classic 2"/>
-    <w:lsdException w:unhideWhenUsed="0" w:uiPriority="0" w:semiHidden="0" w:name="Table Classic 3"/>
-    <w:lsdException w:unhideWhenUsed="0" w:uiPriority="0" w:semiHidden="0" w:name="Table Classic 4"/>
-    <w:lsdException w:unhideWhenUsed="0" w:uiPriority="0" w:semiHidden="0" w:name="Table Colorful 1"/>
-    <w:lsdException w:unhideWhenUsed="0" w:uiPriority="0" w:semiHidden="0" w:name="Table Colorful 2"/>
-    <w:lsdException w:unhideWhenUsed="0" w:uiPriority="0" w:semiHidden="0" w:name="Table Colorful 3"/>
-    <w:lsdException w:unhideWhenUsed="0" w:uiPriority="0" w:semiHidden="0" w:name="Table Columns 1"/>
-    <w:lsdException w:unhideWhenUsed="0" w:uiPriority="0" w:semiHidden="0" w:name="Table Columns 2"/>
-    <w:lsdException w:unhideWhenUsed="0" w:uiPriority="0" w:semiHidden="0" w:name="Table Columns 3"/>
-    <w:lsdException w:unhideWhenUsed="0" w:uiPriority="0" w:semiHidden="0" w:name="Table Columns 4"/>
-    <w:lsdException w:unhideWhenUsed="0" w:uiPriority="0" w:semiHidden="0" w:name="Table Columns 5"/>
-    <w:lsdException w:unhideWhenUsed="0" w:uiPriority="0" w:semiHidden="0" w:name="Table Grid 1"/>
-    <w:lsdException w:unhideWhenUsed="0" w:uiPriority="0" w:semiHidden="0" w:name="Table Grid 2"/>
-    <w:lsdException w:unhideWhenUsed="0" w:uiPriority="0" w:semiHidden="0" w:name="Table Grid 3"/>
-    <w:lsdException w:unhideWhenUsed="0" w:uiPriority="0" w:semiHidden="0" w:name="Table Grid 4"/>
-    <w:lsdException w:unhideWhenUsed="0" w:uiPriority="0" w:semiHidden="0" w:name="Table Grid 5"/>
-    <w:lsdException w:unhideWhenUsed="0" w:uiPriority="0" w:semiHidden="0" w:name="Table Grid 6"/>
-    <w:lsdException w:unhideWhenUsed="0" w:uiPriority="0" w:semiHidden="0" w:name="Table Grid 7"/>
-    <w:lsdException w:unhideWhenUsed="0" w:uiPriority="0" w:semiHidden="0" w:name="Table Grid 8"/>
-    <w:lsdException w:unhideWhenUsed="0" w:uiPriority="0" w:semiHidden="0" w:name="Table List 1"/>
-    <w:lsdException w:unhideWhenUsed="0" w:uiPriority="0" w:semiHidden="0" w:name="Table List 2"/>
-    <w:lsdException w:unhideWhenUsed="0" w:uiPriority="0" w:semiHidden="0" w:name="Table List 3"/>
-    <w:lsdException w:unhideWhenUsed="0" w:uiPriority="0" w:semiHidden="0" w:name="Table List 4"/>
-    <w:lsdException w:unhideWhenUsed="0" w:uiPriority="0" w:semiHidden="0" w:name="Table List 5"/>
-    <w:lsdException w:unhideWhenUsed="0" w:uiPriority="0" w:semiHidden="0" w:name="Table List 6"/>
-    <w:lsdException w:unhideWhenUsed="0" w:uiPriority="0" w:semiHidden="0" w:name="Table List 7"/>
-    <w:lsdException w:unhideWhenUsed="0" w:uiPriority="0" w:semiHidden="0" w:name="Table List 8"/>
-    <w:lsdException w:unhideWhenUsed="0" w:uiPriority="0" w:semiHidden="0" w:name="Table 3D effects 1"/>
-    <w:lsdException w:unhideWhenUsed="0" w:uiPriority="0" w:semiHidden="0" w:name="Table 3D effects 2"/>
-    <w:lsdException w:unhideWhenUsed="0" w:uiPriority="0" w:semiHidden="0" w:name="Table 3D effects 3"/>
-    <w:lsdException w:unhideWhenUsed="0" w:uiPriority="0" w:semiHidden="0" w:name="Table Contemporary"/>
-    <w:lsdException w:unhideWhenUsed="0" w:uiPriority="0" w:semiHidden="0" w:name="Table Elegant"/>
-    <w:lsdException w:unhideWhenUsed="0" w:uiPriority="0" w:semiHidden="0" w:name="Table Professional"/>
-    <w:lsdException w:unhideWhenUsed="0" w:uiPriority="0" w:semiHidden="0" w:name="Table Subtle 1"/>
-    <w:lsdException w:unhideWhenUsed="0" w:uiPriority="0" w:semiHidden="0" w:name="Table Subtle 2"/>
-    <w:lsdException w:unhideWhenUsed="0" w:uiPriority="0" w:semiHidden="0" w:name="Table Web 1"/>
-    <w:lsdException w:unhideWhenUsed="0" w:uiPriority="0" w:semiHidden="0" w:name="Table Web 2"/>
-    <w:lsdException w:unhideWhenUsed="0" w:uiPriority="0" w:semiHidden="0" w:name="Table Web 3"/>
-    <w:lsdException w:unhideWhenUsed="0" w:uiPriority="0" w:semiHidden="0" w:name="Balloon Text"/>
-    <w:lsdException w:qFormat="1" w:unhideWhenUsed="0" w:uiPriority="0" w:semiHidden="0" w:name="Table Grid"/>
-    <w:lsdException w:unhideWhenUsed="0" w:uiPriority="0" w:semiHidden="0" w:name="Table Theme"/>
-    <w:lsdException w:unhideWhenUsed="0" w:uiPriority="60" w:semiHidden="0" w:name="Light Shading"/>
-    <w:lsdException w:unhideWhenUsed="0" w:uiPriority="61" w:semiHidden="0" w:name="Light List"/>
-    <w:lsdException w:unhideWhenUsed="0" w:uiPriority="62" w:semiHidden="0" w:name="Light Grid"/>
-    <w:lsdException w:unhideWhenUsed="0" w:uiPriority="63" w:semiHidden="0" w:name="Medium Shading 1"/>
-    <w:lsdException w:unhideWhenUsed="0" w:uiPriority="64" w:semiHidden="0" w:name="Medium Shading 2"/>
-    <w:lsdException w:unhideWhenUsed="0" w:uiPriority="65" w:semiHidden="0" w:name="Medium List 1"/>
-    <w:lsdException w:unhideWhenUsed="0" w:uiPriority="66" w:semiHidden="0" w:name="Medium List 2"/>
-    <w:lsdException w:unhideWhenUsed="0" w:uiPriority="67" w:semiHidden="0" w:name="Medium Grid 1"/>
-    <w:lsdException w:unhideWhenUsed="0" w:uiPriority="68" w:semiHidden="0" w:name="Medium Grid 2"/>
-    <w:lsdException w:unhideWhenUsed="0" w:uiPriority="69" w:semiHidden="0" w:name="Medium Grid 3"/>
-    <w:lsdException w:unhideWhenUsed="0" w:uiPriority="70" w:semiHidden="0" w:name="Dark List"/>
-    <w:lsdException w:unhideWhenUsed="0" w:uiPriority="71" w:semiHidden="0" w:name="Colorful Shading"/>
-    <w:lsdException w:unhideWhenUsed="0" w:uiPriority="72" w:semiHidden="0" w:name="Colorful List"/>
-    <w:lsdException w:unhideWhenUsed="0" w:uiPriority="73" w:semiHidden="0" w:name="Colorful Grid"/>
-    <w:lsdException w:unhideWhenUsed="0" w:uiPriority="60" w:semiHidden="0" w:name="Light Shading Accent 1"/>
-    <w:lsdException w:unhideWhenUsed="0" w:uiPriority="61" w:semiHidden="0" w:name="Light List Accent 1"/>
-    <w:lsdException w:unhideWhenUsed="0" w:uiPriority="62" w:semiHidden="0" w:name="Light Grid Accent 1"/>
-    <w:lsdException w:unhideWhenUsed="0" w:uiPriority="63" w:semiHidden="0" w:name="Medium Shading 1 Accent 1"/>
-    <w:lsdException w:unhideWhenUsed="0" w:uiPriority="64" w:semiHidden="0" w:name="Medium Shading 2 Accent 1"/>
-    <w:lsdException w:unhideWhenUsed="0" w:uiPriority="65" w:semiHidden="0" w:name="Medium List 1 Accent 1"/>
-    <w:lsdException w:unhideWhenUsed="0" w:uiPriority="66" w:semiHidden="0" w:name="Medium List 2 Accent 1"/>
-    <w:lsdException w:unhideWhenUsed="0" w:uiPriority="67" w:semiHidden="0" w:name="Medium Grid 1 Accent 1"/>
-    <w:lsdException w:unhideWhenUsed="0" w:uiPriority="68" w:semiHidden="0" w:name="Medium Grid 2 Accent 1"/>
-    <w:lsdException w:unhideWhenUsed="0" w:uiPriority="69" w:semiHidden="0" w:name="Medium Grid 3 Accent 1"/>
-    <w:lsdException w:unhideWhenUsed="0" w:uiPriority="70" w:semiHidden="0" w:name="Dark List Accent 1"/>
-    <w:lsdException w:unhideWhenUsed="0" w:uiPriority="71" w:semiHidden="0" w:name="Colorful Shading Accent 1"/>
-    <w:lsdException w:unhideWhenUsed="0" w:uiPriority="72" w:semiHidden="0" w:name="Colorful List Accent 1"/>
-    <w:lsdException w:unhideWhenUsed="0" w:uiPriority="73" w:semiHidden="0" w:name="Colorful Grid Accent 1"/>
-    <w:lsdException w:unhideWhenUsed="0" w:uiPriority="60" w:semiHidden="0" w:name="Light Shading Accent 2"/>
-    <w:lsdException w:unhideWhenUsed="0" w:uiPriority="61" w:semiHidden="0" w:name="Light List Accent 2"/>
-    <w:lsdException w:unhideWhenUsed="0" w:uiPriority="62" w:semiHidden="0" w:name="Light Grid Accent 2"/>
-    <w:lsdException w:unhideWhenUsed="0" w:uiPriority="63" w:semiHidden="0" w:name="Medium Shading 1 Accent 2"/>
-    <w:lsdException w:unhideWhenUsed="0" w:uiPriority="64" w:semiHidden="0" w:name="Medium Shading 2 Accent 2"/>
-    <w:lsdException w:unhideWhenUsed="0" w:uiPriority="65" w:semiHidden="0" w:name="Medium List 1 Accent 2"/>
-    <w:lsdException w:unhideWhenUsed="0" w:uiPriority="66" w:semiHidden="0" w:name="Medium List 2 Accent 2"/>
-    <w:lsdException w:unhideWhenUsed="0" w:uiPriority="67" w:semiHidden="0" w:name="Medium Grid 1 Accent 2"/>
-    <w:lsdException w:unhideWhenUsed="0" w:uiPriority="68" w:semiHidden="0" w:name="Medium Grid 2 Accent 2"/>
-    <w:lsdException w:unhideWhenUsed="0" w:uiPriority="69" w:semiHidden="0" w:name="Medium Grid 3 Accent 2"/>
-    <w:lsdException w:unhideWhenUsed="0" w:uiPriority="70" w:semiHidden="0" w:name="Dark List Accent 2"/>
-    <w:lsdException w:unhideWhenUsed="0" w:uiPriority="71" w:semiHidden="0" w:name="Colorful Shading Accent 2"/>
-    <w:lsdException w:unhideWhenUsed="0" w:uiPriority="72" w:semiHidden="0" w:name="Colorful List Accent 2"/>
-    <w:lsdException w:unhideWhenUsed="0" w:uiPriority="73" w:semiHidden="0" w:name="Colorful Grid Accent 2"/>
-    <w:lsdException w:unhideWhenUsed="0" w:uiPriority="60" w:semiHidden="0" w:name="Light Shading Accent 3"/>
-    <w:lsdException w:unhideWhenUsed="0" w:uiPriority="61" w:semiHidden="0" w:name="Light List Accent 3"/>
-    <w:lsdException w:unhideWhenUsed="0" w:uiPriority="62" w:semiHidden="0" w:name="Light Grid Accent 3"/>
-    <w:lsdException w:unhideWhenUsed="0" w:uiPriority="63" w:semiHidden="0" w:name="Medium Shading 1 Accent 3"/>
-    <w:lsdException w:unhideWhenUsed="0" w:uiPriority="64" w:semiHidden="0" w:name="Medium Shading 2 Accent 3"/>
-    <w:lsdException w:unhideWhenUsed="0" w:uiPriority="65" w:semiHidden="0" w:name="Medium List 1 Accent 3"/>
-    <w:lsdException w:unhideWhenUsed="0" w:uiPriority="66" w:semiHidden="0" w:name="Medium List 2 Accent 3"/>
-    <w:lsdException w:unhideWhenUsed="0" w:uiPriority="67" w:semiHidden="0" w:name="Medium Grid 1 Accent 3"/>
-    <w:lsdException w:unhideWhenUsed="0" w:uiPriority="68" w:semiHidden="0" w:name="Medium Grid 2 Accent 3"/>
-    <w:lsdException w:unhideWhenUsed="0" w:uiPriority="69" w:semiHidden="0" w:name="Medium Grid 3 Accent 3"/>
-    <w:lsdException w:unhideWhenUsed="0" w:uiPriority="70" w:semiHidden="0" w:name="Dark List Accent 3"/>
-    <w:lsdException w:unhideWhenUsed="0" w:uiPriority="71" w:semiHidden="0" w:name="Colorful Shading Accent 3"/>
-    <w:lsdException w:unhideWhenUsed="0" w:uiPriority="72" w:semiHidden="0" w:name="Colorful List Accent 3"/>
-    <w:lsdException w:unhideWhenUsed="0" w:uiPriority="73" w:semiHidden="0" w:name="Colorful Grid Accent 3"/>
-    <w:lsdException w:unhideWhenUsed="0" w:uiPriority="60" w:semiHidden="0" w:name="Light Shading Accent 4"/>
-    <w:lsdException w:unhideWhenUsed="0" w:uiPriority="61" w:semiHidden="0" w:name="Light List Accent 4"/>
-    <w:lsdException w:unhideWhenUsed="0" w:uiPriority="62" w:semiHidden="0" w:name="Light Grid Accent 4"/>
-    <w:lsdException w:unhideWhenUsed="0" w:uiPriority="63" w:semiHidden="0" w:name="Medium Shading 1 Accent 4"/>
-    <w:lsdException w:unhideWhenUsed="0" w:uiPriority="64" w:semiHidden="0" w:name="Medium Shading 2 Accent 4"/>
-    <w:lsdException w:unhideWhenUsed="0" w:uiPriority="65" w:semiHidden="0" w:name="Medium List 1 Accent 4"/>
-    <w:lsdException w:unhideWhenUsed="0" w:uiPriority="66" w:semiHidden="0" w:name="Medium List 2 Accent 4"/>
-    <w:lsdException w:unhideWhenUsed="0" w:uiPriority="67" w:semiHidden="0" w:name="Medium Grid 1 Accent 4"/>
-    <w:lsdException w:unhideWhenUsed="0" w:uiPriority="68" w:semiHidden="0" w:name="Medium Grid 2 Accent 4"/>
-    <w:lsdException w:unhideWhenUsed="0" w:uiPriority="69" w:semiHidden="0" w:name="Medium Grid 3 Accent 4"/>
-    <w:lsdException w:unhideWhenUsed="0" w:uiPriority="70" w:semiHidden="0" w:name="Dark List Accent 4"/>
-    <w:lsdException w:unhideWhenUsed="0" w:uiPriority="71" w:semiHidden="0" w:name="Colorful Shading Accent 4"/>
-    <w:lsdException w:unhideWhenUsed="0" w:uiPriority="72" w:semiHidden="0" w:name="Colorful List Accent 4"/>
-    <w:lsdException w:unhideWhenUsed="0" w:uiPriority="73" w:semiHidden="0" w:name="Colorful Grid Accent 4"/>
-    <w:lsdException w:unhideWhenUsed="0" w:uiPriority="60" w:semiHidden="0" w:name="Light Shading Accent 5"/>
-    <w:lsdException w:unhideWhenUsed="0" w:uiPriority="61" w:semiHidden="0" w:name="Light List Accent 5"/>
-    <w:lsdException w:unhideWhenUsed="0" w:uiPriority="62" w:semiHidden="0" w:name="Light Grid Accent 5"/>
-    <w:lsdException w:unhideWhenUsed="0" w:uiPriority="63" w:semiHidden="0" w:name="Medium Shading 1 Accent 5"/>
-    <w:lsdException w:unhideWhenUsed="0" w:uiPriority="64" w:semiHidden="0" w:name="Medium Shading 2 Accent 5"/>
-    <w:lsdException w:unhideWhenUsed="0" w:uiPriority="65" w:semiHidden="0" w:name="Medium List 1 Accent 5"/>
-    <w:lsdException w:unhideWhenUsed="0" w:uiPriority="66" w:semiHidden="0" w:name="Medium List 2 Accent 5"/>
-    <w:lsdException w:unhideWhenUsed="0" w:uiPriority="67" w:semiHidden="0" w:name="Medium Grid 1 Accent 5"/>
-    <w:lsdException w:unhideWhenUsed="0" w:uiPriority="68" w:semiHidden="0" w:name="Medium Grid 2 Accent 5"/>
-    <w:lsdException w:unhideWhenUsed="0" w:uiPriority="69" w:semiHidden="0" w:name="Medium Grid 3 Accent 5"/>
-    <w:lsdException w:unhideWhenUsed="0" w:uiPriority="70" w:semiHidden="0" w:name="Dark List Accent 5"/>
-    <w:lsdException w:unhideWhenUsed="0" w:uiPriority="71" w:semiHidden="0" w:name="Colorful Shading Accent 5"/>
-    <w:lsdException w:unhideWhenUsed="0" w:uiPriority="72" w:semiHidden="0" w:name="Colorful List Accent 5"/>
-    <w:lsdException w:unhideWhenUsed="0" w:uiPriority="73" w:semiHidden="0" w:name="Colorful Grid Accent 5"/>
-    <w:lsdException w:unhideWhenUsed="0" w:uiPriority="60" w:semiHidden="0" w:name="Light Shading Accent 6"/>
-    <w:lsdException w:unhideWhenUsed="0" w:uiPriority="61" w:semiHidden="0" w:name="Light List Accent 6"/>
-    <w:lsdException w:unhideWhenUsed="0" w:uiPriority="62" w:semiHidden="0" w:name="Light Grid Accent 6"/>
-    <w:lsdException w:unhideWhenUsed="0" w:uiPriority="63" w:semiHidden="0" w:name="Medium Shading 1 Accent 6"/>
-    <w:lsdException w:unhideWhenUsed="0" w:uiPriority="64" w:semiHidden="0" w:name="Medium Shading 2 Accent 6"/>
-    <w:lsdException w:unhideWhenUsed="0" w:uiPriority="65" w:semiHidden="0" w:name="Medium List 1 Accent 6"/>
-    <w:lsdException w:unhideWhenUsed="0" w:uiPriority="66" w:semiHidden="0" w:name="Medium List 2 Accent 6"/>
-    <w:lsdException w:unhideWhenUsed="0" w:uiPriority="67" w:semiHidden="0" w:name="Medium Grid 1 Accent 6"/>
-    <w:lsdException w:unhideWhenUsed="0" w:uiPriority="68" w:semiHidden="0" w:name="Medium Grid 2 Accent 6"/>
-    <w:lsdException w:unhideWhenUsed="0" w:uiPriority="69" w:semiHidden="0" w:name="Medium Grid 3 Accent 6"/>
-    <w:lsdException w:unhideWhenUsed="0" w:uiPriority="70" w:semiHidden="0" w:name="Dark List Accent 6"/>
-    <w:lsdException w:unhideWhenUsed="0" w:uiPriority="71" w:semiHidden="0" w:name="Colorful Shading Accent 6"/>
-    <w:lsdException w:unhideWhenUsed="0" w:uiPriority="72" w:semiHidden="0" w:name="Colorful List Accent 6"/>
-    <w:lsdException w:unhideWhenUsed="0" w:uiPriority="73" w:semiHidden="0" w:name="Colorful Grid Accent 6"/>
+  <w:latentStyles w:defLockedState="0" w:defUIPriority="99" w:defSemiHidden="1" w:defUnhideWhenUsed="1" w:defQFormat="0" w:count="260">
+    <w:lsdException w:name="Normal" w:semiHidden="0" w:uiPriority="0" w:unhideWhenUsed="0" w:qFormat="1"/>
+    <w:lsdException w:name="heading 1" w:semiHidden="0" w:uiPriority="0" w:unhideWhenUsed="0" w:qFormat="1"/>
+    <w:lsdException w:name="heading 2" w:semiHidden="0" w:uiPriority="0" w:qFormat="1"/>
+    <w:lsdException w:name="heading 3" w:uiPriority="0" w:qFormat="1"/>
+    <w:lsdException w:name="heading 4" w:semiHidden="0" w:uiPriority="0" w:qFormat="1"/>
+    <w:lsdException w:name="heading 5" w:uiPriority="0" w:qFormat="1"/>
+    <w:lsdException w:name="heading 6" w:uiPriority="0" w:qFormat="1"/>
+    <w:lsdException w:name="heading 7" w:uiPriority="0" w:qFormat="1"/>
+    <w:lsdException w:name="heading 8" w:uiPriority="0" w:qFormat="1"/>
+    <w:lsdException w:name="heading 9" w:uiPriority="0" w:qFormat="1"/>
+    <w:lsdException w:name="index 1" w:semiHidden="0" w:uiPriority="0" w:unhideWhenUsed="0"/>
+    <w:lsdException w:name="index 2" w:semiHidden="0" w:uiPriority="0" w:unhideWhenUsed="0"/>
+    <w:lsdException w:name="index 3" w:semiHidden="0" w:uiPriority="0" w:unhideWhenUsed="0"/>
+    <w:lsdException w:name="index 4" w:semiHidden="0" w:uiPriority="0" w:unhideWhenUsed="0"/>
+    <w:lsdException w:name="index 5" w:semiHidden="0" w:uiPriority="0" w:unhideWhenUsed="0"/>
+    <w:lsdException w:name="index 6" w:semiHidden="0" w:uiPriority="0" w:unhideWhenUsed="0"/>
+    <w:lsdException w:name="index 7" w:semiHidden="0" w:uiPriority="0" w:unhideWhenUsed="0"/>
+    <w:lsdException w:name="index 8" w:semiHidden="0" w:uiPriority="0" w:unhideWhenUsed="0"/>
+    <w:lsdException w:name="index 9" w:semiHidden="0" w:uiPriority="0" w:unhideWhenUsed="0"/>
+    <w:lsdException w:name="toc 1" w:semiHidden="0" w:uiPriority="0" w:unhideWhenUsed="0" w:qFormat="1"/>
+    <w:lsdException w:name="toc 2" w:semiHidden="0" w:uiPriority="0" w:unhideWhenUsed="0" w:qFormat="1"/>
+    <w:lsdException w:name="toc 3" w:semiHidden="0" w:uiPriority="0" w:unhideWhenUsed="0" w:qFormat="1"/>
+    <w:lsdException w:name="toc 4" w:semiHidden="0" w:uiPriority="0" w:unhideWhenUsed="0"/>
+    <w:lsdException w:name="toc 5" w:semiHidden="0" w:uiPriority="0" w:unhideWhenUsed="0"/>
+    <w:lsdException w:name="toc 6" w:semiHidden="0" w:uiPriority="0" w:unhideWhenUsed="0"/>
+    <w:lsdException w:name="toc 7" w:semiHidden="0" w:uiPriority="0" w:unhideWhenUsed="0"/>
+    <w:lsdException w:name="toc 8" w:semiHidden="0" w:uiPriority="0" w:unhideWhenUsed="0"/>
+    <w:lsdException w:name="toc 9" w:semiHidden="0" w:uiPriority="0" w:unhideWhenUsed="0"/>
+    <w:lsdException w:name="Normal Indent" w:semiHidden="0" w:uiPriority="0" w:unhideWhenUsed="0"/>
+    <w:lsdException w:name="footnote text" w:semiHidden="0" w:uiPriority="0" w:unhideWhenUsed="0"/>
+    <w:lsdException w:name="annotation text" w:semiHidden="0" w:uiPriority="0" w:unhideWhenUsed="0" w:qFormat="1"/>
+    <w:lsdException w:name="header" w:semiHidden="0" w:uiPriority="0" w:unhideWhenUsed="0" w:qFormat="1"/>
+    <w:lsdException w:name="footer" w:semiHidden="0" w:uiPriority="0" w:unhideWhenUsed="0" w:qFormat="1"/>
+    <w:lsdException w:name="index heading" w:semiHidden="0" w:uiPriority="0" w:unhideWhenUsed="0"/>
+    <w:lsdException w:name="caption" w:uiPriority="0" w:qFormat="1"/>
+    <w:lsdException w:name="table of figures" w:semiHidden="0" w:uiPriority="0" w:unhideWhenUsed="0"/>
+    <w:lsdException w:name="envelope address" w:semiHidden="0" w:uiPriority="0" w:unhideWhenUsed="0"/>
+    <w:lsdException w:name="envelope return" w:semiHidden="0" w:uiPriority="0" w:unhideWhenUsed="0"/>
+    <w:lsdException w:name="footnote reference" w:semiHidden="0" w:uiPriority="0" w:unhideWhenUsed="0"/>
+    <w:lsdException w:name="annotation reference" w:semiHidden="0" w:uiPriority="0" w:unhideWhenUsed="0"/>
+    <w:lsdException w:name="line number" w:semiHidden="0" w:uiPriority="0" w:unhideWhenUsed="0"/>
+    <w:lsdException w:name="page number" w:semiHidden="0" w:uiPriority="0" w:unhideWhenUsed="0"/>
+    <w:lsdException w:name="endnote reference" w:semiHidden="0" w:uiPriority="0" w:unhideWhenUsed="0"/>
+    <w:lsdException w:name="endnote text" w:semiHidden="0" w:uiPriority="0" w:unhideWhenUsed="0"/>
+    <w:lsdException w:name="table of authorities" w:semiHidden="0" w:uiPriority="0" w:unhideWhenUsed="0"/>
+    <w:lsdException w:name="macro" w:semiHidden="0" w:uiPriority="0" w:unhideWhenUsed="0"/>
+    <w:lsdException w:name="toa heading" w:semiHidden="0" w:uiPriority="0" w:unhideWhenUsed="0"/>
+    <w:lsdException w:name="List" w:semiHidden="0" w:uiPriority="0" w:unhideWhenUsed="0"/>
+    <w:lsdException w:name="List Bullet" w:semiHidden="0" w:uiPriority="0" w:unhideWhenUsed="0"/>
+    <w:lsdException w:name="List Number" w:semiHidden="0" w:uiPriority="0" w:unhideWhenUsed="0"/>
+    <w:lsdException w:name="List 2" w:semiHidden="0" w:uiPriority="0" w:unhideWhenUsed="0"/>
+    <w:lsdException w:name="List 3" w:semiHidden="0" w:uiPriority="0" w:unhideWhenUsed="0"/>
+    <w:lsdException w:name="List 4" w:semiHidden="0" w:uiPriority="0" w:unhideWhenUsed="0"/>
+    <w:lsdException w:name="List 5" w:semiHidden="0" w:uiPriority="0" w:unhideWhenUsed="0"/>
+    <w:lsdException w:name="List Bullet 2" w:semiHidden="0" w:uiPriority="0" w:unhideWhenUsed="0"/>
+    <w:lsdException w:name="List Bullet 3" w:semiHidden="0" w:uiPriority="0" w:unhideWhenUsed="0"/>
+    <w:lsdException w:name="List Bullet 4" w:semiHidden="0" w:uiPriority="0" w:unhideWhenUsed="0"/>
+    <w:lsdException w:name="List Bullet 5" w:semiHidden="0" w:uiPriority="0" w:unhideWhenUsed="0"/>
+    <w:lsdException w:name="List Number 2" w:semiHidden="0" w:uiPriority="0" w:unhideWhenUsed="0"/>
+    <w:lsdException w:name="List Number 3" w:semiHidden="0" w:uiPriority="0" w:unhideWhenUsed="0"/>
+    <w:lsdException w:name="List Number 4" w:semiHidden="0" w:uiPriority="0" w:unhideWhenUsed="0"/>
+    <w:lsdException w:name="List Number 5" w:semiHidden="0" w:uiPriority="0" w:unhideWhenUsed="0"/>
+    <w:lsdException w:name="Title" w:semiHidden="0" w:uiPriority="0" w:unhideWhenUsed="0" w:qFormat="1"/>
+    <w:lsdException w:name="Closing" w:semiHidden="0" w:uiPriority="0" w:unhideWhenUsed="0"/>
+    <w:lsdException w:name="Signature" w:semiHidden="0" w:uiPriority="0" w:unhideWhenUsed="0"/>
+    <w:lsdException w:name="Default Paragraph Font" w:uiPriority="0" w:unhideWhenUsed="0" w:qFormat="1"/>
+    <w:lsdException w:name="Body Text" w:uiPriority="0" w:unhideWhenUsed="0" w:qFormat="1"/>
+    <w:lsdException w:name="Body Text Indent" w:semiHidden="0" w:uiPriority="0" w:unhideWhenUsed="0"/>
+    <w:lsdException w:name="List Continue" w:semiHidden="0" w:uiPriority="0" w:unhideWhenUsed="0"/>
+    <w:lsdException w:name="List Continue 2" w:semiHidden="0" w:uiPriority="0" w:unhideWhenUsed="0"/>
+    <w:lsdException w:name="List Continue 3" w:semiHidden="0" w:uiPriority="0" w:unhideWhenUsed="0"/>
+    <w:lsdException w:name="List Continue 4" w:semiHidden="0" w:uiPriority="0" w:unhideWhenUsed="0"/>
+    <w:lsdException w:name="List Continue 5" w:semiHidden="0" w:uiPriority="0" w:unhideWhenUsed="0"/>
+    <w:lsdException w:name="Message Header" w:semiHidden="0" w:uiPriority="0" w:unhideWhenUsed="0"/>
+    <w:lsdException w:name="Subtitle" w:semiHidden="0" w:uiPriority="0" w:unhideWhenUsed="0" w:qFormat="1"/>
+    <w:lsdException w:name="Salutation" w:semiHidden="0" w:uiPriority="0" w:unhideWhenUsed="0"/>
+    <w:lsdException w:name="Date" w:semiHidden="0" w:uiPriority="0" w:unhideWhenUsed="0"/>
+    <w:lsdException w:name="Body Text First Indent" w:semiHidden="0" w:uiPriority="0" w:unhideWhenUsed="0"/>
+    <w:lsdException w:name="Body Text First Indent 2" w:semiHidden="0" w:uiPriority="0" w:unhideWhenUsed="0"/>
+    <w:lsdException w:name="Body Text 2" w:semiHidden="0" w:uiPriority="0" w:unhideWhenUsed="0"/>
+    <w:lsdException w:name="Body Text 3" w:semiHidden="0" w:uiPriority="0" w:unhideWhenUsed="0"/>
+    <w:lsdException w:name="Body Text Indent 2" w:semiHidden="0" w:uiPriority="0" w:unhideWhenUsed="0"/>
+    <w:lsdException w:name="Body Text Indent 3" w:semiHidden="0" w:uiPriority="0" w:unhideWhenUsed="0"/>
+    <w:lsdException w:name="Block Text" w:semiHidden="0" w:uiPriority="0" w:unhideWhenUsed="0"/>
+    <w:lsdException w:name="Hyperlink" w:semiHidden="0" w:uiPriority="0" w:unhideWhenUsed="0"/>
+    <w:lsdException w:name="FollowedHyperlink" w:semiHidden="0" w:uiPriority="0" w:unhideWhenUsed="0"/>
+    <w:lsdException w:name="Strong" w:semiHidden="0" w:uiPriority="0" w:unhideWhenUsed="0" w:qFormat="1"/>
+    <w:lsdException w:name="Emphasis" w:semiHidden="0" w:uiPriority="0" w:unhideWhenUsed="0" w:qFormat="1"/>
+    <w:lsdException w:name="Document Map" w:semiHidden="0" w:uiPriority="0" w:unhideWhenUsed="0"/>
+    <w:lsdException w:name="Plain Text" w:semiHidden="0" w:uiPriority="0" w:unhideWhenUsed="0"/>
+    <w:lsdException w:name="E-mail Signature" w:semiHidden="0" w:uiPriority="0" w:unhideWhenUsed="0"/>
+    <w:lsdException w:name="Normal (Web)" w:semiHidden="0" w:uiPriority="0" w:unhideWhenUsed="0" w:qFormat="1"/>
+    <w:lsdException w:name="HTML Acronym" w:semiHidden="0" w:uiPriority="0" w:unhideWhenUsed="0"/>
+    <w:lsdException w:name="HTML Address" w:semiHidden="0" w:uiPriority="0" w:unhideWhenUsed="0"/>
+    <w:lsdException w:name="HTML Cite" w:semiHidden="0" w:uiPriority="0" w:unhideWhenUsed="0"/>
+    <w:lsdException w:name="HTML Code" w:semiHidden="0" w:uiPriority="0" w:unhideWhenUsed="0"/>
+    <w:lsdException w:name="HTML Definition" w:semiHidden="0" w:uiPriority="0" w:unhideWhenUsed="0"/>
+    <w:lsdException w:name="HTML Keyboard" w:semiHidden="0" w:uiPriority="0" w:unhideWhenUsed="0"/>
+    <w:lsdException w:name="HTML Preformatted" w:semiHidden="0" w:uiPriority="0" w:unhideWhenUsed="0"/>
+    <w:lsdException w:name="HTML Sample" w:semiHidden="0" w:uiPriority="0" w:unhideWhenUsed="0"/>
+    <w:lsdException w:name="HTML Typewriter" w:semiHidden="0" w:uiPriority="0" w:unhideWhenUsed="0"/>
+    <w:lsdException w:name="HTML Variable" w:semiHidden="0" w:uiPriority="0" w:unhideWhenUsed="0"/>
+    <w:lsdException w:name="Normal Table" w:uiPriority="0" w:unhideWhenUsed="0" w:qFormat="1"/>
+    <w:lsdException w:name="annotation subject" w:semiHidden="0" w:uiPriority="0" w:unhideWhenUsed="0"/>
+    <w:lsdException w:name="Table Simple 1" w:semiHidden="0" w:uiPriority="0" w:unhideWhenUsed="0"/>
+    <w:lsdException w:name="Table Simple 2" w:semiHidden="0" w:uiPriority="0" w:unhideWhenUsed="0"/>
+    <w:lsdException w:name="Table Simple 3" w:semiHidden="0" w:uiPriority="0" w:unhideWhenUsed="0"/>
+    <w:lsdException w:name="Table Classic 1" w:semiHidden="0" w:uiPriority="0" w:unhideWhenUsed="0"/>
+    <w:lsdException w:name="Table Classic 2" w:semiHidden="0" w:uiPriority="0" w:unhideWhenUsed="0"/>
+    <w:lsdException w:name="Table Classic 3" w:semiHidden="0" w:uiPriority="0" w:unhideWhenUsed="0"/>
+    <w:lsdException w:name="Table Classic 4" w:semiHidden="0" w:uiPriority="0" w:unhideWhenUsed="0"/>
+    <w:lsdException w:name="Table Colorful 1" w:semiHidden="0" w:uiPriority="0" w:unhideWhenUsed="0"/>
+    <w:lsdException w:name="Table Colorful 2" w:semiHidden="0" w:uiPriority="0" w:unhideWhenUsed="0"/>
+    <w:lsdException w:name="Table Colorful 3" w:semiHidden="0" w:uiPriority="0" w:unhideWhenUsed="0"/>
+    <w:lsdException w:name="Table Columns 1" w:semiHidden="0" w:uiPriority="0" w:unhideWhenUsed="0"/>
+    <w:lsdException w:name="Table Columns 2" w:semiHidden="0" w:uiPriority="0" w:unhideWhenUsed="0"/>
+    <w:lsdException w:name="Table Columns 3" w:semiHidden="0" w:uiPriority="0" w:unhideWhenUsed="0"/>
+    <w:lsdException w:name="Table Columns 4" w:semiHidden="0" w:uiPriority="0" w:unhideWhenUsed="0"/>
+    <w:lsdException w:name="Table Columns 5" w:semiHidden="0" w:uiPriority="0" w:unhideWhenUsed="0"/>
+    <w:lsdException w:name="Table Grid 1" w:semiHidden="0" w:uiPriority="0" w:unhideWhenUsed="0"/>
+    <w:lsdException w:name="Table Grid 2" w:semiHidden="0" w:uiPriority="0" w:unhideWhenUsed="0"/>
+    <w:lsdException w:name="Table Grid 3" w:semiHidden="0" w:uiPriority="0" w:unhideWhenUsed="0"/>
+    <w:lsdException w:name="Table Grid 4" w:semiHidden="0" w:uiPriority="0" w:unhideWhenUsed="0"/>
+    <w:lsdException w:name="Table Grid 5" w:semiHidden="0" w:uiPriority="0" w:unhideWhenUsed="0"/>
+    <w:lsdException w:name="Table Grid 6" w:semiHidden="0" w:uiPriority="0" w:unhideWhenUsed="0"/>
+    <w:lsdException w:name="Table Grid 7" w:semiHidden="0" w:uiPriority="0" w:unhideWhenUsed="0"/>
+    <w:lsdException w:name="Table Grid 8" w:semiHidden="0" w:uiPriority="0" w:unhideWhenUsed="0"/>
+    <w:lsdException w:name="Table List 1" w:semiHidden="0" w:uiPriority="0" w:unhideWhenUsed="0"/>
+    <w:lsdException w:name="Table List 2" w:semiHidden="0" w:uiPriority="0" w:unhideWhenUsed="0"/>
+    <w:lsdException w:name="Table List 3" w:semiHidden="0" w:uiPriority="0" w:unhideWhenUsed="0"/>
+    <w:lsdException w:name="Table List 4" w:semiHidden="0" w:uiPriority="0" w:unhideWhenUsed="0"/>
+    <w:lsdException w:name="Table List 5" w:semiHidden="0" w:uiPriority="0" w:unhideWhenUsed="0"/>
+    <w:lsdException w:name="Table List 6" w:semiHidden="0" w:uiPriority="0" w:unhideWhenUsed="0"/>
+    <w:lsdException w:name="Table List 7" w:semiHidden="0" w:uiPriority="0" w:unhideWhenUsed="0"/>
+    <w:lsdException w:name="Table List 8" w:semiHidden="0" w:uiPriority="0" w:unhideWhenUsed="0"/>
+    <w:lsdException w:name="Table 3D effects 1" w:semiHidden="0" w:uiPriority="0" w:unhideWhenUsed="0"/>
+    <w:lsdException w:name="Table 3D effects 2" w:semiHidden="0" w:uiPriority="0" w:unhideWhenUsed="0"/>
+    <w:lsdException w:name="Table 3D effects 3" w:semiHidden="0" w:uiPriority="0" w:unhideWhenUsed="0"/>
+    <w:lsdException w:name="Table Contemporary" w:semiHidden="0" w:uiPriority="0" w:unhideWhenUsed="0"/>
+    <w:lsdException w:name="Table Elegant" w:semiHidden="0" w:uiPriority="0" w:unhideWhenUsed="0"/>
+    <w:lsdException w:name="Table Professional" w:semiHidden="0" w:uiPriority="0" w:unhideWhenUsed="0"/>
+    <w:lsdException w:name="Table Subtle 1" w:semiHidden="0" w:uiPriority="0" w:unhideWhenUsed="0"/>
+    <w:lsdException w:name="Table Subtle 2" w:semiHidden="0" w:uiPriority="0" w:unhideWhenUsed="0"/>
+    <w:lsdException w:name="Table Web 1" w:semiHidden="0" w:uiPriority="0" w:unhideWhenUsed="0"/>
+    <w:lsdException w:name="Table Web 2" w:semiHidden="0" w:uiPriority="0" w:unhideWhenUsed="0"/>
+    <w:lsdException w:name="Table Web 3" w:semiHidden="0" w:uiPriority="0" w:unhideWhenUsed="0"/>
+    <w:lsdException w:name="Balloon Text" w:semiHidden="0" w:uiPriority="0" w:unhideWhenUsed="0"/>
+    <w:lsdException w:name="Table Grid" w:semiHidden="0" w:uiPriority="0" w:unhideWhenUsed="0" w:qFormat="1"/>
+    <w:lsdException w:name="Table Theme" w:semiHidden="0" w:uiPriority="0" w:unhideWhenUsed="0"/>
+    <w:lsdException w:name="Light Shading" w:semiHidden="0" w:uiPriority="60" w:unhideWhenUsed="0"/>
+    <w:lsdException w:name="Light List" w:semiHidden="0" w:uiPriority="61" w:unhideWhenUsed="0"/>
+    <w:lsdException w:name="Light Grid" w:semiHidden="0" w:uiPriority="62" w:unhideWhenUsed="0"/>
+    <w:lsdException w:name="Medium Shading 1" w:semiHidden="0" w:uiPriority="63" w:unhideWhenUsed="0"/>
+    <w:lsdException w:name="Medium Shading 2" w:semiHidden="0" w:uiPriority="64" w:unhideWhenUsed="0"/>
+    <w:lsdException w:name="Medium List 1" w:semiHidden="0" w:uiPriority="65" w:unhideWhenUsed="0"/>
+    <w:lsdException w:name="Medium List 2" w:semiHidden="0" w:uiPriority="66" w:unhideWhenUsed="0"/>
+    <w:lsdException w:name="Medium Grid 1" w:semiHidden="0" w:uiPriority="67" w:unhideWhenUsed="0"/>
+    <w:lsdException w:name="Medium Grid 2" w:semiHidden="0" w:uiPriority="68" w:unhideWhenUsed="0"/>
+    <w:lsdException w:name="Medium Grid 3" w:semiHidden="0" w:uiPriority="69" w:unhideWhenUsed="0"/>
+    <w:lsdException w:name="Dark List" w:semiHidden="0" w:uiPriority="70" w:unhideWhenUsed="0"/>
+    <w:lsdException w:name="Colorful Shading" w:semiHidden="0" w:uiPriority="71" w:unhideWhenUsed="0"/>
+    <w:lsdException w:name="Colorful List" w:semiHidden="0" w:uiPriority="72" w:unhideWhenUsed="0"/>
+    <w:lsdException w:name="Colorful Grid" w:semiHidden="0" w:uiPriority="73" w:unhideWhenUsed="0"/>
+    <w:lsdException w:name="Light Shading Accent 1" w:semiHidden="0" w:uiPriority="60" w:unhideWhenUsed="0"/>
+    <w:lsdException w:name="Light List Accent 1" w:semiHidden="0" w:uiPriority="61" w:unhideWhenUsed="0"/>
+    <w:lsdException w:name="Light Grid Accent 1" w:semiHidden="0" w:uiPriority="62" w:unhideWhenUsed="0"/>
+    <w:lsdException w:name="Medium Shading 1 Accent 1" w:semiHidden="0" w:uiPriority="63" w:unhideWhenUsed="0"/>
+    <w:lsdException w:name="Medium Shading 2 Accent 1" w:semiHidden="0" w:uiPriority="64" w:unhideWhenUsed="0"/>
+    <w:lsdException w:name="Medium List 1 Accent 1" w:semiHidden="0" w:uiPriority="65" w:unhideWhenUsed="0"/>
+    <w:lsdException w:name="Medium List 2 Accent 1" w:semiHidden="0" w:uiPriority="66" w:unhideWhenUsed="0"/>
+    <w:lsdException w:name="Medium Grid 1 Accent 1" w:semiHidden="0" w:uiPriority="67" w:unhideWhenUsed="0"/>
+    <w:lsdException w:name="Medium Grid 2 Accent 1" w:semiHidden="0" w:uiPriority="68" w:unhideWhenUsed="0"/>
+    <w:lsdException w:name="Medium Grid 3 Accent 1" w:semiHidden="0" w:uiPriority="69" w:unhideWhenUsed="0"/>
+    <w:lsdException w:name="Dark List Accent 1" w:semiHidden="0" w:uiPriority="70" w:unhideWhenUsed="0"/>
+    <w:lsdException w:name="Colorful Shading Accent 1" w:semiHidden="0" w:uiPriority="71" w:unhideWhenUsed="0"/>
+    <w:lsdException w:name="Colorful List Accent 1" w:semiHidden="0" w:uiPriority="72" w:unhideWhenUsed="0"/>
+    <w:lsdException w:name="Colorful Grid Accent 1" w:semiHidden="0" w:uiPriority="73" w:unhideWhenUsed="0"/>
+    <w:lsdException w:name="Light Shading Accent 2" w:semiHidden="0" w:uiPriority="60" w:unhideWhenUsed="0"/>
+    <w:lsdException w:name="Light List Accent 2" w:semiHidden="0" w:uiPriority="61" w:unhideWhenUsed="0"/>
+    <w:lsdException w:name="Light Grid Accent 2" w:semiHidden="0" w:uiPriority="62" w:unhideWhenUsed="0"/>
+    <w:lsdException w:name="Medium Shading 1 Accent 2" w:semiHidden="0" w:uiPriority="63" w:unhideWhenUsed="0"/>
+    <w:lsdException w:name="Medium Shading 2 Accent 2" w:semiHidden="0" w:uiPriority="64" w:unhideWhenUsed="0"/>
+    <w:lsdException w:name="Medium List 1 Accent 2" w:semiHidden="0" w:uiPriority="65" w:unhideWhenUsed="0"/>
+    <w:lsdException w:name="Medium List 2 Accent 2" w:semiHidden="0" w:uiPriority="66" w:unhideWhenUsed="0"/>
+    <w:lsdException w:name="Medium Grid 1 Accent 2" w:semiHidden="0" w:uiPriority="67" w:unhideWhenUsed="0"/>
+    <w:lsdException w:name="Medium Grid 2 Accent 2" w:semiHidden="0" w:uiPriority="68" w:unhideWhenUsed="0"/>
+    <w:lsdException w:name="Medium Grid 3 Accent 2" w:semiHidden="0" w:uiPriority="69" w:unhideWhenUsed="0"/>
+    <w:lsdException w:name="Dark List Accent 2" w:semiHidden="0" w:uiPriority="70" w:unhideWhenUsed="0"/>
+    <w:lsdException w:name="Colorful Shading Accent 2" w:semiHidden="0" w:uiPriority="71" w:unhideWhenUsed="0"/>
+    <w:lsdException w:name="Colorful List Accent 2" w:semiHidden="0" w:uiPriority="72" w:unhideWhenUsed="0"/>
+    <w:lsdException w:name="Colorful Grid Accent 2" w:semiHidden="0" w:uiPriority="73" w:unhideWhenUsed="0"/>
+    <w:lsdException w:name="Light Shading Accent 3" w:semiHidden="0" w:uiPriority="60" w:unhideWhenUsed="0"/>
+    <w:lsdException w:name="Light List Accent 3" w:semiHidden="0" w:uiPriority="61" w:unhideWhenUsed="0"/>
+    <w:lsdException w:name="Light Grid Accent 3" w:semiHidden="0" w:uiPriority="62" w:unhideWhenUsed="0"/>
+    <w:lsdException w:name="Medium Shading 1 Accent 3" w:semiHidden="0" w:uiPriority="63" w:unhideWhenUsed="0"/>
+    <w:lsdException w:name="Medium Shading 2 Accent 3" w:semiHidden="0" w:uiPriority="64" w:unhideWhenUsed="0"/>
+    <w:lsdException w:name="Medium List 1 Accent 3" w:semiHidden="0" w:uiPriority="65" w:unhideWhenUsed="0"/>
+    <w:lsdException w:name="Medium List 2 Accent 3" w:semiHidden="0" w:uiPriority="66" w:unhideWhenUsed="0"/>
+    <w:lsdException w:name="Medium Grid 1 Accent 3" w:semiHidden="0" w:uiPriority="67" w:unhideWhenUsed="0"/>
+    <w:lsdException w:name="Medium Grid 2 Accent 3" w:semiHidden="0" w:uiPriority="68" w:unhideWhenUsed="0"/>
+    <w:lsdException w:name="Medium Grid 3 Accent 3" w:semiHidden="0" w:uiPriority="69" w:unhideWhenUsed="0"/>
+    <w:lsdException w:name="Dark List Accent 3" w:semiHidden="0" w:uiPriority="70" w:unhideWhenUsed="0"/>
+    <w:lsdException w:name="Colorful Shading Accent 3" w:semiHidden="0" w:uiPriority="71" w:unhideWhenUsed="0"/>
+    <w:lsdException w:name="Colorful List Accent 3" w:semiHidden="0" w:uiPriority="72" w:unhideWhenUsed="0"/>
+    <w:lsdException w:name="Colorful Grid Accent 3" w:semiHidden="0" w:uiPriority="73" w:unhideWhenUsed="0"/>
+    <w:lsdException w:name="Light Shading Accent 4" w:semiHidden="0" w:uiPriority="60" w:unhideWhenUsed="0"/>
+    <w:lsdException w:name="Light List Accent 4" w:semiHidden="0" w:uiPriority="61" w:unhideWhenUsed="0"/>
+    <w:lsdException w:name="Light Grid Accent 4" w:semiHidden="0" w:uiPriority="62" w:unhideWhenUsed="0"/>
+    <w:lsdException w:name="Medium Shading 1 Accent 4" w:semiHidden="0" w:uiPriority="63" w:unhideWhenUsed="0"/>
+    <w:lsdException w:name="Medium Shading 2 Accent 4" w:semiHidden="0" w:uiPriority="64" w:unhideWhenUsed="0"/>
+    <w:lsdException w:name="Medium List 1 Accent 4" w:semiHidden="0" w:uiPriority="65" w:unhideWhenUsed="0"/>
+    <w:lsdException w:name="Medium List 2 Accent 4" w:semiHidden="0" w:uiPriority="66" w:unhideWhenUsed="0"/>
+    <w:lsdException w:name="Medium Grid 1 Accent 4" w:semiHidden="0" w:uiPriority="67" w:unhideWhenUsed="0"/>
+    <w:lsdException w:name="Medium Grid 2 Accent 4" w:semiHidden="0" w:uiPriority="68" w:unhideWhenUsed="0"/>
+    <w:lsdException w:name="Medium Grid 3 Accent 4" w:semiHidden="0" w:uiPriority="69" w:unhideWhenUsed="0"/>
+    <w:lsdException w:name="Dark List Accent 4" w:semiHidden="0" w:uiPriority="70" w:unhideWhenUsed="0"/>
+    <w:lsdException w:name="Colorful Shading Accent 4" w:semiHidden="0" w:uiPriority="71" w:unhideWhenUsed="0"/>
+    <w:lsdException w:name="Colorful List Accent 4" w:semiHidden="0" w:uiPriority="72" w:unhideWhenUsed="0"/>
+    <w:lsdException w:name="Colorful Grid Accent 4" w:semiHidden="0" w:uiPriority="73" w:unhideWhenUsed="0"/>
+    <w:lsdException w:name="Light Shading Accent 5" w:semiHidden="0" w:uiPriority="60" w:unhideWhenUsed="0"/>
+    <w:lsdException w:name="Light List Accent 5" w:semiHidden="0" w:uiPriority="61" w:unhideWhenUsed="0"/>
+    <w:lsdException w:name="Light Grid Accent 5" w:semiHidden="0" w:uiPriority="62" w:unhideWhenUsed="0"/>
+    <w:lsdException w:name="Medium Shading 1 Accent 5" w:semiHidden="0" w:uiPriority="63" w:unhideWhenUsed="0"/>
+    <w:lsdException w:name="Medium Shading 2 Accent 5" w:semiHidden="0" w:uiPriority="64" w:unhideWhenUsed="0"/>
+    <w:lsdException w:name="Medium List 1 Accent 5" w:semiHidden="0" w:uiPriority="65" w:unhideWhenUsed="0"/>
+    <w:lsdException w:name="Medium List 2 Accent 5" w:semiHidden="0" w:uiPriority="66" w:unhideWhenUsed="0"/>
+    <w:lsdException w:name="Medium Grid 1 Accent 5" w:semiHidden="0" w:uiPriority="67" w:unhideWhenUsed="0"/>
+    <w:lsdException w:name="Medium Grid 2 Accent 5" w:semiHidden="0" w:uiPriority="68" w:unhideWhenUsed="0"/>
+    <w:lsdException w:name="Medium Grid 3 Accent 5" w:semiHidden="0" w:uiPriority="69" w:unhideWhenUsed="0"/>
+    <w:lsdException w:name="Dark List Accent 5" w:semiHidden="0" w:uiPriority="70" w:unhideWhenUsed="0"/>
+    <w:lsdException w:name="Colorful Shading Accent 5" w:semiHidden="0" w:uiPriority="71" w:unhideWhenUsed="0"/>
+    <w:lsdException w:name="Colorful List Accent 5" w:semiHidden="0" w:uiPriority="72" w:unhideWhenUsed="0"/>
+    <w:lsdException w:name="Colorful Grid Accent 5" w:semiHidden="0" w:uiPriority="73" w:unhideWhenUsed="0"/>
+    <w:lsdException w:name="Light Shading Accent 6" w:semiHidden="0" w:uiPriority="60" w:unhideWhenUsed="0"/>
+    <w:lsdException w:name="Light List Accent 6" w:semiHidden="0" w:uiPriority="61" w:unhideWhenUsed="0"/>
+    <w:lsdException w:name="Light Grid Accent 6" w:semiHidden="0" w:uiPriority="62" w:unhideWhenUsed="0"/>
+    <w:lsdException w:name="Medium Shading 1 Accent 6" w:semiHidden="0" w:uiPriority="63" w:unhideWhenUsed="0"/>
+    <w:lsdException w:name="Medium Shading 2 Accent 6" w:semiHidden="0" w:uiPriority="64" w:unhideWhenUsed="0"/>
+    <w:lsdException w:name="Medium List 1 Accent 6" w:semiHidden="0" w:uiPriority="65" w:unhideWhenUsed="0"/>
+    <w:lsdException w:name="Medium List 2 Accent 6" w:semiHidden="0" w:uiPriority="66" w:unhideWhenUsed="0"/>
+    <w:lsdException w:name="Medium Grid 1 Accent 6" w:semiHidden="0" w:uiPriority="67" w:unhideWhenUsed="0"/>
+    <w:lsdException w:name="Medium Grid 2 Accent 6" w:semiHidden="0" w:uiPriority="68" w:unhideWhenUsed="0"/>
+    <w:lsdException w:name="Medium Grid 3 Accent 6" w:semiHidden="0" w:uiPriority="69" w:unhideWhenUsed="0"/>
+    <w:lsdException w:name="Dark List Accent 6" w:semiHidden="0" w:uiPriority="70" w:unhideWhenUsed="0"/>
+    <w:lsdException w:name="Colorful Shading Accent 6" w:semiHidden="0" w:uiPriority="71" w:unhideWhenUsed="0"/>
+    <w:lsdException w:name="Colorful List Accent 6" w:semiHidden="0" w:uiPriority="72" w:unhideWhenUsed="0"/>
+    <w:lsdException w:name="Colorful Grid Accent 6" w:semiHidden="0" w:uiPriority="73" w:unhideWhenUsed="0"/>
   </w:latentStyles>
-  <w:style w:type="paragraph" w:default="1" w:styleId="1">
+  <w:style w:type="paragraph" w:default="1" w:styleId="Normal">
     <w:name w:val="Normal"/>
     <w:qFormat/>
-    <w:uiPriority w:val="0"/>
     <w:pPr>
       <w:kinsoku w:val="0"/>
       <w:autoSpaceDE w:val="0"/>
@@ -5243,7 +5128,7 @@
       <w:textAlignment w:val="baseline"/>
     </w:pPr>
     <w:rPr>
-      <w:rFonts w:ascii="Arial" w:hAnsi="Arial" w:eastAsia="宋体" w:cs="Arial"/>
+      <w:rFonts w:ascii="Arial" w:eastAsia="宋体" w:hAnsi="Arial" w:cs="Arial"/>
       <w:snapToGrid w:val="0"/>
       <w:color w:val="000000"/>
       <w:kern w:val="0"/>
@@ -5252,12 +5137,11 @@
       <w:lang w:val="en-US" w:eastAsia="en-US" w:bidi="ar-SA"/>
     </w:rPr>
   </w:style>
-  <w:style w:type="paragraph" w:styleId="2">
+  <w:style w:type="paragraph" w:styleId="Heading1">
     <w:name w:val="heading 1"/>
-    <w:basedOn w:val="1"/>
-    <w:next w:val="1"/>
+    <w:basedOn w:val="Normal"/>
+    <w:next w:val="Normal"/>
     <w:qFormat/>
-    <w:uiPriority w:val="0"/>
     <w:pPr>
       <w:keepNext/>
       <w:keepLines/>
@@ -5275,13 +5159,12 @@
       <w:sz w:val="44"/>
     </w:rPr>
   </w:style>
-  <w:style w:type="paragraph" w:styleId="3">
+  <w:style w:type="paragraph" w:styleId="Heading2">
     <w:name w:val="heading 2"/>
-    <w:basedOn w:val="1"/>
-    <w:next w:val="1"/>
+    <w:basedOn w:val="Normal"/>
+    <w:next w:val="Normal"/>
     <w:unhideWhenUsed/>
     <w:qFormat/>
-    <w:uiPriority w:val="0"/>
     <w:pPr>
       <w:keepNext/>
       <w:keepLines/>
@@ -5294,19 +5177,18 @@
       <w:outlineLvl w:val="1"/>
     </w:pPr>
     <w:rPr>
-      <w:rFonts w:ascii="Arial" w:hAnsi="Arial" w:eastAsia="黑体"/>
+      <w:rFonts w:ascii="Arial" w:eastAsia="黑体" w:hAnsi="Arial"/>
       <w:b/>
       <w:sz w:val="32"/>
     </w:rPr>
   </w:style>
-  <w:style w:type="paragraph" w:styleId="4">
+  <w:style w:type="paragraph" w:styleId="Heading3">
     <w:name w:val="heading 3"/>
-    <w:basedOn w:val="1"/>
-    <w:next w:val="1"/>
+    <w:basedOn w:val="Normal"/>
+    <w:next w:val="Normal"/>
     <w:semiHidden/>
     <w:unhideWhenUsed/>
     <w:qFormat/>
-    <w:uiPriority w:val="0"/>
     <w:pPr>
       <w:keepNext/>
       <w:keepLines/>
@@ -5323,13 +5205,12 @@
       <w:sz w:val="32"/>
     </w:rPr>
   </w:style>
-  <w:style w:type="paragraph" w:styleId="5">
+  <w:style w:type="paragraph" w:styleId="Heading4">
     <w:name w:val="heading 4"/>
-    <w:basedOn w:val="1"/>
-    <w:next w:val="1"/>
+    <w:basedOn w:val="Normal"/>
+    <w:next w:val="Normal"/>
     <w:unhideWhenUsed/>
     <w:qFormat/>
-    <w:uiPriority w:val="0"/>
     <w:pPr>
       <w:keepNext/>
       <w:keepLines/>
@@ -5342,19 +5223,18 @@
       <w:outlineLvl w:val="3"/>
     </w:pPr>
     <w:rPr>
-      <w:rFonts w:ascii="Arial" w:hAnsi="Arial" w:eastAsia="黑体"/>
+      <w:rFonts w:ascii="Arial" w:eastAsia="黑体" w:hAnsi="Arial"/>
       <w:b/>
       <w:sz w:val="28"/>
     </w:rPr>
   </w:style>
-  <w:style w:type="paragraph" w:styleId="6">
+  <w:style w:type="paragraph" w:styleId="Heading5">
     <w:name w:val="heading 5"/>
-    <w:basedOn w:val="1"/>
-    <w:next w:val="1"/>
+    <w:basedOn w:val="Normal"/>
+    <w:next w:val="Normal"/>
     <w:semiHidden/>
     <w:unhideWhenUsed/>
     <w:qFormat/>
-    <w:uiPriority w:val="0"/>
     <w:pPr>
       <w:keepNext/>
       <w:keepLines/>
@@ -5371,14 +5251,13 @@
       <w:sz w:val="28"/>
     </w:rPr>
   </w:style>
-  <w:style w:type="paragraph" w:styleId="7">
+  <w:style w:type="paragraph" w:styleId="Heading6">
     <w:name w:val="heading 6"/>
-    <w:basedOn w:val="1"/>
-    <w:next w:val="1"/>
+    <w:basedOn w:val="Normal"/>
+    <w:next w:val="Normal"/>
     <w:semiHidden/>
     <w:unhideWhenUsed/>
     <w:qFormat/>
-    <w:uiPriority w:val="0"/>
     <w:pPr>
       <w:keepNext/>
       <w:keepLines/>
@@ -5391,19 +5270,18 @@
       <w:outlineLvl w:val="5"/>
     </w:pPr>
     <w:rPr>
-      <w:rFonts w:ascii="Arial" w:hAnsi="Arial" w:eastAsia="黑体"/>
+      <w:rFonts w:ascii="Arial" w:eastAsia="黑体" w:hAnsi="Arial"/>
       <w:b/>
       <w:sz w:val="24"/>
     </w:rPr>
   </w:style>
-  <w:style w:type="paragraph" w:styleId="8">
+  <w:style w:type="paragraph" w:styleId="Heading7">
     <w:name w:val="heading 7"/>
-    <w:basedOn w:val="1"/>
-    <w:next w:val="1"/>
+    <w:basedOn w:val="Normal"/>
+    <w:next w:val="Normal"/>
     <w:semiHidden/>
     <w:unhideWhenUsed/>
     <w:qFormat/>
-    <w:uiPriority w:val="0"/>
     <w:pPr>
       <w:keepNext/>
       <w:keepLines/>
@@ -5420,14 +5298,13 @@
       <w:sz w:val="24"/>
     </w:rPr>
   </w:style>
-  <w:style w:type="paragraph" w:styleId="9">
+  <w:style w:type="paragraph" w:styleId="Heading8">
     <w:name w:val="heading 8"/>
-    <w:basedOn w:val="1"/>
-    <w:next w:val="1"/>
+    <w:basedOn w:val="Normal"/>
+    <w:next w:val="Normal"/>
     <w:semiHidden/>
     <w:unhideWhenUsed/>
     <w:qFormat/>
-    <w:uiPriority w:val="0"/>
     <w:pPr>
       <w:keepNext/>
       <w:keepLines/>
@@ -5440,18 +5317,17 @@
       <w:outlineLvl w:val="7"/>
     </w:pPr>
     <w:rPr>
-      <w:rFonts w:ascii="Arial" w:hAnsi="Arial" w:eastAsia="黑体"/>
+      <w:rFonts w:ascii="Arial" w:eastAsia="黑体" w:hAnsi="Arial"/>
       <w:sz w:val="24"/>
     </w:rPr>
   </w:style>
-  <w:style w:type="paragraph" w:styleId="10">
+  <w:style w:type="paragraph" w:styleId="Heading9">
     <w:name w:val="heading 9"/>
-    <w:basedOn w:val="1"/>
-    <w:next w:val="1"/>
+    <w:basedOn w:val="Normal"/>
+    <w:next w:val="Normal"/>
     <w:semiHidden/>
     <w:unhideWhenUsed/>
     <w:qFormat/>
-    <w:uiPriority w:val="0"/>
     <w:pPr>
       <w:keepNext/>
       <w:keepLines/>
@@ -5464,21 +5340,19 @@
       <w:outlineLvl w:val="8"/>
     </w:pPr>
     <w:rPr>
-      <w:rFonts w:ascii="Arial" w:hAnsi="Arial" w:eastAsia="黑体"/>
+      <w:rFonts w:ascii="Arial" w:eastAsia="黑体" w:hAnsi="Arial"/>
       <w:sz w:val="21"/>
     </w:rPr>
   </w:style>
-  <w:style w:type="character" w:default="1" w:styleId="22">
+  <w:style w:type="character" w:default="1" w:styleId="DefaultParagraphFont">
     <w:name w:val="Default Paragraph Font"/>
     <w:semiHidden/>
     <w:qFormat/>
-    <w:uiPriority w:val="0"/>
   </w:style>
-  <w:style w:type="table" w:default="1" w:styleId="20">
+  <w:style w:type="table" w:default="1" w:styleId="TableNormal">
     <w:name w:val="Normal Table"/>
     <w:semiHidden/>
     <w:qFormat/>
-    <w:uiPriority w:val="0"/>
     <w:tblPr>
       <w:tblCellMar>
         <w:top w:w="0" w:type="dxa"/>
@@ -5488,43 +5362,39 @@
       </w:tblCellMar>
     </w:tblPr>
   </w:style>
-  <w:style w:type="paragraph" w:styleId="11">
+  <w:style w:type="paragraph" w:styleId="CommentText">
     <w:name w:val="annotation text"/>
-    <w:basedOn w:val="1"/>
+    <w:basedOn w:val="Normal"/>
     <w:qFormat/>
-    <w:uiPriority w:val="0"/>
     <w:pPr>
       <w:jc w:val="left"/>
     </w:pPr>
   </w:style>
-  <w:style w:type="paragraph" w:styleId="12">
+  <w:style w:type="paragraph" w:styleId="BodyText">
     <w:name w:val="Body Text"/>
-    <w:basedOn w:val="1"/>
+    <w:basedOn w:val="Normal"/>
     <w:semiHidden/>
     <w:qFormat/>
-    <w:uiPriority w:val="0"/>
     <w:rPr>
-      <w:rFonts w:ascii="Arial" w:hAnsi="Arial" w:eastAsia="Arial" w:cs="Arial"/>
+      <w:rFonts w:ascii="Arial" w:eastAsia="Arial" w:hAnsi="Arial" w:cs="Arial"/>
       <w:sz w:val="21"/>
       <w:szCs w:val="21"/>
       <w:lang w:val="en-US" w:eastAsia="en-US" w:bidi="ar-SA"/>
     </w:rPr>
   </w:style>
-  <w:style w:type="paragraph" w:styleId="13">
+  <w:style w:type="paragraph" w:styleId="TOC3">
     <w:name w:val="toc 3"/>
-    <w:basedOn w:val="1"/>
-    <w:next w:val="1"/>
+    <w:basedOn w:val="Normal"/>
+    <w:next w:val="Normal"/>
     <w:qFormat/>
-    <w:uiPriority w:val="0"/>
     <w:pPr>
       <w:ind w:left="840" w:leftChars="400"/>
     </w:pPr>
   </w:style>
-  <w:style w:type="paragraph" w:styleId="14">
+  <w:style w:type="paragraph" w:styleId="Footer">
     <w:name w:val="footer"/>
-    <w:basedOn w:val="1"/>
+    <w:basedOn w:val="Normal"/>
     <w:qFormat/>
-    <w:uiPriority w:val="0"/>
     <w:pPr>
       <w:tabs>
         <w:tab w:val="center" w:pos="4153"/>
@@ -5537,17 +5407,16 @@
       <w:sz w:val="18"/>
     </w:rPr>
   </w:style>
-  <w:style w:type="paragraph" w:styleId="15">
+  <w:style w:type="paragraph" w:styleId="Header">
     <w:name w:val="header"/>
-    <w:basedOn w:val="1"/>
+    <w:basedOn w:val="Normal"/>
     <w:qFormat/>
-    <w:uiPriority w:val="0"/>
     <w:pPr>
       <w:pBdr>
-        <w:top w:val="none" w:color="auto" w:sz="0" w:space="0"/>
-        <w:left w:val="none" w:color="auto" w:sz="0" w:space="0"/>
-        <w:bottom w:val="none" w:color="auto" w:sz="0" w:space="0"/>
-        <w:right w:val="none" w:color="auto" w:sz="0" w:space="0"/>
+        <w:top w:val="nil"/>
+        <w:left w:val="nil"/>
+        <w:bottom w:val="nil"/>
+        <w:right w:val="nil"/>
       </w:pBdr>
       <w:tabs>
         <w:tab w:val="center" w:pos="4153"/>
@@ -5562,41 +5431,37 @@
       <w:sz w:val="18"/>
     </w:rPr>
   </w:style>
-  <w:style w:type="paragraph" w:styleId="16">
+  <w:style w:type="paragraph" w:styleId="TOC1">
     <w:name w:val="toc 1"/>
-    <w:basedOn w:val="1"/>
-    <w:next w:val="1"/>
+    <w:basedOn w:val="Normal"/>
+    <w:next w:val="Normal"/>
     <w:qFormat/>
-    <w:uiPriority w:val="0"/>
     <w:rPr>
-      <w:rFonts w:ascii="Arial" w:hAnsi="Arial" w:eastAsia="Microsoft JhengHei"/>
+      <w:rFonts w:ascii="Arial" w:eastAsia="Microsoft JhengHei" w:hAnsi="Arial"/>
       <w:sz w:val="24"/>
     </w:rPr>
   </w:style>
-  <w:style w:type="paragraph" w:styleId="17">
+  <w:style w:type="paragraph" w:styleId="TOC2">
     <w:name w:val="toc 2"/>
-    <w:basedOn w:val="1"/>
-    <w:next w:val="1"/>
+    <w:basedOn w:val="Normal"/>
+    <w:next w:val="Normal"/>
     <w:qFormat/>
-    <w:uiPriority w:val="0"/>
     <w:pPr>
       <w:ind w:left="420" w:leftChars="200"/>
     </w:pPr>
   </w:style>
-  <w:style w:type="paragraph" w:styleId="18">
+  <w:style w:type="paragraph" w:styleId="NormalWeb">
     <w:name w:val="Normal (Web)"/>
-    <w:basedOn w:val="1"/>
+    <w:basedOn w:val="Normal"/>
     <w:qFormat/>
-    <w:uiPriority w:val="0"/>
     <w:rPr>
       <w:sz w:val="24"/>
     </w:rPr>
   </w:style>
-  <w:style w:type="paragraph" w:styleId="19">
+  <w:style w:type="paragraph" w:styleId="Title">
     <w:name w:val="Title"/>
-    <w:basedOn w:val="1"/>
+    <w:basedOn w:val="Normal"/>
     <w:qFormat/>
-    <w:uiPriority w:val="0"/>
     <w:pPr>
       <w:spacing w:before="240" w:beforeLines="0" w:beforeAutospacing="0" w:after="60" w:afterLines="0" w:afterAutospacing="0"/>
       <w:jc w:val="center"/>
@@ -5608,73 +5473,68 @@
       <w:sz w:val="32"/>
     </w:rPr>
   </w:style>
-  <w:style w:type="table" w:styleId="21">
+  <w:style w:type="table" w:styleId="TableGrid">
     <w:name w:val="Table Grid"/>
-    <w:basedOn w:val="20"/>
+    <w:basedOn w:val="TableNormal"/>
     <w:qFormat/>
-    <w:uiPriority w:val="0"/>
     <w:pPr>
       <w:widowControl w:val="0"/>
       <w:jc w:val="both"/>
     </w:pPr>
     <w:tblPr>
       <w:tblBorders>
-        <w:top w:val="single" w:color="auto" w:sz="4" w:space="0"/>
-        <w:left w:val="single" w:color="auto" w:sz="4" w:space="0"/>
-        <w:bottom w:val="single" w:color="auto" w:sz="4" w:space="0"/>
-        <w:right w:val="single" w:color="auto" w:sz="4" w:space="0"/>
-        <w:insideH w:val="single" w:color="auto" w:sz="4" w:space="0"/>
-        <w:insideV w:val="single" w:color="auto" w:sz="4" w:space="0"/>
+        <w:top w:val="single" w:sz="4" w:space="0" w:color="auto"/>
+        <w:left w:val="single" w:sz="4" w:space="0" w:color="auto"/>
+        <w:bottom w:val="single" w:sz="4" w:space="0" w:color="auto"/>
+        <w:right w:val="single" w:sz="4" w:space="0" w:color="auto"/>
+        <w:insideH w:val="single" w:sz="4" w:space="0" w:color="auto"/>
+        <w:insideV w:val="single" w:sz="4" w:space="0" w:color="auto"/>
       </w:tblBorders>
     </w:tblPr>
   </w:style>
-  <w:style w:type="character" w:styleId="23">
+  <w:style w:type="character" w:styleId="Strong">
     <w:name w:val="Strong"/>
-    <w:basedOn w:val="22"/>
+    <w:basedOn w:val="DefaultParagraphFont"/>
     <w:qFormat/>
-    <w:uiPriority w:val="0"/>
     <w:rPr>
       <w:b/>
     </w:rPr>
   </w:style>
-  <w:style w:type="paragraph" w:customStyle="1" w:styleId="24">
+  <w:style w:type="paragraph" w:customStyle="1" w:styleId="a">
     <w:name w:val="柴_公司名"/>
-    <w:basedOn w:val="19"/>
+    <w:basedOn w:val="Title"/>
     <w:qFormat/>
-    <w:uiPriority w:val="0"/>
     <w:pPr>
       <w:spacing w:after="600" w:afterLines="600"/>
     </w:pPr>
     <w:rPr>
-      <w:rFonts w:hint="eastAsia" w:ascii="宋体" w:hAnsi="宋体" w:eastAsia="宋体" w:cs="宋体"/>
+      <w:rFonts w:ascii="宋体" w:eastAsia="宋体" w:hAnsi="宋体" w:cs="宋体" w:hint="eastAsia"/>
       <w:bCs/>
       <w:spacing w:val="-6"/>
       <w:sz w:val="52"/>
       <w:szCs w:val="52"/>
     </w:rPr>
   </w:style>
-  <w:style w:type="paragraph" w:customStyle="1" w:styleId="25">
+  <w:style w:type="paragraph" w:customStyle="1" w:styleId="a0">
     <w:name w:val="柴_文档名"/>
-    <w:basedOn w:val="19"/>
+    <w:basedOn w:val="Title"/>
     <w:qFormat/>
-    <w:uiPriority w:val="0"/>
     <w:pPr>
       <w:spacing w:after="900" w:afterLines="900"/>
     </w:pPr>
     <w:rPr>
-      <w:rFonts w:ascii="黑体" w:hAnsi="黑体" w:eastAsia="黑体" w:cs="黑体"/>
+      <w:rFonts w:ascii="黑体" w:eastAsia="黑体" w:hAnsi="黑体" w:cs="黑体"/>
       <w:bCs/>
       <w:spacing w:val="-7"/>
       <w:sz w:val="52"/>
       <w:szCs w:val="52"/>
     </w:rPr>
   </w:style>
-  <w:style w:type="table" w:customStyle="1" w:styleId="26">
+  <w:style w:type="table" w:customStyle="1" w:styleId="TableNormal0">
     <w:name w:val="Table Normal_0"/>
     <w:semiHidden/>
     <w:unhideWhenUsed/>
     <w:qFormat/>
-    <w:uiPriority w:val="0"/>
     <w:tblPr>
       <w:tblCellMar>
         <w:top w:w="0" w:type="dxa"/>
@@ -5684,87 +5544,81 @@
       </w:tblCellMar>
     </w:tblPr>
   </w:style>
-  <w:style w:type="paragraph" w:customStyle="1" w:styleId="27">
+  <w:style w:type="paragraph" w:customStyle="1" w:styleId="TableText">
     <w:name w:val="Table Text"/>
-    <w:basedOn w:val="1"/>
+    <w:basedOn w:val="Normal"/>
     <w:semiHidden/>
     <w:qFormat/>
-    <w:uiPriority w:val="0"/>
     <w:rPr>
-      <w:rFonts w:ascii="宋体" w:hAnsi="宋体" w:eastAsia="宋体" w:cs="宋体"/>
+      <w:rFonts w:ascii="宋体" w:eastAsia="宋体" w:hAnsi="宋体" w:cs="宋体"/>
       <w:sz w:val="21"/>
       <w:szCs w:val="21"/>
       <w:lang w:val="en-US" w:eastAsia="en-US" w:bidi="ar-SA"/>
     </w:rPr>
   </w:style>
-  <w:style w:type="paragraph" w:customStyle="1" w:styleId="28">
+  <w:style w:type="paragraph" w:customStyle="1" w:styleId="1">
     <w:name w:val="柴_标题1"/>
-    <w:basedOn w:val="2"/>
-    <w:next w:val="29"/>
-    <w:link w:val="38"/>
+    <w:basedOn w:val="Heading1"/>
+    <w:next w:val="a1"/>
+    <w:link w:val="1Char"/>
     <w:qFormat/>
-    <w:uiPriority w:val="0"/>
     <w:pPr>
       <w:spacing w:before="100" w:after="90" w:line="360" w:lineRule="auto"/>
     </w:pPr>
     <w:rPr>
-      <w:rFonts w:ascii="Arial" w:hAnsi="Arial" w:eastAsia="宋体"/>
+      <w:rFonts w:ascii="Arial" w:eastAsia="宋体" w:hAnsi="Arial"/>
       <w:sz w:val="32"/>
     </w:rPr>
   </w:style>
-  <w:style w:type="paragraph" w:customStyle="1" w:styleId="29">
+  <w:style w:type="paragraph" w:customStyle="1" w:styleId="a1">
     <w:name w:val="柴_正文"/>
-    <w:basedOn w:val="12"/>
-    <w:link w:val="42"/>
+    <w:basedOn w:val="BodyText"/>
+    <w:link w:val="Char"/>
     <w:qFormat/>
-    <w:uiPriority w:val="0"/>
     <w:pPr>
       <w:spacing w:line="360" w:lineRule="auto"/>
       <w:ind w:firstLine="470" w:firstLineChars="200"/>
     </w:pPr>
     <w:rPr>
-      <w:rFonts w:ascii="Arial" w:hAnsi="Arial" w:eastAsia="宋体"/>
+      <w:rFonts w:ascii="Arial" w:eastAsia="宋体" w:hAnsi="Arial"/>
       <w:sz w:val="24"/>
       <w:lang w:eastAsia="zh-CN"/>
     </w:rPr>
   </w:style>
-  <w:style w:type="paragraph" w:customStyle="1" w:styleId="30">
+  <w:style w:type="paragraph" w:customStyle="1" w:styleId="2">
     <w:name w:val="柴_标题2"/>
-    <w:basedOn w:val="3"/>
-    <w:next w:val="29"/>
+    <w:basedOn w:val="Heading2"/>
+    <w:next w:val="a1"/>
     <w:qFormat/>
-    <w:uiPriority w:val="0"/>
     <w:pPr>
       <w:spacing w:line="360" w:lineRule="auto"/>
     </w:pPr>
     <w:rPr>
-      <w:rFonts w:ascii="Arial" w:hAnsi="Arial" w:eastAsia="宋体"/>
+      <w:rFonts w:ascii="Arial" w:eastAsia="宋体" w:hAnsi="Arial"/>
       <w:sz w:val="28"/>
     </w:rPr>
   </w:style>
-  <w:style w:type="paragraph" w:customStyle="1" w:styleId="31">
+  <w:style w:type="paragraph" w:customStyle="1" w:styleId="3">
     <w:name w:val="柴_标题3"/>
-    <w:basedOn w:val="4"/>
-    <w:next w:val="29"/>
+    <w:basedOn w:val="Heading3"/>
+    <w:next w:val="a1"/>
     <w:qFormat/>
-    <w:uiPriority w:val="0"/>
     <w:pPr>
       <w:spacing w:line="360" w:lineRule="auto"/>
       <w:ind w:left="0" w:firstLine="472" w:firstLineChars="200"/>
     </w:pPr>
     <w:rPr>
-      <w:rFonts w:ascii="宋体" w:hAnsi="宋体" w:eastAsia="宋体" w:cs="宋体"/>
+      <w:rFonts w:ascii="宋体" w:eastAsia="宋体" w:hAnsi="宋体" w:cs="宋体"/>
       <w:spacing w:val="-2"/>
       <w:sz w:val="24"/>
       <w:szCs w:val="24"/>
     </w:rPr>
   </w:style>
-  <w:style w:type="paragraph" w:customStyle="1" w:styleId="32">
+  <w:style w:type="paragraph" w:customStyle="1" w:styleId="a2">
     <w:name w:val="柴_目录"/>
-    <w:basedOn w:val="1"/>
-    <w:next w:val="12"/>
+    <w:basedOn w:val="Normal"/>
+    <w:next w:val="BodyText"/>
     <w:qFormat/>
-    <w:uiPriority w:val="0"/>
     <w:pPr>
       <w:tabs>
         <w:tab w:val="right" w:leader="dot" w:pos="8442"/>
@@ -5772,64 +5626,59 @@
       <w:ind w:left="0" w:leftChars="0"/>
     </w:pPr>
     <w:rPr>
-      <w:rFonts w:ascii="Arial" w:hAnsi="Arial" w:eastAsia="Microsoft JhengHei"/>
+      <w:rFonts w:ascii="Arial" w:eastAsia="Microsoft JhengHei" w:hAnsi="Arial"/>
       <w:sz w:val="24"/>
     </w:rPr>
   </w:style>
-  <w:style w:type="paragraph" w:customStyle="1" w:styleId="33">
+  <w:style w:type="paragraph" w:customStyle="1" w:styleId="WPSOffice1">
     <w:name w:val="WPSOffice手动目录 1"/>
     <w:qFormat/>
-    <w:uiPriority w:val="0"/>
     <w:pPr>
       <w:ind w:leftChars="0"/>
     </w:pPr>
     <w:rPr>
-      <w:rFonts w:ascii="Times New Roman" w:hAnsi="Times New Roman" w:eastAsia="宋体" w:cs="Times New Roman"/>
+      <w:rFonts w:ascii="Times New Roman" w:eastAsia="宋体" w:hAnsi="Times New Roman" w:cs="Times New Roman"/>
       <w:sz w:val="20"/>
       <w:szCs w:val="20"/>
     </w:rPr>
   </w:style>
-  <w:style w:type="paragraph" w:customStyle="1" w:styleId="34">
+  <w:style w:type="paragraph" w:customStyle="1" w:styleId="WPSOffice2">
     <w:name w:val="WPSOffice手动目录 2"/>
     <w:qFormat/>
-    <w:uiPriority w:val="0"/>
     <w:pPr>
       <w:ind w:leftChars="200"/>
     </w:pPr>
     <w:rPr>
-      <w:rFonts w:ascii="Times New Roman" w:hAnsi="Times New Roman" w:eastAsia="宋体" w:cs="Times New Roman"/>
+      <w:rFonts w:ascii="Times New Roman" w:eastAsia="宋体" w:hAnsi="Times New Roman" w:cs="Times New Roman"/>
       <w:sz w:val="20"/>
       <w:szCs w:val="20"/>
     </w:rPr>
   </w:style>
-  <w:style w:type="paragraph" w:customStyle="1" w:styleId="35">
+  <w:style w:type="paragraph" w:customStyle="1" w:styleId="WPSOffice3">
     <w:name w:val="WPSOffice手动目录 3"/>
     <w:qFormat/>
-    <w:uiPriority w:val="0"/>
     <w:pPr>
       <w:ind w:leftChars="400"/>
     </w:pPr>
     <w:rPr>
-      <w:rFonts w:ascii="Times New Roman" w:hAnsi="Times New Roman" w:eastAsia="宋体" w:cs="Times New Roman"/>
+      <w:rFonts w:ascii="Times New Roman" w:eastAsia="宋体" w:hAnsi="Times New Roman" w:cs="Times New Roman"/>
       <w:sz w:val="20"/>
       <w:szCs w:val="20"/>
     </w:rPr>
   </w:style>
-  <w:style w:type="paragraph" w:customStyle="1" w:styleId="36">
+  <w:style w:type="paragraph" w:customStyle="1" w:styleId="Compact">
     <w:name w:val="Compact"/>
-    <w:basedOn w:val="12"/>
+    <w:basedOn w:val="BodyText"/>
     <w:qFormat/>
-    <w:uiPriority w:val="0"/>
     <w:pPr>
       <w:spacing w:before="36" w:after="36"/>
     </w:pPr>
   </w:style>
-  <w:style w:type="table" w:customStyle="1" w:styleId="37">
+  <w:style w:type="table" w:customStyle="1" w:styleId="Table">
     <w:name w:val="Table"/>
     <w:semiHidden/>
     <w:unhideWhenUsed/>
     <w:qFormat/>
-    <w:uiPriority w:val="0"/>
     <w:tblPr>
       <w:tblCellMar>
         <w:top w:w="0" w:type="dxa"/>
@@ -5841,28 +5690,26 @@
     <w:tblStylePr w:type="firstRow">
       <w:tcPr>
         <w:tcBorders>
-          <w:bottom w:val="single" w:color="auto" w:sz="0" w:space="0"/>
+          <w:bottom w:val="single" w:sz="0" w:space="0" w:color="auto"/>
         </w:tcBorders>
         <w:vAlign w:val="bottom"/>
       </w:tcPr>
     </w:tblStylePr>
   </w:style>
-  <w:style w:type="character" w:customStyle="1" w:styleId="38">
+  <w:style w:type="character" w:customStyle="1" w:styleId="1Char">
     <w:name w:val="柴_标题1 Char"/>
-    <w:link w:val="28"/>
+    <w:link w:val="1"/>
     <w:qFormat/>
-    <w:uiPriority w:val="0"/>
     <w:rPr>
-      <w:rFonts w:ascii="Arial" w:hAnsi="Arial" w:eastAsia="宋体"/>
+      <w:rFonts w:ascii="Arial" w:eastAsia="宋体" w:hAnsi="Arial"/>
       <w:sz w:val="32"/>
     </w:rPr>
   </w:style>
-  <w:style w:type="table" w:customStyle="1" w:styleId="39">
+  <w:style w:type="table" w:customStyle="1" w:styleId="TableNormal1">
     <w:name w:val="Table Normal_1"/>
     <w:semiHidden/>
     <w:unhideWhenUsed/>
     <w:qFormat/>
-    <w:uiPriority w:val="0"/>
     <w:tblPr>
       <w:tblCellMar>
         <w:top w:w="0" w:type="dxa"/>
@@ -5872,11 +5719,10 @@
       </w:tblCellMar>
     </w:tblPr>
   </w:style>
-  <w:style w:type="paragraph" w:customStyle="1" w:styleId="40">
+  <w:style w:type="paragraph" w:customStyle="1" w:styleId="a3">
     <w:name w:val="柴_正文_无缩进"/>
-    <w:basedOn w:val="1"/>
+    <w:basedOn w:val="Normal"/>
     <w:qFormat/>
-    <w:uiPriority w:val="0"/>
     <w:pPr>
       <w:ind w:firstLine="0" w:firstLineChars="0"/>
     </w:pPr>
@@ -5886,31 +5732,29 @@
       <w:lang w:eastAsia="zh-CN"/>
     </w:rPr>
   </w:style>
-  <w:style w:type="paragraph" w:customStyle="1" w:styleId="41">
+  <w:style w:type="paragraph" w:customStyle="1" w:styleId="4">
     <w:name w:val="柴_标题4"/>
-    <w:basedOn w:val="5"/>
-    <w:next w:val="1"/>
+    <w:basedOn w:val="Heading4"/>
+    <w:next w:val="Normal"/>
     <w:qFormat/>
-    <w:uiPriority w:val="0"/>
     <w:pPr>
       <w:widowControl w:val="0"/>
       <w:spacing w:before="160" w:line="360" w:lineRule="auto"/>
-      <w:ind w:left="981" w:leftChars="300" w:hanging="862"/>
+      <w:ind w:left="981" w:hanging="862" w:leftChars="300"/>
     </w:pPr>
     <w:rPr>
-      <w:rFonts w:hint="eastAsia" w:ascii="Calibri" w:hAnsi="Calibri" w:eastAsia="宋体" w:cs="宋体"/>
+      <w:rFonts w:ascii="Calibri" w:eastAsia="宋体" w:hAnsi="Calibri" w:cs="宋体" w:hint="eastAsia"/>
       <w:sz w:val="24"/>
       <w:szCs w:val="24"/>
       <w:lang w:eastAsia="zh-CN" w:bidi="zh-CN"/>
     </w:rPr>
   </w:style>
-  <w:style w:type="character" w:customStyle="1" w:styleId="42">
+  <w:style w:type="character" w:customStyle="1" w:styleId="Char">
     <w:name w:val="柴_正文 Char"/>
-    <w:link w:val="29"/>
+    <w:link w:val="a1"/>
     <w:qFormat/>
-    <w:uiPriority w:val="0"/>
     <w:rPr>
-      <w:rFonts w:ascii="Arial" w:hAnsi="Arial" w:eastAsia="宋体"/>
+      <w:rFonts w:ascii="Arial" w:eastAsia="宋体" w:hAnsi="Arial"/>
       <w:sz w:val="24"/>
       <w:lang w:eastAsia="zh-CN"/>
     </w:rPr>

--- a/4.质量管理/2.运行记录类文件/TXHS-04-11-2025年度运维服务质量管理内审计划.docx
+++ b/4.质量管理/2.运行记录类文件/TXHS-04-11-2025年度运维服务质量管理内审计划.docx
@@ -1,11 +1,10 @@
 
 <file path=word/document.xml><?xml version="1.0" encoding="utf-8"?>
-<w:document xmlns:wpc="http://schemas.microsoft.com/office/word/2010/wordprocessingCanvas" xmlns:mc="http://schemas.openxmlformats.org/markup-compatibility/2006" xmlns:o="urn:schemas-microsoft-com:office:office" xmlns:r="http://schemas.openxmlformats.org/officeDocument/2006/relationships" xmlns:m="http://schemas.openxmlformats.org/officeDocument/2006/math" xmlns:v="urn:schemas-microsoft-com:vml" xmlns:wp14="http://schemas.microsoft.com/office/word/2010/wordprocessingDrawing" xmlns:wp="http://schemas.openxmlformats.org/drawingml/2006/wordprocessingDrawing" xmlns:w10="urn:schemas-microsoft-com:office:word" xmlns:w="http://schemas.openxmlformats.org/wordprocessingml/2006/main" xmlns:w14="http://schemas.microsoft.com/office/word/2010/wordml" xmlns:w15="http://schemas.microsoft.com/office/word/2012/wordml" xmlns:wne="http://schemas.microsoft.com/office/word/2006/wordml" xmlns:wpg="http://schemas.microsoft.com/office/word/2010/wordprocessingGroup" xmlns:wpi="http://schemas.microsoft.com/office/word/2010/wordprocessingInk" xmlns:wps="http://schemas.microsoft.com/office/word/2010/wordprocessingShape" mc:Ignorable="w14 w15 wp14">
-  <!-- Generated by Aspose.Words for .NET 13.3.0.1 -->
+<w:document xmlns:wpc="http://schemas.microsoft.com/office/word/2010/wordprocessingCanvas" xmlns:mc="http://schemas.openxmlformats.org/markup-compatibility/2006" xmlns:o="urn:schemas-microsoft-com:office:office" xmlns:r="http://schemas.openxmlformats.org/officeDocument/2006/relationships" xmlns:m="http://schemas.openxmlformats.org/officeDocument/2006/math" xmlns:v="urn:schemas-microsoft-com:vml" xmlns:wp14="http://schemas.microsoft.com/office/word/2010/wordprocessingDrawing" xmlns:wp="http://schemas.openxmlformats.org/drawingml/2006/wordprocessingDrawing" xmlns:w="http://schemas.openxmlformats.org/wordprocessingml/2006/main" xmlns:w14="http://schemas.microsoft.com/office/word/2010/wordml" xmlns:w10="urn:schemas-microsoft-com:office:word" xmlns:w15="http://schemas.microsoft.com/office/word/2012/wordml" xmlns:wpg="http://schemas.microsoft.com/office/word/2010/wordprocessingGroup" xmlns:wpi="http://schemas.microsoft.com/office/word/2010/wordprocessingInk" xmlns:wne="http://schemas.microsoft.com/office/word/2006/wordml" xmlns:wps="http://schemas.microsoft.com/office/word/2010/wordprocessingShape" xmlns:wpsCustomData="http://www.wps.cn/officeDocument/2013/wpsCustomData" mc:Ignorable="w14 w15 wp14">
   <w:body>
     <w:p>
       <w:pPr>
-        <w:pStyle w:val="a"/>
+        <w:pStyle w:val="24"/>
         <w:keepNext w:val="0"/>
         <w:keepLines w:val="0"/>
         <w:pageBreakBefore w:val="0"/>
@@ -25,7 +24,7 @@
       <w:bookmarkStart w:id="0" w:name="_Toc32014"/>
       <w:r>
         <w:drawing>
-          <wp:anchor distT="0" distB="0" distL="114300" distR="114300" simplePos="0" relativeHeight="251660288" behindDoc="1" locked="0" layoutInCell="1" allowOverlap="1">
+          <wp:anchor distT="0" distB="0" distL="114300" distR="114300" simplePos="0" relativeHeight="251661312" behindDoc="1" locked="0" layoutInCell="1" allowOverlap="1">
             <wp:simplePos x="0" y="0"/>
             <wp:positionH relativeFrom="column">
               <wp:posOffset>-19050</wp:posOffset>
@@ -50,7 +49,7 @@
                     </pic:cNvPicPr>
                   </pic:nvPicPr>
                   <pic:blipFill>
-                    <a:blip xmlns:r="http://schemas.openxmlformats.org/officeDocument/2006/relationships" r:embed="rId4"/>
+                    <a:blip r:embed="rId7"/>
                     <a:stretch>
                       <a:fillRect/>
                     </a:stretch>
@@ -76,7 +75,7 @@
       </w:r>
       <w:r>
         <w:drawing>
-          <wp:anchor distT="0" distB="0" distL="114300" distR="114300" simplePos="0" relativeHeight="251659264" behindDoc="1" locked="0" layoutInCell="1" allowOverlap="1">
+          <wp:anchor distT="0" distB="0" distL="114300" distR="114300" simplePos="0" relativeHeight="251660288" behindDoc="1" locked="0" layoutInCell="1" allowOverlap="1">
             <wp:simplePos x="0" y="0"/>
             <wp:positionH relativeFrom="column">
               <wp:posOffset>0</wp:posOffset>
@@ -101,7 +100,7 @@
                     </pic:cNvPicPr>
                   </pic:nvPicPr>
                   <pic:blipFill>
-                    <a:blip xmlns:r="http://schemas.openxmlformats.org/officeDocument/2006/relationships" r:embed="rId5"/>
+                    <a:blip r:embed="rId8"/>
                     <a:stretch>
                       <a:fillRect/>
                     </a:stretch>
@@ -131,7 +130,7 @@
           <w:lang w:val="en-US" w:eastAsia="zh-CN"/>
         </w:rPr>
         <w:drawing>
-          <wp:anchor distT="0" distB="0" distL="114300" distR="114300" simplePos="0" relativeHeight="251658240" behindDoc="1" locked="0" layoutInCell="1" allowOverlap="1">
+          <wp:anchor distT="0" distB="0" distL="114300" distR="114300" simplePos="0" relativeHeight="251659264" behindDoc="1" locked="0" layoutInCell="1" allowOverlap="1">
             <wp:simplePos x="0" y="0"/>
             <wp:positionH relativeFrom="column">
               <wp:posOffset>635</wp:posOffset>
@@ -156,7 +155,7 @@
                     </pic:cNvPicPr>
                   </pic:nvPicPr>
                   <pic:blipFill>
-                    <a:blip xmlns:r="http://schemas.openxmlformats.org/officeDocument/2006/relationships" r:embed="rId6">
+                    <a:blip r:embed="rId9">
                       <a:alphaModFix amt="58000"/>
                       <a:lum contrast="-52000"/>
                     </a:blip>
@@ -190,7 +189,7 @@
     </w:p>
     <w:p>
       <w:pPr>
-        <w:pStyle w:val="a0"/>
+        <w:pStyle w:val="25"/>
         <w:keepNext w:val="0"/>
         <w:keepLines w:val="0"/>
         <w:pageBreakBefore w:val="0"/>
@@ -237,11 +236,11 @@
         <w:adjustRightInd w:val="0"/>
         <w:snapToGrid w:val="0"/>
         <w:spacing w:after="624" w:afterLines="200" w:line="219" w:lineRule="auto"/>
-        <w:ind w:left="0" w:right="0" w:firstLine="0" w:leftChars="0" w:rightChars="0" w:firstLineChars="0"/>
+        <w:ind w:left="0" w:leftChars="0" w:right="0" w:rightChars="0" w:firstLine="0" w:firstLineChars="0"/>
         <w:jc w:val="center"/>
         <w:textAlignment w:val="baseline"/>
         <w:rPr>
-          <w:rFonts w:ascii="宋体" w:eastAsia="宋体" w:hAnsi="宋体" w:cs="宋体" w:hint="default"/>
+          <w:rFonts w:hint="default" w:ascii="宋体" w:hAnsi="宋体" w:eastAsia="宋体" w:cs="宋体"/>
           <w:sz w:val="24"/>
           <w:szCs w:val="24"/>
           <w:lang w:val="en-US" w:eastAsia="zh-CN"/>
@@ -249,7 +248,7 @@
       </w:pPr>
       <w:r>
         <w:rPr>
-          <w:rFonts w:ascii="宋体" w:eastAsia="宋体" w:hAnsi="宋体" w:cs="宋体"/>
+          <w:rFonts w:ascii="宋体" w:hAnsi="宋体" w:eastAsia="宋体" w:cs="宋体"/>
           <w:b/>
           <w:bCs/>
           <w:spacing w:val="-3"/>
@@ -260,7 +259,7 @@
       </w:r>
       <w:r>
         <w:rPr>
-          <w:rFonts w:ascii="宋体" w:eastAsia="宋体" w:hAnsi="宋体" w:cs="宋体" w:hint="eastAsia"/>
+          <w:rFonts w:hint="eastAsia" w:ascii="宋体" w:hAnsi="宋体" w:eastAsia="宋体" w:cs="宋体"/>
           <w:b/>
           <w:bCs/>
           <w:spacing w:val="-3"/>
@@ -272,7 +271,7 @@
       </w:r>
       <w:r>
         <w:rPr>
-          <w:rFonts w:ascii="宋体" w:eastAsia="宋体" w:hAnsi="宋体" w:cs="宋体"/>
+          <w:rFonts w:ascii="宋体" w:hAnsi="宋体" w:eastAsia="宋体" w:cs="宋体"/>
           <w:b/>
           <w:bCs/>
           <w:spacing w:val="-3"/>
@@ -283,7 +282,7 @@
       </w:r>
       <w:r>
         <w:rPr>
-          <w:rFonts w:ascii="宋体" w:hAnsi="宋体" w:cs="宋体" w:hint="eastAsia"/>
+          <w:rFonts w:hint="eastAsia" w:ascii="宋体" w:hAnsi="宋体" w:cs="宋体"/>
           <w:b/>
           <w:bCs/>
           <w:spacing w:val="-3"/>
@@ -295,7 +294,7 @@
       </w:r>
       <w:r>
         <w:rPr>
-          <w:rFonts w:ascii="宋体" w:eastAsia="宋体" w:hAnsi="宋体" w:cs="宋体"/>
+          <w:rFonts w:ascii="宋体" w:hAnsi="宋体" w:eastAsia="宋体" w:cs="宋体"/>
           <w:b/>
           <w:bCs/>
           <w:spacing w:val="-3"/>
@@ -306,7 +305,7 @@
       </w:r>
       <w:r>
         <w:rPr>
-          <w:rFonts w:ascii="宋体" w:hAnsi="宋体" w:cs="宋体" w:hint="eastAsia"/>
+          <w:rFonts w:hint="eastAsia" w:ascii="宋体" w:hAnsi="宋体" w:cs="宋体"/>
           <w:b/>
           <w:bCs/>
           <w:spacing w:val="-3"/>
@@ -319,17 +318,18 @@
     </w:p>
     <w:tbl>
       <w:tblPr>
-        <w:tblStyle w:val="TableGrid"/>
+        <w:tblStyle w:val="21"/>
         <w:tblW w:w="0" w:type="auto"/>
         <w:jc w:val="center"/>
         <w:tblBorders>
-          <w:top w:val="nil"/>
-          <w:left w:val="nil"/>
-          <w:bottom w:val="nil"/>
-          <w:right w:val="nil"/>
-          <w:insideH w:val="nil"/>
-          <w:insideV w:val="nil"/>
+          <w:top w:val="none" w:color="auto" w:sz="0" w:space="0"/>
+          <w:left w:val="none" w:color="auto" w:sz="0" w:space="0"/>
+          <w:bottom w:val="none" w:color="auto" w:sz="0" w:space="0"/>
+          <w:right w:val="none" w:color="auto" w:sz="0" w:space="0"/>
+          <w:insideH w:val="none" w:color="auto" w:sz="0" w:space="0"/>
+          <w:insideV w:val="none" w:color="auto" w:sz="0" w:space="0"/>
         </w:tblBorders>
+        <w:tblLayout w:type="autofit"/>
         <w:tblCellMar>
           <w:top w:w="0" w:type="dxa"/>
           <w:left w:w="108" w:type="dxa"/>
@@ -343,25 +343,17 @@
       </w:tblGrid>
       <w:tr>
         <w:tblPrEx>
-          <w:tblW w:w="0" w:type="auto"/>
-          <w:jc w:val="center"/>
           <w:tblBorders>
-            <w:top w:val="nil"/>
-            <w:left w:val="nil"/>
-            <w:bottom w:val="nil"/>
-            <w:right w:val="nil"/>
-            <w:insideH w:val="nil"/>
-            <w:insideV w:val="nil"/>
+            <w:top w:val="none" w:color="auto" w:sz="0" w:space="0"/>
+            <w:left w:val="none" w:color="auto" w:sz="0" w:space="0"/>
+            <w:bottom w:val="none" w:color="auto" w:sz="0" w:space="0"/>
+            <w:right w:val="none" w:color="auto" w:sz="0" w:space="0"/>
+            <w:insideH w:val="none" w:color="auto" w:sz="0" w:space="0"/>
+            <w:insideV w:val="none" w:color="auto" w:sz="0" w:space="0"/>
           </w:tblBorders>
-          <w:tblCellMar>
-            <w:top w:w="0" w:type="dxa"/>
-            <w:left w:w="108" w:type="dxa"/>
-            <w:bottom w:w="0" w:type="dxa"/>
-            <w:right w:w="108" w:type="dxa"/>
-          </w:tblCellMar>
         </w:tblPrEx>
         <w:trPr>
-          <w:trHeight w:val="810"/>
+          <w:trHeight w:val="810" w:hRule="atLeast"/>
           <w:jc w:val="center"/>
         </w:trPr>
         <w:tc>
@@ -399,7 +391,7 @@
             </w:r>
             <w:r>
               <w:rPr>
-                <w:rFonts w:asciiTheme="minorAscii" w:eastAsiaTheme="minorEastAsia" w:hAnsiTheme="minorAscii" w:hint="default"/>
+                <w:rFonts w:hint="default" w:asciiTheme="minorAscii" w:hAnsiTheme="minorAscii" w:eastAsiaTheme="minorEastAsia"/>
                 <w:spacing w:val="227"/>
                 <w:sz w:val="21"/>
                 <w:vertAlign w:val="baseline"/>
@@ -453,7 +445,7 @@
             </w:r>
             <w:r>
               <w:rPr>
-                <w:rFonts w:asciiTheme="minorAscii" w:eastAsiaTheme="minorEastAsia" w:hAnsiTheme="minorAscii" w:hint="eastAsia"/>
+                <w:rFonts w:hint="eastAsia" w:asciiTheme="minorAscii" w:hAnsiTheme="minorAscii" w:eastAsiaTheme="minorEastAsia"/>
                 <w:spacing w:val="227"/>
                 <w:sz w:val="21"/>
                 <w:vertAlign w:val="baseline"/>
@@ -475,8 +467,14 @@
       </w:tr>
       <w:tr>
         <w:tblPrEx>
-          <w:tblW w:w="0" w:type="auto"/>
-          <w:jc w:val="center"/>
+          <w:tblBorders>
+            <w:top w:val="none" w:color="auto" w:sz="0" w:space="0"/>
+            <w:left w:val="none" w:color="auto" w:sz="0" w:space="0"/>
+            <w:bottom w:val="none" w:color="auto" w:sz="0" w:space="0"/>
+            <w:right w:val="none" w:color="auto" w:sz="0" w:space="0"/>
+            <w:insideH w:val="none" w:color="auto" w:sz="0" w:space="0"/>
+            <w:insideV w:val="none" w:color="auto" w:sz="0" w:space="0"/>
+          </w:tblBorders>
           <w:tblCellMar>
             <w:top w:w="0" w:type="dxa"/>
             <w:left w:w="108" w:type="dxa"/>
@@ -485,7 +483,7 @@
           </w:tblCellMar>
         </w:tblPrEx>
         <w:trPr>
-          <w:trHeight w:val="810"/>
+          <w:trHeight w:val="810" w:hRule="atLeast"/>
           <w:jc w:val="center"/>
         </w:trPr>
         <w:tc>
@@ -509,7 +507,7 @@
               <w:snapToGrid w:val="0"/>
               <w:textAlignment w:val="baseline"/>
               <w:rPr>
-                <w:rFonts w:ascii="Arial" w:eastAsia="Arial" w:hAnsi="Arial" w:cs="Arial" w:hint="default"/>
+                <w:rFonts w:hint="default" w:ascii="Arial" w:hAnsi="Arial" w:eastAsia="Arial" w:cs="Arial"/>
                 <w:snapToGrid w:val="0"/>
                 <w:color w:val="000000"/>
                 <w:kern w:val="0"/>
@@ -541,7 +539,7 @@
             </w:r>
             <w:r>
               <w:rPr>
-                <w:rFonts w:asciiTheme="minorAscii" w:eastAsiaTheme="minorEastAsia" w:hAnsiTheme="minorAscii" w:hint="default"/>
+                <w:rFonts w:hint="default" w:asciiTheme="minorAscii" w:hAnsiTheme="minorAscii" w:eastAsiaTheme="minorEastAsia"/>
                 <w:spacing w:val="227"/>
                 <w:sz w:val="21"/>
                 <w:vertAlign w:val="baseline"/>
@@ -594,7 +592,7 @@
               <w:snapToGrid w:val="0"/>
               <w:textAlignment w:val="baseline"/>
               <w:rPr>
-                <w:rFonts w:ascii="Arial" w:eastAsia="Arial" w:hAnsi="Arial" w:cs="Arial" w:hint="default"/>
+                <w:rFonts w:hint="default" w:ascii="Arial" w:hAnsi="Arial" w:eastAsia="Arial" w:cs="Arial"/>
                 <w:snapToGrid w:val="0"/>
                 <w:color w:val="000000"/>
                 <w:kern w:val="0"/>
@@ -614,7 +612,7 @@
             </w:r>
             <w:r>
               <w:rPr>
-                <w:rFonts w:asciiTheme="minorAscii" w:eastAsiaTheme="minorEastAsia" w:hAnsiTheme="minorAscii" w:hint="eastAsia"/>
+                <w:rFonts w:hint="eastAsia" w:asciiTheme="minorAscii" w:hAnsiTheme="minorAscii" w:eastAsiaTheme="minorEastAsia"/>
                 <w:spacing w:val="227"/>
                 <w:sz w:val="21"/>
                 <w:vertAlign w:val="baseline"/>
@@ -636,8 +634,14 @@
       </w:tr>
       <w:tr>
         <w:tblPrEx>
-          <w:tblW w:w="0" w:type="auto"/>
-          <w:jc w:val="center"/>
+          <w:tblBorders>
+            <w:top w:val="none" w:color="auto" w:sz="0" w:space="0"/>
+            <w:left w:val="none" w:color="auto" w:sz="0" w:space="0"/>
+            <w:bottom w:val="none" w:color="auto" w:sz="0" w:space="0"/>
+            <w:right w:val="none" w:color="auto" w:sz="0" w:space="0"/>
+            <w:insideH w:val="none" w:color="auto" w:sz="0" w:space="0"/>
+            <w:insideV w:val="none" w:color="auto" w:sz="0" w:space="0"/>
+          </w:tblBorders>
           <w:tblCellMar>
             <w:top w:w="0" w:type="dxa"/>
             <w:left w:w="108" w:type="dxa"/>
@@ -646,7 +650,7 @@
           </w:tblCellMar>
         </w:tblPrEx>
         <w:trPr>
-          <w:trHeight w:val="635"/>
+          <w:trHeight w:val="635" w:hRule="atLeast"/>
           <w:jc w:val="center"/>
         </w:trPr>
         <w:tc>
@@ -696,7 +700,7 @@
             </w:r>
             <w:r>
               <w:rPr>
-                <w:rFonts w:asciiTheme="minorAscii" w:eastAsiaTheme="minorEastAsia" w:hAnsiTheme="minorAscii" w:hint="eastAsia"/>
+                <w:rFonts w:hint="eastAsia" w:asciiTheme="minorAscii" w:hAnsiTheme="minorAscii" w:eastAsiaTheme="minorEastAsia"/>
                 <w:spacing w:val="227"/>
                 <w:sz w:val="21"/>
                 <w:vertAlign w:val="baseline"/>
@@ -749,7 +753,7 @@
             </w:r>
             <w:r>
               <w:rPr>
-                <w:rFonts w:asciiTheme="minorAscii" w:eastAsiaTheme="minorEastAsia" w:hAnsiTheme="minorAscii" w:hint="eastAsia"/>
+                <w:rFonts w:hint="eastAsia" w:asciiTheme="minorAscii" w:hAnsiTheme="minorAscii" w:eastAsiaTheme="minorEastAsia"/>
                 <w:spacing w:val="227"/>
                 <w:sz w:val="21"/>
                 <w:vertAlign w:val="baseline"/>
@@ -808,14 +812,14 @@
         <w:ind w:left="3634"/>
         <w:textAlignment w:val="baseline"/>
         <w:rPr>
-          <w:rFonts w:ascii="宋体" w:eastAsia="宋体" w:hAnsi="宋体" w:cs="宋体"/>
+          <w:rFonts w:ascii="宋体" w:hAnsi="宋体" w:eastAsia="宋体" w:cs="宋体"/>
           <w:sz w:val="31"/>
           <w:szCs w:val="31"/>
         </w:rPr>
       </w:pPr>
       <w:r>
         <w:rPr>
-          <w:rFonts w:ascii="宋体" w:eastAsia="宋体" w:hAnsi="宋体" w:cs="宋体"/>
+          <w:rFonts w:ascii="宋体" w:hAnsi="宋体" w:eastAsia="宋体" w:cs="宋体"/>
           <w:b/>
           <w:bCs/>
           <w:spacing w:val="4"/>
@@ -827,16 +831,16 @@
     </w:p>
     <w:tbl>
       <w:tblPr>
-        <w:tblStyle w:val="TableNormal0"/>
+        <w:tblStyle w:val="26"/>
         <w:tblW w:w="8214" w:type="dxa"/>
         <w:jc w:val="center"/>
         <w:tblBorders>
-          <w:top w:val="single" w:sz="2" w:space="0" w:color="000000"/>
-          <w:left w:val="single" w:sz="2" w:space="0" w:color="000000"/>
-          <w:bottom w:val="single" w:sz="2" w:space="0" w:color="000000"/>
-          <w:right w:val="single" w:sz="2" w:space="0" w:color="000000"/>
-          <w:insideH w:val="single" w:sz="2" w:space="0" w:color="000000"/>
-          <w:insideV w:val="single" w:sz="2" w:space="0" w:color="000000"/>
+          <w:top w:val="single" w:color="000000" w:sz="2" w:space="0"/>
+          <w:left w:val="single" w:color="000000" w:sz="2" w:space="0"/>
+          <w:bottom w:val="single" w:color="000000" w:sz="2" w:space="0"/>
+          <w:right w:val="single" w:color="000000" w:sz="2" w:space="0"/>
+          <w:insideH w:val="single" w:color="000000" w:sz="2" w:space="0"/>
+          <w:insideV w:val="single" w:color="000000" w:sz="2" w:space="0"/>
         </w:tblBorders>
         <w:tblLayout w:type="fixed"/>
         <w:tblCellMar>
@@ -856,17 +860,14 @@
       </w:tblGrid>
       <w:tr>
         <w:tblPrEx>
-          <w:tblW w:w="8214" w:type="dxa"/>
-          <w:jc w:val="center"/>
           <w:tblBorders>
-            <w:top w:val="single" w:sz="2" w:space="0" w:color="000000"/>
-            <w:left w:val="single" w:sz="2" w:space="0" w:color="000000"/>
-            <w:bottom w:val="single" w:sz="2" w:space="0" w:color="000000"/>
-            <w:right w:val="single" w:sz="2" w:space="0" w:color="000000"/>
-            <w:insideH w:val="single" w:sz="2" w:space="0" w:color="000000"/>
-            <w:insideV w:val="single" w:sz="2" w:space="0" w:color="000000"/>
+            <w:top w:val="single" w:color="000000" w:sz="2" w:space="0"/>
+            <w:left w:val="single" w:color="000000" w:sz="2" w:space="0"/>
+            <w:bottom w:val="single" w:color="000000" w:sz="2" w:space="0"/>
+            <w:right w:val="single" w:color="000000" w:sz="2" w:space="0"/>
+            <w:insideH w:val="single" w:color="000000" w:sz="2" w:space="0"/>
+            <w:insideV w:val="single" w:color="000000" w:sz="2" w:space="0"/>
           </w:tblBorders>
-          <w:tblLayout w:type="fixed"/>
           <w:tblCellMar>
             <w:top w:w="0" w:type="dxa"/>
             <w:left w:w="0" w:type="dxa"/>
@@ -875,7 +876,7 @@
           </w:tblCellMar>
         </w:tblPrEx>
         <w:trPr>
-          <w:trHeight w:val="593"/>
+          <w:trHeight w:val="593" w:hRule="atLeast"/>
           <w:jc w:val="center"/>
         </w:trPr>
         <w:tc>
@@ -897,18 +898,18 @@
               <w:adjustRightInd w:val="0"/>
               <w:snapToGrid w:val="0"/>
               <w:spacing w:before="176" w:line="228" w:lineRule="auto"/>
-              <w:ind w:left="0" w:right="0" w:firstLine="0" w:leftChars="0" w:rightChars="0" w:firstLineChars="0"/>
+              <w:ind w:left="0" w:leftChars="0" w:right="0" w:rightChars="0" w:firstLine="0" w:firstLineChars="0"/>
               <w:jc w:val="center"/>
               <w:textAlignment w:val="baseline"/>
               <w:rPr>
-                <w:rFonts w:ascii="宋体" w:eastAsia="宋体" w:hAnsi="宋体" w:cs="宋体"/>
+                <w:rFonts w:ascii="宋体" w:hAnsi="宋体" w:eastAsia="宋体" w:cs="宋体"/>
                 <w:sz w:val="20"/>
                 <w:szCs w:val="20"/>
               </w:rPr>
             </w:pPr>
             <w:r>
               <w:rPr>
-                <w:rFonts w:ascii="宋体" w:hAnsi="宋体" w:cs="宋体" w:hint="eastAsia"/>
+                <w:rFonts w:hint="eastAsia" w:ascii="宋体" w:hAnsi="宋体" w:cs="宋体"/>
                 <w:spacing w:val="-14"/>
                 <w:sz w:val="20"/>
                 <w:szCs w:val="20"/>
@@ -918,7 +919,7 @@
             </w:r>
             <w:r>
               <w:rPr>
-                <w:rFonts w:ascii="宋体" w:eastAsia="宋体" w:hAnsi="宋体" w:cs="宋体"/>
+                <w:rFonts w:ascii="宋体" w:hAnsi="宋体" w:eastAsia="宋体" w:cs="宋体"/>
                 <w:spacing w:val="-14"/>
                 <w:sz w:val="20"/>
                 <w:szCs w:val="20"/>
@@ -946,18 +947,18 @@
               <w:adjustRightInd w:val="0"/>
               <w:snapToGrid w:val="0"/>
               <w:spacing w:before="175" w:line="227" w:lineRule="auto"/>
-              <w:ind w:left="0" w:right="0" w:firstLine="0" w:leftChars="0" w:rightChars="0" w:firstLineChars="0"/>
+              <w:ind w:left="0" w:leftChars="0" w:right="0" w:rightChars="0" w:firstLine="0" w:firstLineChars="0"/>
               <w:jc w:val="center"/>
               <w:textAlignment w:val="baseline"/>
               <w:rPr>
-                <w:rFonts w:ascii="宋体" w:eastAsia="宋体" w:hAnsi="宋体" w:cs="宋体"/>
+                <w:rFonts w:ascii="宋体" w:hAnsi="宋体" w:eastAsia="宋体" w:cs="宋体"/>
                 <w:sz w:val="20"/>
                 <w:szCs w:val="20"/>
               </w:rPr>
             </w:pPr>
             <w:r>
               <w:rPr>
-                <w:rFonts w:ascii="宋体" w:eastAsia="宋体" w:hAnsi="宋体" w:cs="宋体"/>
+                <w:rFonts w:ascii="宋体" w:hAnsi="宋体" w:eastAsia="宋体" w:cs="宋体"/>
                 <w:spacing w:val="4"/>
                 <w:sz w:val="20"/>
                 <w:szCs w:val="20"/>
@@ -985,18 +986,18 @@
               <w:adjustRightInd w:val="0"/>
               <w:snapToGrid w:val="0"/>
               <w:spacing w:before="175" w:line="228" w:lineRule="auto"/>
-              <w:ind w:left="0" w:right="0" w:firstLine="0" w:leftChars="0" w:rightChars="0" w:firstLineChars="0"/>
+              <w:ind w:left="0" w:leftChars="0" w:right="0" w:rightChars="0" w:firstLine="0" w:firstLineChars="0"/>
               <w:jc w:val="center"/>
               <w:textAlignment w:val="baseline"/>
               <w:rPr>
-                <w:rFonts w:ascii="宋体" w:eastAsia="宋体" w:hAnsi="宋体" w:cs="宋体"/>
+                <w:rFonts w:ascii="宋体" w:hAnsi="宋体" w:eastAsia="宋体" w:cs="宋体"/>
                 <w:sz w:val="20"/>
                 <w:szCs w:val="20"/>
               </w:rPr>
             </w:pPr>
             <w:r>
               <w:rPr>
-                <w:rFonts w:ascii="宋体" w:eastAsia="宋体" w:hAnsi="宋体" w:cs="宋体"/>
+                <w:rFonts w:ascii="宋体" w:hAnsi="宋体" w:eastAsia="宋体" w:cs="宋体"/>
                 <w:spacing w:val="7"/>
                 <w:sz w:val="20"/>
                 <w:szCs w:val="20"/>
@@ -1024,11 +1025,11 @@
               <w:adjustRightInd w:val="0"/>
               <w:snapToGrid w:val="0"/>
               <w:spacing w:before="175" w:line="228" w:lineRule="auto"/>
-              <w:ind w:left="0" w:right="0" w:firstLine="0" w:leftChars="0" w:rightChars="0" w:firstLineChars="0"/>
+              <w:ind w:left="0" w:leftChars="0" w:right="0" w:rightChars="0" w:firstLine="0" w:firstLineChars="0"/>
               <w:jc w:val="center"/>
               <w:textAlignment w:val="baseline"/>
               <w:rPr>
-                <w:rFonts w:ascii="宋体" w:eastAsia="宋体" w:hAnsi="宋体" w:cs="宋体" w:hint="eastAsia"/>
+                <w:rFonts w:hint="eastAsia" w:ascii="宋体" w:hAnsi="宋体" w:eastAsia="宋体" w:cs="宋体"/>
                 <w:spacing w:val="7"/>
                 <w:sz w:val="20"/>
                 <w:szCs w:val="20"/>
@@ -1037,7 +1038,7 @@
             </w:pPr>
             <w:r>
               <w:rPr>
-                <w:rFonts w:ascii="宋体" w:hAnsi="宋体" w:cs="宋体" w:hint="eastAsia"/>
+                <w:rFonts w:hint="eastAsia" w:ascii="宋体" w:hAnsi="宋体" w:cs="宋体"/>
                 <w:spacing w:val="7"/>
                 <w:sz w:val="20"/>
                 <w:szCs w:val="20"/>
@@ -1066,11 +1067,11 @@
               <w:adjustRightInd w:val="0"/>
               <w:snapToGrid w:val="0"/>
               <w:spacing w:before="175" w:line="228" w:lineRule="auto"/>
-              <w:ind w:left="0" w:right="0" w:firstLine="0" w:leftChars="0" w:rightChars="0" w:firstLineChars="0"/>
+              <w:ind w:left="0" w:leftChars="0" w:right="0" w:rightChars="0" w:firstLine="0" w:firstLineChars="0"/>
               <w:jc w:val="center"/>
               <w:textAlignment w:val="baseline"/>
               <w:rPr>
-                <w:rFonts w:ascii="宋体" w:hAnsi="宋体" w:cs="宋体" w:hint="default"/>
+                <w:rFonts w:hint="default" w:ascii="宋体" w:hAnsi="宋体" w:cs="宋体"/>
                 <w:spacing w:val="7"/>
                 <w:sz w:val="20"/>
                 <w:szCs w:val="20"/>
@@ -1079,7 +1080,7 @@
             </w:pPr>
             <w:r>
               <w:rPr>
-                <w:rFonts w:ascii="宋体" w:hAnsi="宋体" w:cs="宋体" w:hint="eastAsia"/>
+                <w:rFonts w:hint="eastAsia" w:ascii="宋体" w:hAnsi="宋体" w:cs="宋体"/>
                 <w:spacing w:val="7"/>
                 <w:sz w:val="20"/>
                 <w:szCs w:val="20"/>
@@ -1108,18 +1109,18 @@
               <w:adjustRightInd w:val="0"/>
               <w:snapToGrid w:val="0"/>
               <w:spacing w:before="176" w:line="229" w:lineRule="auto"/>
-              <w:ind w:left="0" w:right="0" w:firstLine="0" w:leftChars="0" w:rightChars="0" w:firstLineChars="0"/>
+              <w:ind w:left="0" w:leftChars="0" w:right="0" w:rightChars="0" w:firstLine="0" w:firstLineChars="0"/>
               <w:jc w:val="center"/>
               <w:textAlignment w:val="baseline"/>
               <w:rPr>
-                <w:rFonts w:ascii="宋体" w:eastAsia="宋体" w:hAnsi="宋体" w:cs="宋体"/>
+                <w:rFonts w:ascii="宋体" w:hAnsi="宋体" w:eastAsia="宋体" w:cs="宋体"/>
                 <w:sz w:val="20"/>
                 <w:szCs w:val="20"/>
               </w:rPr>
             </w:pPr>
             <w:r>
               <w:rPr>
-                <w:rFonts w:ascii="宋体" w:eastAsia="宋体" w:hAnsi="宋体" w:cs="宋体"/>
+                <w:rFonts w:ascii="宋体" w:hAnsi="宋体" w:eastAsia="宋体" w:cs="宋体"/>
                 <w:spacing w:val="7"/>
                 <w:sz w:val="20"/>
                 <w:szCs w:val="20"/>
@@ -1131,9 +1132,14 @@
       </w:tr>
       <w:tr>
         <w:tblPrEx>
-          <w:tblW w:w="8214" w:type="dxa"/>
-          <w:jc w:val="center"/>
-          <w:tblLayout w:type="fixed"/>
+          <w:tblBorders>
+            <w:top w:val="single" w:color="000000" w:sz="2" w:space="0"/>
+            <w:left w:val="single" w:color="000000" w:sz="2" w:space="0"/>
+            <w:bottom w:val="single" w:color="000000" w:sz="2" w:space="0"/>
+            <w:right w:val="single" w:color="000000" w:sz="2" w:space="0"/>
+            <w:insideH w:val="single" w:color="000000" w:sz="2" w:space="0"/>
+            <w:insideV w:val="single" w:color="000000" w:sz="2" w:space="0"/>
+          </w:tblBorders>
           <w:tblCellMar>
             <w:top w:w="0" w:type="dxa"/>
             <w:left w:w="0" w:type="dxa"/>
@@ -1142,7 +1148,7 @@
           </w:tblCellMar>
         </w:tblPrEx>
         <w:trPr>
-          <w:trHeight w:val="516"/>
+          <w:trHeight w:val="516" w:hRule="atLeast"/>
           <w:jc w:val="center"/>
         </w:trPr>
         <w:tc>
@@ -1164,11 +1170,11 @@
               <w:adjustRightInd w:val="0"/>
               <w:snapToGrid w:val="0"/>
               <w:spacing w:before="173" w:line="267" w:lineRule="exact"/>
-              <w:ind w:left="0" w:right="0" w:firstLine="0" w:leftChars="0" w:rightChars="0" w:firstLineChars="0"/>
+              <w:ind w:left="0" w:leftChars="0" w:right="0" w:rightChars="0" w:firstLine="0" w:firstLineChars="0"/>
               <w:jc w:val="center"/>
               <w:textAlignment w:val="baseline"/>
               <w:rPr>
-                <w:rFonts w:ascii="宋体" w:eastAsia="宋体" w:hAnsi="宋体" w:cs="宋体" w:hint="default"/>
+                <w:rFonts w:hint="default" w:ascii="宋体" w:hAnsi="宋体" w:eastAsia="宋体" w:cs="宋体"/>
                 <w:sz w:val="20"/>
                 <w:szCs w:val="20"/>
                 <w:lang w:val="en-US"/>
@@ -1176,7 +1182,7 @@
             </w:pPr>
             <w:r>
               <w:rPr>
-                <w:rFonts w:ascii="宋体" w:eastAsia="宋体" w:hAnsi="宋体" w:cs="宋体"/>
+                <w:rFonts w:ascii="宋体" w:hAnsi="宋体" w:eastAsia="宋体" w:cs="宋体"/>
                 <w:spacing w:val="3"/>
                 <w:position w:val="1"/>
                 <w:sz w:val="20"/>
@@ -1186,7 +1192,7 @@
             </w:r>
             <w:r>
               <w:rPr>
-                <w:rFonts w:ascii="宋体" w:hAnsi="宋体" w:cs="宋体" w:hint="eastAsia"/>
+                <w:rFonts w:hint="eastAsia" w:ascii="宋体" w:hAnsi="宋体" w:cs="宋体"/>
                 <w:spacing w:val="3"/>
                 <w:position w:val="1"/>
                 <w:sz w:val="20"/>
@@ -1197,7 +1203,7 @@
             </w:r>
             <w:r>
               <w:rPr>
-                <w:rFonts w:ascii="宋体" w:eastAsia="宋体" w:hAnsi="宋体" w:cs="宋体"/>
+                <w:rFonts w:ascii="宋体" w:hAnsi="宋体" w:eastAsia="宋体" w:cs="宋体"/>
                 <w:spacing w:val="3"/>
                 <w:position w:val="1"/>
                 <w:sz w:val="20"/>
@@ -1207,7 +1213,7 @@
             </w:r>
             <w:r>
               <w:rPr>
-                <w:rFonts w:ascii="宋体" w:hAnsi="宋体" w:cs="宋体" w:hint="eastAsia"/>
+                <w:rFonts w:hint="eastAsia" w:ascii="宋体" w:hAnsi="宋体" w:cs="宋体"/>
                 <w:spacing w:val="3"/>
                 <w:position w:val="1"/>
                 <w:sz w:val="20"/>
@@ -1237,18 +1243,18 @@
               <w:adjustRightInd w:val="0"/>
               <w:snapToGrid w:val="0"/>
               <w:spacing w:before="173" w:line="267" w:lineRule="exact"/>
-              <w:ind w:left="0" w:right="0" w:firstLine="0" w:leftChars="0" w:rightChars="0" w:firstLineChars="0"/>
+              <w:ind w:left="0" w:leftChars="0" w:right="0" w:rightChars="0" w:firstLine="0" w:firstLineChars="0"/>
               <w:jc w:val="center"/>
               <w:textAlignment w:val="baseline"/>
               <w:rPr>
-                <w:rFonts w:ascii="宋体" w:eastAsia="宋体" w:hAnsi="宋体" w:cs="宋体"/>
+                <w:rFonts w:ascii="宋体" w:hAnsi="宋体" w:eastAsia="宋体" w:cs="宋体"/>
                 <w:sz w:val="20"/>
                 <w:szCs w:val="20"/>
               </w:rPr>
             </w:pPr>
             <w:r>
               <w:rPr>
-                <w:rFonts w:ascii="宋体" w:eastAsia="宋体" w:hAnsi="宋体" w:cs="宋体"/>
+                <w:rFonts w:ascii="宋体" w:hAnsi="宋体" w:eastAsia="宋体" w:cs="宋体"/>
                 <w:spacing w:val="4"/>
                 <w:position w:val="1"/>
                 <w:sz w:val="20"/>
@@ -1277,18 +1283,18 @@
               <w:adjustRightInd w:val="0"/>
               <w:snapToGrid w:val="0"/>
               <w:spacing w:before="172" w:line="228" w:lineRule="auto"/>
-              <w:ind w:left="0" w:right="0" w:firstLine="0" w:leftChars="0" w:rightChars="0" w:firstLineChars="0"/>
+              <w:ind w:left="0" w:leftChars="0" w:right="0" w:rightChars="0" w:firstLine="0" w:firstLineChars="0"/>
               <w:jc w:val="center"/>
               <w:textAlignment w:val="baseline"/>
               <w:rPr>
-                <w:rFonts w:ascii="宋体" w:eastAsia="宋体" w:hAnsi="宋体" w:cs="宋体"/>
+                <w:rFonts w:ascii="宋体" w:hAnsi="宋体" w:eastAsia="宋体" w:cs="宋体"/>
                 <w:sz w:val="20"/>
                 <w:szCs w:val="20"/>
               </w:rPr>
             </w:pPr>
             <w:r>
               <w:rPr>
-                <w:rFonts w:ascii="宋体" w:eastAsia="宋体" w:hAnsi="宋体" w:cs="宋体"/>
+                <w:rFonts w:ascii="宋体" w:hAnsi="宋体" w:eastAsia="宋体" w:cs="宋体"/>
                 <w:spacing w:val="200"/>
                 <w:kern w:val="0"/>
                 <w:sz w:val="20"/>
@@ -1298,7 +1304,7 @@
             </w:r>
             <w:r>
               <w:rPr>
-                <w:rFonts w:ascii="宋体" w:eastAsia="宋体" w:hAnsi="宋体" w:cs="宋体"/>
+                <w:rFonts w:ascii="宋体" w:hAnsi="宋体" w:eastAsia="宋体" w:cs="宋体"/>
                 <w:spacing w:val="0"/>
                 <w:kern w:val="0"/>
                 <w:sz w:val="20"/>
@@ -1327,11 +1333,11 @@
               <w:adjustRightInd w:val="0"/>
               <w:snapToGrid w:val="0"/>
               <w:spacing w:before="173" w:line="229" w:lineRule="auto"/>
-              <w:ind w:left="0" w:right="0" w:firstLine="0" w:leftChars="0" w:rightChars="0" w:firstLineChars="0"/>
+              <w:ind w:left="0" w:leftChars="0" w:right="0" w:rightChars="0" w:firstLine="0" w:firstLineChars="0"/>
               <w:jc w:val="center"/>
               <w:textAlignment w:val="baseline"/>
               <w:rPr>
-                <w:rFonts w:ascii="宋体" w:eastAsia="宋体" w:hAnsi="宋体" w:cs="宋体"/>
+                <w:rFonts w:ascii="宋体" w:hAnsi="宋体" w:eastAsia="宋体" w:cs="宋体"/>
                 <w:spacing w:val="200"/>
                 <w:kern w:val="0"/>
                 <w:sz w:val="20"/>
@@ -1340,7 +1346,7 @@
             </w:pPr>
             <w:r>
               <w:rPr>
-                <w:rFonts w:asciiTheme="minorAscii" w:eastAsiaTheme="minorEastAsia" w:hAnsiTheme="minorAscii" w:hint="eastAsia"/>
+                <w:rFonts w:hint="eastAsia" w:asciiTheme="minorAscii" w:hAnsiTheme="minorAscii" w:eastAsiaTheme="minorEastAsia"/>
                 <w:spacing w:val="0"/>
                 <w:kern w:val="0"/>
                 <w:sz w:val="21"/>
@@ -1370,11 +1376,11 @@
               <w:adjustRightInd w:val="0"/>
               <w:snapToGrid w:val="0"/>
               <w:spacing w:before="173" w:line="229" w:lineRule="auto"/>
-              <w:ind w:left="0" w:right="0" w:firstLine="0" w:leftChars="0" w:rightChars="0" w:firstLineChars="0"/>
+              <w:ind w:left="0" w:leftChars="0" w:right="0" w:rightChars="0" w:firstLine="0" w:firstLineChars="0"/>
               <w:jc w:val="center"/>
               <w:textAlignment w:val="baseline"/>
               <w:rPr>
-                <w:rFonts w:ascii="宋体" w:eastAsia="宋体" w:hAnsi="宋体" w:cs="宋体"/>
+                <w:rFonts w:ascii="宋体" w:hAnsi="宋体" w:eastAsia="宋体" w:cs="宋体"/>
                 <w:spacing w:val="200"/>
                 <w:kern w:val="0"/>
                 <w:sz w:val="20"/>
@@ -1383,7 +1389,7 @@
             </w:pPr>
             <w:r>
               <w:rPr>
-                <w:rFonts w:asciiTheme="minorAscii" w:eastAsiaTheme="minorEastAsia" w:hAnsiTheme="minorAscii" w:hint="eastAsia"/>
+                <w:rFonts w:hint="eastAsia" w:asciiTheme="minorAscii" w:hAnsiTheme="minorAscii" w:eastAsiaTheme="minorEastAsia"/>
                 <w:spacing w:val="0"/>
                 <w:kern w:val="0"/>
                 <w:sz w:val="21"/>
@@ -1413,18 +1419,18 @@
               <w:adjustRightInd w:val="0"/>
               <w:snapToGrid w:val="0"/>
               <w:spacing w:before="173" w:line="229" w:lineRule="auto"/>
-              <w:ind w:left="0" w:right="0" w:firstLine="0" w:leftChars="0" w:rightChars="0" w:firstLineChars="0"/>
+              <w:ind w:left="0" w:leftChars="0" w:right="0" w:rightChars="0" w:firstLine="0" w:firstLineChars="0"/>
               <w:jc w:val="center"/>
               <w:textAlignment w:val="baseline"/>
               <w:rPr>
-                <w:rFonts w:ascii="宋体" w:eastAsia="宋体" w:hAnsi="宋体" w:cs="宋体"/>
+                <w:rFonts w:ascii="宋体" w:hAnsi="宋体" w:eastAsia="宋体" w:cs="宋体"/>
                 <w:sz w:val="20"/>
                 <w:szCs w:val="20"/>
               </w:rPr>
             </w:pPr>
             <w:r>
               <w:rPr>
-                <w:rFonts w:asciiTheme="minorAscii" w:eastAsiaTheme="minorEastAsia" w:hAnsiTheme="minorAscii" w:hint="eastAsia"/>
+                <w:rFonts w:hint="eastAsia" w:asciiTheme="minorAscii" w:hAnsiTheme="minorAscii" w:eastAsiaTheme="minorEastAsia"/>
                 <w:spacing w:val="0"/>
                 <w:kern w:val="0"/>
                 <w:sz w:val="21"/>
@@ -1438,9 +1444,14 @@
       </w:tr>
       <w:tr>
         <w:tblPrEx>
-          <w:tblW w:w="8214" w:type="dxa"/>
-          <w:jc w:val="center"/>
-          <w:tblLayout w:type="fixed"/>
+          <w:tblBorders>
+            <w:top w:val="single" w:color="000000" w:sz="2" w:space="0"/>
+            <w:left w:val="single" w:color="000000" w:sz="2" w:space="0"/>
+            <w:bottom w:val="single" w:color="000000" w:sz="2" w:space="0"/>
+            <w:right w:val="single" w:color="000000" w:sz="2" w:space="0"/>
+            <w:insideH w:val="single" w:color="000000" w:sz="2" w:space="0"/>
+            <w:insideV w:val="single" w:color="000000" w:sz="2" w:space="0"/>
+          </w:tblBorders>
           <w:tblCellMar>
             <w:top w:w="0" w:type="dxa"/>
             <w:left w:w="0" w:type="dxa"/>
@@ -1449,7 +1460,7 @@
           </w:tblCellMar>
         </w:tblPrEx>
         <w:trPr>
-          <w:trHeight w:val="556"/>
+          <w:trHeight w:val="556" w:hRule="atLeast"/>
           <w:jc w:val="center"/>
         </w:trPr>
         <w:tc>
@@ -1458,7 +1469,7 @@
           </w:tcPr>
           <w:p>
             <w:pPr>
-              <w:pStyle w:val="TableText"/>
+              <w:pStyle w:val="27"/>
               <w:keepNext w:val="0"/>
               <w:keepLines w:val="0"/>
               <w:pageBreakBefore w:val="0"/>
@@ -1471,7 +1482,7 @@
               <w:bidi w:val="0"/>
               <w:adjustRightInd w:val="0"/>
               <w:snapToGrid w:val="0"/>
-              <w:ind w:left="0" w:right="0" w:firstLine="0" w:leftChars="0" w:rightChars="0" w:firstLineChars="0"/>
+              <w:ind w:left="0" w:leftChars="0" w:right="0" w:rightChars="0" w:firstLine="0" w:firstLineChars="0"/>
               <w:jc w:val="center"/>
               <w:textAlignment w:val="baseline"/>
             </w:pPr>
@@ -1483,7 +1494,7 @@
           </w:tcPr>
           <w:p>
             <w:pPr>
-              <w:pStyle w:val="TableText"/>
+              <w:pStyle w:val="27"/>
               <w:keepNext w:val="0"/>
               <w:keepLines w:val="0"/>
               <w:pageBreakBefore w:val="0"/>
@@ -1496,7 +1507,7 @@
               <w:bidi w:val="0"/>
               <w:adjustRightInd w:val="0"/>
               <w:snapToGrid w:val="0"/>
-              <w:ind w:left="0" w:right="0" w:firstLine="0" w:leftChars="0" w:rightChars="0" w:firstLineChars="0"/>
+              <w:ind w:left="0" w:leftChars="0" w:right="0" w:rightChars="0" w:firstLine="0" w:firstLineChars="0"/>
               <w:jc w:val="center"/>
               <w:textAlignment w:val="baseline"/>
             </w:pPr>
@@ -1508,7 +1519,7 @@
           </w:tcPr>
           <w:p>
             <w:pPr>
-              <w:pStyle w:val="TableText"/>
+              <w:pStyle w:val="27"/>
               <w:keepNext w:val="0"/>
               <w:keepLines w:val="0"/>
               <w:pageBreakBefore w:val="0"/>
@@ -1521,7 +1532,7 @@
               <w:bidi w:val="0"/>
               <w:adjustRightInd w:val="0"/>
               <w:snapToGrid w:val="0"/>
-              <w:ind w:left="0" w:right="0" w:firstLine="0" w:leftChars="0" w:rightChars="0" w:firstLineChars="0"/>
+              <w:ind w:left="0" w:leftChars="0" w:right="0" w:rightChars="0" w:firstLine="0" w:firstLineChars="0"/>
               <w:jc w:val="center"/>
               <w:textAlignment w:val="baseline"/>
             </w:pPr>
@@ -1533,7 +1544,7 @@
           </w:tcPr>
           <w:p>
             <w:pPr>
-              <w:pStyle w:val="TableText"/>
+              <w:pStyle w:val="27"/>
               <w:keepNext w:val="0"/>
               <w:keepLines w:val="0"/>
               <w:pageBreakBefore w:val="0"/>
@@ -1546,7 +1557,7 @@
               <w:bidi w:val="0"/>
               <w:adjustRightInd w:val="0"/>
               <w:snapToGrid w:val="0"/>
-              <w:ind w:left="0" w:right="0" w:firstLine="0" w:leftChars="0" w:rightChars="0" w:firstLineChars="0"/>
+              <w:ind w:left="0" w:leftChars="0" w:right="0" w:rightChars="0" w:firstLine="0" w:firstLineChars="0"/>
               <w:jc w:val="center"/>
               <w:textAlignment w:val="baseline"/>
             </w:pPr>
@@ -1558,7 +1569,7 @@
           </w:tcPr>
           <w:p>
             <w:pPr>
-              <w:pStyle w:val="TableText"/>
+              <w:pStyle w:val="27"/>
               <w:keepNext w:val="0"/>
               <w:keepLines w:val="0"/>
               <w:pageBreakBefore w:val="0"/>
@@ -1571,7 +1582,7 @@
               <w:bidi w:val="0"/>
               <w:adjustRightInd w:val="0"/>
               <w:snapToGrid w:val="0"/>
-              <w:ind w:left="0" w:right="0" w:firstLine="0" w:leftChars="0" w:rightChars="0" w:firstLineChars="0"/>
+              <w:ind w:left="0" w:leftChars="0" w:right="0" w:rightChars="0" w:firstLine="0" w:firstLineChars="0"/>
               <w:jc w:val="center"/>
               <w:textAlignment w:val="baseline"/>
             </w:pPr>
@@ -1583,7 +1594,7 @@
           </w:tcPr>
           <w:p>
             <w:pPr>
-              <w:pStyle w:val="TableText"/>
+              <w:pStyle w:val="27"/>
               <w:keepNext w:val="0"/>
               <w:keepLines w:val="0"/>
               <w:pageBreakBefore w:val="0"/>
@@ -1596,7 +1607,7 @@
               <w:bidi w:val="0"/>
               <w:adjustRightInd w:val="0"/>
               <w:snapToGrid w:val="0"/>
-              <w:ind w:left="0" w:right="0" w:firstLine="0" w:leftChars="0" w:rightChars="0" w:firstLineChars="0"/>
+              <w:ind w:left="0" w:leftChars="0" w:right="0" w:rightChars="0" w:firstLine="0" w:firstLineChars="0"/>
               <w:jc w:val="center"/>
               <w:textAlignment w:val="baseline"/>
             </w:pPr>
@@ -1605,9 +1616,14 @@
       </w:tr>
       <w:tr>
         <w:tblPrEx>
-          <w:tblW w:w="8214" w:type="dxa"/>
-          <w:jc w:val="center"/>
-          <w:tblLayout w:type="fixed"/>
+          <w:tblBorders>
+            <w:top w:val="single" w:color="000000" w:sz="2" w:space="0"/>
+            <w:left w:val="single" w:color="000000" w:sz="2" w:space="0"/>
+            <w:bottom w:val="single" w:color="000000" w:sz="2" w:space="0"/>
+            <w:right w:val="single" w:color="000000" w:sz="2" w:space="0"/>
+            <w:insideH w:val="single" w:color="000000" w:sz="2" w:space="0"/>
+            <w:insideV w:val="single" w:color="000000" w:sz="2" w:space="0"/>
+          </w:tblBorders>
           <w:tblCellMar>
             <w:top w:w="0" w:type="dxa"/>
             <w:left w:w="0" w:type="dxa"/>
@@ -1616,7 +1632,7 @@
           </w:tblCellMar>
         </w:tblPrEx>
         <w:trPr>
-          <w:trHeight w:val="556"/>
+          <w:trHeight w:val="556" w:hRule="atLeast"/>
           <w:jc w:val="center"/>
         </w:trPr>
         <w:tc>
@@ -1625,7 +1641,7 @@
           </w:tcPr>
           <w:p>
             <w:pPr>
-              <w:pStyle w:val="TableText"/>
+              <w:pStyle w:val="27"/>
               <w:keepNext w:val="0"/>
               <w:keepLines w:val="0"/>
               <w:pageBreakBefore w:val="0"/>
@@ -1638,7 +1654,7 @@
               <w:bidi w:val="0"/>
               <w:adjustRightInd w:val="0"/>
               <w:snapToGrid w:val="0"/>
-              <w:ind w:left="0" w:right="0" w:firstLine="0" w:leftChars="0" w:rightChars="0" w:firstLineChars="0"/>
+              <w:ind w:left="0" w:leftChars="0" w:right="0" w:rightChars="0" w:firstLine="0" w:firstLineChars="0"/>
               <w:jc w:val="center"/>
               <w:textAlignment w:val="baseline"/>
             </w:pPr>
@@ -1650,7 +1666,7 @@
           </w:tcPr>
           <w:p>
             <w:pPr>
-              <w:pStyle w:val="TableText"/>
+              <w:pStyle w:val="27"/>
               <w:keepNext w:val="0"/>
               <w:keepLines w:val="0"/>
               <w:pageBreakBefore w:val="0"/>
@@ -1663,7 +1679,7 @@
               <w:bidi w:val="0"/>
               <w:adjustRightInd w:val="0"/>
               <w:snapToGrid w:val="0"/>
-              <w:ind w:left="0" w:right="0" w:firstLine="0" w:leftChars="0" w:rightChars="0" w:firstLineChars="0"/>
+              <w:ind w:left="0" w:leftChars="0" w:right="0" w:rightChars="0" w:firstLine="0" w:firstLineChars="0"/>
               <w:jc w:val="center"/>
               <w:textAlignment w:val="baseline"/>
             </w:pPr>
@@ -1675,7 +1691,7 @@
           </w:tcPr>
           <w:p>
             <w:pPr>
-              <w:pStyle w:val="TableText"/>
+              <w:pStyle w:val="27"/>
               <w:keepNext w:val="0"/>
               <w:keepLines w:val="0"/>
               <w:pageBreakBefore w:val="0"/>
@@ -1688,7 +1704,7 @@
               <w:bidi w:val="0"/>
               <w:adjustRightInd w:val="0"/>
               <w:snapToGrid w:val="0"/>
-              <w:ind w:left="0" w:right="0" w:firstLine="0" w:leftChars="0" w:rightChars="0" w:firstLineChars="0"/>
+              <w:ind w:left="0" w:leftChars="0" w:right="0" w:rightChars="0" w:firstLine="0" w:firstLineChars="0"/>
               <w:jc w:val="center"/>
               <w:textAlignment w:val="baseline"/>
             </w:pPr>
@@ -1700,7 +1716,7 @@
           </w:tcPr>
           <w:p>
             <w:pPr>
-              <w:pStyle w:val="TableText"/>
+              <w:pStyle w:val="27"/>
               <w:keepNext w:val="0"/>
               <w:keepLines w:val="0"/>
               <w:pageBreakBefore w:val="0"/>
@@ -1713,7 +1729,7 @@
               <w:bidi w:val="0"/>
               <w:adjustRightInd w:val="0"/>
               <w:snapToGrid w:val="0"/>
-              <w:ind w:left="0" w:right="0" w:firstLine="0" w:leftChars="0" w:rightChars="0" w:firstLineChars="0"/>
+              <w:ind w:left="0" w:leftChars="0" w:right="0" w:rightChars="0" w:firstLine="0" w:firstLineChars="0"/>
               <w:jc w:val="center"/>
               <w:textAlignment w:val="baseline"/>
             </w:pPr>
@@ -1725,7 +1741,7 @@
           </w:tcPr>
           <w:p>
             <w:pPr>
-              <w:pStyle w:val="TableText"/>
+              <w:pStyle w:val="27"/>
               <w:keepNext w:val="0"/>
               <w:keepLines w:val="0"/>
               <w:pageBreakBefore w:val="0"/>
@@ -1738,7 +1754,7 @@
               <w:bidi w:val="0"/>
               <w:adjustRightInd w:val="0"/>
               <w:snapToGrid w:val="0"/>
-              <w:ind w:left="0" w:right="0" w:firstLine="0" w:leftChars="0" w:rightChars="0" w:firstLineChars="0"/>
+              <w:ind w:left="0" w:leftChars="0" w:right="0" w:rightChars="0" w:firstLine="0" w:firstLineChars="0"/>
               <w:jc w:val="center"/>
               <w:textAlignment w:val="baseline"/>
             </w:pPr>
@@ -1750,7 +1766,7 @@
           </w:tcPr>
           <w:p>
             <w:pPr>
-              <w:pStyle w:val="TableText"/>
+              <w:pStyle w:val="27"/>
               <w:keepNext w:val="0"/>
               <w:keepLines w:val="0"/>
               <w:pageBreakBefore w:val="0"/>
@@ -1763,7 +1779,7 @@
               <w:bidi w:val="0"/>
               <w:adjustRightInd w:val="0"/>
               <w:snapToGrid w:val="0"/>
-              <w:ind w:left="0" w:right="0" w:firstLine="0" w:leftChars="0" w:rightChars="0" w:firstLineChars="0"/>
+              <w:ind w:left="0" w:leftChars="0" w:right="0" w:rightChars="0" w:firstLine="0" w:firstLineChars="0"/>
               <w:jc w:val="center"/>
               <w:textAlignment w:val="baseline"/>
             </w:pPr>
@@ -1772,9 +1788,14 @@
       </w:tr>
       <w:tr>
         <w:tblPrEx>
-          <w:tblW w:w="8214" w:type="dxa"/>
-          <w:jc w:val="center"/>
-          <w:tblLayout w:type="fixed"/>
+          <w:tblBorders>
+            <w:top w:val="single" w:color="000000" w:sz="2" w:space="0"/>
+            <w:left w:val="single" w:color="000000" w:sz="2" w:space="0"/>
+            <w:bottom w:val="single" w:color="000000" w:sz="2" w:space="0"/>
+            <w:right w:val="single" w:color="000000" w:sz="2" w:space="0"/>
+            <w:insideH w:val="single" w:color="000000" w:sz="2" w:space="0"/>
+            <w:insideV w:val="single" w:color="000000" w:sz="2" w:space="0"/>
+          </w:tblBorders>
           <w:tblCellMar>
             <w:top w:w="0" w:type="dxa"/>
             <w:left w:w="0" w:type="dxa"/>
@@ -1783,7 +1804,7 @@
           </w:tblCellMar>
         </w:tblPrEx>
         <w:trPr>
-          <w:trHeight w:val="557"/>
+          <w:trHeight w:val="557" w:hRule="atLeast"/>
           <w:jc w:val="center"/>
         </w:trPr>
         <w:tc>
@@ -1792,7 +1813,7 @@
           </w:tcPr>
           <w:p>
             <w:pPr>
-              <w:pStyle w:val="TableText"/>
+              <w:pStyle w:val="27"/>
               <w:keepNext w:val="0"/>
               <w:keepLines w:val="0"/>
               <w:pageBreakBefore w:val="0"/>
@@ -1805,7 +1826,7 @@
               <w:bidi w:val="0"/>
               <w:adjustRightInd w:val="0"/>
               <w:snapToGrid w:val="0"/>
-              <w:ind w:left="0" w:right="0" w:firstLine="0" w:leftChars="0" w:rightChars="0" w:firstLineChars="0"/>
+              <w:ind w:left="0" w:leftChars="0" w:right="0" w:rightChars="0" w:firstLine="0" w:firstLineChars="0"/>
               <w:jc w:val="center"/>
               <w:textAlignment w:val="baseline"/>
             </w:pPr>
@@ -1817,7 +1838,7 @@
           </w:tcPr>
           <w:p>
             <w:pPr>
-              <w:pStyle w:val="TableText"/>
+              <w:pStyle w:val="27"/>
               <w:keepNext w:val="0"/>
               <w:keepLines w:val="0"/>
               <w:pageBreakBefore w:val="0"/>
@@ -1830,7 +1851,7 @@
               <w:bidi w:val="0"/>
               <w:adjustRightInd w:val="0"/>
               <w:snapToGrid w:val="0"/>
-              <w:ind w:left="0" w:right="0" w:firstLine="0" w:leftChars="0" w:rightChars="0" w:firstLineChars="0"/>
+              <w:ind w:left="0" w:leftChars="0" w:right="0" w:rightChars="0" w:firstLine="0" w:firstLineChars="0"/>
               <w:jc w:val="center"/>
               <w:textAlignment w:val="baseline"/>
             </w:pPr>
@@ -1842,7 +1863,7 @@
           </w:tcPr>
           <w:p>
             <w:pPr>
-              <w:pStyle w:val="TableText"/>
+              <w:pStyle w:val="27"/>
               <w:keepNext w:val="0"/>
               <w:keepLines w:val="0"/>
               <w:pageBreakBefore w:val="0"/>
@@ -1855,7 +1876,7 @@
               <w:bidi w:val="0"/>
               <w:adjustRightInd w:val="0"/>
               <w:snapToGrid w:val="0"/>
-              <w:ind w:left="0" w:right="0" w:firstLine="0" w:leftChars="0" w:rightChars="0" w:firstLineChars="0"/>
+              <w:ind w:left="0" w:leftChars="0" w:right="0" w:rightChars="0" w:firstLine="0" w:firstLineChars="0"/>
               <w:jc w:val="center"/>
               <w:textAlignment w:val="baseline"/>
             </w:pPr>
@@ -1867,7 +1888,7 @@
           </w:tcPr>
           <w:p>
             <w:pPr>
-              <w:pStyle w:val="TableText"/>
+              <w:pStyle w:val="27"/>
               <w:keepNext w:val="0"/>
               <w:keepLines w:val="0"/>
               <w:pageBreakBefore w:val="0"/>
@@ -1880,7 +1901,7 @@
               <w:bidi w:val="0"/>
               <w:adjustRightInd w:val="0"/>
               <w:snapToGrid w:val="0"/>
-              <w:ind w:left="0" w:right="0" w:firstLine="0" w:leftChars="0" w:rightChars="0" w:firstLineChars="0"/>
+              <w:ind w:left="0" w:leftChars="0" w:right="0" w:rightChars="0" w:firstLine="0" w:firstLineChars="0"/>
               <w:jc w:val="center"/>
               <w:textAlignment w:val="baseline"/>
             </w:pPr>
@@ -1892,7 +1913,7 @@
           </w:tcPr>
           <w:p>
             <w:pPr>
-              <w:pStyle w:val="TableText"/>
+              <w:pStyle w:val="27"/>
               <w:keepNext w:val="0"/>
               <w:keepLines w:val="0"/>
               <w:pageBreakBefore w:val="0"/>
@@ -1905,7 +1926,7 @@
               <w:bidi w:val="0"/>
               <w:adjustRightInd w:val="0"/>
               <w:snapToGrid w:val="0"/>
-              <w:ind w:left="0" w:right="0" w:firstLine="0" w:leftChars="0" w:rightChars="0" w:firstLineChars="0"/>
+              <w:ind w:left="0" w:leftChars="0" w:right="0" w:rightChars="0" w:firstLine="0" w:firstLineChars="0"/>
               <w:jc w:val="center"/>
               <w:textAlignment w:val="baseline"/>
             </w:pPr>
@@ -1917,7 +1938,7 @@
           </w:tcPr>
           <w:p>
             <w:pPr>
-              <w:pStyle w:val="TableText"/>
+              <w:pStyle w:val="27"/>
               <w:keepNext w:val="0"/>
               <w:keepLines w:val="0"/>
               <w:pageBreakBefore w:val="0"/>
@@ -1930,7 +1951,7 @@
               <w:bidi w:val="0"/>
               <w:adjustRightInd w:val="0"/>
               <w:snapToGrid w:val="0"/>
-              <w:ind w:left="0" w:right="0" w:firstLine="0" w:leftChars="0" w:rightChars="0" w:firstLineChars="0"/>
+              <w:ind w:left="0" w:leftChars="0" w:right="0" w:rightChars="0" w:firstLine="0" w:firstLineChars="0"/>
               <w:jc w:val="center"/>
               <w:textAlignment w:val="baseline"/>
             </w:pPr>
@@ -1961,7 +1982,7 @@
     <w:sdt>
       <w:sdtPr>
         <w:rPr>
-          <w:rFonts w:ascii="宋体" w:eastAsia="宋体" w:hAnsi="宋体" w:cs="Arial"/>
+          <w:rFonts w:ascii="宋体" w:hAnsi="宋体" w:eastAsia="宋体" w:cs="Arial"/>
           <w:snapToGrid w:val="0"/>
           <w:color w:val="000000"/>
           <w:kern w:val="0"/>
@@ -1977,7 +1998,7 @@
       </w:sdtPr>
       <w:sdtEndPr>
         <w:rPr>
-          <w:rFonts w:ascii="宋体" w:eastAsia="宋体" w:hAnsi="宋体" w:cs="宋体" w:hint="eastAsia"/>
+          <w:rFonts w:hint="eastAsia" w:ascii="宋体" w:hAnsi="宋体" w:eastAsia="宋体" w:cs="宋体"/>
           <w:snapToGrid w:val="0"/>
           <w:color w:val="000000"/>
           <w:kern w:val="0"/>
@@ -2002,18 +2023,18 @@
             <w:adjustRightInd w:val="0"/>
             <w:snapToGrid w:val="0"/>
             <w:spacing w:before="0" w:beforeLines="0" w:after="0" w:afterLines="0" w:line="240" w:lineRule="auto"/>
-            <w:ind w:left="0" w:right="0" w:firstLine="0" w:leftChars="0" w:rightChars="0" w:firstLineChars="0"/>
+            <w:ind w:left="0" w:leftChars="0" w:right="0" w:rightChars="0" w:firstLine="0" w:firstLineChars="0"/>
             <w:jc w:val="center"/>
             <w:textAlignment w:val="baseline"/>
             <w:rPr>
-              <w:rFonts w:ascii="宋体" w:eastAsia="宋体" w:hAnsi="宋体" w:cs="宋体" w:hint="eastAsia"/>
+              <w:rFonts w:hint="eastAsia" w:ascii="宋体" w:hAnsi="宋体" w:eastAsia="宋体" w:cs="宋体"/>
               <w:sz w:val="24"/>
               <w:szCs w:val="24"/>
             </w:rPr>
           </w:pPr>
           <w:r>
             <w:rPr>
-              <w:rFonts w:ascii="宋体" w:eastAsia="宋体" w:hAnsi="宋体" w:cs="宋体" w:hint="eastAsia"/>
+              <w:rFonts w:hint="eastAsia" w:ascii="宋体" w:hAnsi="宋体" w:eastAsia="宋体" w:cs="宋体"/>
               <w:sz w:val="24"/>
               <w:szCs w:val="24"/>
             </w:rPr>
@@ -2022,14 +2043,14 @@
         </w:p>
         <w:p>
           <w:pPr>
-            <w:pStyle w:val="TOC1"/>
+            <w:pStyle w:val="16"/>
             <w:tabs>
               <w:tab w:val="right" w:leader="dot" w:pos="8306"/>
             </w:tabs>
           </w:pPr>
           <w:r>
             <w:rPr>
-              <w:rFonts w:ascii="宋体" w:eastAsia="宋体" w:hAnsi="宋体" w:cs="宋体" w:hint="eastAsia"/>
+              <w:rFonts w:hint="eastAsia" w:ascii="宋体" w:hAnsi="宋体" w:eastAsia="宋体" w:cs="宋体"/>
               <w:sz w:val="24"/>
               <w:szCs w:val="24"/>
             </w:rPr>
@@ -2037,7 +2058,7 @@
           </w:r>
           <w:r>
             <w:rPr>
-              <w:rFonts w:ascii="宋体" w:eastAsia="宋体" w:hAnsi="宋体" w:cs="宋体" w:hint="eastAsia"/>
+              <w:rFonts w:hint="eastAsia" w:ascii="宋体" w:hAnsi="宋体" w:eastAsia="宋体" w:cs="宋体"/>
               <w:sz w:val="24"/>
               <w:szCs w:val="24"/>
             </w:rPr>
@@ -2045,7 +2066,7 @@
           </w:r>
           <w:r>
             <w:rPr>
-              <w:rFonts w:ascii="宋体" w:eastAsia="宋体" w:hAnsi="宋体" w:cs="宋体" w:hint="eastAsia"/>
+              <w:rFonts w:hint="eastAsia" w:ascii="宋体" w:hAnsi="宋体" w:eastAsia="宋体" w:cs="宋体"/>
               <w:sz w:val="24"/>
               <w:szCs w:val="24"/>
             </w:rPr>
@@ -2053,21 +2074,21 @@
           </w:r>
           <w:r>
             <w:rPr>
-              <w:rFonts w:ascii="宋体" w:eastAsia="宋体" w:hAnsi="宋体" w:cs="宋体" w:hint="eastAsia"/>
+              <w:rFonts w:hint="eastAsia" w:ascii="宋体" w:hAnsi="宋体" w:eastAsia="宋体" w:cs="宋体"/>
               <w:szCs w:val="24"/>
             </w:rPr>
             <w:fldChar w:fldCharType="begin"/>
           </w:r>
           <w:r>
             <w:rPr>
-              <w:rFonts w:ascii="宋体" w:eastAsia="宋体" w:hAnsi="宋体" w:cs="宋体" w:hint="eastAsia"/>
+              <w:rFonts w:hint="eastAsia" w:ascii="宋体" w:hAnsi="宋体" w:eastAsia="宋体" w:cs="宋体"/>
               <w:szCs w:val="24"/>
             </w:rPr>
             <w:instrText xml:space="preserve"> HYPERLINK \l _Toc32014 </w:instrText>
           </w:r>
           <w:r>
             <w:rPr>
-              <w:rFonts w:ascii="宋体" w:eastAsia="宋体" w:hAnsi="宋体" w:cs="宋体" w:hint="eastAsia"/>
+              <w:rFonts w:hint="eastAsia" w:ascii="宋体" w:hAnsi="宋体" w:eastAsia="宋体" w:cs="宋体"/>
               <w:szCs w:val="24"/>
             </w:rPr>
             <w:fldChar w:fldCharType="separate"/>
@@ -2099,7 +2120,7 @@
           </w:r>
           <w:r>
             <w:rPr>
-              <w:rFonts w:ascii="宋体" w:eastAsia="宋体" w:hAnsi="宋体" w:cs="宋体" w:hint="eastAsia"/>
+              <w:rFonts w:hint="eastAsia" w:ascii="宋体" w:hAnsi="宋体" w:eastAsia="宋体" w:cs="宋体"/>
               <w:szCs w:val="24"/>
             </w:rPr>
             <w:fldChar w:fldCharType="end"/>
@@ -2107,28 +2128,28 @@
         </w:p>
         <w:p>
           <w:pPr>
-            <w:pStyle w:val="TOC1"/>
+            <w:pStyle w:val="16"/>
             <w:tabs>
               <w:tab w:val="right" w:leader="dot" w:pos="8306"/>
             </w:tabs>
           </w:pPr>
           <w:r>
             <w:rPr>
-              <w:rFonts w:ascii="宋体" w:eastAsia="宋体" w:hAnsi="宋体" w:cs="宋体" w:hint="eastAsia"/>
+              <w:rFonts w:hint="eastAsia" w:ascii="宋体" w:hAnsi="宋体" w:eastAsia="宋体" w:cs="宋体"/>
               <w:szCs w:val="24"/>
             </w:rPr>
             <w:fldChar w:fldCharType="begin"/>
           </w:r>
           <w:r>
             <w:rPr>
-              <w:rFonts w:ascii="宋体" w:eastAsia="宋体" w:hAnsi="宋体" w:cs="宋体" w:hint="eastAsia"/>
+              <w:rFonts w:hint="eastAsia" w:ascii="宋体" w:hAnsi="宋体" w:eastAsia="宋体" w:cs="宋体"/>
               <w:szCs w:val="24"/>
             </w:rPr>
             <w:instrText xml:space="preserve"> HYPERLINK \l _Toc22317 </w:instrText>
           </w:r>
           <w:r>
             <w:rPr>
-              <w:rFonts w:ascii="宋体" w:eastAsia="宋体" w:hAnsi="宋体" w:cs="宋体" w:hint="eastAsia"/>
+              <w:rFonts w:hint="eastAsia" w:ascii="宋体" w:hAnsi="宋体" w:eastAsia="宋体" w:cs="宋体"/>
               <w:szCs w:val="24"/>
             </w:rPr>
             <w:fldChar w:fldCharType="separate"/>
@@ -2160,7 +2181,7 @@
           </w:r>
           <w:r>
             <w:rPr>
-              <w:rFonts w:ascii="宋体" w:eastAsia="宋体" w:hAnsi="宋体" w:cs="宋体" w:hint="eastAsia"/>
+              <w:rFonts w:hint="eastAsia" w:ascii="宋体" w:hAnsi="宋体" w:eastAsia="宋体" w:cs="宋体"/>
               <w:szCs w:val="24"/>
             </w:rPr>
             <w:fldChar w:fldCharType="end"/>
@@ -2168,28 +2189,28 @@
         </w:p>
         <w:p>
           <w:pPr>
-            <w:pStyle w:val="TOC1"/>
+            <w:pStyle w:val="16"/>
             <w:tabs>
               <w:tab w:val="right" w:leader="dot" w:pos="8306"/>
             </w:tabs>
           </w:pPr>
           <w:r>
             <w:rPr>
-              <w:rFonts w:ascii="宋体" w:eastAsia="宋体" w:hAnsi="宋体" w:cs="宋体" w:hint="eastAsia"/>
+              <w:rFonts w:hint="eastAsia" w:ascii="宋体" w:hAnsi="宋体" w:eastAsia="宋体" w:cs="宋体"/>
               <w:szCs w:val="24"/>
             </w:rPr>
             <w:fldChar w:fldCharType="begin"/>
           </w:r>
           <w:r>
             <w:rPr>
-              <w:rFonts w:ascii="宋体" w:eastAsia="宋体" w:hAnsi="宋体" w:cs="宋体" w:hint="eastAsia"/>
+              <w:rFonts w:hint="eastAsia" w:ascii="宋体" w:hAnsi="宋体" w:eastAsia="宋体" w:cs="宋体"/>
               <w:szCs w:val="24"/>
             </w:rPr>
             <w:instrText xml:space="preserve"> HYPERLINK \l _Toc14942 </w:instrText>
           </w:r>
           <w:r>
             <w:rPr>
-              <w:rFonts w:ascii="宋体" w:eastAsia="宋体" w:hAnsi="宋体" w:cs="宋体" w:hint="eastAsia"/>
+              <w:rFonts w:hint="eastAsia" w:ascii="宋体" w:hAnsi="宋体" w:eastAsia="宋体" w:cs="宋体"/>
               <w:szCs w:val="24"/>
             </w:rPr>
             <w:fldChar w:fldCharType="separate"/>
@@ -2227,7 +2248,7 @@
           </w:r>
           <w:r>
             <w:rPr>
-              <w:rFonts w:ascii="宋体" w:eastAsia="宋体" w:hAnsi="宋体" w:cs="宋体" w:hint="eastAsia"/>
+              <w:rFonts w:hint="eastAsia" w:ascii="宋体" w:hAnsi="宋体" w:eastAsia="宋体" w:cs="宋体"/>
               <w:szCs w:val="24"/>
             </w:rPr>
             <w:fldChar w:fldCharType="end"/>
@@ -2235,28 +2256,28 @@
         </w:p>
         <w:p>
           <w:pPr>
-            <w:pStyle w:val="TOC2"/>
+            <w:pStyle w:val="17"/>
             <w:tabs>
               <w:tab w:val="right" w:leader="dot" w:pos="8306"/>
             </w:tabs>
           </w:pPr>
           <w:r>
             <w:rPr>
-              <w:rFonts w:ascii="宋体" w:eastAsia="宋体" w:hAnsi="宋体" w:cs="宋体" w:hint="eastAsia"/>
+              <w:rFonts w:hint="eastAsia" w:ascii="宋体" w:hAnsi="宋体" w:eastAsia="宋体" w:cs="宋体"/>
               <w:szCs w:val="24"/>
             </w:rPr>
             <w:fldChar w:fldCharType="begin"/>
           </w:r>
           <w:r>
             <w:rPr>
-              <w:rFonts w:ascii="宋体" w:eastAsia="宋体" w:hAnsi="宋体" w:cs="宋体" w:hint="eastAsia"/>
+              <w:rFonts w:hint="eastAsia" w:ascii="宋体" w:hAnsi="宋体" w:eastAsia="宋体" w:cs="宋体"/>
               <w:szCs w:val="24"/>
             </w:rPr>
             <w:instrText xml:space="preserve"> HYPERLINK \l _Toc30415 </w:instrText>
           </w:r>
           <w:r>
             <w:rPr>
-              <w:rFonts w:ascii="宋体" w:eastAsia="宋体" w:hAnsi="宋体" w:cs="宋体" w:hint="eastAsia"/>
+              <w:rFonts w:hint="eastAsia" w:ascii="宋体" w:hAnsi="宋体" w:eastAsia="宋体" w:cs="宋体"/>
               <w:szCs w:val="24"/>
             </w:rPr>
             <w:fldChar w:fldCharType="separate"/>
@@ -2295,7 +2316,7 @@
           </w:r>
           <w:r>
             <w:rPr>
-              <w:rFonts w:ascii="宋体" w:eastAsia="宋体" w:hAnsi="宋体" w:cs="宋体" w:hint="eastAsia"/>
+              <w:rFonts w:hint="eastAsia" w:ascii="宋体" w:hAnsi="宋体" w:eastAsia="宋体" w:cs="宋体"/>
               <w:szCs w:val="24"/>
             </w:rPr>
             <w:fldChar w:fldCharType="end"/>
@@ -2303,28 +2324,28 @@
         </w:p>
         <w:p>
           <w:pPr>
-            <w:pStyle w:val="TOC2"/>
+            <w:pStyle w:val="17"/>
             <w:tabs>
               <w:tab w:val="right" w:leader="dot" w:pos="8306"/>
             </w:tabs>
           </w:pPr>
           <w:r>
             <w:rPr>
-              <w:rFonts w:ascii="宋体" w:eastAsia="宋体" w:hAnsi="宋体" w:cs="宋体" w:hint="eastAsia"/>
+              <w:rFonts w:hint="eastAsia" w:ascii="宋体" w:hAnsi="宋体" w:eastAsia="宋体" w:cs="宋体"/>
               <w:szCs w:val="24"/>
             </w:rPr>
             <w:fldChar w:fldCharType="begin"/>
           </w:r>
           <w:r>
             <w:rPr>
-              <w:rFonts w:ascii="宋体" w:eastAsia="宋体" w:hAnsi="宋体" w:cs="宋体" w:hint="eastAsia"/>
+              <w:rFonts w:hint="eastAsia" w:ascii="宋体" w:hAnsi="宋体" w:eastAsia="宋体" w:cs="宋体"/>
               <w:szCs w:val="24"/>
             </w:rPr>
             <w:instrText xml:space="preserve"> HYPERLINK \l _Toc8035 </w:instrText>
           </w:r>
           <w:r>
             <w:rPr>
-              <w:rFonts w:ascii="宋体" w:eastAsia="宋体" w:hAnsi="宋体" w:cs="宋体" w:hint="eastAsia"/>
+              <w:rFonts w:hint="eastAsia" w:ascii="宋体" w:hAnsi="宋体" w:eastAsia="宋体" w:cs="宋体"/>
               <w:szCs w:val="24"/>
             </w:rPr>
             <w:fldChar w:fldCharType="separate"/>
@@ -2363,7 +2384,7 @@
           </w:r>
           <w:r>
             <w:rPr>
-              <w:rFonts w:ascii="宋体" w:eastAsia="宋体" w:hAnsi="宋体" w:cs="宋体" w:hint="eastAsia"/>
+              <w:rFonts w:hint="eastAsia" w:ascii="宋体" w:hAnsi="宋体" w:eastAsia="宋体" w:cs="宋体"/>
               <w:szCs w:val="24"/>
             </w:rPr>
             <w:fldChar w:fldCharType="end"/>
@@ -2371,28 +2392,28 @@
         </w:p>
         <w:p>
           <w:pPr>
-            <w:pStyle w:val="TOC2"/>
+            <w:pStyle w:val="17"/>
             <w:tabs>
               <w:tab w:val="right" w:leader="dot" w:pos="8306"/>
             </w:tabs>
           </w:pPr>
           <w:r>
             <w:rPr>
-              <w:rFonts w:ascii="宋体" w:eastAsia="宋体" w:hAnsi="宋体" w:cs="宋体" w:hint="eastAsia"/>
+              <w:rFonts w:hint="eastAsia" w:ascii="宋体" w:hAnsi="宋体" w:eastAsia="宋体" w:cs="宋体"/>
               <w:szCs w:val="24"/>
             </w:rPr>
             <w:fldChar w:fldCharType="begin"/>
           </w:r>
           <w:r>
             <w:rPr>
-              <w:rFonts w:ascii="宋体" w:eastAsia="宋体" w:hAnsi="宋体" w:cs="宋体" w:hint="eastAsia"/>
+              <w:rFonts w:hint="eastAsia" w:ascii="宋体" w:hAnsi="宋体" w:eastAsia="宋体" w:cs="宋体"/>
               <w:szCs w:val="24"/>
             </w:rPr>
             <w:instrText xml:space="preserve"> HYPERLINK \l _Toc7204 </w:instrText>
           </w:r>
           <w:r>
             <w:rPr>
-              <w:rFonts w:ascii="宋体" w:eastAsia="宋体" w:hAnsi="宋体" w:cs="宋体" w:hint="eastAsia"/>
+              <w:rFonts w:hint="eastAsia" w:ascii="宋体" w:hAnsi="宋体" w:eastAsia="宋体" w:cs="宋体"/>
               <w:szCs w:val="24"/>
             </w:rPr>
             <w:fldChar w:fldCharType="separate"/>
@@ -2431,7 +2452,7 @@
           </w:r>
           <w:r>
             <w:rPr>
-              <w:rFonts w:ascii="宋体" w:eastAsia="宋体" w:hAnsi="宋体" w:cs="宋体" w:hint="eastAsia"/>
+              <w:rFonts w:hint="eastAsia" w:ascii="宋体" w:hAnsi="宋体" w:eastAsia="宋体" w:cs="宋体"/>
               <w:szCs w:val="24"/>
             </w:rPr>
             <w:fldChar w:fldCharType="end"/>
@@ -2453,7 +2474,7 @@
             <w:snapToGrid w:val="0"/>
             <w:textAlignment w:val="baseline"/>
             <w:rPr>
-              <w:rFonts w:ascii="宋体" w:eastAsia="宋体" w:hAnsi="宋体" w:cs="宋体" w:hint="eastAsia"/>
+              <w:rFonts w:hint="eastAsia" w:ascii="宋体" w:hAnsi="宋体" w:eastAsia="宋体" w:cs="宋体"/>
               <w:snapToGrid w:val="0"/>
               <w:color w:val="000000"/>
               <w:kern w:val="0"/>
@@ -2464,7 +2485,7 @@
           </w:pPr>
           <w:r>
             <w:rPr>
-              <w:rFonts w:ascii="宋体" w:eastAsia="宋体" w:hAnsi="宋体" w:cs="宋体" w:hint="eastAsia"/>
+              <w:rFonts w:hint="eastAsia" w:ascii="宋体" w:hAnsi="宋体" w:eastAsia="宋体" w:cs="宋体"/>
               <w:szCs w:val="24"/>
             </w:rPr>
             <w:fldChar w:fldCharType="end"/>
@@ -2488,7 +2509,7 @@
         <w:snapToGrid w:val="0"/>
         <w:textAlignment w:val="baseline"/>
         <w:rPr>
-          <w:rFonts w:ascii="Arial" w:eastAsia="Arial" w:hAnsi="Arial" w:cs="Arial"/>
+          <w:rFonts w:ascii="Arial" w:hAnsi="Arial" w:eastAsia="Arial" w:cs="Arial"/>
           <w:snapToGrid w:val="0"/>
           <w:color w:val="000000"/>
           <w:kern w:val="0"/>
@@ -2499,7 +2520,7 @@
       </w:pPr>
       <w:r>
         <w:rPr>
-          <w:rFonts w:ascii="Arial" w:eastAsia="Arial" w:hAnsi="Arial" w:cs="Arial"/>
+          <w:rFonts w:ascii="Arial" w:hAnsi="Arial" w:eastAsia="Arial" w:cs="Arial"/>
           <w:snapToGrid w:val="0"/>
           <w:color w:val="000000"/>
           <w:kern w:val="0"/>
@@ -2512,7 +2533,7 @@
     </w:p>
     <w:p>
       <w:pPr>
-        <w:pStyle w:val="1"/>
+        <w:pStyle w:val="28"/>
         <w:keepNext w:val="0"/>
         <w:keepLines w:val="0"/>
         <w:pageBreakBefore w:val="0"/>
@@ -2539,14 +2560,13 @@
     </w:p>
     <w:p>
       <w:pPr>
-        <w:pStyle w:val="a1"/>
+        <w:pStyle w:val="29"/>
         <w:bidi w:val="0"/>
         <w:rPr>
           <w:rFonts w:hint="default"/>
           <w:lang w:val="en-US" w:eastAsia="zh-CN"/>
         </w:rPr>
       </w:pPr>
-      <w:bookmarkStart w:id="3" w:name="_GoBack"/>
       <w:r>
         <w:rPr>
           <w:rFonts w:hint="eastAsia"/>
@@ -2557,29 +2577,127 @@
     </w:p>
     <w:p>
       <w:pPr>
-        <w:pStyle w:val="2"/>
+        <w:pStyle w:val="30"/>
         <w:bidi w:val="0"/>
         <w:rPr>
           <w:rFonts w:hint="eastAsia"/>
           <w:lang w:val="en-US" w:eastAsia="zh-CN"/>
         </w:rPr>
       </w:pPr>
+      <w:bookmarkStart w:id="3" w:name="_Toc30415"/>
+      <w:r>
+        <w:rPr>
+          <w:rFonts w:hint="eastAsia"/>
+          <w:lang w:val="en-US" w:eastAsia="zh-CN"/>
+        </w:rPr>
+        <w:t>审核基本信息</w:t>
+      </w:r>
       <w:bookmarkEnd w:id="3"/>
-      <w:bookmarkStart w:id="4" w:name="_Toc30415"/>
+    </w:p>
+    <w:p>
+      <w:pPr>
+        <w:pStyle w:val="29"/>
+        <w:rPr>
+          <w:rFonts w:hint="default"/>
+          <w:lang w:val="en-US" w:eastAsia="zh-CN"/>
+        </w:rPr>
+      </w:pPr>
       <w:r>
         <w:rPr>
           <w:rFonts w:hint="eastAsia"/>
           <w:lang w:val="en-US" w:eastAsia="zh-CN"/>
         </w:rPr>
-        <w:t>审核基本信息</w:t>
+        <w:t>时间安排：2025.12.15-2025.12.16</w:t>
+      </w:r>
+    </w:p>
+    <w:p>
+      <w:pPr>
+        <w:pStyle w:val="29"/>
+        <w:rPr>
+          <w:rFonts w:hint="eastAsia"/>
+          <w:lang w:val="en-US" w:eastAsia="zh-CN"/>
+        </w:rPr>
+      </w:pPr>
+      <w:r>
+        <w:rPr>
+          <w:rFonts w:hint="eastAsia"/>
+          <w:lang w:val="en-US" w:eastAsia="zh-CN"/>
+        </w:rPr>
+        <w:t>首次会议：2025.12.15 9:30</w:t>
+      </w:r>
+    </w:p>
+    <w:p>
+      <w:pPr>
+        <w:pStyle w:val="29"/>
+        <w:rPr>
+          <w:rFonts w:hint="eastAsia"/>
+          <w:lang w:val="en-US" w:eastAsia="zh-CN"/>
+        </w:rPr>
+      </w:pPr>
+      <w:r>
+        <w:rPr>
+          <w:rFonts w:hint="eastAsia"/>
+          <w:lang w:val="en-US" w:eastAsia="zh-CN"/>
+        </w:rPr>
+        <w:t>末次会议：2025.12.16 17:30</w:t>
+      </w:r>
+    </w:p>
+    <w:p>
+      <w:pPr>
+        <w:pStyle w:val="29"/>
+        <w:rPr>
+          <w:rFonts w:hint="eastAsia"/>
+          <w:lang w:val="en-US" w:eastAsia="zh-CN"/>
+        </w:rPr>
+      </w:pPr>
+      <w:r>
+        <w:rPr>
+          <w:rFonts w:hint="eastAsia"/>
+          <w:lang w:val="en-US" w:eastAsia="zh-CN"/>
+        </w:rPr>
+        <w:t>审核依据：公司质量管理体系文件、SLA协议、ITSS标准、相关法律法规</w:t>
+      </w:r>
+    </w:p>
+    <w:p>
+      <w:pPr>
+        <w:pStyle w:val="29"/>
+        <w:rPr>
+          <w:rFonts w:hint="default"/>
+          <w:lang w:val="en-US" w:eastAsia="zh-CN"/>
+        </w:rPr>
+      </w:pPr>
+      <w:r>
+        <w:rPr>
+          <w:rFonts w:hint="eastAsia"/>
+          <w:lang w:val="en-US" w:eastAsia="zh-CN"/>
+        </w:rPr>
+        <w:t>审核范围：公司所有与运维服务相关的部门及过程</w:t>
+      </w:r>
+    </w:p>
+    <w:p>
+      <w:pPr>
+        <w:pStyle w:val="30"/>
+        <w:bidi w:val="0"/>
+        <w:rPr>
+          <w:rFonts w:hint="eastAsia"/>
+          <w:lang w:val="en-US" w:eastAsia="zh-CN"/>
+        </w:rPr>
+      </w:pPr>
+      <w:bookmarkStart w:id="4" w:name="_Toc8035"/>
+      <w:r>
+        <w:rPr>
+          <w:rFonts w:hint="eastAsia"/>
+          <w:lang w:val="en-US" w:eastAsia="zh-CN"/>
+        </w:rPr>
+        <w:t>审核组成员</w:t>
       </w:r>
       <w:bookmarkEnd w:id="4"/>
     </w:p>
     <w:p>
       <w:pPr>
-        <w:pStyle w:val="a1"/>
-        <w:rPr>
-          <w:rFonts w:hint="default"/>
+        <w:pStyle w:val="29"/>
+        <w:rPr>
+          <w:rFonts w:hint="eastAsia"/>
           <w:lang w:val="en-US" w:eastAsia="zh-CN"/>
         </w:rPr>
       </w:pPr>
@@ -2588,271 +2706,172 @@
           <w:rFonts w:hint="eastAsia"/>
           <w:lang w:val="en-US" w:eastAsia="zh-CN"/>
         </w:rPr>
-        <w:t>时间安排：2025.12.15-2025.12.16</w:t>
+        <w:t>审核组由组长和组员构成，组长由管代担任，运维部经理</w:t>
+      </w:r>
+      <w:r>
+        <w:rPr>
+          <w:rFonts w:hint="eastAsia"/>
+          <w:vertAlign w:val="baseline"/>
+          <w:lang w:val="en-US" w:eastAsia="zh-CN"/>
+        </w:rPr>
+        <w:t>（A）</w:t>
+      </w:r>
+      <w:r>
+        <w:rPr>
+          <w:rFonts w:hint="eastAsia"/>
+          <w:lang w:val="en-US" w:eastAsia="zh-CN"/>
+        </w:rPr>
+        <w:t>、研发部经理</w:t>
+      </w:r>
+      <w:r>
+        <w:rPr>
+          <w:rFonts w:hint="eastAsia"/>
+          <w:vertAlign w:val="baseline"/>
+          <w:lang w:val="en-US" w:eastAsia="zh-CN"/>
+        </w:rPr>
+        <w:t>（B）</w:t>
+      </w:r>
+      <w:r>
+        <w:rPr>
+          <w:rFonts w:hint="eastAsia"/>
+          <w:lang w:val="en-US" w:eastAsia="zh-CN"/>
+        </w:rPr>
+        <w:t>、人力资源部经理</w:t>
+      </w:r>
+      <w:r>
+        <w:rPr>
+          <w:rFonts w:hint="eastAsia"/>
+          <w:vertAlign w:val="baseline"/>
+          <w:lang w:val="en-US" w:eastAsia="zh-CN"/>
+        </w:rPr>
+        <w:t>（C）</w:t>
+      </w:r>
+      <w:r>
+        <w:rPr>
+          <w:rFonts w:hint="eastAsia"/>
+          <w:lang w:val="en-US" w:eastAsia="zh-CN"/>
+        </w:rPr>
+        <w:t>、质量管理部经理</w:t>
+      </w:r>
+      <w:r>
+        <w:rPr>
+          <w:rFonts w:hint="eastAsia"/>
+          <w:vertAlign w:val="baseline"/>
+          <w:lang w:val="en-US" w:eastAsia="zh-CN"/>
+        </w:rPr>
+        <w:t>（D）</w:t>
+      </w:r>
+      <w:r>
+        <w:rPr>
+          <w:rFonts w:hint="eastAsia"/>
+          <w:lang w:val="en-US" w:eastAsia="zh-CN"/>
+        </w:rPr>
+        <w:t>担任组员。审核组信息如表4-1所示</w:t>
       </w:r>
     </w:p>
     <w:p>
       <w:pPr>
-        <w:pStyle w:val="a1"/>
+        <w:pStyle w:val="29"/>
+        <w:ind w:left="0" w:leftChars="0" w:right="0" w:rightChars="0" w:firstLine="0" w:firstLineChars="0"/>
+        <w:jc w:val="center"/>
+        <w:rPr>
+          <w:rFonts w:hint="default"/>
+          <w:lang w:val="en-US" w:eastAsia="zh-CN"/>
+        </w:rPr>
+      </w:pPr>
+      <w:r>
         <w:rPr>
           <w:rFonts w:hint="eastAsia"/>
           <w:lang w:val="en-US" w:eastAsia="zh-CN"/>
         </w:rPr>
-      </w:pPr>
+        <w:t>表</w:t>
+      </w:r>
       <w:r>
         <w:rPr>
           <w:rFonts w:hint="eastAsia"/>
           <w:lang w:val="en-US" w:eastAsia="zh-CN"/>
         </w:rPr>
-        <w:t>首次会议：2025.12.15 9:30</w:t>
+        <w:fldChar w:fldCharType="begin"/>
+      </w:r>
+      <w:r>
+        <w:rPr>
+          <w:rFonts w:hint="eastAsia"/>
+          <w:lang w:val="en-US" w:eastAsia="zh-CN"/>
+        </w:rPr>
+        <w:instrText xml:space="preserve"> </w:instrText>
+      </w:r>
+      <w:r>
+        <w:rPr>
+          <w:rFonts w:hint="default"/>
+          <w:lang w:val="en-US" w:eastAsia="zh-CN"/>
+        </w:rPr>
+        <w:instrText xml:space="preserve"> STYLEREF "柴_标题1" \n \* Charformat</w:instrText>
       </w:r>
     </w:p>
     <w:p>
       <w:pPr>
-        <w:pStyle w:val="a1"/>
+        <w:pStyle w:val="29"/>
+        <w:ind w:left="0" w:leftChars="0" w:right="0" w:rightChars="0" w:firstLine="0" w:firstLineChars="0"/>
+        <w:jc w:val="center"/>
+        <w:rPr>
+          <w:rFonts w:hint="default"/>
+          <w:lang w:val="en-US" w:eastAsia="zh-CN"/>
+        </w:rPr>
+      </w:pPr>
+      <w:r>
         <w:rPr>
           <w:rFonts w:hint="eastAsia"/>
           <w:lang w:val="en-US" w:eastAsia="zh-CN"/>
         </w:rPr>
-      </w:pPr>
+        <w:fldChar w:fldCharType="separate"/>
+      </w:r>
+      <w:r>
+        <w:rPr>
+          <w:rFonts w:hint="default"/>
+          <w:lang w:val="en-US" w:eastAsia="zh-CN"/>
+        </w:rPr>
+        <w:t>4</w:t>
+      </w:r>
       <w:r>
         <w:rPr>
           <w:rFonts w:hint="eastAsia"/>
           <w:lang w:val="en-US" w:eastAsia="zh-CN"/>
         </w:rPr>
-        <w:t>末次会议：2025.12.16 17:30</w:t>
+        <w:fldChar w:fldCharType="end"/>
+      </w:r>
+      <w:r>
+        <w:rPr>
+          <w:rFonts w:hint="eastAsia"/>
+          <w:lang w:val="en-US" w:eastAsia="zh-CN"/>
+        </w:rPr>
+        <w:t xml:space="preserve"> -</w:t>
+      </w:r>
+      <w:r>
+        <w:rPr>
+          <w:rFonts w:hint="eastAsia"/>
+          <w:lang w:val="en-US" w:eastAsia="zh-CN"/>
+        </w:rPr>
+        <w:fldChar w:fldCharType="begin"/>
+      </w:r>
+      <w:r>
+        <w:rPr>
+          <w:rFonts w:hint="eastAsia"/>
+          <w:lang w:val="en-US" w:eastAsia="zh-CN"/>
+        </w:rPr>
+        <w:instrText xml:space="preserve"> </w:instrText>
+      </w:r>
+      <w:r>
+        <w:rPr>
+          <w:rFonts w:hint="default"/>
+          <w:lang w:val="en-US" w:eastAsia="zh-CN"/>
+        </w:rPr>
+        <w:instrText xml:space="preserve">  SEQ 图表 \* ARABIC  \s 1</w:instrText>
       </w:r>
     </w:p>
     <w:p>
       <w:pPr>
-        <w:pStyle w:val="a1"/>
-        <w:rPr>
-          <w:rFonts w:hint="eastAsia"/>
-          <w:lang w:val="en-US" w:eastAsia="zh-CN"/>
-        </w:rPr>
-      </w:pPr>
-      <w:r>
-        <w:rPr>
-          <w:rFonts w:hint="eastAsia"/>
-          <w:lang w:val="en-US" w:eastAsia="zh-CN"/>
-        </w:rPr>
-        <w:t>审核依据：公司质量管理体系文件、SLA协议、ITSS标准、相关法律法规</w:t>
-      </w:r>
-    </w:p>
-    <w:p>
-      <w:pPr>
-        <w:pStyle w:val="a1"/>
-        <w:rPr>
-          <w:rFonts w:hint="default"/>
-          <w:lang w:val="en-US" w:eastAsia="zh-CN"/>
-        </w:rPr>
-      </w:pPr>
-      <w:r>
-        <w:rPr>
-          <w:rFonts w:hint="eastAsia"/>
-          <w:lang w:val="en-US" w:eastAsia="zh-CN"/>
-        </w:rPr>
-        <w:t>审核范围：公司所有与运维服务相关的部门及过程</w:t>
-      </w:r>
-    </w:p>
-    <w:p>
-      <w:pPr>
-        <w:pStyle w:val="2"/>
-        <w:bidi w:val="0"/>
-        <w:rPr>
-          <w:rFonts w:hint="eastAsia"/>
-          <w:lang w:val="en-US" w:eastAsia="zh-CN"/>
-        </w:rPr>
-      </w:pPr>
-      <w:bookmarkStart w:id="5" w:name="_Toc8035"/>
-      <w:r>
-        <w:rPr>
-          <w:rFonts w:hint="eastAsia"/>
-          <w:lang w:val="en-US" w:eastAsia="zh-CN"/>
-        </w:rPr>
-        <w:t>审核组成员</w:t>
-      </w:r>
-      <w:bookmarkEnd w:id="5"/>
-    </w:p>
-    <w:p>
-      <w:pPr>
-        <w:pStyle w:val="a1"/>
-        <w:rPr>
-          <w:rFonts w:hint="eastAsia"/>
-          <w:lang w:val="en-US" w:eastAsia="zh-CN"/>
-        </w:rPr>
-      </w:pPr>
-      <w:r>
-        <w:rPr>
-          <w:rFonts w:hint="eastAsia"/>
-          <w:lang w:val="en-US" w:eastAsia="zh-CN"/>
-        </w:rPr>
-        <w:t>审核组由组长和组员构成，组长由管代担任，运维部经理</w:t>
-      </w:r>
-      <w:r>
-        <w:rPr>
-          <w:rFonts w:hint="eastAsia"/>
-          <w:vertAlign w:val="baseline"/>
-          <w:lang w:val="en-US" w:eastAsia="zh-CN"/>
-        </w:rPr>
-        <w:t>（A）</w:t>
-      </w:r>
-      <w:r>
-        <w:rPr>
-          <w:rFonts w:hint="eastAsia"/>
-          <w:lang w:val="en-US" w:eastAsia="zh-CN"/>
-        </w:rPr>
-        <w:t>、研发部经理</w:t>
-      </w:r>
-      <w:r>
-        <w:rPr>
-          <w:rFonts w:hint="eastAsia"/>
-          <w:vertAlign w:val="baseline"/>
-          <w:lang w:val="en-US" w:eastAsia="zh-CN"/>
-        </w:rPr>
-        <w:t>（B）</w:t>
-      </w:r>
-      <w:r>
-        <w:rPr>
-          <w:rFonts w:hint="eastAsia"/>
-          <w:lang w:val="en-US" w:eastAsia="zh-CN"/>
-        </w:rPr>
-        <w:t>、人力资源部经理</w:t>
-      </w:r>
-      <w:r>
-        <w:rPr>
-          <w:rFonts w:hint="eastAsia"/>
-          <w:vertAlign w:val="baseline"/>
-          <w:lang w:val="en-US" w:eastAsia="zh-CN"/>
-        </w:rPr>
-        <w:t>（C）</w:t>
-      </w:r>
-      <w:r>
-        <w:rPr>
-          <w:rFonts w:hint="eastAsia"/>
-          <w:lang w:val="en-US" w:eastAsia="zh-CN"/>
-        </w:rPr>
-        <w:t>、质量管理部经理</w:t>
-      </w:r>
-      <w:r>
-        <w:rPr>
-          <w:rFonts w:hint="eastAsia"/>
-          <w:vertAlign w:val="baseline"/>
-          <w:lang w:val="en-US" w:eastAsia="zh-CN"/>
-        </w:rPr>
-        <w:t>（D）</w:t>
-      </w:r>
-      <w:r>
-        <w:rPr>
-          <w:rFonts w:hint="eastAsia"/>
-          <w:lang w:val="en-US" w:eastAsia="zh-CN"/>
-        </w:rPr>
-        <w:t>担任组员。审核组信息如表4-1所示</w:t>
-      </w:r>
-    </w:p>
-    <w:p>
-      <w:pPr>
-        <w:pStyle w:val="a1"/>
-        <w:ind w:left="0" w:right="0" w:firstLine="0" w:leftChars="0" w:rightChars="0" w:firstLineChars="0"/>
-        <w:jc w:val="center"/>
-        <w:rPr>
-          <w:rFonts w:hint="default"/>
-          <w:lang w:val="en-US" w:eastAsia="zh-CN"/>
-        </w:rPr>
-      </w:pPr>
-      <w:r>
-        <w:rPr>
-          <w:rFonts w:hint="eastAsia"/>
-          <w:lang w:val="en-US" w:eastAsia="zh-CN"/>
-        </w:rPr>
-        <w:t>表</w:t>
-      </w:r>
-      <w:r>
-        <w:rPr>
-          <w:rFonts w:hint="eastAsia"/>
-          <w:lang w:val="en-US" w:eastAsia="zh-CN"/>
-        </w:rPr>
-        <w:fldChar w:fldCharType="begin"/>
-      </w:r>
-      <w:r>
-        <w:rPr>
-          <w:rFonts w:hint="eastAsia"/>
-          <w:lang w:val="en-US" w:eastAsia="zh-CN"/>
-        </w:rPr>
-        <w:instrText xml:space="preserve"> </w:instrText>
-      </w:r>
-      <w:r>
-        <w:rPr>
-          <w:rFonts w:hint="default"/>
-          <w:lang w:val="en-US" w:eastAsia="zh-CN"/>
-        </w:rPr>
-        <w:instrText xml:space="preserve"> STYLEREF "柴_标题1" \n \* Charformat</w:instrText>
-      </w:r>
-    </w:p>
-    <w:p>
-      <w:pPr>
-        <w:pStyle w:val="a1"/>
-        <w:ind w:left="0" w:right="0" w:firstLine="0" w:leftChars="0" w:rightChars="0" w:firstLineChars="0"/>
-        <w:jc w:val="center"/>
-        <w:rPr>
-          <w:rFonts w:hint="default"/>
-          <w:lang w:val="en-US" w:eastAsia="zh-CN"/>
-        </w:rPr>
-      </w:pPr>
-      <w:r>
-        <w:rPr>
-          <w:rFonts w:hint="eastAsia"/>
-          <w:lang w:val="en-US" w:eastAsia="zh-CN"/>
-        </w:rPr>
-        <w:fldChar w:fldCharType="separate"/>
-      </w:r>
-      <w:r>
-        <w:rPr>
-          <w:rFonts w:hint="default"/>
-          <w:lang w:val="en-US" w:eastAsia="zh-CN"/>
-        </w:rPr>
-        <w:t>4</w:t>
-      </w:r>
-      <w:r>
-        <w:rPr>
-          <w:rFonts w:hint="eastAsia"/>
-          <w:lang w:val="en-US" w:eastAsia="zh-CN"/>
-        </w:rPr>
-        <w:fldChar w:fldCharType="end"/>
-      </w:r>
-      <w:r>
-        <w:rPr>
-          <w:rFonts w:hint="eastAsia"/>
-          <w:lang w:val="en-US" w:eastAsia="zh-CN"/>
-        </w:rPr>
-        <w:t xml:space="preserve"> -</w:t>
-      </w:r>
-      <w:r>
-        <w:rPr>
-          <w:rFonts w:hint="eastAsia"/>
-          <w:lang w:val="en-US" w:eastAsia="zh-CN"/>
-        </w:rPr>
-        <w:fldChar w:fldCharType="begin"/>
-      </w:r>
-      <w:r>
-        <w:rPr>
-          <w:rFonts w:hint="eastAsia"/>
-          <w:lang w:val="en-US" w:eastAsia="zh-CN"/>
-        </w:rPr>
-        <w:instrText xml:space="preserve"> </w:instrText>
-      </w:r>
-      <w:r>
-        <w:rPr>
-          <w:rFonts w:hint="default"/>
-          <w:lang w:val="en-US" w:eastAsia="zh-CN"/>
-        </w:rPr>
-        <w:instrText xml:space="preserve">  SEQ 图表 \* ARABIC  \s 1</w:instrText>
-      </w:r>
-    </w:p>
-    <w:p>
-      <w:pPr>
-        <w:pStyle w:val="a1"/>
-        <w:ind w:left="0" w:right="0" w:firstLine="0" w:leftChars="0" w:rightChars="0" w:firstLineChars="0"/>
+        <w:pStyle w:val="29"/>
+        <w:ind w:left="0" w:leftChars="0" w:right="0" w:rightChars="0" w:firstLine="0" w:firstLineChars="0"/>
         <w:jc w:val="center"/>
         <w:rPr>
           <w:rFonts w:hint="eastAsia"/>
@@ -2890,17 +2909,18 @@
     </w:p>
     <w:tbl>
       <w:tblPr>
-        <w:tblStyle w:val="TableGrid"/>
+        <w:tblStyle w:val="21"/>
         <w:tblW w:w="0" w:type="auto"/>
         <w:jc w:val="center"/>
         <w:tblBorders>
-          <w:top w:val="single" w:sz="4" w:space="0" w:color="auto"/>
-          <w:left w:val="single" w:sz="4" w:space="0" w:color="auto"/>
-          <w:bottom w:val="single" w:sz="4" w:space="0" w:color="auto"/>
-          <w:right w:val="single" w:sz="4" w:space="0" w:color="auto"/>
-          <w:insideH w:val="single" w:sz="4" w:space="0" w:color="auto"/>
-          <w:insideV w:val="single" w:sz="4" w:space="0" w:color="auto"/>
+          <w:top w:val="single" w:color="auto" w:sz="4" w:space="0"/>
+          <w:left w:val="single" w:color="auto" w:sz="4" w:space="0"/>
+          <w:bottom w:val="single" w:color="auto" w:sz="4" w:space="0"/>
+          <w:right w:val="single" w:color="auto" w:sz="4" w:space="0"/>
+          <w:insideH w:val="single" w:color="auto" w:sz="4" w:space="0"/>
+          <w:insideV w:val="single" w:color="auto" w:sz="4" w:space="0"/>
         </w:tblBorders>
+        <w:tblLayout w:type="autofit"/>
         <w:tblCellMar>
           <w:top w:w="0" w:type="dxa"/>
           <w:left w:w="108" w:type="dxa"/>
@@ -2914,15 +2934,13 @@
       </w:tblGrid>
       <w:tr>
         <w:tblPrEx>
-          <w:tblW w:w="0" w:type="auto"/>
-          <w:jc w:val="center"/>
           <w:tblBorders>
-            <w:top w:val="single" w:sz="4" w:space="0" w:color="auto"/>
-            <w:left w:val="single" w:sz="4" w:space="0" w:color="auto"/>
-            <w:bottom w:val="single" w:sz="4" w:space="0" w:color="auto"/>
-            <w:right w:val="single" w:sz="4" w:space="0" w:color="auto"/>
-            <w:insideH w:val="single" w:sz="4" w:space="0" w:color="auto"/>
-            <w:insideV w:val="single" w:sz="4" w:space="0" w:color="auto"/>
+            <w:top w:val="single" w:color="auto" w:sz="4" w:space="0"/>
+            <w:left w:val="single" w:color="auto" w:sz="4" w:space="0"/>
+            <w:bottom w:val="single" w:color="auto" w:sz="4" w:space="0"/>
+            <w:right w:val="single" w:color="auto" w:sz="4" w:space="0"/>
+            <w:insideH w:val="single" w:color="auto" w:sz="4" w:space="0"/>
+            <w:insideV w:val="single" w:color="auto" w:sz="4" w:space="0"/>
           </w:tblBorders>
           <w:tblCellMar>
             <w:top w:w="0" w:type="dxa"/>
@@ -2932,7 +2950,7 @@
           </w:tblCellMar>
         </w:tblPrEx>
         <w:trPr>
-          <w:trHeight w:val="309"/>
+          <w:trHeight w:val="309" w:hRule="atLeast"/>
           <w:jc w:val="center"/>
         </w:trPr>
         <w:tc>
@@ -2941,9 +2959,9 @@
           </w:tcPr>
           <w:p>
             <w:pPr>
-              <w:pStyle w:val="a1"/>
+              <w:pStyle w:val="29"/>
               <w:widowControl w:val="0"/>
-              <w:ind w:left="0" w:right="0" w:firstLine="0" w:leftChars="0" w:rightChars="0" w:firstLineChars="0"/>
+              <w:ind w:left="0" w:leftChars="0" w:right="0" w:rightChars="0" w:firstLine="0" w:firstLineChars="0"/>
               <w:jc w:val="both"/>
               <w:rPr>
                 <w:rFonts w:hint="default"/>
@@ -2967,9 +2985,9 @@
           </w:tcPr>
           <w:p>
             <w:pPr>
-              <w:pStyle w:val="a1"/>
+              <w:pStyle w:val="29"/>
               <w:widowControl w:val="0"/>
-              <w:ind w:left="0" w:right="0" w:firstLine="0" w:leftChars="0" w:rightChars="0" w:firstLineChars="0"/>
+              <w:ind w:left="0" w:leftChars="0" w:right="0" w:rightChars="0" w:firstLine="0" w:firstLineChars="0"/>
               <w:jc w:val="both"/>
               <w:rPr>
                 <w:rFonts w:hint="default"/>
@@ -2990,8 +3008,14 @@
       </w:tr>
       <w:tr>
         <w:tblPrEx>
-          <w:tblW w:w="0" w:type="auto"/>
-          <w:jc w:val="center"/>
+          <w:tblBorders>
+            <w:top w:val="single" w:color="auto" w:sz="4" w:space="0"/>
+            <w:left w:val="single" w:color="auto" w:sz="4" w:space="0"/>
+            <w:bottom w:val="single" w:color="auto" w:sz="4" w:space="0"/>
+            <w:right w:val="single" w:color="auto" w:sz="4" w:space="0"/>
+            <w:insideH w:val="single" w:color="auto" w:sz="4" w:space="0"/>
+            <w:insideV w:val="single" w:color="auto" w:sz="4" w:space="0"/>
+          </w:tblBorders>
           <w:tblCellMar>
             <w:top w:w="0" w:type="dxa"/>
             <w:left w:w="108" w:type="dxa"/>
@@ -3000,7 +3024,7 @@
           </w:tblCellMar>
         </w:tblPrEx>
         <w:trPr>
-          <w:trHeight w:val="331"/>
+          <w:trHeight w:val="331" w:hRule="atLeast"/>
           <w:jc w:val="center"/>
         </w:trPr>
         <w:tc>
@@ -3009,9 +3033,9 @@
           </w:tcPr>
           <w:p>
             <w:pPr>
-              <w:pStyle w:val="a1"/>
+              <w:pStyle w:val="29"/>
               <w:widowControl w:val="0"/>
-              <w:ind w:left="0" w:right="0" w:firstLine="0" w:leftChars="0" w:rightChars="0" w:firstLineChars="0"/>
+              <w:ind w:left="0" w:leftChars="0" w:right="0" w:rightChars="0" w:firstLine="0" w:firstLineChars="0"/>
               <w:jc w:val="both"/>
               <w:rPr>
                 <w:rFonts w:hint="default"/>
@@ -3035,9 +3059,9 @@
           </w:tcPr>
           <w:p>
             <w:pPr>
-              <w:pStyle w:val="a1"/>
+              <w:pStyle w:val="29"/>
               <w:widowControl w:val="0"/>
-              <w:ind w:left="0" w:right="0" w:firstLine="0" w:leftChars="0" w:rightChars="0" w:firstLineChars="0"/>
+              <w:ind w:left="0" w:leftChars="0" w:right="0" w:rightChars="0" w:firstLine="0" w:firstLineChars="0"/>
               <w:jc w:val="both"/>
               <w:rPr>
                 <w:rFonts w:hint="default"/>
@@ -3059,14 +3083,14 @@
     </w:tbl>
     <w:p>
       <w:pPr>
-        <w:pStyle w:val="2"/>
+        <w:pStyle w:val="30"/>
         <w:bidi w:val="0"/>
         <w:rPr>
           <w:rFonts w:hint="default"/>
           <w:lang w:val="en-US" w:eastAsia="zh-CN"/>
         </w:rPr>
       </w:pPr>
-      <w:bookmarkStart w:id="6" w:name="_Toc7204"/>
+      <w:bookmarkStart w:id="5" w:name="_Toc7204"/>
       <w:r>
         <w:rPr>
           <w:rFonts w:hint="eastAsia"/>
@@ -3074,12 +3098,12 @@
         </w:rPr>
         <w:t>审核日程进度</w:t>
       </w:r>
-      <w:bookmarkEnd w:id="6"/>
+      <w:bookmarkEnd w:id="5"/>
     </w:p>
     <w:p>
       <w:pPr>
-        <w:pStyle w:val="a1"/>
-        <w:ind w:left="0" w:right="0" w:firstLine="0" w:leftChars="0" w:rightChars="0" w:firstLineChars="0"/>
+        <w:pStyle w:val="29"/>
+        <w:ind w:left="0" w:leftChars="0" w:right="0" w:rightChars="0" w:firstLine="0" w:firstLineChars="0"/>
         <w:jc w:val="center"/>
         <w:rPr>
           <w:rFonts w:hint="default"/>
@@ -3117,8 +3141,8 @@
     </w:p>
     <w:p>
       <w:pPr>
-        <w:pStyle w:val="a1"/>
-        <w:ind w:left="0" w:right="0" w:firstLine="0" w:leftChars="0" w:rightChars="0" w:firstLineChars="0"/>
+        <w:pStyle w:val="29"/>
+        <w:ind w:left="0" w:leftChars="0" w:right="0" w:rightChars="0" w:firstLine="0" w:firstLineChars="0"/>
         <w:jc w:val="center"/>
         <w:rPr>
           <w:rFonts w:hint="default"/>
@@ -3177,8 +3201,8 @@
     </w:p>
     <w:p>
       <w:pPr>
-        <w:pStyle w:val="a1"/>
-        <w:ind w:left="0" w:right="0" w:firstLine="0" w:leftChars="0" w:rightChars="0" w:firstLineChars="0"/>
+        <w:pStyle w:val="29"/>
+        <w:ind w:left="0" w:leftChars="0" w:right="0" w:rightChars="0" w:firstLine="0" w:firstLineChars="0"/>
         <w:jc w:val="center"/>
         <w:rPr>
           <w:rFonts w:hint="eastAsia"/>
@@ -3216,16 +3240,16 @@
     </w:p>
     <w:tbl>
       <w:tblPr>
-        <w:tblStyle w:val="TableNormal0"/>
+        <w:tblStyle w:val="26"/>
         <w:tblW w:w="9679" w:type="dxa"/>
         <w:tblInd w:w="2" w:type="dxa"/>
         <w:tblBorders>
-          <w:top w:val="single" w:sz="2" w:space="0" w:color="000000"/>
-          <w:left w:val="single" w:sz="2" w:space="0" w:color="000000"/>
-          <w:bottom w:val="single" w:sz="2" w:space="0" w:color="000000"/>
-          <w:right w:val="single" w:sz="2" w:space="0" w:color="000000"/>
-          <w:insideH w:val="single" w:sz="2" w:space="0" w:color="000000"/>
-          <w:insideV w:val="single" w:sz="2" w:space="0" w:color="000000"/>
+          <w:top w:val="single" w:color="000000" w:sz="2" w:space="0"/>
+          <w:left w:val="single" w:color="000000" w:sz="2" w:space="0"/>
+          <w:bottom w:val="single" w:color="000000" w:sz="2" w:space="0"/>
+          <w:right w:val="single" w:color="000000" w:sz="2" w:space="0"/>
+          <w:insideH w:val="single" w:color="000000" w:sz="2" w:space="0"/>
+          <w:insideV w:val="single" w:color="000000" w:sz="2" w:space="0"/>
         </w:tblBorders>
         <w:tblLayout w:type="fixed"/>
         <w:tblCellMar>
@@ -3244,17 +3268,14 @@
       </w:tblGrid>
       <w:tr>
         <w:tblPrEx>
-          <w:tblW w:w="9679" w:type="dxa"/>
-          <w:tblInd w:w="2" w:type="dxa"/>
           <w:tblBorders>
-            <w:top w:val="single" w:sz="2" w:space="0" w:color="000000"/>
-            <w:left w:val="single" w:sz="2" w:space="0" w:color="000000"/>
-            <w:bottom w:val="single" w:sz="2" w:space="0" w:color="000000"/>
-            <w:right w:val="single" w:sz="2" w:space="0" w:color="000000"/>
-            <w:insideH w:val="single" w:sz="2" w:space="0" w:color="000000"/>
-            <w:insideV w:val="single" w:sz="2" w:space="0" w:color="000000"/>
+            <w:top w:val="single" w:color="000000" w:sz="2" w:space="0"/>
+            <w:left w:val="single" w:color="000000" w:sz="2" w:space="0"/>
+            <w:bottom w:val="single" w:color="000000" w:sz="2" w:space="0"/>
+            <w:right w:val="single" w:color="000000" w:sz="2" w:space="0"/>
+            <w:insideH w:val="single" w:color="000000" w:sz="2" w:space="0"/>
+            <w:insideV w:val="single" w:color="000000" w:sz="2" w:space="0"/>
           </w:tblBorders>
-          <w:tblLayout w:type="fixed"/>
           <w:tblCellMar>
             <w:top w:w="0" w:type="dxa"/>
             <w:left w:w="0" w:type="dxa"/>
@@ -3263,7 +3284,7 @@
           </w:tblCellMar>
         </w:tblPrEx>
         <w:trPr>
-          <w:trHeight w:val="633"/>
+          <w:trHeight w:val="633" w:hRule="atLeast"/>
         </w:trPr>
         <w:tc>
           <w:tcPr>
@@ -3271,7 +3292,7 @@
           </w:tcPr>
           <w:p>
             <w:pPr>
-              <w:pStyle w:val="TableText"/>
+              <w:pStyle w:val="27"/>
               <w:spacing w:before="209" w:line="228" w:lineRule="auto"/>
               <w:jc w:val="center"/>
             </w:pPr>
@@ -3290,7 +3311,7 @@
           </w:tcPr>
           <w:p>
             <w:pPr>
-              <w:pStyle w:val="TableText"/>
+              <w:pStyle w:val="27"/>
               <w:spacing w:before="208" w:line="230" w:lineRule="auto"/>
               <w:jc w:val="center"/>
             </w:pPr>
@@ -3309,7 +3330,7 @@
           </w:tcPr>
           <w:p>
             <w:pPr>
-              <w:pStyle w:val="TableText"/>
+              <w:pStyle w:val="27"/>
               <w:spacing w:before="208" w:line="228" w:lineRule="auto"/>
               <w:jc w:val="center"/>
             </w:pPr>
@@ -3327,7 +3348,7 @@
           </w:tcPr>
           <w:p>
             <w:pPr>
-              <w:pStyle w:val="TableText"/>
+              <w:pStyle w:val="27"/>
               <w:spacing w:before="53" w:line="263" w:lineRule="auto"/>
               <w:ind w:right="316"/>
               <w:jc w:val="center"/>
@@ -3343,9 +3364,14 @@
       </w:tr>
       <w:tr>
         <w:tblPrEx>
-          <w:tblW w:w="9679" w:type="dxa"/>
-          <w:tblInd w:w="2" w:type="dxa"/>
-          <w:tblLayout w:type="fixed"/>
+          <w:tblBorders>
+            <w:top w:val="single" w:color="000000" w:sz="2" w:space="0"/>
+            <w:left w:val="single" w:color="000000" w:sz="2" w:space="0"/>
+            <w:bottom w:val="single" w:color="000000" w:sz="2" w:space="0"/>
+            <w:right w:val="single" w:color="000000" w:sz="2" w:space="0"/>
+            <w:insideH w:val="single" w:color="000000" w:sz="2" w:space="0"/>
+            <w:insideV w:val="single" w:color="000000" w:sz="2" w:space="0"/>
+          </w:tblBorders>
           <w:tblCellMar>
             <w:top w:w="0" w:type="dxa"/>
             <w:left w:w="0" w:type="dxa"/>
@@ -3354,7 +3380,7 @@
           </w:tblCellMar>
         </w:tblPrEx>
         <w:trPr>
-          <w:trHeight w:val="448"/>
+          <w:trHeight w:val="448" w:hRule="atLeast"/>
         </w:trPr>
         <w:tc>
           <w:tcPr>
@@ -3366,7 +3392,7 @@
           </w:tcPr>
           <w:p>
             <w:pPr>
-              <w:pStyle w:val="TableText"/>
+              <w:pStyle w:val="27"/>
               <w:spacing w:before="65" w:line="290" w:lineRule="auto"/>
               <w:ind w:left="113" w:right="324" w:rightChars="0"/>
               <w:jc w:val="both"/>
@@ -3385,12 +3411,12 @@
           </w:p>
           <w:p>
             <w:pPr>
-              <w:pStyle w:val="TableText"/>
+              <w:pStyle w:val="27"/>
               <w:spacing w:before="65" w:line="290" w:lineRule="auto"/>
               <w:ind w:left="113" w:right="324" w:rightChars="0"/>
               <w:jc w:val="both"/>
               <w:rPr>
-                <w:rFonts w:eastAsia="宋体" w:hint="default"/>
+                <w:rFonts w:hint="default" w:eastAsia="宋体"/>
                 <w:lang w:val="en-US" w:eastAsia="zh-CN"/>
               </w:rPr>
             </w:pPr>
@@ -3410,7 +3436,7 @@
           </w:tcPr>
           <w:p>
             <w:pPr>
-              <w:pStyle w:val="TableText"/>
+              <w:pStyle w:val="27"/>
               <w:spacing w:before="115" w:line="264" w:lineRule="exact"/>
               <w:ind w:left="181"/>
             </w:pPr>
@@ -3430,7 +3456,7 @@
           </w:tcPr>
           <w:p>
             <w:pPr>
-              <w:pStyle w:val="TableText"/>
+              <w:pStyle w:val="27"/>
               <w:spacing w:before="115" w:line="227" w:lineRule="auto"/>
               <w:ind w:left="1822"/>
             </w:pPr>
@@ -3448,7 +3474,7 @@
           </w:tcPr>
           <w:p>
             <w:pPr>
-              <w:pStyle w:val="TableText"/>
+              <w:pStyle w:val="27"/>
               <w:spacing w:before="115" w:line="229" w:lineRule="auto"/>
               <w:jc w:val="center"/>
             </w:pPr>
@@ -3460,9 +3486,14 @@
       </w:tr>
       <w:tr>
         <w:tblPrEx>
-          <w:tblW w:w="9679" w:type="dxa"/>
-          <w:tblInd w:w="2" w:type="dxa"/>
-          <w:tblLayout w:type="fixed"/>
+          <w:tblBorders>
+            <w:top w:val="single" w:color="000000" w:sz="2" w:space="0"/>
+            <w:left w:val="single" w:color="000000" w:sz="2" w:space="0"/>
+            <w:bottom w:val="single" w:color="000000" w:sz="2" w:space="0"/>
+            <w:right w:val="single" w:color="000000" w:sz="2" w:space="0"/>
+            <w:insideH w:val="single" w:color="000000" w:sz="2" w:space="0"/>
+            <w:insideV w:val="single" w:color="000000" w:sz="2" w:space="0"/>
+          </w:tblBorders>
           <w:tblCellMar>
             <w:top w:w="0" w:type="dxa"/>
             <w:left w:w="0" w:type="dxa"/>
@@ -3471,12 +3502,12 @@
           </w:tblCellMar>
         </w:tblPrEx>
         <w:trPr>
-          <w:trHeight w:val="1381"/>
+          <w:trHeight w:val="1381" w:hRule="atLeast"/>
         </w:trPr>
         <w:tc>
           <w:tcPr>
             <w:tcW w:w="966" w:type="dxa"/>
-            <w:vMerge/>
+            <w:vMerge w:val="continue"/>
             <w:tcBorders>
               <w:top w:val="nil"/>
               <w:bottom w:val="nil"/>
@@ -3498,7 +3529,7 @@
           </w:tcPr>
           <w:p>
             <w:pPr>
-              <w:pStyle w:val="TableText"/>
+              <w:pStyle w:val="27"/>
               <w:spacing w:before="72"/>
               <w:ind w:left="263"/>
               <w:rPr>
@@ -3523,7 +3554,7 @@
           </w:tcPr>
           <w:p>
             <w:pPr>
-              <w:pStyle w:val="TableText"/>
+              <w:pStyle w:val="27"/>
               <w:spacing w:before="65" w:line="228" w:lineRule="auto"/>
               <w:ind w:left="410"/>
               <w:rPr>
@@ -3541,11 +3572,11 @@
           </w:p>
           <w:p>
             <w:pPr>
-              <w:pStyle w:val="TableText"/>
+              <w:pStyle w:val="27"/>
               <w:spacing w:before="65" w:line="228" w:lineRule="auto"/>
               <w:ind w:left="410"/>
               <w:rPr>
-                <w:rFonts w:eastAsia="宋体" w:hint="eastAsia"/>
+                <w:rFonts w:hint="eastAsia" w:eastAsia="宋体"/>
                 <w:spacing w:val="5"/>
                 <w:lang w:val="en-US" w:eastAsia="zh-CN"/>
               </w:rPr>
@@ -3567,9 +3598,13 @@
           </w:tcPr>
           <w:p>
             <w:pPr>
-              <w:pStyle w:val="TableText"/>
+              <w:pStyle w:val="27"/>
               <w:spacing w:before="65" w:line="289" w:lineRule="auto"/>
               <w:ind w:left="112" w:right="102" w:firstLine="3"/>
+              <w:rPr>
+                <w:rFonts w:hint="default" w:eastAsia="宋体"/>
+                <w:lang w:val="en-US" w:eastAsia="zh-CN"/>
+              </w:rPr>
             </w:pPr>
             <w:r>
               <w:rPr>
@@ -3601,6 +3636,24 @@
               </w:rPr>
               <w:t>人员储备、7.3.4 人员培训、7.3.5 绩效管理</w:t>
             </w:r>
+            <w:r>
+              <w:rPr>
+                <w:rFonts w:hint="eastAsia"/>
+                <w:spacing w:val="7"/>
+                <w:lang w:eastAsia="zh-CN"/>
+              </w:rPr>
+              <w:t>、</w:t>
+            </w:r>
+            <w:r>
+              <w:rPr>
+                <w:rFonts w:hint="eastAsia"/>
+                <w:spacing w:val="7"/>
+                <w:lang w:val="en-US" w:eastAsia="zh-CN"/>
+              </w:rPr>
+              <w:t>7.3.6能力评价</w:t>
+            </w:r>
+            <w:bookmarkStart w:id="6" w:name="_GoBack"/>
+            <w:bookmarkEnd w:id="6"/>
           </w:p>
         </w:tc>
         <w:tc>
@@ -3610,11 +3663,11 @@
           </w:tcPr>
           <w:p>
             <w:pPr>
-              <w:pStyle w:val="TableText"/>
+              <w:pStyle w:val="27"/>
               <w:spacing w:before="65" w:line="228" w:lineRule="auto"/>
               <w:jc w:val="center"/>
               <w:rPr>
-                <w:rFonts w:eastAsia="宋体" w:hint="eastAsia"/>
+                <w:rFonts w:hint="eastAsia" w:eastAsia="宋体"/>
                 <w:lang w:eastAsia="zh-CN"/>
               </w:rPr>
             </w:pPr>
@@ -3630,9 +3683,14 @@
       </w:tr>
       <w:tr>
         <w:tblPrEx>
-          <w:tblW w:w="9679" w:type="dxa"/>
-          <w:tblInd w:w="2" w:type="dxa"/>
-          <w:tblLayout w:type="fixed"/>
+          <w:tblBorders>
+            <w:top w:val="single" w:color="000000" w:sz="2" w:space="0"/>
+            <w:left w:val="single" w:color="000000" w:sz="2" w:space="0"/>
+            <w:bottom w:val="single" w:color="000000" w:sz="2" w:space="0"/>
+            <w:right w:val="single" w:color="000000" w:sz="2" w:space="0"/>
+            <w:insideH w:val="single" w:color="000000" w:sz="2" w:space="0"/>
+            <w:insideV w:val="single" w:color="000000" w:sz="2" w:space="0"/>
+          </w:tblBorders>
           <w:tblCellMar>
             <w:top w:w="0" w:type="dxa"/>
             <w:left w:w="0" w:type="dxa"/>
@@ -3641,12 +3699,12 @@
           </w:tblCellMar>
         </w:tblPrEx>
         <w:trPr>
-          <w:trHeight w:val="1365"/>
+          <w:trHeight w:val="1365" w:hRule="atLeast"/>
         </w:trPr>
         <w:tc>
           <w:tcPr>
             <w:tcW w:w="966" w:type="dxa"/>
-            <w:vMerge/>
+            <w:vMerge w:val="continue"/>
             <w:tcBorders>
               <w:top w:val="nil"/>
               <w:bottom w:val="nil"/>
@@ -3668,7 +3726,7 @@
           </w:tcPr>
           <w:p>
             <w:pPr>
-              <w:pStyle w:val="TableText"/>
+              <w:pStyle w:val="27"/>
               <w:spacing w:before="72"/>
               <w:ind w:left="263"/>
               <w:rPr>
@@ -3693,7 +3751,7 @@
           </w:tcPr>
           <w:p>
             <w:pPr>
-              <w:pStyle w:val="TableText"/>
+              <w:pStyle w:val="27"/>
               <w:spacing w:before="65" w:line="289" w:lineRule="auto"/>
               <w:ind w:left="112" w:right="110" w:firstLine="2"/>
               <w:rPr>
@@ -3719,7 +3777,7 @@
           </w:p>
           <w:p>
             <w:pPr>
-              <w:pStyle w:val="TableText"/>
+              <w:pStyle w:val="27"/>
               <w:spacing w:before="65" w:line="289" w:lineRule="auto"/>
               <w:ind w:left="112" w:right="110" w:firstLine="2"/>
               <w:rPr>
@@ -3745,7 +3803,7 @@
           </w:tcPr>
           <w:p>
             <w:pPr>
-              <w:pStyle w:val="TableText"/>
+              <w:pStyle w:val="27"/>
               <w:spacing w:before="107" w:line="258" w:lineRule="auto"/>
               <w:ind w:left="110" w:right="108" w:firstLine="5"/>
             </w:pPr>
@@ -3788,7 +3846,7 @@
           </w:p>
           <w:p>
             <w:pPr>
-              <w:pStyle w:val="TableText"/>
+              <w:pStyle w:val="27"/>
               <w:spacing w:before="65" w:line="258" w:lineRule="auto"/>
               <w:ind w:left="110" w:right="189" w:firstLine="5"/>
             </w:pPr>
@@ -3807,11 +3865,11 @@
           </w:tcPr>
           <w:p>
             <w:pPr>
-              <w:pStyle w:val="TableText"/>
+              <w:pStyle w:val="27"/>
               <w:spacing w:before="65" w:line="228" w:lineRule="auto"/>
               <w:jc w:val="center"/>
               <w:rPr>
-                <w:rFonts w:eastAsia="宋体" w:hint="default"/>
+                <w:rFonts w:hint="default" w:eastAsia="宋体"/>
                 <w:lang w:val="en-US" w:eastAsia="zh-CN"/>
               </w:rPr>
             </w:pPr>
@@ -3827,9 +3885,14 @@
       </w:tr>
       <w:tr>
         <w:tblPrEx>
-          <w:tblW w:w="9679" w:type="dxa"/>
-          <w:tblInd w:w="2" w:type="dxa"/>
-          <w:tblLayout w:type="fixed"/>
+          <w:tblBorders>
+            <w:top w:val="single" w:color="000000" w:sz="2" w:space="0"/>
+            <w:left w:val="single" w:color="000000" w:sz="2" w:space="0"/>
+            <w:bottom w:val="single" w:color="000000" w:sz="2" w:space="0"/>
+            <w:right w:val="single" w:color="000000" w:sz="2" w:space="0"/>
+            <w:insideH w:val="single" w:color="000000" w:sz="2" w:space="0"/>
+            <w:insideV w:val="single" w:color="000000" w:sz="2" w:space="0"/>
+          </w:tblBorders>
           <w:tblCellMar>
             <w:top w:w="0" w:type="dxa"/>
             <w:left w:w="0" w:type="dxa"/>
@@ -3838,12 +3901,12 @@
           </w:tblCellMar>
         </w:tblPrEx>
         <w:trPr>
-          <w:trHeight w:val="1134"/>
+          <w:trHeight w:val="1134" w:hRule="atLeast"/>
         </w:trPr>
         <w:tc>
           <w:tcPr>
             <w:tcW w:w="966" w:type="dxa"/>
-            <w:vMerge/>
+            <w:vMerge w:val="continue"/>
             <w:tcBorders>
               <w:top w:val="nil"/>
             </w:tcBorders>
@@ -3864,7 +3927,7 @@
           </w:tcPr>
           <w:p>
             <w:pPr>
-              <w:pStyle w:val="TableText"/>
+              <w:pStyle w:val="27"/>
               <w:spacing w:before="72"/>
               <w:ind w:left="263"/>
               <w:rPr>
@@ -3889,11 +3952,11 @@
           </w:tcPr>
           <w:p>
             <w:pPr>
-              <w:pStyle w:val="TableText"/>
+              <w:pStyle w:val="27"/>
               <w:spacing w:before="65" w:line="228" w:lineRule="auto"/>
               <w:ind w:left="408"/>
               <w:rPr>
-                <w:rFonts w:eastAsia="宋体" w:hint="eastAsia"/>
+                <w:rFonts w:hint="eastAsia" w:eastAsia="宋体"/>
                 <w:lang w:eastAsia="zh-CN"/>
               </w:rPr>
             </w:pPr>
@@ -3914,7 +3977,7 @@
           </w:tcPr>
           <w:p>
             <w:pPr>
-              <w:pStyle w:val="TableText"/>
+              <w:pStyle w:val="27"/>
               <w:spacing w:before="305" w:line="289" w:lineRule="auto"/>
               <w:ind w:left="112" w:right="189" w:firstLine="3"/>
             </w:pPr>
@@ -3933,11 +3996,11 @@
           </w:tcPr>
           <w:p>
             <w:pPr>
-              <w:pStyle w:val="TableText"/>
+              <w:pStyle w:val="27"/>
               <w:spacing w:before="65" w:line="228" w:lineRule="auto"/>
               <w:jc w:val="center"/>
               <w:rPr>
-                <w:rFonts w:eastAsia="宋体" w:hint="eastAsia"/>
+                <w:rFonts w:hint="eastAsia" w:eastAsia="宋体"/>
                 <w:lang w:eastAsia="zh-CN"/>
               </w:rPr>
             </w:pPr>
@@ -3953,9 +4016,14 @@
       </w:tr>
       <w:tr>
         <w:tblPrEx>
-          <w:tblW w:w="9679" w:type="dxa"/>
-          <w:tblInd w:w="2" w:type="dxa"/>
-          <w:tblLayout w:type="fixed"/>
+          <w:tblBorders>
+            <w:top w:val="single" w:color="000000" w:sz="2" w:space="0"/>
+            <w:left w:val="single" w:color="000000" w:sz="2" w:space="0"/>
+            <w:bottom w:val="single" w:color="000000" w:sz="2" w:space="0"/>
+            <w:right w:val="single" w:color="000000" w:sz="2" w:space="0"/>
+            <w:insideH w:val="single" w:color="000000" w:sz="2" w:space="0"/>
+            <w:insideV w:val="single" w:color="000000" w:sz="2" w:space="0"/>
+          </w:tblBorders>
           <w:tblCellMar>
             <w:top w:w="0" w:type="dxa"/>
             <w:left w:w="0" w:type="dxa"/>
@@ -3964,7 +4032,7 @@
           </w:tblCellMar>
         </w:tblPrEx>
         <w:trPr>
-          <w:trHeight w:val="1135"/>
+          <w:trHeight w:val="1135" w:hRule="atLeast"/>
         </w:trPr>
         <w:tc>
           <w:tcPr>
@@ -3976,7 +4044,7 @@
           </w:tcPr>
           <w:p>
             <w:pPr>
-              <w:pStyle w:val="TableText"/>
+              <w:pStyle w:val="27"/>
               <w:spacing w:before="65" w:line="290" w:lineRule="auto"/>
               <w:ind w:left="113" w:right="324" w:rightChars="0"/>
               <w:jc w:val="both"/>
@@ -3995,12 +4063,12 @@
           </w:p>
           <w:p>
             <w:pPr>
-              <w:pStyle w:val="TableText"/>
+              <w:pStyle w:val="27"/>
               <w:spacing w:before="65" w:line="290" w:lineRule="auto"/>
               <w:ind w:left="113" w:right="324" w:rightChars="0"/>
               <w:jc w:val="both"/>
               <w:rPr>
-                <w:rFonts w:eastAsia="宋体" w:hint="default"/>
+                <w:rFonts w:hint="default" w:eastAsia="宋体"/>
                 <w:lang w:val="en-US" w:eastAsia="zh-CN"/>
               </w:rPr>
             </w:pPr>
@@ -4020,7 +4088,7 @@
           </w:tcPr>
           <w:p>
             <w:pPr>
-              <w:pStyle w:val="TableText"/>
+              <w:pStyle w:val="27"/>
               <w:spacing w:before="72"/>
               <w:ind w:left="263"/>
               <w:rPr>
@@ -4045,11 +4113,11 @@
           </w:tcPr>
           <w:p>
             <w:pPr>
-              <w:pStyle w:val="TableText"/>
+              <w:pStyle w:val="27"/>
               <w:spacing w:before="65" w:line="228" w:lineRule="auto"/>
               <w:ind w:left="407"/>
               <w:rPr>
-                <w:rFonts w:eastAsia="宋体" w:hint="default"/>
+                <w:rFonts w:hint="default" w:eastAsia="宋体"/>
                 <w:spacing w:val="6"/>
                 <w:lang w:val="en-US" w:eastAsia="zh-CN"/>
               </w:rPr>
@@ -4069,7 +4137,7 @@
           </w:tcPr>
           <w:p>
             <w:pPr>
-              <w:pStyle w:val="TableText"/>
+              <w:pStyle w:val="27"/>
               <w:spacing w:before="65" w:line="289" w:lineRule="auto"/>
               <w:ind w:left="114" w:right="105" w:firstLine="1"/>
             </w:pPr>
@@ -4140,11 +4208,11 @@
           </w:tcPr>
           <w:p>
             <w:pPr>
-              <w:pStyle w:val="TableText"/>
+              <w:pStyle w:val="27"/>
               <w:spacing w:before="65" w:line="228" w:lineRule="auto"/>
               <w:jc w:val="center"/>
               <w:rPr>
-                <w:rFonts w:eastAsia="宋体" w:hint="eastAsia"/>
+                <w:rFonts w:hint="eastAsia" w:eastAsia="宋体"/>
                 <w:lang w:eastAsia="zh-CN"/>
               </w:rPr>
             </w:pPr>
@@ -4160,9 +4228,14 @@
       </w:tr>
       <w:tr>
         <w:tblPrEx>
-          <w:tblW w:w="9679" w:type="dxa"/>
-          <w:tblInd w:w="2" w:type="dxa"/>
-          <w:tblLayout w:type="fixed"/>
+          <w:tblBorders>
+            <w:top w:val="single" w:color="000000" w:sz="2" w:space="0"/>
+            <w:left w:val="single" w:color="000000" w:sz="2" w:space="0"/>
+            <w:bottom w:val="single" w:color="000000" w:sz="2" w:space="0"/>
+            <w:right w:val="single" w:color="000000" w:sz="2" w:space="0"/>
+            <w:insideH w:val="single" w:color="000000" w:sz="2" w:space="0"/>
+            <w:insideV w:val="single" w:color="000000" w:sz="2" w:space="0"/>
+          </w:tblBorders>
           <w:tblCellMar>
             <w:top w:w="0" w:type="dxa"/>
             <w:left w:w="0" w:type="dxa"/>
@@ -4171,12 +4244,12 @@
           </w:tblCellMar>
         </w:tblPrEx>
         <w:trPr>
-          <w:trHeight w:val="1564"/>
+          <w:trHeight w:val="1564" w:hRule="atLeast"/>
         </w:trPr>
         <w:tc>
           <w:tcPr>
             <w:tcW w:w="966" w:type="dxa"/>
-            <w:vMerge/>
+            <w:vMerge w:val="continue"/>
             <w:tcBorders>
               <w:top w:val="nil"/>
               <w:bottom w:val="nil"/>
@@ -4195,13 +4268,13 @@
           <w:tcPr>
             <w:tcW w:w="1512" w:type="dxa"/>
             <w:tcBorders>
-              <w:bottom w:val="single" w:sz="4" w:space="0" w:color="auto"/>
+              <w:bottom w:val="single" w:color="auto" w:sz="4" w:space="0"/>
             </w:tcBorders>
             <w:vAlign w:val="center"/>
           </w:tcPr>
           <w:p>
             <w:pPr>
-              <w:pStyle w:val="TableText"/>
+              <w:pStyle w:val="27"/>
               <w:spacing w:before="72"/>
               <w:ind w:left="263"/>
               <w:rPr>
@@ -4223,13 +4296,13 @@
           <w:tcPr>
             <w:tcW w:w="1693" w:type="dxa"/>
             <w:tcBorders>
-              <w:bottom w:val="single" w:sz="4" w:space="0" w:color="auto"/>
+              <w:bottom w:val="single" w:color="auto" w:sz="4" w:space="0"/>
             </w:tcBorders>
             <w:vAlign w:val="center"/>
           </w:tcPr>
           <w:p>
             <w:pPr>
-              <w:pStyle w:val="TableText"/>
+              <w:pStyle w:val="27"/>
               <w:spacing w:before="65" w:line="228" w:lineRule="auto"/>
               <w:ind w:left="407"/>
               <w:rPr>
@@ -4245,11 +4318,11 @@
           </w:p>
           <w:p>
             <w:pPr>
-              <w:pStyle w:val="TableText"/>
+              <w:pStyle w:val="27"/>
               <w:spacing w:before="65" w:line="228" w:lineRule="auto"/>
               <w:ind w:left="407"/>
               <w:rPr>
-                <w:rFonts w:eastAsia="宋体" w:hint="eastAsia"/>
+                <w:rFonts w:hint="eastAsia" w:eastAsia="宋体"/>
                 <w:spacing w:val="6"/>
                 <w:lang w:val="en-US" w:eastAsia="zh-CN"/>
               </w:rPr>
@@ -4268,13 +4341,13 @@
           <w:tcPr>
             <w:tcW w:w="4066" w:type="dxa"/>
             <w:tcBorders>
-              <w:bottom w:val="single" w:sz="4" w:space="0" w:color="auto"/>
+              <w:bottom w:val="single" w:color="auto" w:sz="4" w:space="0"/>
             </w:tcBorders>
             <w:vAlign w:val="center"/>
           </w:tcPr>
           <w:p>
             <w:pPr>
-              <w:pStyle w:val="TableText"/>
+              <w:pStyle w:val="27"/>
               <w:spacing w:before="53" w:line="268" w:lineRule="auto"/>
               <w:ind w:left="110" w:right="189" w:firstLine="5"/>
             </w:pPr>
@@ -4323,7 +4396,7 @@
           </w:p>
           <w:p>
             <w:pPr>
-              <w:pStyle w:val="TableText"/>
+              <w:pStyle w:val="27"/>
               <w:spacing w:before="65" w:line="258" w:lineRule="auto"/>
               <w:ind w:left="116" w:right="189" w:hanging="1"/>
             </w:pPr>
@@ -4345,13 +4418,13 @@
           <w:tcPr>
             <w:tcW w:w="1442" w:type="dxa"/>
             <w:tcBorders>
-              <w:bottom w:val="single" w:sz="4" w:space="0" w:color="auto"/>
+              <w:bottom w:val="single" w:color="auto" w:sz="4" w:space="0"/>
             </w:tcBorders>
             <w:vAlign w:val="center"/>
           </w:tcPr>
           <w:p>
             <w:pPr>
-              <w:pStyle w:val="TableText"/>
+              <w:pStyle w:val="27"/>
               <w:spacing w:before="65" w:line="228" w:lineRule="auto"/>
               <w:jc w:val="center"/>
             </w:pPr>
@@ -4367,9 +4440,14 @@
       </w:tr>
       <w:tr>
         <w:tblPrEx>
-          <w:tblW w:w="9679" w:type="dxa"/>
-          <w:tblInd w:w="2" w:type="dxa"/>
-          <w:tblLayout w:type="fixed"/>
+          <w:tblBorders>
+            <w:top w:val="single" w:color="000000" w:sz="2" w:space="0"/>
+            <w:left w:val="single" w:color="000000" w:sz="2" w:space="0"/>
+            <w:bottom w:val="single" w:color="000000" w:sz="2" w:space="0"/>
+            <w:right w:val="single" w:color="000000" w:sz="2" w:space="0"/>
+            <w:insideH w:val="single" w:color="000000" w:sz="2" w:space="0"/>
+            <w:insideV w:val="single" w:color="000000" w:sz="2" w:space="0"/>
+          </w:tblBorders>
           <w:tblCellMar>
             <w:top w:w="0" w:type="dxa"/>
             <w:left w:w="0" w:type="dxa"/>
@@ -4378,12 +4456,12 @@
           </w:tblCellMar>
         </w:tblPrEx>
         <w:trPr>
-          <w:trHeight w:val="1878"/>
+          <w:trHeight w:val="1878" w:hRule="atLeast"/>
         </w:trPr>
         <w:tc>
           <w:tcPr>
             <w:tcW w:w="966" w:type="dxa"/>
-            <w:vMerge/>
+            <w:vMerge w:val="continue"/>
             <w:tcBorders>
               <w:top w:val="nil"/>
               <w:bottom w:val="nil"/>
@@ -4402,18 +4480,18 @@
           <w:tcPr>
             <w:tcW w:w="1512" w:type="dxa"/>
             <w:tcBorders>
-              <w:top w:val="single" w:sz="4" w:space="0" w:color="auto"/>
+              <w:top w:val="single" w:color="auto" w:sz="4" w:space="0"/>
             </w:tcBorders>
             <w:shd w:val="clear" w:color="auto" w:fill="auto"/>
             <w:vAlign w:val="center"/>
           </w:tcPr>
           <w:p>
             <w:pPr>
-              <w:pStyle w:val="TableText"/>
+              <w:pStyle w:val="27"/>
               <w:spacing w:before="72"/>
               <w:ind w:left="263" w:leftChars="0"/>
               <w:rPr>
-                <w:rFonts w:ascii="宋体" w:eastAsia="宋体" w:hAnsi="宋体" w:cs="宋体"/>
+                <w:rFonts w:ascii="宋体" w:hAnsi="宋体" w:eastAsia="宋体" w:cs="宋体"/>
                 <w:snapToGrid w:val="0"/>
                 <w:color w:val="000000"/>
                 <w:kern w:val="0"/>
@@ -4436,13 +4514,13 @@
           <w:tcPr>
             <w:tcW w:w="1693" w:type="dxa"/>
             <w:tcBorders>
-              <w:top w:val="single" w:sz="4" w:space="0" w:color="auto"/>
+              <w:top w:val="single" w:color="auto" w:sz="4" w:space="0"/>
             </w:tcBorders>
             <w:vAlign w:val="center"/>
           </w:tcPr>
           <w:p>
             <w:pPr>
-              <w:pStyle w:val="TableText"/>
+              <w:pStyle w:val="27"/>
               <w:spacing w:before="65" w:line="228" w:lineRule="auto"/>
               <w:ind w:left="407"/>
             </w:pPr>
@@ -4458,12 +4536,12 @@
           <w:tcPr>
             <w:tcW w:w="4066" w:type="dxa"/>
             <w:tcBorders>
-              <w:top w:val="single" w:sz="4" w:space="0" w:color="auto"/>
+              <w:top w:val="single" w:color="auto" w:sz="4" w:space="0"/>
             </w:tcBorders>
           </w:tcPr>
           <w:p>
             <w:pPr>
-              <w:pStyle w:val="TableText"/>
+              <w:pStyle w:val="27"/>
               <w:spacing w:before="54" w:line="228" w:lineRule="auto"/>
               <w:ind w:left="115"/>
             </w:pPr>
@@ -4476,7 +4554,7 @@
           </w:p>
           <w:p>
             <w:pPr>
-              <w:pStyle w:val="TableText"/>
+              <w:pStyle w:val="27"/>
               <w:spacing w:before="66" w:line="257" w:lineRule="auto"/>
               <w:ind w:left="133" w:right="35" w:hanging="18"/>
             </w:pPr>
@@ -4495,7 +4573,7 @@
           </w:p>
           <w:p>
             <w:pPr>
-              <w:pStyle w:val="TableText"/>
+              <w:pStyle w:val="27"/>
               <w:spacing w:before="65" w:line="268" w:lineRule="auto"/>
               <w:ind w:left="115" w:right="108"/>
             </w:pPr>
@@ -4535,13 +4613,13 @@
           <w:tcPr>
             <w:tcW w:w="1442" w:type="dxa"/>
             <w:tcBorders>
-              <w:top w:val="single" w:sz="4" w:space="0" w:color="auto"/>
+              <w:top w:val="single" w:color="auto" w:sz="4" w:space="0"/>
             </w:tcBorders>
             <w:vAlign w:val="center"/>
           </w:tcPr>
           <w:p>
             <w:pPr>
-              <w:pStyle w:val="TableText"/>
+              <w:pStyle w:val="27"/>
               <w:spacing w:before="65" w:line="228" w:lineRule="auto"/>
               <w:jc w:val="center"/>
               <w:rPr>
@@ -4559,7 +4637,7 @@
           </w:p>
           <w:p>
             <w:pPr>
-              <w:pStyle w:val="TableText"/>
+              <w:pStyle w:val="27"/>
               <w:spacing w:before="65" w:line="228" w:lineRule="auto"/>
             </w:pPr>
           </w:p>
@@ -4567,9 +4645,14 @@
       </w:tr>
       <w:tr>
         <w:tblPrEx>
-          <w:tblW w:w="9679" w:type="dxa"/>
-          <w:tblInd w:w="2" w:type="dxa"/>
-          <w:tblLayout w:type="fixed"/>
+          <w:tblBorders>
+            <w:top w:val="single" w:color="000000" w:sz="2" w:space="0"/>
+            <w:left w:val="single" w:color="000000" w:sz="2" w:space="0"/>
+            <w:bottom w:val="single" w:color="000000" w:sz="2" w:space="0"/>
+            <w:right w:val="single" w:color="000000" w:sz="2" w:space="0"/>
+            <w:insideH w:val="single" w:color="000000" w:sz="2" w:space="0"/>
+            <w:insideV w:val="single" w:color="000000" w:sz="2" w:space="0"/>
+          </w:tblBorders>
           <w:tblCellMar>
             <w:top w:w="0" w:type="dxa"/>
             <w:left w:w="0" w:type="dxa"/>
@@ -4578,12 +4661,12 @@
           </w:tblCellMar>
         </w:tblPrEx>
         <w:trPr>
-          <w:trHeight w:val="637"/>
+          <w:trHeight w:val="637" w:hRule="atLeast"/>
         </w:trPr>
         <w:tc>
           <w:tcPr>
             <w:tcW w:w="966" w:type="dxa"/>
-            <w:vMerge/>
+            <w:vMerge w:val="continue"/>
             <w:tcBorders>
               <w:top w:val="nil"/>
             </w:tcBorders>
@@ -4604,7 +4687,7 @@
           </w:tcPr>
           <w:p>
             <w:pPr>
-              <w:pStyle w:val="TableText"/>
+              <w:pStyle w:val="27"/>
               <w:spacing w:before="300" w:line="264" w:lineRule="exact"/>
               <w:ind w:left="124"/>
             </w:pPr>
@@ -4624,7 +4707,7 @@
           </w:tcPr>
           <w:p>
             <w:pPr>
-              <w:pStyle w:val="TableText"/>
+              <w:pStyle w:val="27"/>
               <w:spacing w:before="300" w:line="227" w:lineRule="auto"/>
               <w:ind w:left="2249"/>
             </w:pPr>
@@ -4643,11 +4726,11 @@
           </w:tcPr>
           <w:p>
             <w:pPr>
-              <w:pStyle w:val="TableText"/>
+              <w:pStyle w:val="27"/>
               <w:spacing w:before="300" w:line="229" w:lineRule="auto"/>
               <w:ind w:left="321"/>
               <w:rPr>
-                <w:rFonts w:eastAsia="宋体" w:hint="eastAsia"/>
+                <w:rFonts w:hint="eastAsia" w:eastAsia="宋体"/>
                 <w:lang w:eastAsia="zh-CN"/>
               </w:rPr>
             </w:pPr>
@@ -4664,7 +4747,7 @@
     </w:tbl>
     <w:p>
       <w:pPr>
-        <w:pStyle w:val="a1"/>
+        <w:pStyle w:val="29"/>
         <w:rPr>
           <w:rFonts w:hint="default"/>
           <w:lang w:val="en-US" w:eastAsia="zh-CN"/>
@@ -4672,23 +4755,73 @@
       </w:pPr>
     </w:p>
     <w:sectPr>
-      <w:headerReference w:type="default" r:id="rId7"/>
+      <w:headerReference r:id="rId5" w:type="default"/>
       <w:pgSz w:w="11906" w:h="16838"/>
       <w:pgMar w:top="1417" w:right="1800" w:bottom="1440" w:left="1800" w:header="1140" w:footer="992" w:gutter="0"/>
-      <w:cols w:num="1" w:space="425"/>
+      <w:cols w:space="425" w:num="1"/>
       <w:docGrid w:type="lines" w:linePitch="312" w:charSpace="0"/>
     </w:sectPr>
   </w:body>
 </w:document>
 </file>
 
+<file path=word/endnotes.xml><?xml version="1.0" encoding="utf-8"?>
+<w:endnotes xmlns:wpc="http://schemas.microsoft.com/office/word/2010/wordprocessingCanvas" xmlns:mc="http://schemas.openxmlformats.org/markup-compatibility/2006" xmlns:o="urn:schemas-microsoft-com:office:office" xmlns:r="http://schemas.openxmlformats.org/officeDocument/2006/relationships" xmlns:m="http://schemas.openxmlformats.org/officeDocument/2006/math" xmlns:v="urn:schemas-microsoft-com:vml" xmlns:wp14="http://schemas.microsoft.com/office/word/2010/wordprocessingDrawing" xmlns:wp="http://schemas.openxmlformats.org/drawingml/2006/wordprocessingDrawing" xmlns:w="http://schemas.openxmlformats.org/wordprocessingml/2006/main" xmlns:w14="http://schemas.microsoft.com/office/word/2010/wordml" xmlns:w15="http://schemas.microsoft.com/office/word/2012/wordml" xmlns:w10="urn:schemas-microsoft-com:office:word" xmlns:wpg="http://schemas.microsoft.com/office/word/2010/wordprocessingGroup" xmlns:wpi="http://schemas.microsoft.com/office/word/2010/wordprocessingInk" xmlns:wne="http://schemas.microsoft.com/office/word/2006/wordml" xmlns:wps="http://schemas.microsoft.com/office/word/2010/wordprocessingShape" xmlns:wpsCustomData="http://www.wps.cn/officeDocument/2013/wpsCustomData" mc:Ignorable="w14 w15 wp14">
+  <w:endnote w:type="separator" w:id="0">
+    <w:p>
+      <w:pPr>
+        <w:spacing w:line="240" w:lineRule="auto"/>
+      </w:pPr>
+      <w:r>
+        <w:separator/>
+      </w:r>
+    </w:p>
+  </w:endnote>
+  <w:endnote w:type="continuationSeparator" w:id="1">
+    <w:p>
+      <w:pPr>
+        <w:spacing w:line="240" w:lineRule="auto"/>
+      </w:pPr>
+      <w:r>
+        <w:continuationSeparator/>
+      </w:r>
+    </w:p>
+  </w:endnote>
+</w:endnotes>
+</file>
+
+<file path=word/footnotes.xml><?xml version="1.0" encoding="utf-8"?>
+<w:footnotes xmlns:wpc="http://schemas.microsoft.com/office/word/2010/wordprocessingCanvas" xmlns:mc="http://schemas.openxmlformats.org/markup-compatibility/2006" xmlns:o="urn:schemas-microsoft-com:office:office" xmlns:r="http://schemas.openxmlformats.org/officeDocument/2006/relationships" xmlns:m="http://schemas.openxmlformats.org/officeDocument/2006/math" xmlns:v="urn:schemas-microsoft-com:vml" xmlns:wp14="http://schemas.microsoft.com/office/word/2010/wordprocessingDrawing" xmlns:wp="http://schemas.openxmlformats.org/drawingml/2006/wordprocessingDrawing" xmlns:w="http://schemas.openxmlformats.org/wordprocessingml/2006/main" xmlns:w14="http://schemas.microsoft.com/office/word/2010/wordml" xmlns:w15="http://schemas.microsoft.com/office/word/2012/wordml" xmlns:w10="urn:schemas-microsoft-com:office:word" xmlns:wpg="http://schemas.microsoft.com/office/word/2010/wordprocessingGroup" xmlns:wpi="http://schemas.microsoft.com/office/word/2010/wordprocessingInk" xmlns:wne="http://schemas.microsoft.com/office/word/2006/wordml" xmlns:wps="http://schemas.microsoft.com/office/word/2010/wordprocessingShape" xmlns:wpsCustomData="http://www.wps.cn/officeDocument/2013/wpsCustomData" mc:Ignorable="w14 w15 wp14">
+  <w:footnote w:type="separator" w:id="0">
+    <w:p>
+      <w:pPr>
+        <w:spacing w:line="360" w:lineRule="auto"/>
+      </w:pPr>
+      <w:r>
+        <w:separator/>
+      </w:r>
+    </w:p>
+  </w:footnote>
+  <w:footnote w:type="continuationSeparator" w:id="1">
+    <w:p>
+      <w:pPr>
+        <w:spacing w:line="360" w:lineRule="auto"/>
+      </w:pPr>
+      <w:r>
+        <w:continuationSeparator/>
+      </w:r>
+    </w:p>
+  </w:footnote>
+</w:footnotes>
+</file>
+
 <file path=word/header1.xml><?xml version="1.0" encoding="utf-8"?>
-<w:hdr xmlns:wpc="http://schemas.microsoft.com/office/word/2010/wordprocessingCanvas" xmlns:mc="http://schemas.openxmlformats.org/markup-compatibility/2006" xmlns:o="urn:schemas-microsoft-com:office:office" xmlns:r="http://schemas.openxmlformats.org/officeDocument/2006/relationships" xmlns:m="http://schemas.openxmlformats.org/officeDocument/2006/math" xmlns:v="urn:schemas-microsoft-com:vml" xmlns:wp14="http://schemas.microsoft.com/office/word/2010/wordprocessingDrawing" xmlns:wp="http://schemas.openxmlformats.org/drawingml/2006/wordprocessingDrawing" xmlns:w10="urn:schemas-microsoft-com:office:word" xmlns:w="http://schemas.openxmlformats.org/wordprocessingml/2006/main" xmlns:w14="http://schemas.microsoft.com/office/word/2010/wordml" xmlns:w15="http://schemas.microsoft.com/office/word/2012/wordml" xmlns:wne="http://schemas.microsoft.com/office/word/2006/wordml" xmlns:wpg="http://schemas.microsoft.com/office/word/2010/wordprocessingGroup" xmlns:wpi="http://schemas.microsoft.com/office/word/2010/wordprocessingInk" xmlns:wps="http://schemas.microsoft.com/office/word/2010/wordprocessingShape" mc:Ignorable="w14 w15 wp14">
+<w:hdr xmlns:wpc="http://schemas.microsoft.com/office/word/2010/wordprocessingCanvas" xmlns:mc="http://schemas.openxmlformats.org/markup-compatibility/2006" xmlns:o="urn:schemas-microsoft-com:office:office" xmlns:r="http://schemas.openxmlformats.org/officeDocument/2006/relationships" xmlns:m="http://schemas.openxmlformats.org/officeDocument/2006/math" xmlns:v="urn:schemas-microsoft-com:vml" xmlns:wp14="http://schemas.microsoft.com/office/word/2010/wordprocessingDrawing" xmlns:wp="http://schemas.openxmlformats.org/drawingml/2006/wordprocessingDrawing" xmlns:w10="urn:schemas-microsoft-com:office:word" xmlns:w="http://schemas.openxmlformats.org/wordprocessingml/2006/main" xmlns:w14="http://schemas.microsoft.com/office/word/2010/wordml" xmlns:w15="http://schemas.microsoft.com/office/word/2012/wordml" xmlns:wpg="http://schemas.microsoft.com/office/word/2010/wordprocessingGroup" xmlns:wpi="http://schemas.microsoft.com/office/word/2010/wordprocessingInk" xmlns:wne="http://schemas.microsoft.com/office/word/2006/wordml" xmlns:wps="http://schemas.microsoft.com/office/word/2010/wordprocessingShape" xmlns:wpsCustomData="http://www.wps.cn/officeDocument/2013/wpsCustomData" mc:Ignorable="w14 w15 wp14">
   <w:p>
     <w:pPr>
-      <w:pStyle w:val="Header"/>
+      <w:pStyle w:val="15"/>
       <w:pBdr>
-        <w:bottom w:val="single" w:sz="4" w:space="1" w:color="auto"/>
+        <w:bottom w:val="single" w:color="auto" w:sz="4" w:space="1"/>
       </w:pBdr>
       <w:tabs>
         <w:tab w:val="left" w:pos="335"/>
@@ -4696,27 +4829,27 @@
       </w:tabs>
       <w:jc w:val="right"/>
       <w:rPr>
-        <w:rFonts w:eastAsiaTheme="minorEastAsia" w:hint="eastAsia"/>
+        <w:rFonts w:hint="eastAsia" w:eastAsiaTheme="minorEastAsia"/>
         <w:lang w:eastAsia="zh-CN"/>
       </w:rPr>
     </w:pPr>
     <w:r>
       <w:rPr>
-        <w:rFonts w:eastAsiaTheme="minorEastAsia" w:hint="eastAsia"/>
+        <w:rFonts w:hint="eastAsia" w:eastAsiaTheme="minorEastAsia"/>
         <w:lang w:val="en-US" w:eastAsia="zh-CN"/>
       </w:rPr>
       <w:tab/>
     </w:r>
     <w:r>
       <w:rPr>
-        <w:rFonts w:eastAsiaTheme="minorEastAsia" w:hint="eastAsia"/>
+        <w:rFonts w:hint="eastAsia" w:eastAsiaTheme="minorEastAsia"/>
         <w:lang w:val="en-US" w:eastAsia="zh-CN"/>
       </w:rPr>
       <w:tab/>
     </w:r>
     <w:r>
       <w:rPr>
-        <w:rFonts w:eastAsiaTheme="minorEastAsia" w:hint="eastAsia"/>
+        <w:rFonts w:hint="eastAsia" w:eastAsiaTheme="minorEastAsia"/>
         <w:lang w:val="en-US" w:eastAsia="zh-CN"/>
       </w:rPr>
       <w:t>桐乡华数广电网络有限公司</w:t>
@@ -4726,15 +4859,15 @@
 </file>
 
 <file path=word/numbering.xml><?xml version="1.0" encoding="utf-8"?>
-<w:numbering xmlns:wpc="http://schemas.microsoft.com/office/word/2010/wordprocessingCanvas" xmlns:mc="http://schemas.openxmlformats.org/markup-compatibility/2006" xmlns:o="urn:schemas-microsoft-com:office:office" xmlns:r="http://schemas.openxmlformats.org/officeDocument/2006/relationships" xmlns:m="http://schemas.openxmlformats.org/officeDocument/2006/math" xmlns:v="urn:schemas-microsoft-com:vml" xmlns:wp14="http://schemas.microsoft.com/office/word/2010/wordprocessingDrawing" xmlns:wp="http://schemas.openxmlformats.org/drawingml/2006/wordprocessingDrawing" xmlns:w10="urn:schemas-microsoft-com:office:word" xmlns:w="http://schemas.openxmlformats.org/wordprocessingml/2006/main" xmlns:w14="http://schemas.microsoft.com/office/word/2010/wordml" xmlns:w15="http://schemas.microsoft.com/office/word/2012/wordml" xmlns:wne="http://schemas.microsoft.com/office/word/2006/wordml" xmlns:wpg="http://schemas.microsoft.com/office/word/2010/wordprocessingGroup" xmlns:wpi="http://schemas.microsoft.com/office/word/2010/wordprocessingInk" xmlns:wps="http://schemas.microsoft.com/office/word/2010/wordprocessingShape" mc:Ignorable="w14 w15 wp14">
+<w:numbering xmlns:wpc="http://schemas.microsoft.com/office/word/2010/wordprocessingCanvas" xmlns:mc="http://schemas.openxmlformats.org/markup-compatibility/2006" xmlns:o="urn:schemas-microsoft-com:office:office" xmlns:r="http://schemas.openxmlformats.org/officeDocument/2006/relationships" xmlns:m="http://schemas.openxmlformats.org/officeDocument/2006/math" xmlns:v="urn:schemas-microsoft-com:vml" xmlns:wp14="http://schemas.microsoft.com/office/word/2010/wordprocessingDrawing" xmlns:wp="http://schemas.openxmlformats.org/drawingml/2006/wordprocessingDrawing" xmlns:w10="urn:schemas-microsoft-com:office:word" xmlns:w="http://schemas.openxmlformats.org/wordprocessingml/2006/main" xmlns:w14="http://schemas.microsoft.com/office/word/2010/wordml" xmlns:wpg="http://schemas.microsoft.com/office/word/2010/wordprocessingGroup" xmlns:wpi="http://schemas.microsoft.com/office/word/2010/wordprocessingInk" xmlns:wne="http://schemas.microsoft.com/office/word/2006/wordml" xmlns:wps="http://schemas.microsoft.com/office/word/2010/wordprocessingShape" xmlns:wpsCustomData="http://www.wps.cn/officeDocument/2013/wpsCustomData" mc:Ignorable="w14 wp14">
   <w:abstractNum w:abstractNumId="0">
     <w:nsid w:val="8E964DCE"/>
     <w:multiLevelType w:val="multilevel"/>
     <w:tmpl w:val="8E964DCE"/>
-    <w:lvl w:ilvl="0">
+    <w:lvl w:ilvl="0" w:tentative="0">
       <w:start w:val="1"/>
       <w:numFmt w:val="decimal"/>
-      <w:pStyle w:val="Heading1"/>
+      <w:pStyle w:val="2"/>
       <w:lvlText w:val="%1."/>
       <w:lvlJc w:val="left"/>
       <w:pPr>
@@ -4744,10 +4877,10 @@
         <w:rFonts w:hint="default"/>
       </w:rPr>
     </w:lvl>
-    <w:lvl w:ilvl="1">
+    <w:lvl w:ilvl="1" w:tentative="0">
       <w:start w:val="1"/>
       <w:numFmt w:val="decimal"/>
-      <w:pStyle w:val="Heading2"/>
+      <w:pStyle w:val="3"/>
       <w:lvlText w:val="%1.%2."/>
       <w:lvlJc w:val="left"/>
       <w:pPr>
@@ -4757,10 +4890,10 @@
         <w:rFonts w:hint="default"/>
       </w:rPr>
     </w:lvl>
-    <w:lvl w:ilvl="2">
+    <w:lvl w:ilvl="2" w:tentative="0">
       <w:start w:val="1"/>
       <w:numFmt w:val="decimal"/>
-      <w:pStyle w:val="Heading3"/>
+      <w:pStyle w:val="4"/>
       <w:lvlText w:val="%1.%2.%3."/>
       <w:lvlJc w:val="left"/>
       <w:pPr>
@@ -4770,10 +4903,10 @@
         <w:rFonts w:hint="default"/>
       </w:rPr>
     </w:lvl>
-    <w:lvl w:ilvl="3">
+    <w:lvl w:ilvl="3" w:tentative="0">
       <w:start w:val="1"/>
       <w:numFmt w:val="decimal"/>
-      <w:pStyle w:val="Heading4"/>
+      <w:pStyle w:val="5"/>
       <w:lvlText w:val="%1.%2.%3.%4."/>
       <w:lvlJc w:val="left"/>
       <w:pPr>
@@ -4783,10 +4916,10 @@
         <w:rFonts w:hint="default"/>
       </w:rPr>
     </w:lvl>
-    <w:lvl w:ilvl="4">
+    <w:lvl w:ilvl="4" w:tentative="0">
       <w:start w:val="1"/>
       <w:numFmt w:val="decimal"/>
-      <w:pStyle w:val="Heading5"/>
+      <w:pStyle w:val="6"/>
       <w:lvlText w:val="%1.%2.%3.%4.%5."/>
       <w:lvlJc w:val="left"/>
       <w:pPr>
@@ -4796,10 +4929,10 @@
         <w:rFonts w:hint="default"/>
       </w:rPr>
     </w:lvl>
-    <w:lvl w:ilvl="5">
+    <w:lvl w:ilvl="5" w:tentative="0">
       <w:start w:val="1"/>
       <w:numFmt w:val="decimal"/>
-      <w:pStyle w:val="Heading6"/>
+      <w:pStyle w:val="7"/>
       <w:lvlText w:val="%1.%2.%3.%4.%5.%6."/>
       <w:lvlJc w:val="left"/>
       <w:pPr>
@@ -4809,10 +4942,10 @@
         <w:rFonts w:hint="default"/>
       </w:rPr>
     </w:lvl>
-    <w:lvl w:ilvl="6">
+    <w:lvl w:ilvl="6" w:tentative="0">
       <w:start w:val="1"/>
       <w:numFmt w:val="decimal"/>
-      <w:pStyle w:val="Heading7"/>
+      <w:pStyle w:val="8"/>
       <w:lvlText w:val="%1.%2.%3.%4.%5.%6.%7."/>
       <w:lvlJc w:val="left"/>
       <w:pPr>
@@ -4822,10 +4955,10 @@
         <w:rFonts w:hint="default"/>
       </w:rPr>
     </w:lvl>
-    <w:lvl w:ilvl="7">
+    <w:lvl w:ilvl="7" w:tentative="0">
       <w:start w:val="1"/>
       <w:numFmt w:val="decimal"/>
-      <w:pStyle w:val="Heading8"/>
+      <w:pStyle w:val="9"/>
       <w:lvlText w:val="%1.%2.%3.%4.%5.%6.%7.%8."/>
       <w:lvlJc w:val="left"/>
       <w:pPr>
@@ -4835,10 +4968,10 @@
         <w:rFonts w:hint="default"/>
       </w:rPr>
     </w:lvl>
-    <w:lvl w:ilvl="8">
+    <w:lvl w:ilvl="8" w:tentative="0">
       <w:start w:val="1"/>
       <w:numFmt w:val="decimal"/>
-      <w:pStyle w:val="Heading9"/>
+      <w:pStyle w:val="10"/>
       <w:lvlText w:val="%1.%2.%3.%4.%5.%6.%7.%8.%9."/>
       <w:lvlJc w:val="left"/>
       <w:pPr>
@@ -4856,267 +4989,269 @@
 </file>
 
 <file path=word/styles.xml><?xml version="1.0" encoding="utf-8"?>
-<w:styles xmlns:mc="http://schemas.openxmlformats.org/markup-compatibility/2006" xmlns:r="http://schemas.openxmlformats.org/officeDocument/2006/relationships" xmlns:w="http://schemas.openxmlformats.org/wordprocessingml/2006/main" xmlns:w14="http://schemas.microsoft.com/office/word/2010/wordml" xmlns:w15="http://schemas.microsoft.com/office/word/2012/wordml" mc:Ignorable="w14 w15">
+<w:styles xmlns:mc="http://schemas.openxmlformats.org/markup-compatibility/2006" xmlns:o="urn:schemas-microsoft-com:office:office" xmlns:r="http://schemas.openxmlformats.org/officeDocument/2006/relationships" xmlns:m="http://schemas.openxmlformats.org/officeDocument/2006/math" xmlns:v="urn:schemas-microsoft-com:vml" xmlns:w="http://schemas.openxmlformats.org/wordprocessingml/2006/main" xmlns:w14="http://schemas.microsoft.com/office/word/2010/wordml" xmlns:w10="urn:schemas-microsoft-com:office:word" xmlns:sl="http://schemas.openxmlformats.org/schemaLibrary/2006/main" xmlns:wpsCustomData="http://www.wps.cn/officeDocument/2013/wpsCustomData" mc:Ignorable="w14">
   <w:docDefaults>
     <w:rPrDefault>
       <w:rPr>
-        <w:rFonts w:ascii="Times New Roman" w:eastAsia="宋体" w:hAnsi="Times New Roman" w:cs="Times New Roman"/>
+        <w:rFonts w:ascii="Times New Roman" w:hAnsi="Times New Roman" w:eastAsia="宋体" w:cs="Times New Roman"/>
       </w:rPr>
     </w:rPrDefault>
     <w:pPrDefault/>
   </w:docDefaults>
-  <w:latentStyles w:defLockedState="0" w:defUIPriority="99" w:defSemiHidden="1" w:defUnhideWhenUsed="1" w:defQFormat="0" w:count="260">
-    <w:lsdException w:name="Normal" w:semiHidden="0" w:uiPriority="0" w:unhideWhenUsed="0" w:qFormat="1"/>
-    <w:lsdException w:name="heading 1" w:semiHidden="0" w:uiPriority="0" w:unhideWhenUsed="0" w:qFormat="1"/>
-    <w:lsdException w:name="heading 2" w:semiHidden="0" w:uiPriority="0" w:qFormat="1"/>
-    <w:lsdException w:name="heading 3" w:uiPriority="0" w:qFormat="1"/>
-    <w:lsdException w:name="heading 4" w:semiHidden="0" w:uiPriority="0" w:qFormat="1"/>
-    <w:lsdException w:name="heading 5" w:uiPriority="0" w:qFormat="1"/>
-    <w:lsdException w:name="heading 6" w:uiPriority="0" w:qFormat="1"/>
-    <w:lsdException w:name="heading 7" w:uiPriority="0" w:qFormat="1"/>
-    <w:lsdException w:name="heading 8" w:uiPriority="0" w:qFormat="1"/>
-    <w:lsdException w:name="heading 9" w:uiPriority="0" w:qFormat="1"/>
-    <w:lsdException w:name="index 1" w:semiHidden="0" w:uiPriority="0" w:unhideWhenUsed="0"/>
-    <w:lsdException w:name="index 2" w:semiHidden="0" w:uiPriority="0" w:unhideWhenUsed="0"/>
-    <w:lsdException w:name="index 3" w:semiHidden="0" w:uiPriority="0" w:unhideWhenUsed="0"/>
-    <w:lsdException w:name="index 4" w:semiHidden="0" w:uiPriority="0" w:unhideWhenUsed="0"/>
-    <w:lsdException w:name="index 5" w:semiHidden="0" w:uiPriority="0" w:unhideWhenUsed="0"/>
-    <w:lsdException w:name="index 6" w:semiHidden="0" w:uiPriority="0" w:unhideWhenUsed="0"/>
-    <w:lsdException w:name="index 7" w:semiHidden="0" w:uiPriority="0" w:unhideWhenUsed="0"/>
-    <w:lsdException w:name="index 8" w:semiHidden="0" w:uiPriority="0" w:unhideWhenUsed="0"/>
-    <w:lsdException w:name="index 9" w:semiHidden="0" w:uiPriority="0" w:unhideWhenUsed="0"/>
-    <w:lsdException w:name="toc 1" w:semiHidden="0" w:uiPriority="0" w:unhideWhenUsed="0" w:qFormat="1"/>
-    <w:lsdException w:name="toc 2" w:semiHidden="0" w:uiPriority="0" w:unhideWhenUsed="0" w:qFormat="1"/>
-    <w:lsdException w:name="toc 3" w:semiHidden="0" w:uiPriority="0" w:unhideWhenUsed="0" w:qFormat="1"/>
-    <w:lsdException w:name="toc 4" w:semiHidden="0" w:uiPriority="0" w:unhideWhenUsed="0"/>
-    <w:lsdException w:name="toc 5" w:semiHidden="0" w:uiPriority="0" w:unhideWhenUsed="0"/>
-    <w:lsdException w:name="toc 6" w:semiHidden="0" w:uiPriority="0" w:unhideWhenUsed="0"/>
-    <w:lsdException w:name="toc 7" w:semiHidden="0" w:uiPriority="0" w:unhideWhenUsed="0"/>
-    <w:lsdException w:name="toc 8" w:semiHidden="0" w:uiPriority="0" w:unhideWhenUsed="0"/>
-    <w:lsdException w:name="toc 9" w:semiHidden="0" w:uiPriority="0" w:unhideWhenUsed="0"/>
-    <w:lsdException w:name="Normal Indent" w:semiHidden="0" w:uiPriority="0" w:unhideWhenUsed="0"/>
-    <w:lsdException w:name="footnote text" w:semiHidden="0" w:uiPriority="0" w:unhideWhenUsed="0"/>
-    <w:lsdException w:name="annotation text" w:semiHidden="0" w:uiPriority="0" w:unhideWhenUsed="0" w:qFormat="1"/>
-    <w:lsdException w:name="header" w:semiHidden="0" w:uiPriority="0" w:unhideWhenUsed="0" w:qFormat="1"/>
-    <w:lsdException w:name="footer" w:semiHidden="0" w:uiPriority="0" w:unhideWhenUsed="0" w:qFormat="1"/>
-    <w:lsdException w:name="index heading" w:semiHidden="0" w:uiPriority="0" w:unhideWhenUsed="0"/>
-    <w:lsdException w:name="caption" w:uiPriority="0" w:qFormat="1"/>
-    <w:lsdException w:name="table of figures" w:semiHidden="0" w:uiPriority="0" w:unhideWhenUsed="0"/>
-    <w:lsdException w:name="envelope address" w:semiHidden="0" w:uiPriority="0" w:unhideWhenUsed="0"/>
-    <w:lsdException w:name="envelope return" w:semiHidden="0" w:uiPriority="0" w:unhideWhenUsed="0"/>
-    <w:lsdException w:name="footnote reference" w:semiHidden="0" w:uiPriority="0" w:unhideWhenUsed="0"/>
-    <w:lsdException w:name="annotation reference" w:semiHidden="0" w:uiPriority="0" w:unhideWhenUsed="0"/>
-    <w:lsdException w:name="line number" w:semiHidden="0" w:uiPriority="0" w:unhideWhenUsed="0"/>
-    <w:lsdException w:name="page number" w:semiHidden="0" w:uiPriority="0" w:unhideWhenUsed="0"/>
-    <w:lsdException w:name="endnote reference" w:semiHidden="0" w:uiPriority="0" w:unhideWhenUsed="0"/>
-    <w:lsdException w:name="endnote text" w:semiHidden="0" w:uiPriority="0" w:unhideWhenUsed="0"/>
-    <w:lsdException w:name="table of authorities" w:semiHidden="0" w:uiPriority="0" w:unhideWhenUsed="0"/>
-    <w:lsdException w:name="macro" w:semiHidden="0" w:uiPriority="0" w:unhideWhenUsed="0"/>
-    <w:lsdException w:name="toa heading" w:semiHidden="0" w:uiPriority="0" w:unhideWhenUsed="0"/>
-    <w:lsdException w:name="List" w:semiHidden="0" w:uiPriority="0" w:unhideWhenUsed="0"/>
-    <w:lsdException w:name="List Bullet" w:semiHidden="0" w:uiPriority="0" w:unhideWhenUsed="0"/>
-    <w:lsdException w:name="List Number" w:semiHidden="0" w:uiPriority="0" w:unhideWhenUsed="0"/>
-    <w:lsdException w:name="List 2" w:semiHidden="0" w:uiPriority="0" w:unhideWhenUsed="0"/>
-    <w:lsdException w:name="List 3" w:semiHidden="0" w:uiPriority="0" w:unhideWhenUsed="0"/>
-    <w:lsdException w:name="List 4" w:semiHidden="0" w:uiPriority="0" w:unhideWhenUsed="0"/>
-    <w:lsdException w:name="List 5" w:semiHidden="0" w:uiPriority="0" w:unhideWhenUsed="0"/>
-    <w:lsdException w:name="List Bullet 2" w:semiHidden="0" w:uiPriority="0" w:unhideWhenUsed="0"/>
-    <w:lsdException w:name="List Bullet 3" w:semiHidden="0" w:uiPriority="0" w:unhideWhenUsed="0"/>
-    <w:lsdException w:name="List Bullet 4" w:semiHidden="0" w:uiPriority="0" w:unhideWhenUsed="0"/>
-    <w:lsdException w:name="List Bullet 5" w:semiHidden="0" w:uiPriority="0" w:unhideWhenUsed="0"/>
-    <w:lsdException w:name="List Number 2" w:semiHidden="0" w:uiPriority="0" w:unhideWhenUsed="0"/>
-    <w:lsdException w:name="List Number 3" w:semiHidden="0" w:uiPriority="0" w:unhideWhenUsed="0"/>
-    <w:lsdException w:name="List Number 4" w:semiHidden="0" w:uiPriority="0" w:unhideWhenUsed="0"/>
-    <w:lsdException w:name="List Number 5" w:semiHidden="0" w:uiPriority="0" w:unhideWhenUsed="0"/>
-    <w:lsdException w:name="Title" w:semiHidden="0" w:uiPriority="0" w:unhideWhenUsed="0" w:qFormat="1"/>
-    <w:lsdException w:name="Closing" w:semiHidden="0" w:uiPriority="0" w:unhideWhenUsed="0"/>
-    <w:lsdException w:name="Signature" w:semiHidden="0" w:uiPriority="0" w:unhideWhenUsed="0"/>
-    <w:lsdException w:name="Default Paragraph Font" w:uiPriority="0" w:unhideWhenUsed="0" w:qFormat="1"/>
-    <w:lsdException w:name="Body Text" w:uiPriority="0" w:unhideWhenUsed="0" w:qFormat="1"/>
-    <w:lsdException w:name="Body Text Indent" w:semiHidden="0" w:uiPriority="0" w:unhideWhenUsed="0"/>
-    <w:lsdException w:name="List Continue" w:semiHidden="0" w:uiPriority="0" w:unhideWhenUsed="0"/>
-    <w:lsdException w:name="List Continue 2" w:semiHidden="0" w:uiPriority="0" w:unhideWhenUsed="0"/>
-    <w:lsdException w:name="List Continue 3" w:semiHidden="0" w:uiPriority="0" w:unhideWhenUsed="0"/>
-    <w:lsdException w:name="List Continue 4" w:semiHidden="0" w:uiPriority="0" w:unhideWhenUsed="0"/>
-    <w:lsdException w:name="List Continue 5" w:semiHidden="0" w:uiPriority="0" w:unhideWhenUsed="0"/>
-    <w:lsdException w:name="Message Header" w:semiHidden="0" w:uiPriority="0" w:unhideWhenUsed="0"/>
-    <w:lsdException w:name="Subtitle" w:semiHidden="0" w:uiPriority="0" w:unhideWhenUsed="0" w:qFormat="1"/>
-    <w:lsdException w:name="Salutation" w:semiHidden="0" w:uiPriority="0" w:unhideWhenUsed="0"/>
-    <w:lsdException w:name="Date" w:semiHidden="0" w:uiPriority="0" w:unhideWhenUsed="0"/>
-    <w:lsdException w:name="Body Text First Indent" w:semiHidden="0" w:uiPriority="0" w:unhideWhenUsed="0"/>
-    <w:lsdException w:name="Body Text First Indent 2" w:semiHidden="0" w:uiPriority="0" w:unhideWhenUsed="0"/>
-    <w:lsdException w:name="Body Text 2" w:semiHidden="0" w:uiPriority="0" w:unhideWhenUsed="0"/>
-    <w:lsdException w:name="Body Text 3" w:semiHidden="0" w:uiPriority="0" w:unhideWhenUsed="0"/>
-    <w:lsdException w:name="Body Text Indent 2" w:semiHidden="0" w:uiPriority="0" w:unhideWhenUsed="0"/>
-    <w:lsdException w:name="Body Text Indent 3" w:semiHidden="0" w:uiPriority="0" w:unhideWhenUsed="0"/>
-    <w:lsdException w:name="Block Text" w:semiHidden="0" w:uiPriority="0" w:unhideWhenUsed="0"/>
-    <w:lsdException w:name="Hyperlink" w:semiHidden="0" w:uiPriority="0" w:unhideWhenUsed="0"/>
-    <w:lsdException w:name="FollowedHyperlink" w:semiHidden="0" w:uiPriority="0" w:unhideWhenUsed="0"/>
-    <w:lsdException w:name="Strong" w:semiHidden="0" w:uiPriority="0" w:unhideWhenUsed="0" w:qFormat="1"/>
-    <w:lsdException w:name="Emphasis" w:semiHidden="0" w:uiPriority="0" w:unhideWhenUsed="0" w:qFormat="1"/>
-    <w:lsdException w:name="Document Map" w:semiHidden="0" w:uiPriority="0" w:unhideWhenUsed="0"/>
-    <w:lsdException w:name="Plain Text" w:semiHidden="0" w:uiPriority="0" w:unhideWhenUsed="0"/>
-    <w:lsdException w:name="E-mail Signature" w:semiHidden="0" w:uiPriority="0" w:unhideWhenUsed="0"/>
-    <w:lsdException w:name="Normal (Web)" w:semiHidden="0" w:uiPriority="0" w:unhideWhenUsed="0" w:qFormat="1"/>
-    <w:lsdException w:name="HTML Acronym" w:semiHidden="0" w:uiPriority="0" w:unhideWhenUsed="0"/>
-    <w:lsdException w:name="HTML Address" w:semiHidden="0" w:uiPriority="0" w:unhideWhenUsed="0"/>
-    <w:lsdException w:name="HTML Cite" w:semiHidden="0" w:uiPriority="0" w:unhideWhenUsed="0"/>
-    <w:lsdException w:name="HTML Code" w:semiHidden="0" w:uiPriority="0" w:unhideWhenUsed="0"/>
-    <w:lsdException w:name="HTML Definition" w:semiHidden="0" w:uiPriority="0" w:unhideWhenUsed="0"/>
-    <w:lsdException w:name="HTML Keyboard" w:semiHidden="0" w:uiPriority="0" w:unhideWhenUsed="0"/>
-    <w:lsdException w:name="HTML Preformatted" w:semiHidden="0" w:uiPriority="0" w:unhideWhenUsed="0"/>
-    <w:lsdException w:name="HTML Sample" w:semiHidden="0" w:uiPriority="0" w:unhideWhenUsed="0"/>
-    <w:lsdException w:name="HTML Typewriter" w:semiHidden="0" w:uiPriority="0" w:unhideWhenUsed="0"/>
-    <w:lsdException w:name="HTML Variable" w:semiHidden="0" w:uiPriority="0" w:unhideWhenUsed="0"/>
-    <w:lsdException w:name="Normal Table" w:uiPriority="0" w:unhideWhenUsed="0" w:qFormat="1"/>
-    <w:lsdException w:name="annotation subject" w:semiHidden="0" w:uiPriority="0" w:unhideWhenUsed="0"/>
-    <w:lsdException w:name="Table Simple 1" w:semiHidden="0" w:uiPriority="0" w:unhideWhenUsed="0"/>
-    <w:lsdException w:name="Table Simple 2" w:semiHidden="0" w:uiPriority="0" w:unhideWhenUsed="0"/>
-    <w:lsdException w:name="Table Simple 3" w:semiHidden="0" w:uiPriority="0" w:unhideWhenUsed="0"/>
-    <w:lsdException w:name="Table Classic 1" w:semiHidden="0" w:uiPriority="0" w:unhideWhenUsed="0"/>
-    <w:lsdException w:name="Table Classic 2" w:semiHidden="0" w:uiPriority="0" w:unhideWhenUsed="0"/>
-    <w:lsdException w:name="Table Classic 3" w:semiHidden="0" w:uiPriority="0" w:unhideWhenUsed="0"/>
-    <w:lsdException w:name="Table Classic 4" w:semiHidden="0" w:uiPriority="0" w:unhideWhenUsed="0"/>
-    <w:lsdException w:name="Table Colorful 1" w:semiHidden="0" w:uiPriority="0" w:unhideWhenUsed="0"/>
-    <w:lsdException w:name="Table Colorful 2" w:semiHidden="0" w:uiPriority="0" w:unhideWhenUsed="0"/>
-    <w:lsdException w:name="Table Colorful 3" w:semiHidden="0" w:uiPriority="0" w:unhideWhenUsed="0"/>
-    <w:lsdException w:name="Table Columns 1" w:semiHidden="0" w:uiPriority="0" w:unhideWhenUsed="0"/>
-    <w:lsdException w:name="Table Columns 2" w:semiHidden="0" w:uiPriority="0" w:unhideWhenUsed="0"/>
-    <w:lsdException w:name="Table Columns 3" w:semiHidden="0" w:uiPriority="0" w:unhideWhenUsed="0"/>
-    <w:lsdException w:name="Table Columns 4" w:semiHidden="0" w:uiPriority="0" w:unhideWhenUsed="0"/>
-    <w:lsdException w:name="Table Columns 5" w:semiHidden="0" w:uiPriority="0" w:unhideWhenUsed="0"/>
-    <w:lsdException w:name="Table Grid 1" w:semiHidden="0" w:uiPriority="0" w:unhideWhenUsed="0"/>
-    <w:lsdException w:name="Table Grid 2" w:semiHidden="0" w:uiPriority="0" w:unhideWhenUsed="0"/>
-    <w:lsdException w:name="Table Grid 3" w:semiHidden="0" w:uiPriority="0" w:unhideWhenUsed="0"/>
-    <w:lsdException w:name="Table Grid 4" w:semiHidden="0" w:uiPriority="0" w:unhideWhenUsed="0"/>
-    <w:lsdException w:name="Table Grid 5" w:semiHidden="0" w:uiPriority="0" w:unhideWhenUsed="0"/>
-    <w:lsdException w:name="Table Grid 6" w:semiHidden="0" w:uiPriority="0" w:unhideWhenUsed="0"/>
-    <w:lsdException w:name="Table Grid 7" w:semiHidden="0" w:uiPriority="0" w:unhideWhenUsed="0"/>
-    <w:lsdException w:name="Table Grid 8" w:semiHidden="0" w:uiPriority="0" w:unhideWhenUsed="0"/>
-    <w:lsdException w:name="Table List 1" w:semiHidden="0" w:uiPriority="0" w:unhideWhenUsed="0"/>
-    <w:lsdException w:name="Table List 2" w:semiHidden="0" w:uiPriority="0" w:unhideWhenUsed="0"/>
-    <w:lsdException w:name="Table List 3" w:semiHidden="0" w:uiPriority="0" w:unhideWhenUsed="0"/>
-    <w:lsdException w:name="Table List 4" w:semiHidden="0" w:uiPriority="0" w:unhideWhenUsed="0"/>
-    <w:lsdException w:name="Table List 5" w:semiHidden="0" w:uiPriority="0" w:unhideWhenUsed="0"/>
-    <w:lsdException w:name="Table List 6" w:semiHidden="0" w:uiPriority="0" w:unhideWhenUsed="0"/>
-    <w:lsdException w:name="Table List 7" w:semiHidden="0" w:uiPriority="0" w:unhideWhenUsed="0"/>
-    <w:lsdException w:name="Table List 8" w:semiHidden="0" w:uiPriority="0" w:unhideWhenUsed="0"/>
-    <w:lsdException w:name="Table 3D effects 1" w:semiHidden="0" w:uiPriority="0" w:unhideWhenUsed="0"/>
-    <w:lsdException w:name="Table 3D effects 2" w:semiHidden="0" w:uiPriority="0" w:unhideWhenUsed="0"/>
-    <w:lsdException w:name="Table 3D effects 3" w:semiHidden="0" w:uiPriority="0" w:unhideWhenUsed="0"/>
-    <w:lsdException w:name="Table Contemporary" w:semiHidden="0" w:uiPriority="0" w:unhideWhenUsed="0"/>
-    <w:lsdException w:name="Table Elegant" w:semiHidden="0" w:uiPriority="0" w:unhideWhenUsed="0"/>
-    <w:lsdException w:name="Table Professional" w:semiHidden="0" w:uiPriority="0" w:unhideWhenUsed="0"/>
-    <w:lsdException w:name="Table Subtle 1" w:semiHidden="0" w:uiPriority="0" w:unhideWhenUsed="0"/>
-    <w:lsdException w:name="Table Subtle 2" w:semiHidden="0" w:uiPriority="0" w:unhideWhenUsed="0"/>
-    <w:lsdException w:name="Table Web 1" w:semiHidden="0" w:uiPriority="0" w:unhideWhenUsed="0"/>
-    <w:lsdException w:name="Table Web 2" w:semiHidden="0" w:uiPriority="0" w:unhideWhenUsed="0"/>
-    <w:lsdException w:name="Table Web 3" w:semiHidden="0" w:uiPriority="0" w:unhideWhenUsed="0"/>
-    <w:lsdException w:name="Balloon Text" w:semiHidden="0" w:uiPriority="0" w:unhideWhenUsed="0"/>
-    <w:lsdException w:name="Table Grid" w:semiHidden="0" w:uiPriority="0" w:unhideWhenUsed="0" w:qFormat="1"/>
-    <w:lsdException w:name="Table Theme" w:semiHidden="0" w:uiPriority="0" w:unhideWhenUsed="0"/>
-    <w:lsdException w:name="Light Shading" w:semiHidden="0" w:uiPriority="60" w:unhideWhenUsed="0"/>
-    <w:lsdException w:name="Light List" w:semiHidden="0" w:uiPriority="61" w:unhideWhenUsed="0"/>
-    <w:lsdException w:name="Light Grid" w:semiHidden="0" w:uiPriority="62" w:unhideWhenUsed="0"/>
-    <w:lsdException w:name="Medium Shading 1" w:semiHidden="0" w:uiPriority="63" w:unhideWhenUsed="0"/>
-    <w:lsdException w:name="Medium Shading 2" w:semiHidden="0" w:uiPriority="64" w:unhideWhenUsed="0"/>
-    <w:lsdException w:name="Medium List 1" w:semiHidden="0" w:uiPriority="65" w:unhideWhenUsed="0"/>
-    <w:lsdException w:name="Medium List 2" w:semiHidden="0" w:uiPriority="66" w:unhideWhenUsed="0"/>
-    <w:lsdException w:name="Medium Grid 1" w:semiHidden="0" w:uiPriority="67" w:unhideWhenUsed="0"/>
-    <w:lsdException w:name="Medium Grid 2" w:semiHidden="0" w:uiPriority="68" w:unhideWhenUsed="0"/>
-    <w:lsdException w:name="Medium Grid 3" w:semiHidden="0" w:uiPriority="69" w:unhideWhenUsed="0"/>
-    <w:lsdException w:name="Dark List" w:semiHidden="0" w:uiPriority="70" w:unhideWhenUsed="0"/>
-    <w:lsdException w:name="Colorful Shading" w:semiHidden="0" w:uiPriority="71" w:unhideWhenUsed="0"/>
-    <w:lsdException w:name="Colorful List" w:semiHidden="0" w:uiPriority="72" w:unhideWhenUsed="0"/>
-    <w:lsdException w:name="Colorful Grid" w:semiHidden="0" w:uiPriority="73" w:unhideWhenUsed="0"/>
-    <w:lsdException w:name="Light Shading Accent 1" w:semiHidden="0" w:uiPriority="60" w:unhideWhenUsed="0"/>
-    <w:lsdException w:name="Light List Accent 1" w:semiHidden="0" w:uiPriority="61" w:unhideWhenUsed="0"/>
-    <w:lsdException w:name="Light Grid Accent 1" w:semiHidden="0" w:uiPriority="62" w:unhideWhenUsed="0"/>
-    <w:lsdException w:name="Medium Shading 1 Accent 1" w:semiHidden="0" w:uiPriority="63" w:unhideWhenUsed="0"/>
-    <w:lsdException w:name="Medium Shading 2 Accent 1" w:semiHidden="0" w:uiPriority="64" w:unhideWhenUsed="0"/>
-    <w:lsdException w:name="Medium List 1 Accent 1" w:semiHidden="0" w:uiPriority="65" w:unhideWhenUsed="0"/>
-    <w:lsdException w:name="Medium List 2 Accent 1" w:semiHidden="0" w:uiPriority="66" w:unhideWhenUsed="0"/>
-    <w:lsdException w:name="Medium Grid 1 Accent 1" w:semiHidden="0" w:uiPriority="67" w:unhideWhenUsed="0"/>
-    <w:lsdException w:name="Medium Grid 2 Accent 1" w:semiHidden="0" w:uiPriority="68" w:unhideWhenUsed="0"/>
-    <w:lsdException w:name="Medium Grid 3 Accent 1" w:semiHidden="0" w:uiPriority="69" w:unhideWhenUsed="0"/>
-    <w:lsdException w:name="Dark List Accent 1" w:semiHidden="0" w:uiPriority="70" w:unhideWhenUsed="0"/>
-    <w:lsdException w:name="Colorful Shading Accent 1" w:semiHidden="0" w:uiPriority="71" w:unhideWhenUsed="0"/>
-    <w:lsdException w:name="Colorful List Accent 1" w:semiHidden="0" w:uiPriority="72" w:unhideWhenUsed="0"/>
-    <w:lsdException w:name="Colorful Grid Accent 1" w:semiHidden="0" w:uiPriority="73" w:unhideWhenUsed="0"/>
-    <w:lsdException w:name="Light Shading Accent 2" w:semiHidden="0" w:uiPriority="60" w:unhideWhenUsed="0"/>
-    <w:lsdException w:name="Light List Accent 2" w:semiHidden="0" w:uiPriority="61" w:unhideWhenUsed="0"/>
-    <w:lsdException w:name="Light Grid Accent 2" w:semiHidden="0" w:uiPriority="62" w:unhideWhenUsed="0"/>
-    <w:lsdException w:name="Medium Shading 1 Accent 2" w:semiHidden="0" w:uiPriority="63" w:unhideWhenUsed="0"/>
-    <w:lsdException w:name="Medium Shading 2 Accent 2" w:semiHidden="0" w:uiPriority="64" w:unhideWhenUsed="0"/>
-    <w:lsdException w:name="Medium List 1 Accent 2" w:semiHidden="0" w:uiPriority="65" w:unhideWhenUsed="0"/>
-    <w:lsdException w:name="Medium List 2 Accent 2" w:semiHidden="0" w:uiPriority="66" w:unhideWhenUsed="0"/>
-    <w:lsdException w:name="Medium Grid 1 Accent 2" w:semiHidden="0" w:uiPriority="67" w:unhideWhenUsed="0"/>
-    <w:lsdException w:name="Medium Grid 2 Accent 2" w:semiHidden="0" w:uiPriority="68" w:unhideWhenUsed="0"/>
-    <w:lsdException w:name="Medium Grid 3 Accent 2" w:semiHidden="0" w:uiPriority="69" w:unhideWhenUsed="0"/>
-    <w:lsdException w:name="Dark List Accent 2" w:semiHidden="0" w:uiPriority="70" w:unhideWhenUsed="0"/>
-    <w:lsdException w:name="Colorful Shading Accent 2" w:semiHidden="0" w:uiPriority="71" w:unhideWhenUsed="0"/>
-    <w:lsdException w:name="Colorful List Accent 2" w:semiHidden="0" w:uiPriority="72" w:unhideWhenUsed="0"/>
-    <w:lsdException w:name="Colorful Grid Accent 2" w:semiHidden="0" w:uiPriority="73" w:unhideWhenUsed="0"/>
-    <w:lsdException w:name="Light Shading Accent 3" w:semiHidden="0" w:uiPriority="60" w:unhideWhenUsed="0"/>
-    <w:lsdException w:name="Light List Accent 3" w:semiHidden="0" w:uiPriority="61" w:unhideWhenUsed="0"/>
-    <w:lsdException w:name="Light Grid Accent 3" w:semiHidden="0" w:uiPriority="62" w:unhideWhenUsed="0"/>
-    <w:lsdException w:name="Medium Shading 1 Accent 3" w:semiHidden="0" w:uiPriority="63" w:unhideWhenUsed="0"/>
-    <w:lsdException w:name="Medium Shading 2 Accent 3" w:semiHidden="0" w:uiPriority="64" w:unhideWhenUsed="0"/>
-    <w:lsdException w:name="Medium List 1 Accent 3" w:semiHidden="0" w:uiPriority="65" w:unhideWhenUsed="0"/>
-    <w:lsdException w:name="Medium List 2 Accent 3" w:semiHidden="0" w:uiPriority="66" w:unhideWhenUsed="0"/>
-    <w:lsdException w:name="Medium Grid 1 Accent 3" w:semiHidden="0" w:uiPriority="67" w:unhideWhenUsed="0"/>
-    <w:lsdException w:name="Medium Grid 2 Accent 3" w:semiHidden="0" w:uiPriority="68" w:unhideWhenUsed="0"/>
-    <w:lsdException w:name="Medium Grid 3 Accent 3" w:semiHidden="0" w:uiPriority="69" w:unhideWhenUsed="0"/>
-    <w:lsdException w:name="Dark List Accent 3" w:semiHidden="0" w:uiPriority="70" w:unhideWhenUsed="0"/>
-    <w:lsdException w:name="Colorful Shading Accent 3" w:semiHidden="0" w:uiPriority="71" w:unhideWhenUsed="0"/>
-    <w:lsdException w:name="Colorful List Accent 3" w:semiHidden="0" w:uiPriority="72" w:unhideWhenUsed="0"/>
-    <w:lsdException w:name="Colorful Grid Accent 3" w:semiHidden="0" w:uiPriority="73" w:unhideWhenUsed="0"/>
-    <w:lsdException w:name="Light Shading Accent 4" w:semiHidden="0" w:uiPriority="60" w:unhideWhenUsed="0"/>
-    <w:lsdException w:name="Light List Accent 4" w:semiHidden="0" w:uiPriority="61" w:unhideWhenUsed="0"/>
-    <w:lsdException w:name="Light Grid Accent 4" w:semiHidden="0" w:uiPriority="62" w:unhideWhenUsed="0"/>
-    <w:lsdException w:name="Medium Shading 1 Accent 4" w:semiHidden="0" w:uiPriority="63" w:unhideWhenUsed="0"/>
-    <w:lsdException w:name="Medium Shading 2 Accent 4" w:semiHidden="0" w:uiPriority="64" w:unhideWhenUsed="0"/>
-    <w:lsdException w:name="Medium List 1 Accent 4" w:semiHidden="0" w:uiPriority="65" w:unhideWhenUsed="0"/>
-    <w:lsdException w:name="Medium List 2 Accent 4" w:semiHidden="0" w:uiPriority="66" w:unhideWhenUsed="0"/>
-    <w:lsdException w:name="Medium Grid 1 Accent 4" w:semiHidden="0" w:uiPriority="67" w:unhideWhenUsed="0"/>
-    <w:lsdException w:name="Medium Grid 2 Accent 4" w:semiHidden="0" w:uiPriority="68" w:unhideWhenUsed="0"/>
-    <w:lsdException w:name="Medium Grid 3 Accent 4" w:semiHidden="0" w:uiPriority="69" w:unhideWhenUsed="0"/>
-    <w:lsdException w:name="Dark List Accent 4" w:semiHidden="0" w:uiPriority="70" w:unhideWhenUsed="0"/>
-    <w:lsdException w:name="Colorful Shading Accent 4" w:semiHidden="0" w:uiPriority="71" w:unhideWhenUsed="0"/>
-    <w:lsdException w:name="Colorful List Accent 4" w:semiHidden="0" w:uiPriority="72" w:unhideWhenUsed="0"/>
-    <w:lsdException w:name="Colorful Grid Accent 4" w:semiHidden="0" w:uiPriority="73" w:unhideWhenUsed="0"/>
-    <w:lsdException w:name="Light Shading Accent 5" w:semiHidden="0" w:uiPriority="60" w:unhideWhenUsed="0"/>
-    <w:lsdException w:name="Light List Accent 5" w:semiHidden="0" w:uiPriority="61" w:unhideWhenUsed="0"/>
-    <w:lsdException w:name="Light Grid Accent 5" w:semiHidden="0" w:uiPriority="62" w:unhideWhenUsed="0"/>
-    <w:lsdException w:name="Medium Shading 1 Accent 5" w:semiHidden="0" w:uiPriority="63" w:unhideWhenUsed="0"/>
-    <w:lsdException w:name="Medium Shading 2 Accent 5" w:semiHidden="0" w:uiPriority="64" w:unhideWhenUsed="0"/>
-    <w:lsdException w:name="Medium List 1 Accent 5" w:semiHidden="0" w:uiPriority="65" w:unhideWhenUsed="0"/>
-    <w:lsdException w:name="Medium List 2 Accent 5" w:semiHidden="0" w:uiPriority="66" w:unhideWhenUsed="0"/>
-    <w:lsdException w:name="Medium Grid 1 Accent 5" w:semiHidden="0" w:uiPriority="67" w:unhideWhenUsed="0"/>
-    <w:lsdException w:name="Medium Grid 2 Accent 5" w:semiHidden="0" w:uiPriority="68" w:unhideWhenUsed="0"/>
-    <w:lsdException w:name="Medium Grid 3 Accent 5" w:semiHidden="0" w:uiPriority="69" w:unhideWhenUsed="0"/>
-    <w:lsdException w:name="Dark List Accent 5" w:semiHidden="0" w:uiPriority="70" w:unhideWhenUsed="0"/>
-    <w:lsdException w:name="Colorful Shading Accent 5" w:semiHidden="0" w:uiPriority="71" w:unhideWhenUsed="0"/>
-    <w:lsdException w:name="Colorful List Accent 5" w:semiHidden="0" w:uiPriority="72" w:unhideWhenUsed="0"/>
-    <w:lsdException w:name="Colorful Grid Accent 5" w:semiHidden="0" w:uiPriority="73" w:unhideWhenUsed="0"/>
-    <w:lsdException w:name="Light Shading Accent 6" w:semiHidden="0" w:uiPriority="60" w:unhideWhenUsed="0"/>
-    <w:lsdException w:name="Light List Accent 6" w:semiHidden="0" w:uiPriority="61" w:unhideWhenUsed="0"/>
-    <w:lsdException w:name="Light Grid Accent 6" w:semiHidden="0" w:uiPriority="62" w:unhideWhenUsed="0"/>
-    <w:lsdException w:name="Medium Shading 1 Accent 6" w:semiHidden="0" w:uiPriority="63" w:unhideWhenUsed="0"/>
-    <w:lsdException w:name="Medium Shading 2 Accent 6" w:semiHidden="0" w:uiPriority="64" w:unhideWhenUsed="0"/>
-    <w:lsdException w:name="Medium List 1 Accent 6" w:semiHidden="0" w:uiPriority="65" w:unhideWhenUsed="0"/>
-    <w:lsdException w:name="Medium List 2 Accent 6" w:semiHidden="0" w:uiPriority="66" w:unhideWhenUsed="0"/>
-    <w:lsdException w:name="Medium Grid 1 Accent 6" w:semiHidden="0" w:uiPriority="67" w:unhideWhenUsed="0"/>
-    <w:lsdException w:name="Medium Grid 2 Accent 6" w:semiHidden="0" w:uiPriority="68" w:unhideWhenUsed="0"/>
-    <w:lsdException w:name="Medium Grid 3 Accent 6" w:semiHidden="0" w:uiPriority="69" w:unhideWhenUsed="0"/>
-    <w:lsdException w:name="Dark List Accent 6" w:semiHidden="0" w:uiPriority="70" w:unhideWhenUsed="0"/>
-    <w:lsdException w:name="Colorful Shading Accent 6" w:semiHidden="0" w:uiPriority="71" w:unhideWhenUsed="0"/>
-    <w:lsdException w:name="Colorful List Accent 6" w:semiHidden="0" w:uiPriority="72" w:unhideWhenUsed="0"/>
-    <w:lsdException w:name="Colorful Grid Accent 6" w:semiHidden="0" w:uiPriority="73" w:unhideWhenUsed="0"/>
+  <w:latentStyles w:count="260" w:defQFormat="0" w:defUnhideWhenUsed="1" w:defSemiHidden="1" w:defUIPriority="99" w:defLockedState="0">
+    <w:lsdException w:qFormat="1" w:unhideWhenUsed="0" w:uiPriority="0" w:semiHidden="0" w:name="Normal"/>
+    <w:lsdException w:qFormat="1" w:unhideWhenUsed="0" w:uiPriority="0" w:semiHidden="0" w:name="heading 1"/>
+    <w:lsdException w:qFormat="1" w:uiPriority="0" w:semiHidden="0" w:name="heading 2"/>
+    <w:lsdException w:qFormat="1" w:uiPriority="0" w:name="heading 3"/>
+    <w:lsdException w:qFormat="1" w:uiPriority="0" w:semiHidden="0" w:name="heading 4"/>
+    <w:lsdException w:qFormat="1" w:uiPriority="0" w:name="heading 5"/>
+    <w:lsdException w:qFormat="1" w:uiPriority="0" w:name="heading 6"/>
+    <w:lsdException w:qFormat="1" w:uiPriority="0" w:name="heading 7"/>
+    <w:lsdException w:qFormat="1" w:uiPriority="0" w:name="heading 8"/>
+    <w:lsdException w:qFormat="1" w:uiPriority="0" w:name="heading 9"/>
+    <w:lsdException w:unhideWhenUsed="0" w:uiPriority="0" w:semiHidden="0" w:name="index 1"/>
+    <w:lsdException w:unhideWhenUsed="0" w:uiPriority="0" w:semiHidden="0" w:name="index 2"/>
+    <w:lsdException w:unhideWhenUsed="0" w:uiPriority="0" w:semiHidden="0" w:name="index 3"/>
+    <w:lsdException w:unhideWhenUsed="0" w:uiPriority="0" w:semiHidden="0" w:name="index 4"/>
+    <w:lsdException w:unhideWhenUsed="0" w:uiPriority="0" w:semiHidden="0" w:name="index 5"/>
+    <w:lsdException w:unhideWhenUsed="0" w:uiPriority="0" w:semiHidden="0" w:name="index 6"/>
+    <w:lsdException w:unhideWhenUsed="0" w:uiPriority="0" w:semiHidden="0" w:name="index 7"/>
+    <w:lsdException w:unhideWhenUsed="0" w:uiPriority="0" w:semiHidden="0" w:name="index 8"/>
+    <w:lsdException w:unhideWhenUsed="0" w:uiPriority="0" w:semiHidden="0" w:name="index 9"/>
+    <w:lsdException w:qFormat="1" w:unhideWhenUsed="0" w:uiPriority="0" w:semiHidden="0" w:name="toc 1"/>
+    <w:lsdException w:qFormat="1" w:unhideWhenUsed="0" w:uiPriority="0" w:semiHidden="0" w:name="toc 2"/>
+    <w:lsdException w:qFormat="1" w:unhideWhenUsed="0" w:uiPriority="0" w:semiHidden="0" w:name="toc 3"/>
+    <w:lsdException w:unhideWhenUsed="0" w:uiPriority="0" w:semiHidden="0" w:name="toc 4"/>
+    <w:lsdException w:unhideWhenUsed="0" w:uiPriority="0" w:semiHidden="0" w:name="toc 5"/>
+    <w:lsdException w:unhideWhenUsed="0" w:uiPriority="0" w:semiHidden="0" w:name="toc 6"/>
+    <w:lsdException w:unhideWhenUsed="0" w:uiPriority="0" w:semiHidden="0" w:name="toc 7"/>
+    <w:lsdException w:unhideWhenUsed="0" w:uiPriority="0" w:semiHidden="0" w:name="toc 8"/>
+    <w:lsdException w:unhideWhenUsed="0" w:uiPriority="0" w:semiHidden="0" w:name="toc 9"/>
+    <w:lsdException w:unhideWhenUsed="0" w:uiPriority="0" w:semiHidden="0" w:name="Normal Indent"/>
+    <w:lsdException w:unhideWhenUsed="0" w:uiPriority="0" w:semiHidden="0" w:name="footnote text"/>
+    <w:lsdException w:qFormat="1" w:unhideWhenUsed="0" w:uiPriority="0" w:semiHidden="0" w:name="annotation text"/>
+    <w:lsdException w:qFormat="1" w:unhideWhenUsed="0" w:uiPriority="0" w:semiHidden="0" w:name="header"/>
+    <w:lsdException w:qFormat="1" w:unhideWhenUsed="0" w:uiPriority="0" w:semiHidden="0" w:name="footer"/>
+    <w:lsdException w:unhideWhenUsed="0" w:uiPriority="0" w:semiHidden="0" w:name="index heading"/>
+    <w:lsdException w:qFormat="1" w:uiPriority="0" w:name="caption"/>
+    <w:lsdException w:unhideWhenUsed="0" w:uiPriority="0" w:semiHidden="0" w:name="table of figures"/>
+    <w:lsdException w:unhideWhenUsed="0" w:uiPriority="0" w:semiHidden="0" w:name="envelope address"/>
+    <w:lsdException w:unhideWhenUsed="0" w:uiPriority="0" w:semiHidden="0" w:name="envelope return"/>
+    <w:lsdException w:unhideWhenUsed="0" w:uiPriority="0" w:semiHidden="0" w:name="footnote reference"/>
+    <w:lsdException w:unhideWhenUsed="0" w:uiPriority="0" w:semiHidden="0" w:name="annotation reference"/>
+    <w:lsdException w:unhideWhenUsed="0" w:uiPriority="0" w:semiHidden="0" w:name="line number"/>
+    <w:lsdException w:unhideWhenUsed="0" w:uiPriority="0" w:semiHidden="0" w:name="page number"/>
+    <w:lsdException w:unhideWhenUsed="0" w:uiPriority="0" w:semiHidden="0" w:name="endnote reference"/>
+    <w:lsdException w:unhideWhenUsed="0" w:uiPriority="0" w:semiHidden="0" w:name="endnote text"/>
+    <w:lsdException w:unhideWhenUsed="0" w:uiPriority="0" w:semiHidden="0" w:name="table of authorities"/>
+    <w:lsdException w:unhideWhenUsed="0" w:uiPriority="0" w:semiHidden="0" w:name="macro"/>
+    <w:lsdException w:unhideWhenUsed="0" w:uiPriority="0" w:semiHidden="0" w:name="toa heading"/>
+    <w:lsdException w:unhideWhenUsed="0" w:uiPriority="0" w:semiHidden="0" w:name="List"/>
+    <w:lsdException w:unhideWhenUsed="0" w:uiPriority="0" w:semiHidden="0" w:name="List Bullet"/>
+    <w:lsdException w:unhideWhenUsed="0" w:uiPriority="0" w:semiHidden="0" w:name="List Number"/>
+    <w:lsdException w:unhideWhenUsed="0" w:uiPriority="0" w:semiHidden="0" w:name="List 2"/>
+    <w:lsdException w:unhideWhenUsed="0" w:uiPriority="0" w:semiHidden="0" w:name="List 3"/>
+    <w:lsdException w:unhideWhenUsed="0" w:uiPriority="0" w:semiHidden="0" w:name="List 4"/>
+    <w:lsdException w:unhideWhenUsed="0" w:uiPriority="0" w:semiHidden="0" w:name="List 5"/>
+    <w:lsdException w:unhideWhenUsed="0" w:uiPriority="0" w:semiHidden="0" w:name="List Bullet 2"/>
+    <w:lsdException w:unhideWhenUsed="0" w:uiPriority="0" w:semiHidden="0" w:name="List Bullet 3"/>
+    <w:lsdException w:unhideWhenUsed="0" w:uiPriority="0" w:semiHidden="0" w:name="List Bullet 4"/>
+    <w:lsdException w:unhideWhenUsed="0" w:uiPriority="0" w:semiHidden="0" w:name="List Bullet 5"/>
+    <w:lsdException w:unhideWhenUsed="0" w:uiPriority="0" w:semiHidden="0" w:name="List Number 2"/>
+    <w:lsdException w:unhideWhenUsed="0" w:uiPriority="0" w:semiHidden="0" w:name="List Number 3"/>
+    <w:lsdException w:unhideWhenUsed="0" w:uiPriority="0" w:semiHidden="0" w:name="List Number 4"/>
+    <w:lsdException w:unhideWhenUsed="0" w:uiPriority="0" w:semiHidden="0" w:name="List Number 5"/>
+    <w:lsdException w:qFormat="1" w:unhideWhenUsed="0" w:uiPriority="0" w:semiHidden="0" w:name="Title"/>
+    <w:lsdException w:unhideWhenUsed="0" w:uiPriority="0" w:semiHidden="0" w:name="Closing"/>
+    <w:lsdException w:unhideWhenUsed="0" w:uiPriority="0" w:semiHidden="0" w:name="Signature"/>
+    <w:lsdException w:qFormat="1" w:unhideWhenUsed="0" w:uiPriority="0" w:name="Default Paragraph Font"/>
+    <w:lsdException w:qFormat="1" w:unhideWhenUsed="0" w:uiPriority="0" w:name="Body Text"/>
+    <w:lsdException w:unhideWhenUsed="0" w:uiPriority="0" w:semiHidden="0" w:name="Body Text Indent"/>
+    <w:lsdException w:unhideWhenUsed="0" w:uiPriority="0" w:semiHidden="0" w:name="List Continue"/>
+    <w:lsdException w:unhideWhenUsed="0" w:uiPriority="0" w:semiHidden="0" w:name="List Continue 2"/>
+    <w:lsdException w:unhideWhenUsed="0" w:uiPriority="0" w:semiHidden="0" w:name="List Continue 3"/>
+    <w:lsdException w:unhideWhenUsed="0" w:uiPriority="0" w:semiHidden="0" w:name="List Continue 4"/>
+    <w:lsdException w:unhideWhenUsed="0" w:uiPriority="0" w:semiHidden="0" w:name="List Continue 5"/>
+    <w:lsdException w:unhideWhenUsed="0" w:uiPriority="0" w:semiHidden="0" w:name="Message Header"/>
+    <w:lsdException w:qFormat="1" w:unhideWhenUsed="0" w:uiPriority="0" w:semiHidden="0" w:name="Subtitle"/>
+    <w:lsdException w:unhideWhenUsed="0" w:uiPriority="0" w:semiHidden="0" w:name="Salutation"/>
+    <w:lsdException w:unhideWhenUsed="0" w:uiPriority="0" w:semiHidden="0" w:name="Date"/>
+    <w:lsdException w:unhideWhenUsed="0" w:uiPriority="0" w:semiHidden="0" w:name="Body Text First Indent"/>
+    <w:lsdException w:unhideWhenUsed="0" w:uiPriority="0" w:semiHidden="0" w:name="Body Text First Indent 2"/>
+    <w:lsdException w:uiPriority="99" w:name="Note Heading"/>
+    <w:lsdException w:unhideWhenUsed="0" w:uiPriority="0" w:semiHidden="0" w:name="Body Text 2"/>
+    <w:lsdException w:unhideWhenUsed="0" w:uiPriority="0" w:semiHidden="0" w:name="Body Text 3"/>
+    <w:lsdException w:unhideWhenUsed="0" w:uiPriority="0" w:semiHidden="0" w:name="Body Text Indent 2"/>
+    <w:lsdException w:unhideWhenUsed="0" w:uiPriority="0" w:semiHidden="0" w:name="Body Text Indent 3"/>
+    <w:lsdException w:unhideWhenUsed="0" w:uiPriority="0" w:semiHidden="0" w:name="Block Text"/>
+    <w:lsdException w:unhideWhenUsed="0" w:uiPriority="0" w:semiHidden="0" w:name="Hyperlink"/>
+    <w:lsdException w:unhideWhenUsed="0" w:uiPriority="0" w:semiHidden="0" w:name="FollowedHyperlink"/>
+    <w:lsdException w:qFormat="1" w:unhideWhenUsed="0" w:uiPriority="0" w:semiHidden="0" w:name="Strong"/>
+    <w:lsdException w:qFormat="1" w:unhideWhenUsed="0" w:uiPriority="0" w:semiHidden="0" w:name="Emphasis"/>
+    <w:lsdException w:unhideWhenUsed="0" w:uiPriority="0" w:semiHidden="0" w:name="Document Map"/>
+    <w:lsdException w:unhideWhenUsed="0" w:uiPriority="0" w:semiHidden="0" w:name="Plain Text"/>
+    <w:lsdException w:unhideWhenUsed="0" w:uiPriority="0" w:semiHidden="0" w:name="E-mail Signature"/>
+    <w:lsdException w:qFormat="1" w:unhideWhenUsed="0" w:uiPriority="0" w:semiHidden="0" w:name="Normal (Web)"/>
+    <w:lsdException w:unhideWhenUsed="0" w:uiPriority="0" w:semiHidden="0" w:name="HTML Acronym"/>
+    <w:lsdException w:unhideWhenUsed="0" w:uiPriority="0" w:semiHidden="0" w:name="HTML Address"/>
+    <w:lsdException w:unhideWhenUsed="0" w:uiPriority="0" w:semiHidden="0" w:name="HTML Cite"/>
+    <w:lsdException w:unhideWhenUsed="0" w:uiPriority="0" w:semiHidden="0" w:name="HTML Code"/>
+    <w:lsdException w:unhideWhenUsed="0" w:uiPriority="0" w:semiHidden="0" w:name="HTML Definition"/>
+    <w:lsdException w:unhideWhenUsed="0" w:uiPriority="0" w:semiHidden="0" w:name="HTML Keyboard"/>
+    <w:lsdException w:unhideWhenUsed="0" w:uiPriority="0" w:semiHidden="0" w:name="HTML Preformatted"/>
+    <w:lsdException w:unhideWhenUsed="0" w:uiPriority="0" w:semiHidden="0" w:name="HTML Sample"/>
+    <w:lsdException w:unhideWhenUsed="0" w:uiPriority="0" w:semiHidden="0" w:name="HTML Typewriter"/>
+    <w:lsdException w:unhideWhenUsed="0" w:uiPriority="0" w:semiHidden="0" w:name="HTML Variable"/>
+    <w:lsdException w:qFormat="1" w:unhideWhenUsed="0" w:uiPriority="0" w:name="Normal Table"/>
+    <w:lsdException w:unhideWhenUsed="0" w:uiPriority="0" w:semiHidden="0" w:name="annotation subject"/>
+    <w:lsdException w:unhideWhenUsed="0" w:uiPriority="0" w:semiHidden="0" w:name="Table Simple 1"/>
+    <w:lsdException w:unhideWhenUsed="0" w:uiPriority="0" w:semiHidden="0" w:name="Table Simple 2"/>
+    <w:lsdException w:unhideWhenUsed="0" w:uiPriority="0" w:semiHidden="0" w:name="Table Simple 3"/>
+    <w:lsdException w:unhideWhenUsed="0" w:uiPriority="0" w:semiHidden="0" w:name="Table Classic 1"/>
+    <w:lsdException w:unhideWhenUsed="0" w:uiPriority="0" w:semiHidden="0" w:name="Table Classic 2"/>
+    <w:lsdException w:unhideWhenUsed="0" w:uiPriority="0" w:semiHidden="0" w:name="Table Classic 3"/>
+    <w:lsdException w:unhideWhenUsed="0" w:uiPriority="0" w:semiHidden="0" w:name="Table Classic 4"/>
+    <w:lsdException w:unhideWhenUsed="0" w:uiPriority="0" w:semiHidden="0" w:name="Table Colorful 1"/>
+    <w:lsdException w:unhideWhenUsed="0" w:uiPriority="0" w:semiHidden="0" w:name="Table Colorful 2"/>
+    <w:lsdException w:unhideWhenUsed="0" w:uiPriority="0" w:semiHidden="0" w:name="Table Colorful 3"/>
+    <w:lsdException w:unhideWhenUsed="0" w:uiPriority="0" w:semiHidden="0" w:name="Table Columns 1"/>
+    <w:lsdException w:unhideWhenUsed="0" w:uiPriority="0" w:semiHidden="0" w:name="Table Columns 2"/>
+    <w:lsdException w:unhideWhenUsed="0" w:uiPriority="0" w:semiHidden="0" w:name="Table Columns 3"/>
+    <w:lsdException w:unhideWhenUsed="0" w:uiPriority="0" w:semiHidden="0" w:name="Table Columns 4"/>
+    <w:lsdException w:unhideWhenUsed="0" w:uiPriority="0" w:semiHidden="0" w:name="Table Columns 5"/>
+    <w:lsdException w:unhideWhenUsed="0" w:uiPriority="0" w:semiHidden="0" w:name="Table Grid 1"/>
+    <w:lsdException w:unhideWhenUsed="0" w:uiPriority="0" w:semiHidden="0" w:name="Table Grid 2"/>
+    <w:lsdException w:unhideWhenUsed="0" w:uiPriority="0" w:semiHidden="0" w:name="Table Grid 3"/>
+    <w:lsdException w:unhideWhenUsed="0" w:uiPriority="0" w:semiHidden="0" w:name="Table Grid 4"/>
+    <w:lsdException w:unhideWhenUsed="0" w:uiPriority="0" w:semiHidden="0" w:name="Table Grid 5"/>
+    <w:lsdException w:unhideWhenUsed="0" w:uiPriority="0" w:semiHidden="0" w:name="Table Grid 6"/>
+    <w:lsdException w:unhideWhenUsed="0" w:uiPriority="0" w:semiHidden="0" w:name="Table Grid 7"/>
+    <w:lsdException w:unhideWhenUsed="0" w:uiPriority="0" w:semiHidden="0" w:name="Table Grid 8"/>
+    <w:lsdException w:unhideWhenUsed="0" w:uiPriority="0" w:semiHidden="0" w:name="Table List 1"/>
+    <w:lsdException w:unhideWhenUsed="0" w:uiPriority="0" w:semiHidden="0" w:name="Table List 2"/>
+    <w:lsdException w:unhideWhenUsed="0" w:uiPriority="0" w:semiHidden="0" w:name="Table List 3"/>
+    <w:lsdException w:unhideWhenUsed="0" w:uiPriority="0" w:semiHidden="0" w:name="Table List 4"/>
+    <w:lsdException w:unhideWhenUsed="0" w:uiPriority="0" w:semiHidden="0" w:name="Table List 5"/>
+    <w:lsdException w:unhideWhenUsed="0" w:uiPriority="0" w:semiHidden="0" w:name="Table List 6"/>
+    <w:lsdException w:unhideWhenUsed="0" w:uiPriority="0" w:semiHidden="0" w:name="Table List 7"/>
+    <w:lsdException w:unhideWhenUsed="0" w:uiPriority="0" w:semiHidden="0" w:name="Table List 8"/>
+    <w:lsdException w:unhideWhenUsed="0" w:uiPriority="0" w:semiHidden="0" w:name="Table 3D effects 1"/>
+    <w:lsdException w:unhideWhenUsed="0" w:uiPriority="0" w:semiHidden="0" w:name="Table 3D effects 2"/>
+    <w:lsdException w:unhideWhenUsed="0" w:uiPriority="0" w:semiHidden="0" w:name="Table 3D effects 3"/>
+    <w:lsdException w:unhideWhenUsed="0" w:uiPriority="0" w:semiHidden="0" w:name="Table Contemporary"/>
+    <w:lsdException w:unhideWhenUsed="0" w:uiPriority="0" w:semiHidden="0" w:name="Table Elegant"/>
+    <w:lsdException w:unhideWhenUsed="0" w:uiPriority="0" w:semiHidden="0" w:name="Table Professional"/>
+    <w:lsdException w:unhideWhenUsed="0" w:uiPriority="0" w:semiHidden="0" w:name="Table Subtle 1"/>
+    <w:lsdException w:unhideWhenUsed="0" w:uiPriority="0" w:semiHidden="0" w:name="Table Subtle 2"/>
+    <w:lsdException w:unhideWhenUsed="0" w:uiPriority="0" w:semiHidden="0" w:name="Table Web 1"/>
+    <w:lsdException w:unhideWhenUsed="0" w:uiPriority="0" w:semiHidden="0" w:name="Table Web 2"/>
+    <w:lsdException w:unhideWhenUsed="0" w:uiPriority="0" w:semiHidden="0" w:name="Table Web 3"/>
+    <w:lsdException w:unhideWhenUsed="0" w:uiPriority="0" w:semiHidden="0" w:name="Balloon Text"/>
+    <w:lsdException w:qFormat="1" w:unhideWhenUsed="0" w:uiPriority="0" w:semiHidden="0" w:name="Table Grid"/>
+    <w:lsdException w:unhideWhenUsed="0" w:uiPriority="0" w:semiHidden="0" w:name="Table Theme"/>
+    <w:lsdException w:unhideWhenUsed="0" w:uiPriority="60" w:semiHidden="0" w:name="Light Shading"/>
+    <w:lsdException w:unhideWhenUsed="0" w:uiPriority="61" w:semiHidden="0" w:name="Light List"/>
+    <w:lsdException w:unhideWhenUsed="0" w:uiPriority="62" w:semiHidden="0" w:name="Light Grid"/>
+    <w:lsdException w:unhideWhenUsed="0" w:uiPriority="63" w:semiHidden="0" w:name="Medium Shading 1"/>
+    <w:lsdException w:unhideWhenUsed="0" w:uiPriority="64" w:semiHidden="0" w:name="Medium Shading 2"/>
+    <w:lsdException w:unhideWhenUsed="0" w:uiPriority="65" w:semiHidden="0" w:name="Medium List 1"/>
+    <w:lsdException w:unhideWhenUsed="0" w:uiPriority="66" w:semiHidden="0" w:name="Medium List 2"/>
+    <w:lsdException w:unhideWhenUsed="0" w:uiPriority="67" w:semiHidden="0" w:name="Medium Grid 1"/>
+    <w:lsdException w:unhideWhenUsed="0" w:uiPriority="68" w:semiHidden="0" w:name="Medium Grid 2"/>
+    <w:lsdException w:unhideWhenUsed="0" w:uiPriority="69" w:semiHidden="0" w:name="Medium Grid 3"/>
+    <w:lsdException w:unhideWhenUsed="0" w:uiPriority="70" w:semiHidden="0" w:name="Dark List"/>
+    <w:lsdException w:unhideWhenUsed="0" w:uiPriority="71" w:semiHidden="0" w:name="Colorful Shading"/>
+    <w:lsdException w:unhideWhenUsed="0" w:uiPriority="72" w:semiHidden="0" w:name="Colorful List"/>
+    <w:lsdException w:unhideWhenUsed="0" w:uiPriority="73" w:semiHidden="0" w:name="Colorful Grid"/>
+    <w:lsdException w:unhideWhenUsed="0" w:uiPriority="60" w:semiHidden="0" w:name="Light Shading Accent 1"/>
+    <w:lsdException w:unhideWhenUsed="0" w:uiPriority="61" w:semiHidden="0" w:name="Light List Accent 1"/>
+    <w:lsdException w:unhideWhenUsed="0" w:uiPriority="62" w:semiHidden="0" w:name="Light Grid Accent 1"/>
+    <w:lsdException w:unhideWhenUsed="0" w:uiPriority="63" w:semiHidden="0" w:name="Medium Shading 1 Accent 1"/>
+    <w:lsdException w:unhideWhenUsed="0" w:uiPriority="64" w:semiHidden="0" w:name="Medium Shading 2 Accent 1"/>
+    <w:lsdException w:unhideWhenUsed="0" w:uiPriority="65" w:semiHidden="0" w:name="Medium List 1 Accent 1"/>
+    <w:lsdException w:unhideWhenUsed="0" w:uiPriority="66" w:semiHidden="0" w:name="Medium List 2 Accent 1"/>
+    <w:lsdException w:unhideWhenUsed="0" w:uiPriority="67" w:semiHidden="0" w:name="Medium Grid 1 Accent 1"/>
+    <w:lsdException w:unhideWhenUsed="0" w:uiPriority="68" w:semiHidden="0" w:name="Medium Grid 2 Accent 1"/>
+    <w:lsdException w:unhideWhenUsed="0" w:uiPriority="69" w:semiHidden="0" w:name="Medium Grid 3 Accent 1"/>
+    <w:lsdException w:unhideWhenUsed="0" w:uiPriority="70" w:semiHidden="0" w:name="Dark List Accent 1"/>
+    <w:lsdException w:unhideWhenUsed="0" w:uiPriority="71" w:semiHidden="0" w:name="Colorful Shading Accent 1"/>
+    <w:lsdException w:unhideWhenUsed="0" w:uiPriority="72" w:semiHidden="0" w:name="Colorful List Accent 1"/>
+    <w:lsdException w:unhideWhenUsed="0" w:uiPriority="73" w:semiHidden="0" w:name="Colorful Grid Accent 1"/>
+    <w:lsdException w:unhideWhenUsed="0" w:uiPriority="60" w:semiHidden="0" w:name="Light Shading Accent 2"/>
+    <w:lsdException w:unhideWhenUsed="0" w:uiPriority="61" w:semiHidden="0" w:name="Light List Accent 2"/>
+    <w:lsdException w:unhideWhenUsed="0" w:uiPriority="62" w:semiHidden="0" w:name="Light Grid Accent 2"/>
+    <w:lsdException w:unhideWhenUsed="0" w:uiPriority="63" w:semiHidden="0" w:name="Medium Shading 1 Accent 2"/>
+    <w:lsdException w:unhideWhenUsed="0" w:uiPriority="64" w:semiHidden="0" w:name="Medium Shading 2 Accent 2"/>
+    <w:lsdException w:unhideWhenUsed="0" w:uiPriority="65" w:semiHidden="0" w:name="Medium List 1 Accent 2"/>
+    <w:lsdException w:unhideWhenUsed="0" w:uiPriority="66" w:semiHidden="0" w:name="Medium List 2 Accent 2"/>
+    <w:lsdException w:unhideWhenUsed="0" w:uiPriority="67" w:semiHidden="0" w:name="Medium Grid 1 Accent 2"/>
+    <w:lsdException w:unhideWhenUsed="0" w:uiPriority="68" w:semiHidden="0" w:name="Medium Grid 2 Accent 2"/>
+    <w:lsdException w:unhideWhenUsed="0" w:uiPriority="69" w:semiHidden="0" w:name="Medium Grid 3 Accent 2"/>
+    <w:lsdException w:unhideWhenUsed="0" w:uiPriority="70" w:semiHidden="0" w:name="Dark List Accent 2"/>
+    <w:lsdException w:unhideWhenUsed="0" w:uiPriority="71" w:semiHidden="0" w:name="Colorful Shading Accent 2"/>
+    <w:lsdException w:unhideWhenUsed="0" w:uiPriority="72" w:semiHidden="0" w:name="Colorful List Accent 2"/>
+    <w:lsdException w:unhideWhenUsed="0" w:uiPriority="73" w:semiHidden="0" w:name="Colorful Grid Accent 2"/>
+    <w:lsdException w:unhideWhenUsed="0" w:uiPriority="60" w:semiHidden="0" w:name="Light Shading Accent 3"/>
+    <w:lsdException w:unhideWhenUsed="0" w:uiPriority="61" w:semiHidden="0" w:name="Light List Accent 3"/>
+    <w:lsdException w:unhideWhenUsed="0" w:uiPriority="62" w:semiHidden="0" w:name="Light Grid Accent 3"/>
+    <w:lsdException w:unhideWhenUsed="0" w:uiPriority="63" w:semiHidden="0" w:name="Medium Shading 1 Accent 3"/>
+    <w:lsdException w:unhideWhenUsed="0" w:uiPriority="64" w:semiHidden="0" w:name="Medium Shading 2 Accent 3"/>
+    <w:lsdException w:unhideWhenUsed="0" w:uiPriority="65" w:semiHidden="0" w:name="Medium List 1 Accent 3"/>
+    <w:lsdException w:unhideWhenUsed="0" w:uiPriority="66" w:semiHidden="0" w:name="Medium List 2 Accent 3"/>
+    <w:lsdException w:unhideWhenUsed="0" w:uiPriority="67" w:semiHidden="0" w:name="Medium Grid 1 Accent 3"/>
+    <w:lsdException w:unhideWhenUsed="0" w:uiPriority="68" w:semiHidden="0" w:name="Medium Grid 2 Accent 3"/>
+    <w:lsdException w:unhideWhenUsed="0" w:uiPriority="69" w:semiHidden="0" w:name="Medium Grid 3 Accent 3"/>
+    <w:lsdException w:unhideWhenUsed="0" w:uiPriority="70" w:semiHidden="0" w:name="Dark List Accent 3"/>
+    <w:lsdException w:unhideWhenUsed="0" w:uiPriority="71" w:semiHidden="0" w:name="Colorful Shading Accent 3"/>
+    <w:lsdException w:unhideWhenUsed="0" w:uiPriority="72" w:semiHidden="0" w:name="Colorful List Accent 3"/>
+    <w:lsdException w:unhideWhenUsed="0" w:uiPriority="73" w:semiHidden="0" w:name="Colorful Grid Accent 3"/>
+    <w:lsdException w:unhideWhenUsed="0" w:uiPriority="60" w:semiHidden="0" w:name="Light Shading Accent 4"/>
+    <w:lsdException w:unhideWhenUsed="0" w:uiPriority="61" w:semiHidden="0" w:name="Light List Accent 4"/>
+    <w:lsdException w:unhideWhenUsed="0" w:uiPriority="62" w:semiHidden="0" w:name="Light Grid Accent 4"/>
+    <w:lsdException w:unhideWhenUsed="0" w:uiPriority="63" w:semiHidden="0" w:name="Medium Shading 1 Accent 4"/>
+    <w:lsdException w:unhideWhenUsed="0" w:uiPriority="64" w:semiHidden="0" w:name="Medium Shading 2 Accent 4"/>
+    <w:lsdException w:unhideWhenUsed="0" w:uiPriority="65" w:semiHidden="0" w:name="Medium List 1 Accent 4"/>
+    <w:lsdException w:unhideWhenUsed="0" w:uiPriority="66" w:semiHidden="0" w:name="Medium List 2 Accent 4"/>
+    <w:lsdException w:unhideWhenUsed="0" w:uiPriority="67" w:semiHidden="0" w:name="Medium Grid 1 Accent 4"/>
+    <w:lsdException w:unhideWhenUsed="0" w:uiPriority="68" w:semiHidden="0" w:name="Medium Grid 2 Accent 4"/>
+    <w:lsdException w:unhideWhenUsed="0" w:uiPriority="69" w:semiHidden="0" w:name="Medium Grid 3 Accent 4"/>
+    <w:lsdException w:unhideWhenUsed="0" w:uiPriority="70" w:semiHidden="0" w:name="Dark List Accent 4"/>
+    <w:lsdException w:unhideWhenUsed="0" w:uiPriority="71" w:semiHidden="0" w:name="Colorful Shading Accent 4"/>
+    <w:lsdException w:unhideWhenUsed="0" w:uiPriority="72" w:semiHidden="0" w:name="Colorful List Accent 4"/>
+    <w:lsdException w:unhideWhenUsed="0" w:uiPriority="73" w:semiHidden="0" w:name="Colorful Grid Accent 4"/>
+    <w:lsdException w:unhideWhenUsed="0" w:uiPriority="60" w:semiHidden="0" w:name="Light Shading Accent 5"/>
+    <w:lsdException w:unhideWhenUsed="0" w:uiPriority="61" w:semiHidden="0" w:name="Light List Accent 5"/>
+    <w:lsdException w:unhideWhenUsed="0" w:uiPriority="62" w:semiHidden="0" w:name="Light Grid Accent 5"/>
+    <w:lsdException w:unhideWhenUsed="0" w:uiPriority="63" w:semiHidden="0" w:name="Medium Shading 1 Accent 5"/>
+    <w:lsdException w:unhideWhenUsed="0" w:uiPriority="64" w:semiHidden="0" w:name="Medium Shading 2 Accent 5"/>
+    <w:lsdException w:unhideWhenUsed="0" w:uiPriority="65" w:semiHidden="0" w:name="Medium List 1 Accent 5"/>
+    <w:lsdException w:unhideWhenUsed="0" w:uiPriority="66" w:semiHidden="0" w:name="Medium List 2 Accent 5"/>
+    <w:lsdException w:unhideWhenUsed="0" w:uiPriority="67" w:semiHidden="0" w:name="Medium Grid 1 Accent 5"/>
+    <w:lsdException w:unhideWhenUsed="0" w:uiPriority="68" w:semiHidden="0" w:name="Medium Grid 2 Accent 5"/>
+    <w:lsdException w:unhideWhenUsed="0" w:uiPriority="69" w:semiHidden="0" w:name="Medium Grid 3 Accent 5"/>
+    <w:lsdException w:unhideWhenUsed="0" w:uiPriority="70" w:semiHidden="0" w:name="Dark List Accent 5"/>
+    <w:lsdException w:unhideWhenUsed="0" w:uiPriority="71" w:semiHidden="0" w:name="Colorful Shading Accent 5"/>
+    <w:lsdException w:unhideWhenUsed="0" w:uiPriority="72" w:semiHidden="0" w:name="Colorful List Accent 5"/>
+    <w:lsdException w:unhideWhenUsed="0" w:uiPriority="73" w:semiHidden="0" w:name="Colorful Grid Accent 5"/>
+    <w:lsdException w:unhideWhenUsed="0" w:uiPriority="60" w:semiHidden="0" w:name="Light Shading Accent 6"/>
+    <w:lsdException w:unhideWhenUsed="0" w:uiPriority="61" w:semiHidden="0" w:name="Light List Accent 6"/>
+    <w:lsdException w:unhideWhenUsed="0" w:uiPriority="62" w:semiHidden="0" w:name="Light Grid Accent 6"/>
+    <w:lsdException w:unhideWhenUsed="0" w:uiPriority="63" w:semiHidden="0" w:name="Medium Shading 1 Accent 6"/>
+    <w:lsdException w:unhideWhenUsed="0" w:uiPriority="64" w:semiHidden="0" w:name="Medium Shading 2 Accent 6"/>
+    <w:lsdException w:unhideWhenUsed="0" w:uiPriority="65" w:semiHidden="0" w:name="Medium List 1 Accent 6"/>
+    <w:lsdException w:unhideWhenUsed="0" w:uiPriority="66" w:semiHidden="0" w:name="Medium List 2 Accent 6"/>
+    <w:lsdException w:unhideWhenUsed="0" w:uiPriority="67" w:semiHidden="0" w:name="Medium Grid 1 Accent 6"/>
+    <w:lsdException w:unhideWhenUsed="0" w:uiPriority="68" w:semiHidden="0" w:name="Medium Grid 2 Accent 6"/>
+    <w:lsdException w:unhideWhenUsed="0" w:uiPriority="69" w:semiHidden="0" w:name="Medium Grid 3 Accent 6"/>
+    <w:lsdException w:unhideWhenUsed="0" w:uiPriority="70" w:semiHidden="0" w:name="Dark List Accent 6"/>
+    <w:lsdException w:unhideWhenUsed="0" w:uiPriority="71" w:semiHidden="0" w:name="Colorful Shading Accent 6"/>
+    <w:lsdException w:unhideWhenUsed="0" w:uiPriority="72" w:semiHidden="0" w:name="Colorful List Accent 6"/>
+    <w:lsdException w:unhideWhenUsed="0" w:uiPriority="73" w:semiHidden="0" w:name="Colorful Grid Accent 6"/>
   </w:latentStyles>
-  <w:style w:type="paragraph" w:default="1" w:styleId="Normal">
+  <w:style w:type="paragraph" w:default="1" w:styleId="1">
     <w:name w:val="Normal"/>
     <w:qFormat/>
+    <w:uiPriority w:val="0"/>
     <w:pPr>
       <w:kinsoku w:val="0"/>
       <w:autoSpaceDE w:val="0"/>
@@ -5128,7 +5263,7 @@
       <w:textAlignment w:val="baseline"/>
     </w:pPr>
     <w:rPr>
-      <w:rFonts w:ascii="Arial" w:eastAsia="宋体" w:hAnsi="Arial" w:cs="Arial"/>
+      <w:rFonts w:ascii="Arial" w:hAnsi="Arial" w:eastAsia="宋体" w:cs="Arial"/>
       <w:snapToGrid w:val="0"/>
       <w:color w:val="000000"/>
       <w:kern w:val="0"/>
@@ -5137,11 +5272,12 @@
       <w:lang w:val="en-US" w:eastAsia="en-US" w:bidi="ar-SA"/>
     </w:rPr>
   </w:style>
-  <w:style w:type="paragraph" w:styleId="Heading1">
+  <w:style w:type="paragraph" w:styleId="2">
     <w:name w:val="heading 1"/>
-    <w:basedOn w:val="Normal"/>
-    <w:next w:val="Normal"/>
+    <w:basedOn w:val="1"/>
+    <w:next w:val="1"/>
     <w:qFormat/>
+    <w:uiPriority w:val="0"/>
     <w:pPr>
       <w:keepNext/>
       <w:keepLines/>
@@ -5159,12 +5295,13 @@
       <w:sz w:val="44"/>
     </w:rPr>
   </w:style>
-  <w:style w:type="paragraph" w:styleId="Heading2">
+  <w:style w:type="paragraph" w:styleId="3">
     <w:name w:val="heading 2"/>
-    <w:basedOn w:val="Normal"/>
-    <w:next w:val="Normal"/>
+    <w:basedOn w:val="1"/>
+    <w:next w:val="1"/>
     <w:unhideWhenUsed/>
     <w:qFormat/>
+    <w:uiPriority w:val="0"/>
     <w:pPr>
       <w:keepNext/>
       <w:keepLines/>
@@ -5177,18 +5314,19 @@
       <w:outlineLvl w:val="1"/>
     </w:pPr>
     <w:rPr>
-      <w:rFonts w:ascii="Arial" w:eastAsia="黑体" w:hAnsi="Arial"/>
+      <w:rFonts w:ascii="Arial" w:hAnsi="Arial" w:eastAsia="黑体"/>
       <w:b/>
       <w:sz w:val="32"/>
     </w:rPr>
   </w:style>
-  <w:style w:type="paragraph" w:styleId="Heading3">
+  <w:style w:type="paragraph" w:styleId="4">
     <w:name w:val="heading 3"/>
-    <w:basedOn w:val="Normal"/>
-    <w:next w:val="Normal"/>
+    <w:basedOn w:val="1"/>
+    <w:next w:val="1"/>
     <w:semiHidden/>
     <w:unhideWhenUsed/>
     <w:qFormat/>
+    <w:uiPriority w:val="0"/>
     <w:pPr>
       <w:keepNext/>
       <w:keepLines/>
@@ -5205,12 +5343,13 @@
       <w:sz w:val="32"/>
     </w:rPr>
   </w:style>
-  <w:style w:type="paragraph" w:styleId="Heading4">
+  <w:style w:type="paragraph" w:styleId="5">
     <w:name w:val="heading 4"/>
-    <w:basedOn w:val="Normal"/>
-    <w:next w:val="Normal"/>
+    <w:basedOn w:val="1"/>
+    <w:next w:val="1"/>
     <w:unhideWhenUsed/>
     <w:qFormat/>
+    <w:uiPriority w:val="0"/>
     <w:pPr>
       <w:keepNext/>
       <w:keepLines/>
@@ -5223,18 +5362,19 @@
       <w:outlineLvl w:val="3"/>
     </w:pPr>
     <w:rPr>
-      <w:rFonts w:ascii="Arial" w:eastAsia="黑体" w:hAnsi="Arial"/>
+      <w:rFonts w:ascii="Arial" w:hAnsi="Arial" w:eastAsia="黑体"/>
       <w:b/>
       <w:sz w:val="28"/>
     </w:rPr>
   </w:style>
-  <w:style w:type="paragraph" w:styleId="Heading5">
+  <w:style w:type="paragraph" w:styleId="6">
     <w:name w:val="heading 5"/>
-    <w:basedOn w:val="Normal"/>
-    <w:next w:val="Normal"/>
+    <w:basedOn w:val="1"/>
+    <w:next w:val="1"/>
     <w:semiHidden/>
     <w:unhideWhenUsed/>
     <w:qFormat/>
+    <w:uiPriority w:val="0"/>
     <w:pPr>
       <w:keepNext/>
       <w:keepLines/>
@@ -5251,13 +5391,14 @@
       <w:sz w:val="28"/>
     </w:rPr>
   </w:style>
-  <w:style w:type="paragraph" w:styleId="Heading6">
+  <w:style w:type="paragraph" w:styleId="7">
     <w:name w:val="heading 6"/>
-    <w:basedOn w:val="Normal"/>
-    <w:next w:val="Normal"/>
+    <w:basedOn w:val="1"/>
+    <w:next w:val="1"/>
     <w:semiHidden/>
     <w:unhideWhenUsed/>
     <w:qFormat/>
+    <w:uiPriority w:val="0"/>
     <w:pPr>
       <w:keepNext/>
       <w:keepLines/>
@@ -5270,18 +5411,19 @@
       <w:outlineLvl w:val="5"/>
     </w:pPr>
     <w:rPr>
-      <w:rFonts w:ascii="Arial" w:eastAsia="黑体" w:hAnsi="Arial"/>
+      <w:rFonts w:ascii="Arial" w:hAnsi="Arial" w:eastAsia="黑体"/>
       <w:b/>
       <w:sz w:val="24"/>
     </w:rPr>
   </w:style>
-  <w:style w:type="paragraph" w:styleId="Heading7">
+  <w:style w:type="paragraph" w:styleId="8">
     <w:name w:val="heading 7"/>
-    <w:basedOn w:val="Normal"/>
-    <w:next w:val="Normal"/>
+    <w:basedOn w:val="1"/>
+    <w:next w:val="1"/>
     <w:semiHidden/>
     <w:unhideWhenUsed/>
     <w:qFormat/>
+    <w:uiPriority w:val="0"/>
     <w:pPr>
       <w:keepNext/>
       <w:keepLines/>
@@ -5298,13 +5440,14 @@
       <w:sz w:val="24"/>
     </w:rPr>
   </w:style>
-  <w:style w:type="paragraph" w:styleId="Heading8">
+  <w:style w:type="paragraph" w:styleId="9">
     <w:name w:val="heading 8"/>
-    <w:basedOn w:val="Normal"/>
-    <w:next w:val="Normal"/>
+    <w:basedOn w:val="1"/>
+    <w:next w:val="1"/>
     <w:semiHidden/>
     <w:unhideWhenUsed/>
     <w:qFormat/>
+    <w:uiPriority w:val="0"/>
     <w:pPr>
       <w:keepNext/>
       <w:keepLines/>
@@ -5317,17 +5460,18 @@
       <w:outlineLvl w:val="7"/>
     </w:pPr>
     <w:rPr>
-      <w:rFonts w:ascii="Arial" w:eastAsia="黑体" w:hAnsi="Arial"/>
+      <w:rFonts w:ascii="Arial" w:hAnsi="Arial" w:eastAsia="黑体"/>
       <w:sz w:val="24"/>
     </w:rPr>
   </w:style>
-  <w:style w:type="paragraph" w:styleId="Heading9">
+  <w:style w:type="paragraph" w:styleId="10">
     <w:name w:val="heading 9"/>
-    <w:basedOn w:val="Normal"/>
-    <w:next w:val="Normal"/>
+    <w:basedOn w:val="1"/>
+    <w:next w:val="1"/>
     <w:semiHidden/>
     <w:unhideWhenUsed/>
     <w:qFormat/>
+    <w:uiPriority w:val="0"/>
     <w:pPr>
       <w:keepNext/>
       <w:keepLines/>
@@ -5340,19 +5484,21 @@
       <w:outlineLvl w:val="8"/>
     </w:pPr>
     <w:rPr>
-      <w:rFonts w:ascii="Arial" w:eastAsia="黑体" w:hAnsi="Arial"/>
+      <w:rFonts w:ascii="Arial" w:hAnsi="Arial" w:eastAsia="黑体"/>
       <w:sz w:val="21"/>
     </w:rPr>
   </w:style>
-  <w:style w:type="character" w:default="1" w:styleId="DefaultParagraphFont">
+  <w:style w:type="character" w:default="1" w:styleId="22">
     <w:name w:val="Default Paragraph Font"/>
     <w:semiHidden/>
     <w:qFormat/>
+    <w:uiPriority w:val="0"/>
   </w:style>
-  <w:style w:type="table" w:default="1" w:styleId="TableNormal">
+  <w:style w:type="table" w:default="1" w:styleId="20">
     <w:name w:val="Normal Table"/>
     <w:semiHidden/>
     <w:qFormat/>
+    <w:uiPriority w:val="0"/>
     <w:tblPr>
       <w:tblCellMar>
         <w:top w:w="0" w:type="dxa"/>
@@ -5362,39 +5508,43 @@
       </w:tblCellMar>
     </w:tblPr>
   </w:style>
-  <w:style w:type="paragraph" w:styleId="CommentText">
+  <w:style w:type="paragraph" w:styleId="11">
     <w:name w:val="annotation text"/>
-    <w:basedOn w:val="Normal"/>
+    <w:basedOn w:val="1"/>
     <w:qFormat/>
+    <w:uiPriority w:val="0"/>
     <w:pPr>
       <w:jc w:val="left"/>
     </w:pPr>
   </w:style>
-  <w:style w:type="paragraph" w:styleId="BodyText">
+  <w:style w:type="paragraph" w:styleId="12">
     <w:name w:val="Body Text"/>
-    <w:basedOn w:val="Normal"/>
+    <w:basedOn w:val="1"/>
     <w:semiHidden/>
     <w:qFormat/>
+    <w:uiPriority w:val="0"/>
     <w:rPr>
-      <w:rFonts w:ascii="Arial" w:eastAsia="Arial" w:hAnsi="Arial" w:cs="Arial"/>
+      <w:rFonts w:ascii="Arial" w:hAnsi="Arial" w:eastAsia="Arial" w:cs="Arial"/>
       <w:sz w:val="21"/>
       <w:szCs w:val="21"/>
       <w:lang w:val="en-US" w:eastAsia="en-US" w:bidi="ar-SA"/>
     </w:rPr>
   </w:style>
-  <w:style w:type="paragraph" w:styleId="TOC3">
+  <w:style w:type="paragraph" w:styleId="13">
     <w:name w:val="toc 3"/>
-    <w:basedOn w:val="Normal"/>
-    <w:next w:val="Normal"/>
+    <w:basedOn w:val="1"/>
+    <w:next w:val="1"/>
     <w:qFormat/>
+    <w:uiPriority w:val="0"/>
     <w:pPr>
       <w:ind w:left="840" w:leftChars="400"/>
     </w:pPr>
   </w:style>
-  <w:style w:type="paragraph" w:styleId="Footer">
+  <w:style w:type="paragraph" w:styleId="14">
     <w:name w:val="footer"/>
-    <w:basedOn w:val="Normal"/>
+    <w:basedOn w:val="1"/>
     <w:qFormat/>
+    <w:uiPriority w:val="0"/>
     <w:pPr>
       <w:tabs>
         <w:tab w:val="center" w:pos="4153"/>
@@ -5407,16 +5557,17 @@
       <w:sz w:val="18"/>
     </w:rPr>
   </w:style>
-  <w:style w:type="paragraph" w:styleId="Header">
+  <w:style w:type="paragraph" w:styleId="15">
     <w:name w:val="header"/>
-    <w:basedOn w:val="Normal"/>
+    <w:basedOn w:val="1"/>
     <w:qFormat/>
+    <w:uiPriority w:val="0"/>
     <w:pPr>
       <w:pBdr>
-        <w:top w:val="nil"/>
-        <w:left w:val="nil"/>
-        <w:bottom w:val="nil"/>
-        <w:right w:val="nil"/>
+        <w:top w:val="none" w:color="auto" w:sz="0" w:space="0"/>
+        <w:left w:val="none" w:color="auto" w:sz="0" w:space="0"/>
+        <w:bottom w:val="none" w:color="auto" w:sz="0" w:space="0"/>
+        <w:right w:val="none" w:color="auto" w:sz="0" w:space="0"/>
       </w:pBdr>
       <w:tabs>
         <w:tab w:val="center" w:pos="4153"/>
@@ -5431,37 +5582,41 @@
       <w:sz w:val="18"/>
     </w:rPr>
   </w:style>
-  <w:style w:type="paragraph" w:styleId="TOC1">
+  <w:style w:type="paragraph" w:styleId="16">
     <w:name w:val="toc 1"/>
-    <w:basedOn w:val="Normal"/>
-    <w:next w:val="Normal"/>
+    <w:basedOn w:val="1"/>
+    <w:next w:val="1"/>
     <w:qFormat/>
+    <w:uiPriority w:val="0"/>
     <w:rPr>
-      <w:rFonts w:ascii="Arial" w:eastAsia="Microsoft JhengHei" w:hAnsi="Arial"/>
+      <w:rFonts w:ascii="Arial" w:hAnsi="Arial" w:eastAsia="Microsoft JhengHei"/>
       <w:sz w:val="24"/>
     </w:rPr>
   </w:style>
-  <w:style w:type="paragraph" w:styleId="TOC2">
+  <w:style w:type="paragraph" w:styleId="17">
     <w:name w:val="toc 2"/>
-    <w:basedOn w:val="Normal"/>
-    <w:next w:val="Normal"/>
+    <w:basedOn w:val="1"/>
+    <w:next w:val="1"/>
     <w:qFormat/>
+    <w:uiPriority w:val="0"/>
     <w:pPr>
       <w:ind w:left="420" w:leftChars="200"/>
     </w:pPr>
   </w:style>
-  <w:style w:type="paragraph" w:styleId="NormalWeb">
+  <w:style w:type="paragraph" w:styleId="18">
     <w:name w:val="Normal (Web)"/>
-    <w:basedOn w:val="Normal"/>
+    <w:basedOn w:val="1"/>
     <w:qFormat/>
+    <w:uiPriority w:val="0"/>
     <w:rPr>
       <w:sz w:val="24"/>
     </w:rPr>
   </w:style>
-  <w:style w:type="paragraph" w:styleId="Title">
+  <w:style w:type="paragraph" w:styleId="19">
     <w:name w:val="Title"/>
-    <w:basedOn w:val="Normal"/>
+    <w:basedOn w:val="1"/>
     <w:qFormat/>
+    <w:uiPriority w:val="0"/>
     <w:pPr>
       <w:spacing w:before="240" w:beforeLines="0" w:beforeAutospacing="0" w:after="60" w:afterLines="0" w:afterAutospacing="0"/>
       <w:jc w:val="center"/>
@@ -5473,68 +5628,73 @@
       <w:sz w:val="32"/>
     </w:rPr>
   </w:style>
-  <w:style w:type="table" w:styleId="TableGrid">
+  <w:style w:type="table" w:styleId="21">
     <w:name w:val="Table Grid"/>
-    <w:basedOn w:val="TableNormal"/>
+    <w:basedOn w:val="20"/>
     <w:qFormat/>
+    <w:uiPriority w:val="0"/>
     <w:pPr>
       <w:widowControl w:val="0"/>
       <w:jc w:val="both"/>
     </w:pPr>
     <w:tblPr>
       <w:tblBorders>
-        <w:top w:val="single" w:sz="4" w:space="0" w:color="auto"/>
-        <w:left w:val="single" w:sz="4" w:space="0" w:color="auto"/>
-        <w:bottom w:val="single" w:sz="4" w:space="0" w:color="auto"/>
-        <w:right w:val="single" w:sz="4" w:space="0" w:color="auto"/>
-        <w:insideH w:val="single" w:sz="4" w:space="0" w:color="auto"/>
-        <w:insideV w:val="single" w:sz="4" w:space="0" w:color="auto"/>
+        <w:top w:val="single" w:color="auto" w:sz="4" w:space="0"/>
+        <w:left w:val="single" w:color="auto" w:sz="4" w:space="0"/>
+        <w:bottom w:val="single" w:color="auto" w:sz="4" w:space="0"/>
+        <w:right w:val="single" w:color="auto" w:sz="4" w:space="0"/>
+        <w:insideH w:val="single" w:color="auto" w:sz="4" w:space="0"/>
+        <w:insideV w:val="single" w:color="auto" w:sz="4" w:space="0"/>
       </w:tblBorders>
     </w:tblPr>
   </w:style>
-  <w:style w:type="character" w:styleId="Strong">
+  <w:style w:type="character" w:styleId="23">
     <w:name w:val="Strong"/>
-    <w:basedOn w:val="DefaultParagraphFont"/>
+    <w:basedOn w:val="22"/>
     <w:qFormat/>
+    <w:uiPriority w:val="0"/>
     <w:rPr>
       <w:b/>
     </w:rPr>
   </w:style>
-  <w:style w:type="paragraph" w:customStyle="1" w:styleId="a">
+  <w:style w:type="paragraph" w:customStyle="1" w:styleId="24">
     <w:name w:val="柴_公司名"/>
-    <w:basedOn w:val="Title"/>
+    <w:basedOn w:val="19"/>
     <w:qFormat/>
+    <w:uiPriority w:val="0"/>
     <w:pPr>
       <w:spacing w:after="600" w:afterLines="600"/>
     </w:pPr>
     <w:rPr>
-      <w:rFonts w:ascii="宋体" w:eastAsia="宋体" w:hAnsi="宋体" w:cs="宋体" w:hint="eastAsia"/>
+      <w:rFonts w:hint="eastAsia" w:ascii="宋体" w:hAnsi="宋体" w:eastAsia="宋体" w:cs="宋体"/>
       <w:bCs/>
       <w:spacing w:val="-6"/>
       <w:sz w:val="52"/>
       <w:szCs w:val="52"/>
     </w:rPr>
   </w:style>
-  <w:style w:type="paragraph" w:customStyle="1" w:styleId="a0">
+  <w:style w:type="paragraph" w:customStyle="1" w:styleId="25">
     <w:name w:val="柴_文档名"/>
-    <w:basedOn w:val="Title"/>
+    <w:basedOn w:val="19"/>
     <w:qFormat/>
+    <w:uiPriority w:val="0"/>
     <w:pPr>
       <w:spacing w:after="900" w:afterLines="900"/>
     </w:pPr>
     <w:rPr>
-      <w:rFonts w:ascii="黑体" w:eastAsia="黑体" w:hAnsi="黑体" w:cs="黑体"/>
+      <w:rFonts w:ascii="黑体" w:hAnsi="黑体" w:eastAsia="黑体" w:cs="黑体"/>
       <w:bCs/>
       <w:spacing w:val="-7"/>
       <w:sz w:val="52"/>
       <w:szCs w:val="52"/>
     </w:rPr>
   </w:style>
-  <w:style w:type="table" w:customStyle="1" w:styleId="TableNormal0">
+  <w:style w:type="table" w:customStyle="1" w:styleId="26">
     <w:name w:val="Table Normal_0"/>
     <w:semiHidden/>
     <w:unhideWhenUsed/>
     <w:qFormat/>
+    <w:uiPriority w:val="0"/>
     <w:tblPr>
       <w:tblCellMar>
         <w:top w:w="0" w:type="dxa"/>
@@ -5544,81 +5704,87 @@
       </w:tblCellMar>
     </w:tblPr>
   </w:style>
-  <w:style w:type="paragraph" w:customStyle="1" w:styleId="TableText">
+  <w:style w:type="paragraph" w:customStyle="1" w:styleId="27">
     <w:name w:val="Table Text"/>
-    <w:basedOn w:val="Normal"/>
+    <w:basedOn w:val="1"/>
     <w:semiHidden/>
     <w:qFormat/>
+    <w:uiPriority w:val="0"/>
     <w:rPr>
-      <w:rFonts w:ascii="宋体" w:eastAsia="宋体" w:hAnsi="宋体" w:cs="宋体"/>
+      <w:rFonts w:ascii="宋体" w:hAnsi="宋体" w:eastAsia="宋体" w:cs="宋体"/>
       <w:sz w:val="21"/>
       <w:szCs w:val="21"/>
       <w:lang w:val="en-US" w:eastAsia="en-US" w:bidi="ar-SA"/>
     </w:rPr>
   </w:style>
-  <w:style w:type="paragraph" w:customStyle="1" w:styleId="1">
+  <w:style w:type="paragraph" w:customStyle="1" w:styleId="28">
     <w:name w:val="柴_标题1"/>
-    <w:basedOn w:val="Heading1"/>
-    <w:next w:val="a1"/>
-    <w:link w:val="1Char"/>
+    <w:basedOn w:val="2"/>
+    <w:next w:val="29"/>
+    <w:link w:val="38"/>
     <w:qFormat/>
+    <w:uiPriority w:val="0"/>
     <w:pPr>
       <w:spacing w:before="100" w:after="90" w:line="360" w:lineRule="auto"/>
     </w:pPr>
     <w:rPr>
-      <w:rFonts w:ascii="Arial" w:eastAsia="宋体" w:hAnsi="Arial"/>
+      <w:rFonts w:ascii="Arial" w:hAnsi="Arial" w:eastAsia="宋体"/>
       <w:sz w:val="32"/>
     </w:rPr>
   </w:style>
-  <w:style w:type="paragraph" w:customStyle="1" w:styleId="a1">
+  <w:style w:type="paragraph" w:customStyle="1" w:styleId="29">
     <w:name w:val="柴_正文"/>
-    <w:basedOn w:val="BodyText"/>
-    <w:link w:val="Char"/>
+    <w:basedOn w:val="12"/>
+    <w:link w:val="42"/>
     <w:qFormat/>
+    <w:uiPriority w:val="0"/>
     <w:pPr>
       <w:spacing w:line="360" w:lineRule="auto"/>
       <w:ind w:firstLine="470" w:firstLineChars="200"/>
     </w:pPr>
     <w:rPr>
-      <w:rFonts w:ascii="Arial" w:eastAsia="宋体" w:hAnsi="Arial"/>
+      <w:rFonts w:ascii="Arial" w:hAnsi="Arial" w:eastAsia="宋体"/>
       <w:sz w:val="24"/>
       <w:lang w:eastAsia="zh-CN"/>
     </w:rPr>
   </w:style>
-  <w:style w:type="paragraph" w:customStyle="1" w:styleId="2">
+  <w:style w:type="paragraph" w:customStyle="1" w:styleId="30">
     <w:name w:val="柴_标题2"/>
-    <w:basedOn w:val="Heading2"/>
-    <w:next w:val="a1"/>
+    <w:basedOn w:val="3"/>
+    <w:next w:val="29"/>
     <w:qFormat/>
+    <w:uiPriority w:val="0"/>
     <w:pPr>
       <w:spacing w:line="360" w:lineRule="auto"/>
     </w:pPr>
     <w:rPr>
-      <w:rFonts w:ascii="Arial" w:eastAsia="宋体" w:hAnsi="Arial"/>
+      <w:rFonts w:ascii="Arial" w:hAnsi="Arial" w:eastAsia="宋体"/>
       <w:sz w:val="28"/>
     </w:rPr>
   </w:style>
-  <w:style w:type="paragraph" w:customStyle="1" w:styleId="3">
+  <w:style w:type="paragraph" w:customStyle="1" w:styleId="31">
     <w:name w:val="柴_标题3"/>
-    <w:basedOn w:val="Heading3"/>
-    <w:next w:val="a1"/>
+    <w:basedOn w:val="4"/>
+    <w:next w:val="29"/>
     <w:qFormat/>
+    <w:uiPriority w:val="0"/>
     <w:pPr>
       <w:spacing w:line="360" w:lineRule="auto"/>
       <w:ind w:left="0" w:firstLine="472" w:firstLineChars="200"/>
     </w:pPr>
     <w:rPr>
-      <w:rFonts w:ascii="宋体" w:eastAsia="宋体" w:hAnsi="宋体" w:cs="宋体"/>
+      <w:rFonts w:ascii="宋体" w:hAnsi="宋体" w:eastAsia="宋体" w:cs="宋体"/>
       <w:spacing w:val="-2"/>
       <w:sz w:val="24"/>
       <w:szCs w:val="24"/>
     </w:rPr>
   </w:style>
-  <w:style w:type="paragraph" w:customStyle="1" w:styleId="a2">
+  <w:style w:type="paragraph" w:customStyle="1" w:styleId="32">
     <w:name w:val="柴_目录"/>
-    <w:basedOn w:val="Normal"/>
-    <w:next w:val="BodyText"/>
+    <w:basedOn w:val="1"/>
+    <w:next w:val="12"/>
     <w:qFormat/>
+    <w:uiPriority w:val="0"/>
     <w:pPr>
       <w:tabs>
         <w:tab w:val="right" w:leader="dot" w:pos="8442"/>
@@ -5626,59 +5792,64 @@
       <w:ind w:left="0" w:leftChars="0"/>
     </w:pPr>
     <w:rPr>
-      <w:rFonts w:ascii="Arial" w:eastAsia="Microsoft JhengHei" w:hAnsi="Arial"/>
+      <w:rFonts w:ascii="Arial" w:hAnsi="Arial" w:eastAsia="Microsoft JhengHei"/>
       <w:sz w:val="24"/>
     </w:rPr>
   </w:style>
-  <w:style w:type="paragraph" w:customStyle="1" w:styleId="WPSOffice1">
+  <w:style w:type="paragraph" w:customStyle="1" w:styleId="33">
     <w:name w:val="WPSOffice手动目录 1"/>
     <w:qFormat/>
+    <w:uiPriority w:val="0"/>
     <w:pPr>
       <w:ind w:leftChars="0"/>
     </w:pPr>
     <w:rPr>
-      <w:rFonts w:ascii="Times New Roman" w:eastAsia="宋体" w:hAnsi="Times New Roman" w:cs="Times New Roman"/>
+      <w:rFonts w:ascii="Times New Roman" w:hAnsi="Times New Roman" w:eastAsia="宋体" w:cs="Times New Roman"/>
       <w:sz w:val="20"/>
       <w:szCs w:val="20"/>
     </w:rPr>
   </w:style>
-  <w:style w:type="paragraph" w:customStyle="1" w:styleId="WPSOffice2">
+  <w:style w:type="paragraph" w:customStyle="1" w:styleId="34">
     <w:name w:val="WPSOffice手动目录 2"/>
     <w:qFormat/>
+    <w:uiPriority w:val="0"/>
     <w:pPr>
       <w:ind w:leftChars="200"/>
     </w:pPr>
     <w:rPr>
-      <w:rFonts w:ascii="Times New Roman" w:eastAsia="宋体" w:hAnsi="Times New Roman" w:cs="Times New Roman"/>
+      <w:rFonts w:ascii="Times New Roman" w:hAnsi="Times New Roman" w:eastAsia="宋体" w:cs="Times New Roman"/>
       <w:sz w:val="20"/>
       <w:szCs w:val="20"/>
     </w:rPr>
   </w:style>
-  <w:style w:type="paragraph" w:customStyle="1" w:styleId="WPSOffice3">
+  <w:style w:type="paragraph" w:customStyle="1" w:styleId="35">
     <w:name w:val="WPSOffice手动目录 3"/>
     <w:qFormat/>
+    <w:uiPriority w:val="0"/>
     <w:pPr>
       <w:ind w:leftChars="400"/>
     </w:pPr>
     <w:rPr>
-      <w:rFonts w:ascii="Times New Roman" w:eastAsia="宋体" w:hAnsi="Times New Roman" w:cs="Times New Roman"/>
+      <w:rFonts w:ascii="Times New Roman" w:hAnsi="Times New Roman" w:eastAsia="宋体" w:cs="Times New Roman"/>
       <w:sz w:val="20"/>
       <w:szCs w:val="20"/>
     </w:rPr>
   </w:style>
-  <w:style w:type="paragraph" w:customStyle="1" w:styleId="Compact">
+  <w:style w:type="paragraph" w:customStyle="1" w:styleId="36">
     <w:name w:val="Compact"/>
-    <w:basedOn w:val="BodyText"/>
+    <w:basedOn w:val="12"/>
     <w:qFormat/>
+    <w:uiPriority w:val="0"/>
     <w:pPr>
       <w:spacing w:before="36" w:after="36"/>
     </w:pPr>
   </w:style>
-  <w:style w:type="table" w:customStyle="1" w:styleId="Table">
+  <w:style w:type="table" w:customStyle="1" w:styleId="37">
     <w:name w:val="Table"/>
     <w:semiHidden/>
     <w:unhideWhenUsed/>
     <w:qFormat/>
+    <w:uiPriority w:val="0"/>
     <w:tblPr>
       <w:tblCellMar>
         <w:top w:w="0" w:type="dxa"/>
@@ -5690,26 +5861,28 @@
     <w:tblStylePr w:type="firstRow">
       <w:tcPr>
         <w:tcBorders>
-          <w:bottom w:val="single" w:sz="0" w:space="0" w:color="auto"/>
+          <w:bottom w:val="single" w:color="auto" w:sz="0" w:space="0"/>
         </w:tcBorders>
         <w:vAlign w:val="bottom"/>
       </w:tcPr>
     </w:tblStylePr>
   </w:style>
-  <w:style w:type="character" w:customStyle="1" w:styleId="1Char">
+  <w:style w:type="character" w:customStyle="1" w:styleId="38">
     <w:name w:val="柴_标题1 Char"/>
-    <w:link w:val="1"/>
+    <w:link w:val="28"/>
     <w:qFormat/>
+    <w:uiPriority w:val="0"/>
     <w:rPr>
-      <w:rFonts w:ascii="Arial" w:eastAsia="宋体" w:hAnsi="Arial"/>
+      <w:rFonts w:ascii="Arial" w:hAnsi="Arial" w:eastAsia="宋体"/>
       <w:sz w:val="32"/>
     </w:rPr>
   </w:style>
-  <w:style w:type="table" w:customStyle="1" w:styleId="TableNormal1">
+  <w:style w:type="table" w:customStyle="1" w:styleId="39">
     <w:name w:val="Table Normal_1"/>
     <w:semiHidden/>
     <w:unhideWhenUsed/>
     <w:qFormat/>
+    <w:uiPriority w:val="0"/>
     <w:tblPr>
       <w:tblCellMar>
         <w:top w:w="0" w:type="dxa"/>
@@ -5719,10 +5892,11 @@
       </w:tblCellMar>
     </w:tblPr>
   </w:style>
-  <w:style w:type="paragraph" w:customStyle="1" w:styleId="a3">
+  <w:style w:type="paragraph" w:customStyle="1" w:styleId="40">
     <w:name w:val="柴_正文_无缩进"/>
-    <w:basedOn w:val="Normal"/>
+    <w:basedOn w:val="1"/>
     <w:qFormat/>
+    <w:uiPriority w:val="0"/>
     <w:pPr>
       <w:ind w:firstLine="0" w:firstLineChars="0"/>
     </w:pPr>
@@ -5732,29 +5906,31 @@
       <w:lang w:eastAsia="zh-CN"/>
     </w:rPr>
   </w:style>
-  <w:style w:type="paragraph" w:customStyle="1" w:styleId="4">
+  <w:style w:type="paragraph" w:customStyle="1" w:styleId="41">
     <w:name w:val="柴_标题4"/>
-    <w:basedOn w:val="Heading4"/>
-    <w:next w:val="Normal"/>
+    <w:basedOn w:val="5"/>
+    <w:next w:val="1"/>
     <w:qFormat/>
+    <w:uiPriority w:val="0"/>
     <w:pPr>
       <w:widowControl w:val="0"/>
       <w:spacing w:before="160" w:line="360" w:lineRule="auto"/>
-      <w:ind w:left="981" w:hanging="862" w:leftChars="300"/>
+      <w:ind w:left="981" w:leftChars="300" w:hanging="862"/>
     </w:pPr>
     <w:rPr>
-      <w:rFonts w:ascii="Calibri" w:eastAsia="宋体" w:hAnsi="Calibri" w:cs="宋体" w:hint="eastAsia"/>
+      <w:rFonts w:hint="eastAsia" w:ascii="Calibri" w:hAnsi="Calibri" w:eastAsia="宋体" w:cs="宋体"/>
       <w:sz w:val="24"/>
       <w:szCs w:val="24"/>
       <w:lang w:eastAsia="zh-CN" w:bidi="zh-CN"/>
     </w:rPr>
   </w:style>
-  <w:style w:type="character" w:customStyle="1" w:styleId="Char">
+  <w:style w:type="character" w:customStyle="1" w:styleId="42">
     <w:name w:val="柴_正文 Char"/>
-    <w:link w:val="a1"/>
+    <w:link w:val="29"/>
     <w:qFormat/>
+    <w:uiPriority w:val="0"/>
     <w:rPr>
-      <w:rFonts w:ascii="Arial" w:eastAsia="宋体" w:hAnsi="Arial"/>
+      <w:rFonts w:ascii="Arial" w:hAnsi="Arial" w:eastAsia="宋体"/>
       <w:sz w:val="24"/>
       <w:lang w:eastAsia="zh-CN"/>
     </w:rPr>
